--- a/Edgar_Israel_Gonzalez_Salgado.docx
+++ b/Edgar_Israel_Gonzalez_Salgado.docx
@@ -862,17 +862,7 @@
                                 <w:sz w:val="24"/>
                                 <w:szCs w:val="24"/>
                               </w:rPr>
-                              <w:t>Senior Full Stack Enginee</w:t>
-                            </w:r>
-                            <w:r>
-                              <w:rPr>
-                                <w:rFonts w:ascii="Raleway SemiBold" w:hAnsi="Raleway SemiBold"/>
-                                <w:color w:val="414042"/>
-                                <w:spacing w:val="38"/>
-                                <w:sz w:val="24"/>
-                                <w:szCs w:val="24"/>
-                              </w:rPr>
-                              <w:t>r</w:t>
+                              <w:t>Desarrollador / Arquitecto de soluciones</w:t>
                             </w:r>
                           </w:p>
                         </w:txbxContent>
@@ -894,11 +884,7 @@
           </mc:Choice>
           <mc:Fallback>
             <w:pict>
-              <v:shapetype w14:anchorId="181C75FA" id="_x0000_t202" coordsize="21600,21600" o:spt="202" path="m,l,21600r21600,l21600,xe">
-                <v:stroke joinstyle="miter"/>
-                <v:path gradientshapeok="t" o:connecttype="rect"/>
-              </v:shapetype>
-              <v:shape id="Cuadro de texto 44" o:spid="_x0000_s1027" type="#_x0000_t202" style="position:absolute;margin-left:221.25pt;margin-top:7.2pt;width:357pt;height:21.05pt;z-index:251730944;visibility:visible;mso-wrap-style:square;mso-width-percent:0;mso-wrap-distance-left:9pt;mso-wrap-distance-top:0;mso-wrap-distance-right:9pt;mso-wrap-distance-bottom:0;mso-position-horizontal:absolute;mso-position-horizontal-relative:text;mso-position-vertical:absolute;mso-position-vertical-relative:text;mso-width-percent:0;mso-width-relative:margin;v-text-anchor:top" o:gfxdata="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" filled="f" stroked="f" strokeweight=".5pt">
+              <v:shape w14:anchorId="181C75FA" id="Cuadro de texto 44" o:spid="_x0000_s1027" type="#_x0000_t202" style="position:absolute;margin-left:221.25pt;margin-top:7.2pt;width:357pt;height:21.05pt;z-index:251730944;visibility:visible;mso-wrap-style:square;mso-width-percent:0;mso-wrap-distance-left:9pt;mso-wrap-distance-top:0;mso-wrap-distance-right:9pt;mso-wrap-distance-bottom:0;mso-position-horizontal:absolute;mso-position-horizontal-relative:text;mso-position-vertical:absolute;mso-position-vertical-relative:text;mso-width-percent:0;mso-width-relative:margin;v-text-anchor:top" o:gfxdata="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" filled="f" stroked="f" strokeweight=".5pt">
                 <v:textbox inset="0,0,0,0">
                   <w:txbxContent>
                     <w:p>
@@ -919,17 +905,7 @@
                           <w:sz w:val="24"/>
                           <w:szCs w:val="24"/>
                         </w:rPr>
-                        <w:t>Senior Full Stack Enginee</w:t>
-                      </w:r>
-                      <w:r>
-                        <w:rPr>
-                          <w:rFonts w:ascii="Raleway SemiBold" w:hAnsi="Raleway SemiBold"/>
-                          <w:color w:val="414042"/>
-                          <w:spacing w:val="38"/>
-                          <w:sz w:val="24"/>
-                          <w:szCs w:val="24"/>
-                        </w:rPr>
-                        <w:t>r</w:t>
+                        <w:t>Desarrollador / Arquitecto de soluciones</w:t>
                       </w:r>
                     </w:p>
                   </w:txbxContent>
@@ -1529,7 +1505,7 @@
                                 <w:szCs w:val="20"/>
                                 <w:lang w:val="es-MX"/>
                               </w:rPr>
-                              <w:t xml:space="preserve">Desarrollador, </w:t>
+                              <w:t xml:space="preserve">Desarrollador / Arquitecto de </w:t>
                             </w:r>
                             <w:r>
                               <w:rPr>
@@ -1539,7 +1515,27 @@
                                 <w:szCs w:val="20"/>
                                 <w:lang w:val="es-MX"/>
                               </w:rPr>
-                              <w:t>especializado en ofrecer soluciones tecnológicas de alta calidad mediante el desarrollo de software. Resolviendo problemas complejos en diversas plataformas y dominios, utilizo múltiples lenguajes de programación. Mi enfoque en la gestión y organización, junto con mis habilidades técnicas, me permite involucrarme en distintas áreas tecnológicas y contribuir con precisión y eficiencia en cada etapa del desarrollo. Cuento con 11 años de experiencia en el campo.</w:t>
+                              <w:t>soluciones,</w:t>
+                            </w:r>
+                            <w:r>
+                              <w:rPr>
+                                <w:rFonts w:ascii="Raleway" w:hAnsi="Raleway"/>
+                                <w:color w:val="414042"/>
+                                <w:sz w:val="20"/>
+                                <w:szCs w:val="20"/>
+                                <w:lang w:val="es-MX"/>
+                              </w:rPr>
+                              <w:t xml:space="preserve"> </w:t>
+                            </w:r>
+                            <w:r>
+                              <w:rPr>
+                                <w:rFonts w:ascii="Raleway" w:hAnsi="Raleway"/>
+                                <w:color w:val="414042"/>
+                                <w:sz w:val="20"/>
+                                <w:szCs w:val="20"/>
+                                <w:lang w:val="es-MX"/>
+                              </w:rPr>
+                              <w:t>especializado en ofrecer soluciones tecnológicas de alta calidad. Resolviendo problemas complejos en diversas plataformas y dominios, utilizo múltiples lenguajes de programación. Mi enfoque en la gestión y organización, junto con mis habilidades técnicas, me permite involucrarme en distintas áreas tecnológicas y contribuir con precisión y eficiencia en cada etapa del desarrollo. Cuento con 11 años de experiencia en el campo.</w:t>
                             </w:r>
                           </w:p>
                           <w:p>
@@ -1629,7 +1625,6 @@
                                 <w:lang w:val="es-MX"/>
                               </w:rPr>
                             </w:pPr>
-                            <w:proofErr w:type="spellStart"/>
                             <w:r>
                               <w:rPr>
                                 <w:rFonts w:ascii="Raleway" w:hAnsi="Raleway"/>
@@ -1639,102 +1634,18 @@
                                 <w:szCs w:val="20"/>
                                 <w:lang w:val="es-MX"/>
                               </w:rPr>
-                              <w:t>Frontend</w:t>
-                            </w:r>
-                            <w:proofErr w:type="spellEnd"/>
-                            <w:r>
-                              <w:rPr>
-                                <w:rFonts w:ascii="Raleway" w:hAnsi="Raleway"/>
-                                <w:b/>
+                              <w:t>Frontend:</w:t>
+                            </w:r>
+                            <w:r>
+                              <w:rPr>
+                                <w:rFonts w:ascii="Raleway" w:hAnsi="Raleway"/>
+                                <w:bCs/>
                                 <w:color w:val="414042"/>
                                 <w:sz w:val="20"/>
                                 <w:szCs w:val="20"/>
                                 <w:lang w:val="es-MX"/>
                               </w:rPr>
-                              <w:t>:</w:t>
-                            </w:r>
-                            <w:r>
-                              <w:rPr>
-                                <w:rFonts w:ascii="Raleway" w:hAnsi="Raleway"/>
-                                <w:bCs/>
-                                <w:color w:val="414042"/>
-                                <w:sz w:val="20"/>
-                                <w:szCs w:val="20"/>
-                                <w:lang w:val="es-MX"/>
-                              </w:rPr>
-                              <w:t xml:space="preserve"> </w:t>
-                            </w:r>
-                            <w:proofErr w:type="spellStart"/>
-                            <w:r>
-                              <w:rPr>
-                                <w:rFonts w:ascii="Raleway" w:hAnsi="Raleway"/>
-                                <w:bCs/>
-                                <w:color w:val="414042"/>
-                                <w:sz w:val="20"/>
-                                <w:szCs w:val="20"/>
-                                <w:lang w:val="es-MX"/>
-                              </w:rPr>
-                              <w:t>Frontend</w:t>
-                            </w:r>
-                            <w:proofErr w:type="spellEnd"/>
-                            <w:r>
-                              <w:rPr>
-                                <w:rFonts w:ascii="Raleway" w:hAnsi="Raleway"/>
-                                <w:bCs/>
-                                <w:color w:val="414042"/>
-                                <w:sz w:val="20"/>
-                                <w:szCs w:val="20"/>
-                                <w:lang w:val="es-MX"/>
-                              </w:rPr>
-                              <w:t xml:space="preserve">: HTML5, CSS3: Maquetación, Responsive Web </w:t>
-                            </w:r>
-                            <w:proofErr w:type="spellStart"/>
-                            <w:r>
-                              <w:rPr>
-                                <w:rFonts w:ascii="Raleway" w:hAnsi="Raleway"/>
-                                <w:bCs/>
-                                <w:color w:val="414042"/>
-                                <w:sz w:val="20"/>
-                                <w:szCs w:val="20"/>
-                                <w:lang w:val="es-MX"/>
-                              </w:rPr>
-                              <w:t>Design</w:t>
-                            </w:r>
-                            <w:proofErr w:type="spellEnd"/>
-                            <w:r>
-                              <w:rPr>
-                                <w:rFonts w:ascii="Raleway" w:hAnsi="Raleway"/>
-                                <w:bCs/>
-                                <w:color w:val="414042"/>
-                                <w:sz w:val="20"/>
-                                <w:szCs w:val="20"/>
-                                <w:lang w:val="es-MX"/>
-                              </w:rPr>
-                              <w:t xml:space="preserve">, </w:t>
-                            </w:r>
-                            <w:proofErr w:type="spellStart"/>
-                            <w:r>
-                              <w:rPr>
-                                <w:rFonts w:ascii="Raleway" w:hAnsi="Raleway"/>
-                                <w:bCs/>
-                                <w:color w:val="414042"/>
-                                <w:sz w:val="20"/>
-                                <w:szCs w:val="20"/>
-                                <w:lang w:val="es-MX"/>
-                              </w:rPr>
-                              <w:t>Javascript</w:t>
-                            </w:r>
-                            <w:proofErr w:type="spellEnd"/>
-                            <w:r>
-                              <w:rPr>
-                                <w:rFonts w:ascii="Raleway" w:hAnsi="Raleway"/>
-                                <w:bCs/>
-                                <w:color w:val="414042"/>
-                                <w:sz w:val="20"/>
-                                <w:szCs w:val="20"/>
-                                <w:lang w:val="es-MX"/>
-                              </w:rPr>
-                              <w:t xml:space="preserve"> (Diferentes librerías), Angular 8, Angular 12</w:t>
+                              <w:t xml:space="preserve"> Frontend: HTML5, CSS3: Maquetación, Responsive Web Design, Javascript (Diferentes librerías), Angular 8, Angular 12</w:t>
                             </w:r>
                           </w:p>
                           <w:p>
@@ -1770,55 +1681,7 @@
                                 <w:szCs w:val="20"/>
                                 <w:lang w:val="es-MX"/>
                               </w:rPr>
-                              <w:t xml:space="preserve"> </w:t>
-                            </w:r>
-                            <w:proofErr w:type="spellStart"/>
-                            <w:r>
-                              <w:rPr>
-                                <w:rFonts w:ascii="Raleway" w:hAnsi="Raleway"/>
-                                <w:bCs/>
-                                <w:color w:val="414042"/>
-                                <w:sz w:val="20"/>
-                                <w:szCs w:val="20"/>
-                                <w:lang w:val="es-MX"/>
-                              </w:rPr>
-                              <w:t>JFlex</w:t>
-                            </w:r>
-                            <w:proofErr w:type="spellEnd"/>
-                            <w:r>
-                              <w:rPr>
-                                <w:rFonts w:ascii="Raleway" w:hAnsi="Raleway"/>
-                                <w:bCs/>
-                                <w:color w:val="414042"/>
-                                <w:sz w:val="20"/>
-                                <w:szCs w:val="20"/>
-                                <w:lang w:val="es-MX"/>
-                              </w:rPr>
-                              <w:t xml:space="preserve">, Cup, </w:t>
-                            </w:r>
-                            <w:proofErr w:type="spellStart"/>
-                            <w:r>
-                              <w:rPr>
-                                <w:rFonts w:ascii="Raleway" w:hAnsi="Raleway"/>
-                                <w:bCs/>
-                                <w:color w:val="414042"/>
-                                <w:sz w:val="20"/>
-                                <w:szCs w:val="20"/>
-                                <w:lang w:val="es-MX"/>
-                              </w:rPr>
-                              <w:t>JasperReports</w:t>
-                            </w:r>
-                            <w:proofErr w:type="spellEnd"/>
-                            <w:r>
-                              <w:rPr>
-                                <w:rFonts w:ascii="Raleway" w:hAnsi="Raleway"/>
-                                <w:bCs/>
-                                <w:color w:val="414042"/>
-                                <w:sz w:val="20"/>
-                                <w:szCs w:val="20"/>
-                                <w:lang w:val="es-MX"/>
-                              </w:rPr>
-                              <w:t>, Automatización de procesos, desarrollo móvil Android.</w:t>
+                              <w:t xml:space="preserve"> JFlex, Cup, JasperReports, Automatización de procesos, desarrollo móvil Android.</w:t>
                             </w:r>
                           </w:p>
                           <w:p>
@@ -1851,73 +1714,7 @@
                                 <w:sz w:val="20"/>
                                 <w:szCs w:val="20"/>
                               </w:rPr>
-                              <w:t xml:space="preserve"> Spring boot (Hibernate, JPA, Maven, Spring Security), </w:t>
-                            </w:r>
-                            <w:proofErr w:type="spellStart"/>
-                            <w:r>
-                              <w:rPr>
-                                <w:rFonts w:ascii="Raleway" w:hAnsi="Raleway"/>
-                                <w:bCs/>
-                                <w:color w:val="414042"/>
-                                <w:sz w:val="20"/>
-                                <w:szCs w:val="20"/>
-                              </w:rPr>
-                              <w:t>servicios</w:t>
-                            </w:r>
-                            <w:proofErr w:type="spellEnd"/>
-                            <w:r>
-                              <w:rPr>
-                                <w:rFonts w:ascii="Raleway" w:hAnsi="Raleway"/>
-                                <w:bCs/>
-                                <w:color w:val="414042"/>
-                                <w:sz w:val="20"/>
-                                <w:szCs w:val="20"/>
-                              </w:rPr>
-                              <w:t xml:space="preserve"> web (REST, SOAP), </w:t>
-                            </w:r>
-                            <w:proofErr w:type="spellStart"/>
-                            <w:r>
-                              <w:rPr>
-                                <w:rFonts w:ascii="Raleway" w:hAnsi="Raleway"/>
-                                <w:bCs/>
-                                <w:color w:val="414042"/>
-                                <w:sz w:val="20"/>
-                                <w:szCs w:val="20"/>
-                              </w:rPr>
-                              <w:t>microservicios</w:t>
-                            </w:r>
-                            <w:proofErr w:type="spellEnd"/>
-                            <w:r>
-                              <w:rPr>
-                                <w:rFonts w:ascii="Raleway" w:hAnsi="Raleway"/>
-                                <w:bCs/>
-                                <w:color w:val="414042"/>
-                                <w:sz w:val="20"/>
-                                <w:szCs w:val="20"/>
-                              </w:rPr>
-                              <w:t xml:space="preserve"> (</w:t>
-                            </w:r>
-                            <w:proofErr w:type="spellStart"/>
-                            <w:r>
-                              <w:rPr>
-                                <w:rFonts w:ascii="Raleway" w:hAnsi="Raleway"/>
-                                <w:bCs/>
-                                <w:color w:val="414042"/>
-                                <w:sz w:val="20"/>
-                                <w:szCs w:val="20"/>
-                              </w:rPr>
-                              <w:t>MicroProfile</w:t>
-                            </w:r>
-                            <w:proofErr w:type="spellEnd"/>
-                            <w:r>
-                              <w:rPr>
-                                <w:rFonts w:ascii="Raleway" w:hAnsi="Raleway"/>
-                                <w:bCs/>
-                                <w:color w:val="414042"/>
-                                <w:sz w:val="20"/>
-                                <w:szCs w:val="20"/>
-                              </w:rPr>
-                              <w:t>).</w:t>
+                              <w:t xml:space="preserve"> Spring boot (Hibernate, JPA, Maven, Spring Security), servicios web (REST, SOAP), microservicios (MicroProfile).</w:t>
                             </w:r>
                           </w:p>
                           <w:p>
@@ -1964,175 +1761,7 @@
                                 <w:szCs w:val="20"/>
                                 <w:lang w:val="es-MX"/>
                               </w:rPr>
-                              <w:t xml:space="preserve">ASP.NET MVC, </w:t>
-                            </w:r>
-                            <w:proofErr w:type="spellStart"/>
-                            <w:r>
-                              <w:rPr>
-                                <w:rFonts w:ascii="Raleway" w:hAnsi="Raleway"/>
-                                <w:bCs/>
-                                <w:color w:val="414042"/>
-                                <w:sz w:val="20"/>
-                                <w:szCs w:val="20"/>
-                                <w:lang w:val="es-MX"/>
-                              </w:rPr>
-                              <w:t>Entity</w:t>
-                            </w:r>
-                            <w:proofErr w:type="spellEnd"/>
-                            <w:r>
-                              <w:rPr>
-                                <w:rFonts w:ascii="Raleway" w:hAnsi="Raleway"/>
-                                <w:bCs/>
-                                <w:color w:val="414042"/>
-                                <w:sz w:val="20"/>
-                                <w:szCs w:val="20"/>
-                                <w:lang w:val="es-MX"/>
-                              </w:rPr>
-                              <w:t xml:space="preserve"> Framework, web </w:t>
-                            </w:r>
-                            <w:proofErr w:type="spellStart"/>
-                            <w:r>
-                              <w:rPr>
-                                <w:rFonts w:ascii="Raleway" w:hAnsi="Raleway"/>
-                                <w:bCs/>
-                                <w:color w:val="414042"/>
-                                <w:sz w:val="20"/>
-                                <w:szCs w:val="20"/>
-                                <w:lang w:val="es-MX"/>
-                              </w:rPr>
-                              <w:t>services</w:t>
-                            </w:r>
-                            <w:proofErr w:type="spellEnd"/>
-                            <w:r>
-                              <w:rPr>
-                                <w:rFonts w:ascii="Raleway" w:hAnsi="Raleway"/>
-                                <w:bCs/>
-                                <w:color w:val="414042"/>
-                                <w:sz w:val="20"/>
-                                <w:szCs w:val="20"/>
-                                <w:lang w:val="es-MX"/>
-                              </w:rPr>
-                              <w:t xml:space="preserve">, SQL </w:t>
-                            </w:r>
-                            <w:proofErr w:type="spellStart"/>
-                            <w:r>
-                              <w:rPr>
-                                <w:rFonts w:ascii="Raleway" w:hAnsi="Raleway"/>
-                                <w:bCs/>
-                                <w:color w:val="414042"/>
-                                <w:sz w:val="20"/>
-                                <w:szCs w:val="20"/>
-                                <w:lang w:val="es-MX"/>
-                              </w:rPr>
-                              <w:t>Reporting</w:t>
-                            </w:r>
-                            <w:proofErr w:type="spellEnd"/>
-                            <w:r>
-                              <w:rPr>
-                                <w:rFonts w:ascii="Raleway" w:hAnsi="Raleway"/>
-                                <w:bCs/>
-                                <w:color w:val="414042"/>
-                                <w:sz w:val="20"/>
-                                <w:szCs w:val="20"/>
-                                <w:lang w:val="es-MX"/>
-                              </w:rPr>
-                              <w:t xml:space="preserve"> </w:t>
-                            </w:r>
-                            <w:proofErr w:type="spellStart"/>
-                            <w:r>
-                              <w:rPr>
-                                <w:rFonts w:ascii="Raleway" w:hAnsi="Raleway"/>
-                                <w:bCs/>
-                                <w:color w:val="414042"/>
-                                <w:sz w:val="20"/>
-                                <w:szCs w:val="20"/>
-                                <w:lang w:val="es-MX"/>
-                              </w:rPr>
-                              <w:t>Services</w:t>
-                            </w:r>
-                            <w:proofErr w:type="spellEnd"/>
-                            <w:r>
-                              <w:rPr>
-                                <w:rFonts w:ascii="Raleway" w:hAnsi="Raleway"/>
-                                <w:bCs/>
-                                <w:color w:val="414042"/>
-                                <w:sz w:val="20"/>
-                                <w:szCs w:val="20"/>
-                                <w:lang w:val="es-MX"/>
-                              </w:rPr>
-                              <w:t xml:space="preserve">, Aplicaciones de escritorio C#, VB, Automatización de procesos o tareas, Procesos SSIS </w:t>
-                            </w:r>
-                            <w:proofErr w:type="spellStart"/>
-                            <w:r>
-                              <w:rPr>
-                                <w:rFonts w:ascii="Raleway" w:hAnsi="Raleway"/>
-                                <w:bCs/>
-                                <w:color w:val="414042"/>
-                                <w:sz w:val="20"/>
-                                <w:szCs w:val="20"/>
-                                <w:lang w:val="es-MX"/>
-                              </w:rPr>
-                              <w:t>ETLs</w:t>
-                            </w:r>
-                            <w:proofErr w:type="spellEnd"/>
-                            <w:r>
-                              <w:rPr>
-                                <w:rFonts w:ascii="Raleway" w:hAnsi="Raleway"/>
-                                <w:bCs/>
-                                <w:color w:val="414042"/>
-                                <w:sz w:val="20"/>
-                                <w:szCs w:val="20"/>
-                                <w:lang w:val="es-MX"/>
-                              </w:rPr>
-                              <w:t xml:space="preserve">, desarrollo móvil </w:t>
-                            </w:r>
-                            <w:proofErr w:type="spellStart"/>
-                            <w:r>
-                              <w:rPr>
-                                <w:rFonts w:ascii="Raleway" w:hAnsi="Raleway"/>
-                                <w:bCs/>
-                                <w:color w:val="414042"/>
-                                <w:sz w:val="20"/>
-                                <w:szCs w:val="20"/>
-                                <w:lang w:val="es-MX"/>
-                              </w:rPr>
-                              <w:t>Xamarin</w:t>
-                            </w:r>
-                            <w:proofErr w:type="spellEnd"/>
-                            <w:r>
-                              <w:rPr>
-                                <w:rFonts w:ascii="Raleway" w:hAnsi="Raleway"/>
-                                <w:bCs/>
-                                <w:color w:val="414042"/>
-                                <w:sz w:val="20"/>
-                                <w:szCs w:val="20"/>
-                                <w:lang w:val="es-MX"/>
-                              </w:rPr>
-                              <w:t xml:space="preserve"> </w:t>
-                            </w:r>
-                            <w:proofErr w:type="spellStart"/>
-                            <w:r>
-                              <w:rPr>
-                                <w:rFonts w:ascii="Raleway" w:hAnsi="Raleway"/>
-                                <w:bCs/>
-                                <w:color w:val="414042"/>
-                                <w:sz w:val="20"/>
-                                <w:szCs w:val="20"/>
-                                <w:lang w:val="es-MX"/>
-                              </w:rPr>
-                              <w:t>Forms</w:t>
-                            </w:r>
-                            <w:proofErr w:type="spellEnd"/>
-                            <w:r>
-                              <w:rPr>
-                                <w:rFonts w:ascii="Raleway" w:hAnsi="Raleway"/>
-                                <w:bCs/>
-                                <w:color w:val="414042"/>
-                                <w:sz w:val="20"/>
-                                <w:szCs w:val="20"/>
-                                <w:lang w:val="es-MX"/>
-                              </w:rPr>
-                              <w:t>.</w:t>
+                              <w:t>ASP.NET MVC, Entity Framework, web services, SQL Reporting Services, Aplicaciones de escritorio C#, VB, Automatización de procesos o tareas, Procesos SSIS ETLs, desarrollo móvil Xamarin Forms.</w:t>
                             </w:r>
                           </w:p>
                           <w:p>
@@ -2167,9 +1796,8 @@
                                 <w:szCs w:val="20"/>
                                 <w:lang w:val="es-MX"/>
                               </w:rPr>
-                              <w:t xml:space="preserve"> Uso de diferentes </w:t>
-                            </w:r>
-                            <w:proofErr w:type="spellStart"/>
+                              <w:t xml:space="preserve"> Uso de diferentes framework. </w:t>
+                            </w:r>
                             <w:r>
                               <w:rPr>
                                 <w:rFonts w:ascii="Raleway" w:hAnsi="Raleway"/>
@@ -2177,75 +1805,8 @@
                                 <w:color w:val="414042"/>
                                 <w:sz w:val="20"/>
                                 <w:szCs w:val="20"/>
-                                <w:lang w:val="es-MX"/>
-                              </w:rPr>
-                              <w:t>framework</w:t>
-                            </w:r>
-                            <w:proofErr w:type="spellEnd"/>
-                            <w:r>
-                              <w:rPr>
-                                <w:rFonts w:ascii="Raleway" w:hAnsi="Raleway"/>
-                                <w:bCs/>
-                                <w:color w:val="414042"/>
-                                <w:sz w:val="20"/>
-                                <w:szCs w:val="20"/>
-                                <w:lang w:val="es-MX"/>
-                              </w:rPr>
-                              <w:t xml:space="preserve">. </w:t>
-                            </w:r>
-                            <w:r>
-                              <w:rPr>
-                                <w:rFonts w:ascii="Raleway" w:hAnsi="Raleway"/>
-                                <w:bCs/>
-                                <w:color w:val="414042"/>
-                                <w:sz w:val="20"/>
-                                <w:szCs w:val="20"/>
-                              </w:rPr>
-                              <w:t xml:space="preserve">Web </w:t>
-                            </w:r>
-                            <w:proofErr w:type="gramStart"/>
-                            <w:r>
-                              <w:rPr>
-                                <w:rFonts w:ascii="Raleway" w:hAnsi="Raleway"/>
-                                <w:bCs/>
-                                <w:color w:val="414042"/>
-                                <w:sz w:val="20"/>
-                                <w:szCs w:val="20"/>
-                              </w:rPr>
-                              <w:t>services(</w:t>
-                            </w:r>
-                            <w:proofErr w:type="gramEnd"/>
-                            <w:r>
-                              <w:rPr>
-                                <w:rFonts w:ascii="Raleway" w:hAnsi="Raleway"/>
-                                <w:bCs/>
-                                <w:color w:val="414042"/>
-                                <w:sz w:val="20"/>
-                                <w:szCs w:val="20"/>
-                              </w:rPr>
-                              <w:t xml:space="preserve">SOAP, REST), CMS: </w:t>
-                            </w:r>
-                            <w:proofErr w:type="spellStart"/>
-                            <w:r>
-                              <w:rPr>
-                                <w:rFonts w:ascii="Raleway" w:hAnsi="Raleway"/>
-                                <w:bCs/>
-                                <w:color w:val="414042"/>
-                                <w:sz w:val="20"/>
-                                <w:szCs w:val="20"/>
-                              </w:rPr>
-                              <w:t>Wordpress</w:t>
-                            </w:r>
-                            <w:proofErr w:type="spellEnd"/>
-                            <w:r>
-                              <w:rPr>
-                                <w:rFonts w:ascii="Raleway" w:hAnsi="Raleway"/>
-                                <w:bCs/>
-                                <w:color w:val="414042"/>
-                                <w:sz w:val="20"/>
-                                <w:szCs w:val="20"/>
-                              </w:rPr>
-                              <w:t>.</w:t>
+                              </w:rPr>
+                              <w:t>Web services(SOAP, REST), CMS: Wordpress.</w:t>
                             </w:r>
                           </w:p>
                           <w:p>
@@ -2260,7 +1821,6 @@
                                 <w:szCs w:val="20"/>
                               </w:rPr>
                             </w:pPr>
-                            <w:proofErr w:type="spellStart"/>
                             <w:r>
                               <w:rPr>
                                 <w:rFonts w:ascii="Raleway" w:hAnsi="Raleway"/>
@@ -2269,50 +1829,17 @@
                                 <w:sz w:val="20"/>
                                 <w:szCs w:val="20"/>
                               </w:rPr>
-                              <w:t>Servidores</w:t>
-                            </w:r>
-                            <w:proofErr w:type="spellEnd"/>
-                            <w:r>
-                              <w:rPr>
-                                <w:rFonts w:ascii="Raleway" w:hAnsi="Raleway"/>
-                                <w:b/>
+                              <w:t>Servidores:</w:t>
+                            </w:r>
+                            <w:r>
+                              <w:rPr>
+                                <w:rFonts w:ascii="Raleway" w:hAnsi="Raleway"/>
+                                <w:bCs/>
                                 <w:color w:val="414042"/>
                                 <w:sz w:val="20"/>
                                 <w:szCs w:val="20"/>
                               </w:rPr>
-                              <w:t>:</w:t>
-                            </w:r>
-                            <w:r>
-                              <w:rPr>
-                                <w:rFonts w:ascii="Raleway" w:hAnsi="Raleway"/>
-                                <w:bCs/>
-                                <w:color w:val="414042"/>
-                                <w:sz w:val="20"/>
-                                <w:szCs w:val="20"/>
-                              </w:rPr>
-                              <w:t xml:space="preserve"> IIS, Apache, </w:t>
-                            </w:r>
-                            <w:proofErr w:type="spellStart"/>
-                            <w:r>
-                              <w:rPr>
-                                <w:rFonts w:ascii="Raleway" w:hAnsi="Raleway"/>
-                                <w:bCs/>
-                                <w:color w:val="414042"/>
-                                <w:sz w:val="20"/>
-                                <w:szCs w:val="20"/>
-                              </w:rPr>
-                              <w:t>WildFly</w:t>
-                            </w:r>
-                            <w:proofErr w:type="spellEnd"/>
-                            <w:r>
-                              <w:rPr>
-                                <w:rFonts w:ascii="Raleway" w:hAnsi="Raleway"/>
-                                <w:bCs/>
-                                <w:color w:val="414042"/>
-                                <w:sz w:val="20"/>
-                                <w:szCs w:val="20"/>
-                              </w:rPr>
-                              <w:t>, Node.js, Ngenx, Shell-script Linux</w:t>
+                              <w:t xml:space="preserve"> IIS, Apache, WildFly, Node.js, Ngenx, Shell-script Linux</w:t>
                             </w:r>
                           </w:p>
                           <w:p>
@@ -2327,7 +1854,6 @@
                                 <w:szCs w:val="20"/>
                               </w:rPr>
                             </w:pPr>
-                            <w:proofErr w:type="spellStart"/>
                             <w:r>
                               <w:rPr>
                                 <w:rFonts w:ascii="Raleway" w:hAnsi="Raleway"/>
@@ -2338,7 +1864,6 @@
                               </w:rPr>
                               <w:t>Infraestructura</w:t>
                             </w:r>
-                            <w:proofErr w:type="spellEnd"/>
                             <w:r>
                               <w:rPr>
                                 <w:rFonts w:ascii="Raleway" w:hAnsi="Raleway"/>
@@ -2377,9 +1902,8 @@
                                 <w:sz w:val="20"/>
                                 <w:szCs w:val="20"/>
                               </w:rPr>
-                              <w:t xml:space="preserve">(Networking, </w:t>
-                            </w:r>
-                            <w:proofErr w:type="spellStart"/>
+                              <w:t>(Networking, servicios de infraestructura)</w:t>
+                            </w:r>
                             <w:r>
                               <w:rPr>
                                 <w:rFonts w:ascii="Raleway" w:hAnsi="Raleway"/>
@@ -2388,9 +1912,8 @@
                                 <w:sz w:val="20"/>
                                 <w:szCs w:val="20"/>
                               </w:rPr>
-                              <w:t>servicios</w:t>
-                            </w:r>
-                            <w:proofErr w:type="spellEnd"/>
+                              <w:t xml:space="preserve">, </w:t>
+                            </w:r>
                             <w:r>
                               <w:rPr>
                                 <w:rFonts w:ascii="Raleway" w:hAnsi="Raleway"/>
@@ -2399,61 +1922,7 @@
                                 <w:sz w:val="20"/>
                                 <w:szCs w:val="20"/>
                               </w:rPr>
-                              <w:t xml:space="preserve"> de </w:t>
-                            </w:r>
-                            <w:proofErr w:type="spellStart"/>
-                            <w:r>
-                              <w:rPr>
-                                <w:rFonts w:ascii="Raleway" w:hAnsi="Raleway"/>
-                                <w:bCs/>
-                                <w:color w:val="414042"/>
-                                <w:sz w:val="20"/>
-                                <w:szCs w:val="20"/>
-                              </w:rPr>
-                              <w:t>infraestructura</w:t>
-                            </w:r>
-                            <w:proofErr w:type="spellEnd"/>
-                            <w:r>
-                              <w:rPr>
-                                <w:rFonts w:ascii="Raleway" w:hAnsi="Raleway"/>
-                                <w:bCs/>
-                                <w:color w:val="414042"/>
-                                <w:sz w:val="20"/>
-                                <w:szCs w:val="20"/>
-                              </w:rPr>
-                              <w:t>)</w:t>
-                            </w:r>
-                            <w:r>
-                              <w:rPr>
-                                <w:rFonts w:ascii="Raleway" w:hAnsi="Raleway"/>
-                                <w:bCs/>
-                                <w:color w:val="414042"/>
-                                <w:sz w:val="20"/>
-                                <w:szCs w:val="20"/>
-                              </w:rPr>
-                              <w:t xml:space="preserve">, </w:t>
-                            </w:r>
-                            <w:proofErr w:type="spellStart"/>
-                            <w:r>
-                              <w:rPr>
-                                <w:rFonts w:ascii="Raleway" w:hAnsi="Raleway"/>
-                                <w:bCs/>
-                                <w:color w:val="414042"/>
-                                <w:sz w:val="20"/>
-                                <w:szCs w:val="20"/>
-                              </w:rPr>
-                              <w:t>Kubernates</w:t>
-                            </w:r>
-                            <w:proofErr w:type="spellEnd"/>
-                            <w:r>
-                              <w:rPr>
-                                <w:rFonts w:ascii="Raleway" w:hAnsi="Raleway"/>
-                                <w:bCs/>
-                                <w:color w:val="414042"/>
-                                <w:sz w:val="20"/>
-                                <w:szCs w:val="20"/>
-                              </w:rPr>
-                              <w:t>, Terraform, docker</w:t>
+                              <w:t>Kubernates, Terraform, docker</w:t>
                             </w:r>
                           </w:p>
                           <w:p>
@@ -2489,79 +1958,7 @@
                                 <w:szCs w:val="20"/>
                                 <w:lang w:val="es-MX"/>
                               </w:rPr>
-                              <w:t xml:space="preserve"> </w:t>
-                            </w:r>
-                            <w:proofErr w:type="gramStart"/>
-                            <w:r>
-                              <w:rPr>
-                                <w:rFonts w:ascii="Raleway" w:hAnsi="Raleway"/>
-                                <w:bCs/>
-                                <w:color w:val="414042"/>
-                                <w:sz w:val="20"/>
-                                <w:szCs w:val="20"/>
-                                <w:lang w:val="es-MX"/>
-                              </w:rPr>
-                              <w:t>Git.(</w:t>
-                            </w:r>
-                            <w:proofErr w:type="gramEnd"/>
-                            <w:r>
-                              <w:rPr>
-                                <w:rFonts w:ascii="Raleway" w:hAnsi="Raleway"/>
-                                <w:bCs/>
-                                <w:color w:val="414042"/>
-                                <w:sz w:val="20"/>
-                                <w:szCs w:val="20"/>
-                                <w:lang w:val="es-MX"/>
-                              </w:rPr>
-                              <w:t xml:space="preserve">Manejo de </w:t>
-                            </w:r>
-                            <w:proofErr w:type="spellStart"/>
-                            <w:r>
-                              <w:rPr>
-                                <w:rFonts w:ascii="Raleway" w:hAnsi="Raleway"/>
-                                <w:bCs/>
-                                <w:color w:val="414042"/>
-                                <w:sz w:val="20"/>
-                                <w:szCs w:val="20"/>
-                                <w:lang w:val="es-MX"/>
-                              </w:rPr>
-                              <w:t>GitLab</w:t>
-                            </w:r>
-                            <w:proofErr w:type="spellEnd"/>
-                            <w:r>
-                              <w:rPr>
-                                <w:rFonts w:ascii="Raleway" w:hAnsi="Raleway"/>
-                                <w:bCs/>
-                                <w:color w:val="414042"/>
-                                <w:sz w:val="20"/>
-                                <w:szCs w:val="20"/>
-                                <w:lang w:val="es-MX"/>
-                              </w:rPr>
-                              <w:t xml:space="preserve">, </w:t>
-                            </w:r>
-                            <w:proofErr w:type="spellStart"/>
-                            <w:r>
-                              <w:rPr>
-                                <w:rFonts w:ascii="Raleway" w:hAnsi="Raleway"/>
-                                <w:bCs/>
-                                <w:color w:val="414042"/>
-                                <w:sz w:val="20"/>
-                                <w:szCs w:val="20"/>
-                                <w:lang w:val="es-MX"/>
-                              </w:rPr>
-                              <w:t>GitKraken</w:t>
-                            </w:r>
-                            <w:proofErr w:type="spellEnd"/>
-                            <w:r>
-                              <w:rPr>
-                                <w:rFonts w:ascii="Raleway" w:hAnsi="Raleway"/>
-                                <w:bCs/>
-                                <w:color w:val="414042"/>
-                                <w:sz w:val="20"/>
-                                <w:szCs w:val="20"/>
-                                <w:lang w:val="es-MX"/>
-                              </w:rPr>
-                              <w:t>)</w:t>
+                              <w:t xml:space="preserve"> Git.(Manejo de GitLab, GitKraken)</w:t>
                             </w:r>
                           </w:p>
                           <w:p>
@@ -2657,7 +2054,7 @@
                           <w:szCs w:val="20"/>
                           <w:lang w:val="es-MX"/>
                         </w:rPr>
-                        <w:t xml:space="preserve">Desarrollador, </w:t>
+                        <w:t xml:space="preserve">Desarrollador / Arquitecto de </w:t>
                       </w:r>
                       <w:r>
                         <w:rPr>
@@ -2667,7 +2064,27 @@
                           <w:szCs w:val="20"/>
                           <w:lang w:val="es-MX"/>
                         </w:rPr>
-                        <w:t>especializado en ofrecer soluciones tecnológicas de alta calidad mediante el desarrollo de software. Resolviendo problemas complejos en diversas plataformas y dominios, utilizo múltiples lenguajes de programación. Mi enfoque en la gestión y organización, junto con mis habilidades técnicas, me permite involucrarme en distintas áreas tecnológicas y contribuir con precisión y eficiencia en cada etapa del desarrollo. Cuento con 11 años de experiencia en el campo.</w:t>
+                        <w:t>soluciones,</w:t>
+                      </w:r>
+                      <w:r>
+                        <w:rPr>
+                          <w:rFonts w:ascii="Raleway" w:hAnsi="Raleway"/>
+                          <w:color w:val="414042"/>
+                          <w:sz w:val="20"/>
+                          <w:szCs w:val="20"/>
+                          <w:lang w:val="es-MX"/>
+                        </w:rPr>
+                        <w:t xml:space="preserve"> </w:t>
+                      </w:r>
+                      <w:r>
+                        <w:rPr>
+                          <w:rFonts w:ascii="Raleway" w:hAnsi="Raleway"/>
+                          <w:color w:val="414042"/>
+                          <w:sz w:val="20"/>
+                          <w:szCs w:val="20"/>
+                          <w:lang w:val="es-MX"/>
+                        </w:rPr>
+                        <w:t>especializado en ofrecer soluciones tecnológicas de alta calidad. Resolviendo problemas complejos en diversas plataformas y dominios, utilizo múltiples lenguajes de programación. Mi enfoque en la gestión y organización, junto con mis habilidades técnicas, me permite involucrarme en distintas áreas tecnológicas y contribuir con precisión y eficiencia en cada etapa del desarrollo. Cuento con 11 años de experiencia en el campo.</w:t>
                       </w:r>
                     </w:p>
                     <w:p>
@@ -2757,7 +2174,6 @@
                           <w:lang w:val="es-MX"/>
                         </w:rPr>
                       </w:pPr>
-                      <w:proofErr w:type="spellStart"/>
                       <w:r>
                         <w:rPr>
                           <w:rFonts w:ascii="Raleway" w:hAnsi="Raleway"/>
@@ -2767,102 +2183,18 @@
                           <w:szCs w:val="20"/>
                           <w:lang w:val="es-MX"/>
                         </w:rPr>
-                        <w:t>Frontend</w:t>
-                      </w:r>
-                      <w:proofErr w:type="spellEnd"/>
-                      <w:r>
-                        <w:rPr>
-                          <w:rFonts w:ascii="Raleway" w:hAnsi="Raleway"/>
-                          <w:b/>
+                        <w:t>Frontend:</w:t>
+                      </w:r>
+                      <w:r>
+                        <w:rPr>
+                          <w:rFonts w:ascii="Raleway" w:hAnsi="Raleway"/>
+                          <w:bCs/>
                           <w:color w:val="414042"/>
                           <w:sz w:val="20"/>
                           <w:szCs w:val="20"/>
                           <w:lang w:val="es-MX"/>
                         </w:rPr>
-                        <w:t>:</w:t>
-                      </w:r>
-                      <w:r>
-                        <w:rPr>
-                          <w:rFonts w:ascii="Raleway" w:hAnsi="Raleway"/>
-                          <w:bCs/>
-                          <w:color w:val="414042"/>
-                          <w:sz w:val="20"/>
-                          <w:szCs w:val="20"/>
-                          <w:lang w:val="es-MX"/>
-                        </w:rPr>
-                        <w:t xml:space="preserve"> </w:t>
-                      </w:r>
-                      <w:proofErr w:type="spellStart"/>
-                      <w:r>
-                        <w:rPr>
-                          <w:rFonts w:ascii="Raleway" w:hAnsi="Raleway"/>
-                          <w:bCs/>
-                          <w:color w:val="414042"/>
-                          <w:sz w:val="20"/>
-                          <w:szCs w:val="20"/>
-                          <w:lang w:val="es-MX"/>
-                        </w:rPr>
-                        <w:t>Frontend</w:t>
-                      </w:r>
-                      <w:proofErr w:type="spellEnd"/>
-                      <w:r>
-                        <w:rPr>
-                          <w:rFonts w:ascii="Raleway" w:hAnsi="Raleway"/>
-                          <w:bCs/>
-                          <w:color w:val="414042"/>
-                          <w:sz w:val="20"/>
-                          <w:szCs w:val="20"/>
-                          <w:lang w:val="es-MX"/>
-                        </w:rPr>
-                        <w:t xml:space="preserve">: HTML5, CSS3: Maquetación, Responsive Web </w:t>
-                      </w:r>
-                      <w:proofErr w:type="spellStart"/>
-                      <w:r>
-                        <w:rPr>
-                          <w:rFonts w:ascii="Raleway" w:hAnsi="Raleway"/>
-                          <w:bCs/>
-                          <w:color w:val="414042"/>
-                          <w:sz w:val="20"/>
-                          <w:szCs w:val="20"/>
-                          <w:lang w:val="es-MX"/>
-                        </w:rPr>
-                        <w:t>Design</w:t>
-                      </w:r>
-                      <w:proofErr w:type="spellEnd"/>
-                      <w:r>
-                        <w:rPr>
-                          <w:rFonts w:ascii="Raleway" w:hAnsi="Raleway"/>
-                          <w:bCs/>
-                          <w:color w:val="414042"/>
-                          <w:sz w:val="20"/>
-                          <w:szCs w:val="20"/>
-                          <w:lang w:val="es-MX"/>
-                        </w:rPr>
-                        <w:t xml:space="preserve">, </w:t>
-                      </w:r>
-                      <w:proofErr w:type="spellStart"/>
-                      <w:r>
-                        <w:rPr>
-                          <w:rFonts w:ascii="Raleway" w:hAnsi="Raleway"/>
-                          <w:bCs/>
-                          <w:color w:val="414042"/>
-                          <w:sz w:val="20"/>
-                          <w:szCs w:val="20"/>
-                          <w:lang w:val="es-MX"/>
-                        </w:rPr>
-                        <w:t>Javascript</w:t>
-                      </w:r>
-                      <w:proofErr w:type="spellEnd"/>
-                      <w:r>
-                        <w:rPr>
-                          <w:rFonts w:ascii="Raleway" w:hAnsi="Raleway"/>
-                          <w:bCs/>
-                          <w:color w:val="414042"/>
-                          <w:sz w:val="20"/>
-                          <w:szCs w:val="20"/>
-                          <w:lang w:val="es-MX"/>
-                        </w:rPr>
-                        <w:t xml:space="preserve"> (Diferentes librerías), Angular 8, Angular 12</w:t>
+                        <w:t xml:space="preserve"> Frontend: HTML5, CSS3: Maquetación, Responsive Web Design, Javascript (Diferentes librerías), Angular 8, Angular 12</w:t>
                       </w:r>
                     </w:p>
                     <w:p>
@@ -2898,55 +2230,7 @@
                           <w:szCs w:val="20"/>
                           <w:lang w:val="es-MX"/>
                         </w:rPr>
-                        <w:t xml:space="preserve"> </w:t>
-                      </w:r>
-                      <w:proofErr w:type="spellStart"/>
-                      <w:r>
-                        <w:rPr>
-                          <w:rFonts w:ascii="Raleway" w:hAnsi="Raleway"/>
-                          <w:bCs/>
-                          <w:color w:val="414042"/>
-                          <w:sz w:val="20"/>
-                          <w:szCs w:val="20"/>
-                          <w:lang w:val="es-MX"/>
-                        </w:rPr>
-                        <w:t>JFlex</w:t>
-                      </w:r>
-                      <w:proofErr w:type="spellEnd"/>
-                      <w:r>
-                        <w:rPr>
-                          <w:rFonts w:ascii="Raleway" w:hAnsi="Raleway"/>
-                          <w:bCs/>
-                          <w:color w:val="414042"/>
-                          <w:sz w:val="20"/>
-                          <w:szCs w:val="20"/>
-                          <w:lang w:val="es-MX"/>
-                        </w:rPr>
-                        <w:t xml:space="preserve">, Cup, </w:t>
-                      </w:r>
-                      <w:proofErr w:type="spellStart"/>
-                      <w:r>
-                        <w:rPr>
-                          <w:rFonts w:ascii="Raleway" w:hAnsi="Raleway"/>
-                          <w:bCs/>
-                          <w:color w:val="414042"/>
-                          <w:sz w:val="20"/>
-                          <w:szCs w:val="20"/>
-                          <w:lang w:val="es-MX"/>
-                        </w:rPr>
-                        <w:t>JasperReports</w:t>
-                      </w:r>
-                      <w:proofErr w:type="spellEnd"/>
-                      <w:r>
-                        <w:rPr>
-                          <w:rFonts w:ascii="Raleway" w:hAnsi="Raleway"/>
-                          <w:bCs/>
-                          <w:color w:val="414042"/>
-                          <w:sz w:val="20"/>
-                          <w:szCs w:val="20"/>
-                          <w:lang w:val="es-MX"/>
-                        </w:rPr>
-                        <w:t>, Automatización de procesos, desarrollo móvil Android.</w:t>
+                        <w:t xml:space="preserve"> JFlex, Cup, JasperReports, Automatización de procesos, desarrollo móvil Android.</w:t>
                       </w:r>
                     </w:p>
                     <w:p>
@@ -2979,73 +2263,7 @@
                           <w:sz w:val="20"/>
                           <w:szCs w:val="20"/>
                         </w:rPr>
-                        <w:t xml:space="preserve"> Spring boot (Hibernate, JPA, Maven, Spring Security), </w:t>
-                      </w:r>
-                      <w:proofErr w:type="spellStart"/>
-                      <w:r>
-                        <w:rPr>
-                          <w:rFonts w:ascii="Raleway" w:hAnsi="Raleway"/>
-                          <w:bCs/>
-                          <w:color w:val="414042"/>
-                          <w:sz w:val="20"/>
-                          <w:szCs w:val="20"/>
-                        </w:rPr>
-                        <w:t>servicios</w:t>
-                      </w:r>
-                      <w:proofErr w:type="spellEnd"/>
-                      <w:r>
-                        <w:rPr>
-                          <w:rFonts w:ascii="Raleway" w:hAnsi="Raleway"/>
-                          <w:bCs/>
-                          <w:color w:val="414042"/>
-                          <w:sz w:val="20"/>
-                          <w:szCs w:val="20"/>
-                        </w:rPr>
-                        <w:t xml:space="preserve"> web (REST, SOAP), </w:t>
-                      </w:r>
-                      <w:proofErr w:type="spellStart"/>
-                      <w:r>
-                        <w:rPr>
-                          <w:rFonts w:ascii="Raleway" w:hAnsi="Raleway"/>
-                          <w:bCs/>
-                          <w:color w:val="414042"/>
-                          <w:sz w:val="20"/>
-                          <w:szCs w:val="20"/>
-                        </w:rPr>
-                        <w:t>microservicios</w:t>
-                      </w:r>
-                      <w:proofErr w:type="spellEnd"/>
-                      <w:r>
-                        <w:rPr>
-                          <w:rFonts w:ascii="Raleway" w:hAnsi="Raleway"/>
-                          <w:bCs/>
-                          <w:color w:val="414042"/>
-                          <w:sz w:val="20"/>
-                          <w:szCs w:val="20"/>
-                        </w:rPr>
-                        <w:t xml:space="preserve"> (</w:t>
-                      </w:r>
-                      <w:proofErr w:type="spellStart"/>
-                      <w:r>
-                        <w:rPr>
-                          <w:rFonts w:ascii="Raleway" w:hAnsi="Raleway"/>
-                          <w:bCs/>
-                          <w:color w:val="414042"/>
-                          <w:sz w:val="20"/>
-                          <w:szCs w:val="20"/>
-                        </w:rPr>
-                        <w:t>MicroProfile</w:t>
-                      </w:r>
-                      <w:proofErr w:type="spellEnd"/>
-                      <w:r>
-                        <w:rPr>
-                          <w:rFonts w:ascii="Raleway" w:hAnsi="Raleway"/>
-                          <w:bCs/>
-                          <w:color w:val="414042"/>
-                          <w:sz w:val="20"/>
-                          <w:szCs w:val="20"/>
-                        </w:rPr>
-                        <w:t>).</w:t>
+                        <w:t xml:space="preserve"> Spring boot (Hibernate, JPA, Maven, Spring Security), servicios web (REST, SOAP), microservicios (MicroProfile).</w:t>
                       </w:r>
                     </w:p>
                     <w:p>
@@ -3092,175 +2310,7 @@
                           <w:szCs w:val="20"/>
                           <w:lang w:val="es-MX"/>
                         </w:rPr>
-                        <w:t xml:space="preserve">ASP.NET MVC, </w:t>
-                      </w:r>
-                      <w:proofErr w:type="spellStart"/>
-                      <w:r>
-                        <w:rPr>
-                          <w:rFonts w:ascii="Raleway" w:hAnsi="Raleway"/>
-                          <w:bCs/>
-                          <w:color w:val="414042"/>
-                          <w:sz w:val="20"/>
-                          <w:szCs w:val="20"/>
-                          <w:lang w:val="es-MX"/>
-                        </w:rPr>
-                        <w:t>Entity</w:t>
-                      </w:r>
-                      <w:proofErr w:type="spellEnd"/>
-                      <w:r>
-                        <w:rPr>
-                          <w:rFonts w:ascii="Raleway" w:hAnsi="Raleway"/>
-                          <w:bCs/>
-                          <w:color w:val="414042"/>
-                          <w:sz w:val="20"/>
-                          <w:szCs w:val="20"/>
-                          <w:lang w:val="es-MX"/>
-                        </w:rPr>
-                        <w:t xml:space="preserve"> Framework, web </w:t>
-                      </w:r>
-                      <w:proofErr w:type="spellStart"/>
-                      <w:r>
-                        <w:rPr>
-                          <w:rFonts w:ascii="Raleway" w:hAnsi="Raleway"/>
-                          <w:bCs/>
-                          <w:color w:val="414042"/>
-                          <w:sz w:val="20"/>
-                          <w:szCs w:val="20"/>
-                          <w:lang w:val="es-MX"/>
-                        </w:rPr>
-                        <w:t>services</w:t>
-                      </w:r>
-                      <w:proofErr w:type="spellEnd"/>
-                      <w:r>
-                        <w:rPr>
-                          <w:rFonts w:ascii="Raleway" w:hAnsi="Raleway"/>
-                          <w:bCs/>
-                          <w:color w:val="414042"/>
-                          <w:sz w:val="20"/>
-                          <w:szCs w:val="20"/>
-                          <w:lang w:val="es-MX"/>
-                        </w:rPr>
-                        <w:t xml:space="preserve">, SQL </w:t>
-                      </w:r>
-                      <w:proofErr w:type="spellStart"/>
-                      <w:r>
-                        <w:rPr>
-                          <w:rFonts w:ascii="Raleway" w:hAnsi="Raleway"/>
-                          <w:bCs/>
-                          <w:color w:val="414042"/>
-                          <w:sz w:val="20"/>
-                          <w:szCs w:val="20"/>
-                          <w:lang w:val="es-MX"/>
-                        </w:rPr>
-                        <w:t>Reporting</w:t>
-                      </w:r>
-                      <w:proofErr w:type="spellEnd"/>
-                      <w:r>
-                        <w:rPr>
-                          <w:rFonts w:ascii="Raleway" w:hAnsi="Raleway"/>
-                          <w:bCs/>
-                          <w:color w:val="414042"/>
-                          <w:sz w:val="20"/>
-                          <w:szCs w:val="20"/>
-                          <w:lang w:val="es-MX"/>
-                        </w:rPr>
-                        <w:t xml:space="preserve"> </w:t>
-                      </w:r>
-                      <w:proofErr w:type="spellStart"/>
-                      <w:r>
-                        <w:rPr>
-                          <w:rFonts w:ascii="Raleway" w:hAnsi="Raleway"/>
-                          <w:bCs/>
-                          <w:color w:val="414042"/>
-                          <w:sz w:val="20"/>
-                          <w:szCs w:val="20"/>
-                          <w:lang w:val="es-MX"/>
-                        </w:rPr>
-                        <w:t>Services</w:t>
-                      </w:r>
-                      <w:proofErr w:type="spellEnd"/>
-                      <w:r>
-                        <w:rPr>
-                          <w:rFonts w:ascii="Raleway" w:hAnsi="Raleway"/>
-                          <w:bCs/>
-                          <w:color w:val="414042"/>
-                          <w:sz w:val="20"/>
-                          <w:szCs w:val="20"/>
-                          <w:lang w:val="es-MX"/>
-                        </w:rPr>
-                        <w:t xml:space="preserve">, Aplicaciones de escritorio C#, VB, Automatización de procesos o tareas, Procesos SSIS </w:t>
-                      </w:r>
-                      <w:proofErr w:type="spellStart"/>
-                      <w:r>
-                        <w:rPr>
-                          <w:rFonts w:ascii="Raleway" w:hAnsi="Raleway"/>
-                          <w:bCs/>
-                          <w:color w:val="414042"/>
-                          <w:sz w:val="20"/>
-                          <w:szCs w:val="20"/>
-                          <w:lang w:val="es-MX"/>
-                        </w:rPr>
-                        <w:t>ETLs</w:t>
-                      </w:r>
-                      <w:proofErr w:type="spellEnd"/>
-                      <w:r>
-                        <w:rPr>
-                          <w:rFonts w:ascii="Raleway" w:hAnsi="Raleway"/>
-                          <w:bCs/>
-                          <w:color w:val="414042"/>
-                          <w:sz w:val="20"/>
-                          <w:szCs w:val="20"/>
-                          <w:lang w:val="es-MX"/>
-                        </w:rPr>
-                        <w:t xml:space="preserve">, desarrollo móvil </w:t>
-                      </w:r>
-                      <w:proofErr w:type="spellStart"/>
-                      <w:r>
-                        <w:rPr>
-                          <w:rFonts w:ascii="Raleway" w:hAnsi="Raleway"/>
-                          <w:bCs/>
-                          <w:color w:val="414042"/>
-                          <w:sz w:val="20"/>
-                          <w:szCs w:val="20"/>
-                          <w:lang w:val="es-MX"/>
-                        </w:rPr>
-                        <w:t>Xamarin</w:t>
-                      </w:r>
-                      <w:proofErr w:type="spellEnd"/>
-                      <w:r>
-                        <w:rPr>
-                          <w:rFonts w:ascii="Raleway" w:hAnsi="Raleway"/>
-                          <w:bCs/>
-                          <w:color w:val="414042"/>
-                          <w:sz w:val="20"/>
-                          <w:szCs w:val="20"/>
-                          <w:lang w:val="es-MX"/>
-                        </w:rPr>
-                        <w:t xml:space="preserve"> </w:t>
-                      </w:r>
-                      <w:proofErr w:type="spellStart"/>
-                      <w:r>
-                        <w:rPr>
-                          <w:rFonts w:ascii="Raleway" w:hAnsi="Raleway"/>
-                          <w:bCs/>
-                          <w:color w:val="414042"/>
-                          <w:sz w:val="20"/>
-                          <w:szCs w:val="20"/>
-                          <w:lang w:val="es-MX"/>
-                        </w:rPr>
-                        <w:t>Forms</w:t>
-                      </w:r>
-                      <w:proofErr w:type="spellEnd"/>
-                      <w:r>
-                        <w:rPr>
-                          <w:rFonts w:ascii="Raleway" w:hAnsi="Raleway"/>
-                          <w:bCs/>
-                          <w:color w:val="414042"/>
-                          <w:sz w:val="20"/>
-                          <w:szCs w:val="20"/>
-                          <w:lang w:val="es-MX"/>
-                        </w:rPr>
-                        <w:t>.</w:t>
+                        <w:t>ASP.NET MVC, Entity Framework, web services, SQL Reporting Services, Aplicaciones de escritorio C#, VB, Automatización de procesos o tareas, Procesos SSIS ETLs, desarrollo móvil Xamarin Forms.</w:t>
                       </w:r>
                     </w:p>
                     <w:p>
@@ -3295,9 +2345,8 @@
                           <w:szCs w:val="20"/>
                           <w:lang w:val="es-MX"/>
                         </w:rPr>
-                        <w:t xml:space="preserve"> Uso de diferentes </w:t>
-                      </w:r>
-                      <w:proofErr w:type="spellStart"/>
+                        <w:t xml:space="preserve"> Uso de diferentes framework. </w:t>
+                      </w:r>
                       <w:r>
                         <w:rPr>
                           <w:rFonts w:ascii="Raleway" w:hAnsi="Raleway"/>
@@ -3305,75 +2354,8 @@
                           <w:color w:val="414042"/>
                           <w:sz w:val="20"/>
                           <w:szCs w:val="20"/>
-                          <w:lang w:val="es-MX"/>
-                        </w:rPr>
-                        <w:t>framework</w:t>
-                      </w:r>
-                      <w:proofErr w:type="spellEnd"/>
-                      <w:r>
-                        <w:rPr>
-                          <w:rFonts w:ascii="Raleway" w:hAnsi="Raleway"/>
-                          <w:bCs/>
-                          <w:color w:val="414042"/>
-                          <w:sz w:val="20"/>
-                          <w:szCs w:val="20"/>
-                          <w:lang w:val="es-MX"/>
-                        </w:rPr>
-                        <w:t xml:space="preserve">. </w:t>
-                      </w:r>
-                      <w:r>
-                        <w:rPr>
-                          <w:rFonts w:ascii="Raleway" w:hAnsi="Raleway"/>
-                          <w:bCs/>
-                          <w:color w:val="414042"/>
-                          <w:sz w:val="20"/>
-                          <w:szCs w:val="20"/>
-                        </w:rPr>
-                        <w:t xml:space="preserve">Web </w:t>
-                      </w:r>
-                      <w:proofErr w:type="gramStart"/>
-                      <w:r>
-                        <w:rPr>
-                          <w:rFonts w:ascii="Raleway" w:hAnsi="Raleway"/>
-                          <w:bCs/>
-                          <w:color w:val="414042"/>
-                          <w:sz w:val="20"/>
-                          <w:szCs w:val="20"/>
-                        </w:rPr>
-                        <w:t>services(</w:t>
-                      </w:r>
-                      <w:proofErr w:type="gramEnd"/>
-                      <w:r>
-                        <w:rPr>
-                          <w:rFonts w:ascii="Raleway" w:hAnsi="Raleway"/>
-                          <w:bCs/>
-                          <w:color w:val="414042"/>
-                          <w:sz w:val="20"/>
-                          <w:szCs w:val="20"/>
-                        </w:rPr>
-                        <w:t xml:space="preserve">SOAP, REST), CMS: </w:t>
-                      </w:r>
-                      <w:proofErr w:type="spellStart"/>
-                      <w:r>
-                        <w:rPr>
-                          <w:rFonts w:ascii="Raleway" w:hAnsi="Raleway"/>
-                          <w:bCs/>
-                          <w:color w:val="414042"/>
-                          <w:sz w:val="20"/>
-                          <w:szCs w:val="20"/>
-                        </w:rPr>
-                        <w:t>Wordpress</w:t>
-                      </w:r>
-                      <w:proofErr w:type="spellEnd"/>
-                      <w:r>
-                        <w:rPr>
-                          <w:rFonts w:ascii="Raleway" w:hAnsi="Raleway"/>
-                          <w:bCs/>
-                          <w:color w:val="414042"/>
-                          <w:sz w:val="20"/>
-                          <w:szCs w:val="20"/>
-                        </w:rPr>
-                        <w:t>.</w:t>
+                        </w:rPr>
+                        <w:t>Web services(SOAP, REST), CMS: Wordpress.</w:t>
                       </w:r>
                     </w:p>
                     <w:p>
@@ -3388,7 +2370,6 @@
                           <w:szCs w:val="20"/>
                         </w:rPr>
                       </w:pPr>
-                      <w:proofErr w:type="spellStart"/>
                       <w:r>
                         <w:rPr>
                           <w:rFonts w:ascii="Raleway" w:hAnsi="Raleway"/>
@@ -3397,50 +2378,17 @@
                           <w:sz w:val="20"/>
                           <w:szCs w:val="20"/>
                         </w:rPr>
-                        <w:t>Servidores</w:t>
-                      </w:r>
-                      <w:proofErr w:type="spellEnd"/>
-                      <w:r>
-                        <w:rPr>
-                          <w:rFonts w:ascii="Raleway" w:hAnsi="Raleway"/>
-                          <w:b/>
+                        <w:t>Servidores:</w:t>
+                      </w:r>
+                      <w:r>
+                        <w:rPr>
+                          <w:rFonts w:ascii="Raleway" w:hAnsi="Raleway"/>
+                          <w:bCs/>
                           <w:color w:val="414042"/>
                           <w:sz w:val="20"/>
                           <w:szCs w:val="20"/>
                         </w:rPr>
-                        <w:t>:</w:t>
-                      </w:r>
-                      <w:r>
-                        <w:rPr>
-                          <w:rFonts w:ascii="Raleway" w:hAnsi="Raleway"/>
-                          <w:bCs/>
-                          <w:color w:val="414042"/>
-                          <w:sz w:val="20"/>
-                          <w:szCs w:val="20"/>
-                        </w:rPr>
-                        <w:t xml:space="preserve"> IIS, Apache, </w:t>
-                      </w:r>
-                      <w:proofErr w:type="spellStart"/>
-                      <w:r>
-                        <w:rPr>
-                          <w:rFonts w:ascii="Raleway" w:hAnsi="Raleway"/>
-                          <w:bCs/>
-                          <w:color w:val="414042"/>
-                          <w:sz w:val="20"/>
-                          <w:szCs w:val="20"/>
-                        </w:rPr>
-                        <w:t>WildFly</w:t>
-                      </w:r>
-                      <w:proofErr w:type="spellEnd"/>
-                      <w:r>
-                        <w:rPr>
-                          <w:rFonts w:ascii="Raleway" w:hAnsi="Raleway"/>
-                          <w:bCs/>
-                          <w:color w:val="414042"/>
-                          <w:sz w:val="20"/>
-                          <w:szCs w:val="20"/>
-                        </w:rPr>
-                        <w:t>, Node.js, Ngenx, Shell-script Linux</w:t>
+                        <w:t xml:space="preserve"> IIS, Apache, WildFly, Node.js, Ngenx, Shell-script Linux</w:t>
                       </w:r>
                     </w:p>
                     <w:p>
@@ -3455,7 +2403,6 @@
                           <w:szCs w:val="20"/>
                         </w:rPr>
                       </w:pPr>
-                      <w:proofErr w:type="spellStart"/>
                       <w:r>
                         <w:rPr>
                           <w:rFonts w:ascii="Raleway" w:hAnsi="Raleway"/>
@@ -3466,7 +2413,6 @@
                         </w:rPr>
                         <w:t>Infraestructura</w:t>
                       </w:r>
-                      <w:proofErr w:type="spellEnd"/>
                       <w:r>
                         <w:rPr>
                           <w:rFonts w:ascii="Raleway" w:hAnsi="Raleway"/>
@@ -3505,9 +2451,8 @@
                           <w:sz w:val="20"/>
                           <w:szCs w:val="20"/>
                         </w:rPr>
-                        <w:t xml:space="preserve">(Networking, </w:t>
-                      </w:r>
-                      <w:proofErr w:type="spellStart"/>
+                        <w:t>(Networking, servicios de infraestructura)</w:t>
+                      </w:r>
                       <w:r>
                         <w:rPr>
                           <w:rFonts w:ascii="Raleway" w:hAnsi="Raleway"/>
@@ -3516,9 +2461,8 @@
                           <w:sz w:val="20"/>
                           <w:szCs w:val="20"/>
                         </w:rPr>
-                        <w:t>servicios</w:t>
-                      </w:r>
-                      <w:proofErr w:type="spellEnd"/>
+                        <w:t xml:space="preserve">, </w:t>
+                      </w:r>
                       <w:r>
                         <w:rPr>
                           <w:rFonts w:ascii="Raleway" w:hAnsi="Raleway"/>
@@ -3527,61 +2471,7 @@
                           <w:sz w:val="20"/>
                           <w:szCs w:val="20"/>
                         </w:rPr>
-                        <w:t xml:space="preserve"> de </w:t>
-                      </w:r>
-                      <w:proofErr w:type="spellStart"/>
-                      <w:r>
-                        <w:rPr>
-                          <w:rFonts w:ascii="Raleway" w:hAnsi="Raleway"/>
-                          <w:bCs/>
-                          <w:color w:val="414042"/>
-                          <w:sz w:val="20"/>
-                          <w:szCs w:val="20"/>
-                        </w:rPr>
-                        <w:t>infraestructura</w:t>
-                      </w:r>
-                      <w:proofErr w:type="spellEnd"/>
-                      <w:r>
-                        <w:rPr>
-                          <w:rFonts w:ascii="Raleway" w:hAnsi="Raleway"/>
-                          <w:bCs/>
-                          <w:color w:val="414042"/>
-                          <w:sz w:val="20"/>
-                          <w:szCs w:val="20"/>
-                        </w:rPr>
-                        <w:t>)</w:t>
-                      </w:r>
-                      <w:r>
-                        <w:rPr>
-                          <w:rFonts w:ascii="Raleway" w:hAnsi="Raleway"/>
-                          <w:bCs/>
-                          <w:color w:val="414042"/>
-                          <w:sz w:val="20"/>
-                          <w:szCs w:val="20"/>
-                        </w:rPr>
-                        <w:t xml:space="preserve">, </w:t>
-                      </w:r>
-                      <w:proofErr w:type="spellStart"/>
-                      <w:r>
-                        <w:rPr>
-                          <w:rFonts w:ascii="Raleway" w:hAnsi="Raleway"/>
-                          <w:bCs/>
-                          <w:color w:val="414042"/>
-                          <w:sz w:val="20"/>
-                          <w:szCs w:val="20"/>
-                        </w:rPr>
-                        <w:t>Kubernates</w:t>
-                      </w:r>
-                      <w:proofErr w:type="spellEnd"/>
-                      <w:r>
-                        <w:rPr>
-                          <w:rFonts w:ascii="Raleway" w:hAnsi="Raleway"/>
-                          <w:bCs/>
-                          <w:color w:val="414042"/>
-                          <w:sz w:val="20"/>
-                          <w:szCs w:val="20"/>
-                        </w:rPr>
-                        <w:t>, Terraform, docker</w:t>
+                        <w:t>Kubernates, Terraform, docker</w:t>
                       </w:r>
                     </w:p>
                     <w:p>
@@ -3617,79 +2507,7 @@
                           <w:szCs w:val="20"/>
                           <w:lang w:val="es-MX"/>
                         </w:rPr>
-                        <w:t xml:space="preserve"> </w:t>
-                      </w:r>
-                      <w:proofErr w:type="gramStart"/>
-                      <w:r>
-                        <w:rPr>
-                          <w:rFonts w:ascii="Raleway" w:hAnsi="Raleway"/>
-                          <w:bCs/>
-                          <w:color w:val="414042"/>
-                          <w:sz w:val="20"/>
-                          <w:szCs w:val="20"/>
-                          <w:lang w:val="es-MX"/>
-                        </w:rPr>
-                        <w:t>Git.(</w:t>
-                      </w:r>
-                      <w:proofErr w:type="gramEnd"/>
-                      <w:r>
-                        <w:rPr>
-                          <w:rFonts w:ascii="Raleway" w:hAnsi="Raleway"/>
-                          <w:bCs/>
-                          <w:color w:val="414042"/>
-                          <w:sz w:val="20"/>
-                          <w:szCs w:val="20"/>
-                          <w:lang w:val="es-MX"/>
-                        </w:rPr>
-                        <w:t xml:space="preserve">Manejo de </w:t>
-                      </w:r>
-                      <w:proofErr w:type="spellStart"/>
-                      <w:r>
-                        <w:rPr>
-                          <w:rFonts w:ascii="Raleway" w:hAnsi="Raleway"/>
-                          <w:bCs/>
-                          <w:color w:val="414042"/>
-                          <w:sz w:val="20"/>
-                          <w:szCs w:val="20"/>
-                          <w:lang w:val="es-MX"/>
-                        </w:rPr>
-                        <w:t>GitLab</w:t>
-                      </w:r>
-                      <w:proofErr w:type="spellEnd"/>
-                      <w:r>
-                        <w:rPr>
-                          <w:rFonts w:ascii="Raleway" w:hAnsi="Raleway"/>
-                          <w:bCs/>
-                          <w:color w:val="414042"/>
-                          <w:sz w:val="20"/>
-                          <w:szCs w:val="20"/>
-                          <w:lang w:val="es-MX"/>
-                        </w:rPr>
-                        <w:t xml:space="preserve">, </w:t>
-                      </w:r>
-                      <w:proofErr w:type="spellStart"/>
-                      <w:r>
-                        <w:rPr>
-                          <w:rFonts w:ascii="Raleway" w:hAnsi="Raleway"/>
-                          <w:bCs/>
-                          <w:color w:val="414042"/>
-                          <w:sz w:val="20"/>
-                          <w:szCs w:val="20"/>
-                          <w:lang w:val="es-MX"/>
-                        </w:rPr>
-                        <w:t>GitKraken</w:t>
-                      </w:r>
-                      <w:proofErr w:type="spellEnd"/>
-                      <w:r>
-                        <w:rPr>
-                          <w:rFonts w:ascii="Raleway" w:hAnsi="Raleway"/>
-                          <w:bCs/>
-                          <w:color w:val="414042"/>
-                          <w:sz w:val="20"/>
-                          <w:szCs w:val="20"/>
-                          <w:lang w:val="es-MX"/>
-                        </w:rPr>
-                        <w:t>)</w:t>
+                        <w:t xml:space="preserve"> Git.(Manejo de GitLab, GitKraken)</w:t>
                       </w:r>
                     </w:p>
                     <w:p>
@@ -4938,6 +3756,73 @@
           <w:tab w:val="left" w:pos="939"/>
         </w:tabs>
       </w:pPr>
+      <w:r>
+        <w:rPr>
+          <w:noProof/>
+        </w:rPr>
+        <w:drawing>
+          <wp:anchor distT="0" distB="0" distL="114300" distR="114300" simplePos="0" relativeHeight="251850752" behindDoc="0" locked="0" layoutInCell="1" allowOverlap="1" wp14:anchorId="72ED061E" wp14:editId="1D45207C">
+            <wp:simplePos x="0" y="0"/>
+            <wp:positionH relativeFrom="margin">
+              <wp:posOffset>1028700</wp:posOffset>
+            </wp:positionH>
+            <wp:positionV relativeFrom="margin">
+              <wp:posOffset>6267450</wp:posOffset>
+            </wp:positionV>
+            <wp:extent cx="857250" cy="857250"/>
+            <wp:effectExtent l="0" t="0" r="0" b="0"/>
+            <wp:wrapSquare wrapText="bothSides"/>
+            <wp:docPr id="310865259" name="Picture 40"/>
+            <wp:cNvGraphicFramePr>
+              <a:graphicFrameLocks xmlns:a="http://schemas.openxmlformats.org/drawingml/2006/main" noChangeAspect="1"/>
+            </wp:cNvGraphicFramePr>
+            <a:graphic xmlns:a="http://schemas.openxmlformats.org/drawingml/2006/main">
+              <a:graphicData uri="http://schemas.openxmlformats.org/drawingml/2006/picture">
+                <pic:pic xmlns:pic="http://schemas.openxmlformats.org/drawingml/2006/picture">
+                  <pic:nvPicPr>
+                    <pic:cNvPr id="0" name="Picture 1"/>
+                    <pic:cNvPicPr>
+                      <a:picLocks noChangeAspect="1" noChangeArrowheads="1"/>
+                    </pic:cNvPicPr>
+                  </pic:nvPicPr>
+                  <pic:blipFill>
+                    <a:blip r:embed="rId8" cstate="print">
+                      <a:extLst>
+                        <a:ext uri="{28A0092B-C50C-407E-A947-70E740481C1C}">
+                          <a14:useLocalDpi xmlns:a14="http://schemas.microsoft.com/office/drawing/2010/main" val="0"/>
+                        </a:ext>
+                      </a:extLst>
+                    </a:blip>
+                    <a:srcRect/>
+                    <a:stretch>
+                      <a:fillRect/>
+                    </a:stretch>
+                  </pic:blipFill>
+                  <pic:spPr bwMode="auto">
+                    <a:xfrm>
+                      <a:off x="0" y="0"/>
+                      <a:ext cx="857250" cy="857250"/>
+                    </a:xfrm>
+                    <a:prstGeom prst="rect">
+                      <a:avLst/>
+                    </a:prstGeom>
+                    <a:noFill/>
+                    <a:ln>
+                      <a:noFill/>
+                    </a:ln>
+                  </pic:spPr>
+                </pic:pic>
+              </a:graphicData>
+            </a:graphic>
+            <wp14:sizeRelH relativeFrom="margin">
+              <wp14:pctWidth>0</wp14:pctWidth>
+            </wp14:sizeRelH>
+            <wp14:sizeRelV relativeFrom="margin">
+              <wp14:pctHeight>0</wp14:pctHeight>
+            </wp14:sizeRelV>
+          </wp:anchor>
+        </w:drawing>
+      </w:r>
       <w:r>
         <w:rPr>
           <w:noProof/>
@@ -6463,21 +5348,8 @@
                                 <w:szCs w:val="18"/>
                                 <w:lang w:val="es-MX"/>
                               </w:rPr>
-                              <w:t xml:space="preserve"> – </w:t>
-                            </w:r>
-                            <w:proofErr w:type="spellStart"/>
-                            <w:r>
-                              <w:rPr>
-                                <w:rFonts w:ascii="Raleway" w:hAnsi="Raleway"/>
-                                <w:color w:val="414042"/>
-                                <w:spacing w:val="-2"/>
-                                <w:sz w:val="18"/>
-                                <w:szCs w:val="18"/>
-                                <w:lang w:val="es-MX"/>
-                              </w:rPr>
-                              <w:t>Bancoppel</w:t>
-                            </w:r>
-                            <w:proofErr w:type="spellEnd"/>
+                              <w:t xml:space="preserve"> – Bancoppel</w:t>
+                            </w:r>
                             <w:r>
                               <w:rPr>
                                 <w:rFonts w:ascii="Raleway" w:hAnsi="Raleway"/>
@@ -6501,29 +5373,16 @@
                               <w:br/>
                               <w:t>AWS (</w:t>
                             </w:r>
-                            <w:proofErr w:type="spellStart"/>
-                            <w:r>
-                              <w:rPr>
-                                <w:rFonts w:ascii="Raleway" w:hAnsi="Raleway"/>
-                                <w:color w:val="414042"/>
-                                <w:spacing w:val="-2"/>
-                                <w:sz w:val="18"/>
-                                <w:szCs w:val="18"/>
-                                <w:lang w:val="es-MX"/>
-                              </w:rPr>
-                              <w:t>Networking</w:t>
-                            </w:r>
-                            <w:proofErr w:type="spellEnd"/>
-                            <w:r>
-                              <w:rPr>
-                                <w:rFonts w:ascii="Raleway" w:hAnsi="Raleway"/>
-                                <w:color w:val="414042"/>
-                                <w:spacing w:val="-2"/>
-                                <w:sz w:val="18"/>
-                                <w:szCs w:val="18"/>
-                                <w:lang w:val="es-MX"/>
-                              </w:rPr>
-                              <w:t>, servicios de infraestructura</w:t>
+                            <w:r>
+                              <w:rPr>
+                                <w:rFonts w:ascii="Raleway" w:hAnsi="Raleway"/>
+                                <w:color w:val="414042"/>
+                                <w:spacing w:val="-2"/>
+                                <w:sz w:val="18"/>
+                                <w:szCs w:val="18"/>
+                                <w:lang w:val="es-MX"/>
+                              </w:rPr>
+                              <w:t>Networking, servicios de infraestructura</w:t>
                             </w:r>
                             <w:r>
                               <w:rPr>
@@ -6569,55 +5428,7 @@
                                 <w:szCs w:val="18"/>
                                 <w:lang w:val="es-MX"/>
                               </w:rPr>
-                              <w:t xml:space="preserve">, </w:t>
-                            </w:r>
-                            <w:proofErr w:type="spellStart"/>
-                            <w:r>
-                              <w:rPr>
-                                <w:rFonts w:ascii="Raleway" w:hAnsi="Raleway"/>
-                                <w:color w:val="414042"/>
-                                <w:spacing w:val="-2"/>
-                                <w:sz w:val="18"/>
-                                <w:szCs w:val="18"/>
-                                <w:lang w:val="es-MX"/>
-                              </w:rPr>
-                              <w:t>Codeigniter</w:t>
-                            </w:r>
-                            <w:proofErr w:type="spellEnd"/>
-                            <w:r>
-                              <w:rPr>
-                                <w:rFonts w:ascii="Raleway" w:hAnsi="Raleway"/>
-                                <w:color w:val="414042"/>
-                                <w:spacing w:val="-2"/>
-                                <w:sz w:val="18"/>
-                                <w:szCs w:val="18"/>
-                                <w:lang w:val="es-MX"/>
-                              </w:rPr>
-                              <w:t>(</w:t>
-                            </w:r>
-                            <w:proofErr w:type="spellStart"/>
-                            <w:r>
-                              <w:rPr>
-                                <w:rFonts w:ascii="Raleway" w:hAnsi="Raleway"/>
-                                <w:color w:val="414042"/>
-                                <w:spacing w:val="-2"/>
-                                <w:sz w:val="18"/>
-                                <w:szCs w:val="18"/>
-                                <w:lang w:val="es-MX"/>
-                              </w:rPr>
-                              <w:t>php</w:t>
-                            </w:r>
-                            <w:proofErr w:type="spellEnd"/>
-                            <w:r>
-                              <w:rPr>
-                                <w:rFonts w:ascii="Raleway" w:hAnsi="Raleway"/>
-                                <w:color w:val="414042"/>
-                                <w:spacing w:val="-2"/>
-                                <w:sz w:val="18"/>
-                                <w:szCs w:val="18"/>
-                                <w:lang w:val="es-MX"/>
-                              </w:rPr>
-                              <w:t>), MySQL</w:t>
+                              <w:t>, Codeigniter(php), MySQL</w:t>
                             </w:r>
                             <w:r>
                               <w:rPr>
@@ -6629,20 +5440,8 @@
                                 <w:lang w:val="es-MX"/>
                               </w:rPr>
                               <w:br/>
-                            </w:r>
-                            <w:proofErr w:type="spellStart"/>
-                            <w:r>
-                              <w:rPr>
-                                <w:rFonts w:ascii="Raleway" w:hAnsi="Raleway"/>
-                                <w:color w:val="414042"/>
-                                <w:spacing w:val="-2"/>
-                                <w:sz w:val="18"/>
-                                <w:szCs w:val="18"/>
-                                <w:lang w:val="es-MX"/>
-                              </w:rPr>
                               <w:t>Kubernates</w:t>
                             </w:r>
-                            <w:proofErr w:type="spellEnd"/>
                             <w:r>
                               <w:rPr>
                                 <w:rFonts w:ascii="Raleway" w:hAnsi="Raleway"/>
@@ -6755,79 +5554,7 @@
                                 <w:szCs w:val="18"/>
                                 <w:lang w:val="es-MX"/>
                               </w:rPr>
-                              <w:t xml:space="preserve">Diseño arquitecturas de infraestructura en AWS y desarrollo soluciones automatizadas mediante </w:t>
-                            </w:r>
-                            <w:proofErr w:type="spellStart"/>
-                            <w:r>
-                              <w:rPr>
-                                <w:rFonts w:ascii="Raleway" w:hAnsi="Raleway"/>
-                                <w:color w:val="414042"/>
-                                <w:spacing w:val="-2"/>
-                                <w:sz w:val="18"/>
-                                <w:szCs w:val="18"/>
-                                <w:lang w:val="es-MX"/>
-                              </w:rPr>
-                              <w:t>Infrastructure</w:t>
-                            </w:r>
-                            <w:proofErr w:type="spellEnd"/>
-                            <w:r>
-                              <w:rPr>
-                                <w:rFonts w:ascii="Raleway" w:hAnsi="Raleway"/>
-                                <w:color w:val="414042"/>
-                                <w:spacing w:val="-2"/>
-                                <w:sz w:val="18"/>
-                                <w:szCs w:val="18"/>
-                                <w:lang w:val="es-MX"/>
-                              </w:rPr>
-                              <w:t xml:space="preserve"> as Code (</w:t>
-                            </w:r>
-                            <w:proofErr w:type="spellStart"/>
-                            <w:r>
-                              <w:rPr>
-                                <w:rFonts w:ascii="Raleway" w:hAnsi="Raleway"/>
-                                <w:color w:val="414042"/>
-                                <w:spacing w:val="-2"/>
-                                <w:sz w:val="18"/>
-                                <w:szCs w:val="18"/>
-                                <w:lang w:val="es-MX"/>
-                              </w:rPr>
-                              <w:t>IaC</w:t>
-                            </w:r>
-                            <w:proofErr w:type="spellEnd"/>
-                            <w:r>
-                              <w:rPr>
-                                <w:rFonts w:ascii="Raleway" w:hAnsi="Raleway"/>
-                                <w:color w:val="414042"/>
-                                <w:spacing w:val="-2"/>
-                                <w:sz w:val="18"/>
-                                <w:szCs w:val="18"/>
-                                <w:lang w:val="es-MX"/>
-                              </w:rPr>
-                              <w:t xml:space="preserve">), utilizando </w:t>
-                            </w:r>
-                            <w:proofErr w:type="spellStart"/>
-                            <w:r>
-                              <w:rPr>
-                                <w:rFonts w:ascii="Raleway" w:hAnsi="Raleway"/>
-                                <w:color w:val="414042"/>
-                                <w:spacing w:val="-2"/>
-                                <w:sz w:val="18"/>
-                                <w:szCs w:val="18"/>
-                                <w:lang w:val="es-MX"/>
-                              </w:rPr>
-                              <w:t>Terraform</w:t>
-                            </w:r>
-                            <w:proofErr w:type="spellEnd"/>
-                            <w:r>
-                              <w:rPr>
-                                <w:rFonts w:ascii="Raleway" w:hAnsi="Raleway"/>
-                                <w:color w:val="414042"/>
-                                <w:spacing w:val="-2"/>
-                                <w:sz w:val="18"/>
-                                <w:szCs w:val="18"/>
-                                <w:lang w:val="es-MX"/>
-                              </w:rPr>
-                              <w:t xml:space="preserve"> para la creación, despliegue y gestión de entornos en la nube de forma reproducible y escalable en el sector Financiero CMS,</w:t>
+                              <w:t>Diseño arquitecturas de infraestructura en AWS y desarrollo soluciones automatizadas mediante Infrastructure as Code (IaC), utilizando Terraform para la creación, despliegue y gestión de entornos en la nube de forma reproducible y escalable en el sector Financiero CMS,</w:t>
                             </w:r>
                             <w:r>
                               <w:rPr>
@@ -6862,29 +5589,16 @@
                               </w:rPr>
                               <w:t xml:space="preserve"> </w:t>
                             </w:r>
-                            <w:proofErr w:type="spellStart"/>
-                            <w:r>
-                              <w:rPr>
-                                <w:rFonts w:ascii="Raleway" w:hAnsi="Raleway"/>
-                                <w:color w:val="414042"/>
-                                <w:spacing w:val="-2"/>
-                                <w:sz w:val="18"/>
-                                <w:szCs w:val="18"/>
-                                <w:lang w:val="es-MX"/>
-                              </w:rPr>
-                              <w:t>Onboarding</w:t>
-                            </w:r>
-                            <w:proofErr w:type="spellEnd"/>
-                            <w:r>
-                              <w:rPr>
-                                <w:rFonts w:ascii="Raleway" w:hAnsi="Raleway"/>
-                                <w:color w:val="414042"/>
-                                <w:spacing w:val="-2"/>
-                                <w:sz w:val="18"/>
-                                <w:szCs w:val="18"/>
-                                <w:lang w:val="es-MX"/>
-                              </w:rPr>
-                              <w:t xml:space="preserve"> .</w:t>
+                            <w:r>
+                              <w:rPr>
+                                <w:rFonts w:ascii="Raleway" w:hAnsi="Raleway"/>
+                                <w:color w:val="414042"/>
+                                <w:spacing w:val="-2"/>
+                                <w:sz w:val="18"/>
+                                <w:szCs w:val="18"/>
+                                <w:lang w:val="es-MX"/>
+                              </w:rPr>
+                              <w:t>Onboarding .</w:t>
                             </w:r>
                           </w:p>
                           <w:p>
@@ -6908,31 +5622,7 @@
                                 <w:szCs w:val="18"/>
                                 <w:lang w:val="es-MX"/>
                               </w:rPr>
-                              <w:t xml:space="preserve">Desarrollo de aplicaciones Java y microservicios con Spring Boot, empaquetados en contenedores Docker y desplegados en </w:t>
-                            </w:r>
-                            <w:proofErr w:type="spellStart"/>
-                            <w:r>
-                              <w:rPr>
-                                <w:rFonts w:ascii="Raleway" w:hAnsi="Raleway"/>
-                                <w:color w:val="414042"/>
-                                <w:spacing w:val="-2"/>
-                                <w:sz w:val="18"/>
-                                <w:szCs w:val="18"/>
-                                <w:lang w:val="es-MX"/>
-                              </w:rPr>
-                              <w:t>Kubernetes</w:t>
-                            </w:r>
-                            <w:proofErr w:type="spellEnd"/>
-                            <w:r>
-                              <w:rPr>
-                                <w:rFonts w:ascii="Raleway" w:hAnsi="Raleway"/>
-                                <w:color w:val="414042"/>
-                                <w:spacing w:val="-2"/>
-                                <w:sz w:val="18"/>
-                                <w:szCs w:val="18"/>
-                                <w:lang w:val="es-MX"/>
-                              </w:rPr>
-                              <w:t xml:space="preserve"> (EKS).</w:t>
+                              <w:t>Desarrollo de aplicaciones Java y microservicios con Spring Boot, empaquetados en contenedores Docker y desplegados en Kubernetes (EKS).</w:t>
                             </w:r>
                           </w:p>
                           <w:p>
@@ -7051,21 +5741,8 @@
                           <w:szCs w:val="18"/>
                           <w:lang w:val="es-MX"/>
                         </w:rPr>
-                        <w:t xml:space="preserve"> – </w:t>
-                      </w:r>
-                      <w:proofErr w:type="spellStart"/>
-                      <w:r>
-                        <w:rPr>
-                          <w:rFonts w:ascii="Raleway" w:hAnsi="Raleway"/>
-                          <w:color w:val="414042"/>
-                          <w:spacing w:val="-2"/>
-                          <w:sz w:val="18"/>
-                          <w:szCs w:val="18"/>
-                          <w:lang w:val="es-MX"/>
-                        </w:rPr>
-                        <w:t>Bancoppel</w:t>
-                      </w:r>
-                      <w:proofErr w:type="spellEnd"/>
+                        <w:t xml:space="preserve"> – Bancoppel</w:t>
+                      </w:r>
                       <w:r>
                         <w:rPr>
                           <w:rFonts w:ascii="Raleway" w:hAnsi="Raleway"/>
@@ -7089,29 +5766,16 @@
                         <w:br/>
                         <w:t>AWS (</w:t>
                       </w:r>
-                      <w:proofErr w:type="spellStart"/>
-                      <w:r>
-                        <w:rPr>
-                          <w:rFonts w:ascii="Raleway" w:hAnsi="Raleway"/>
-                          <w:color w:val="414042"/>
-                          <w:spacing w:val="-2"/>
-                          <w:sz w:val="18"/>
-                          <w:szCs w:val="18"/>
-                          <w:lang w:val="es-MX"/>
-                        </w:rPr>
-                        <w:t>Networking</w:t>
-                      </w:r>
-                      <w:proofErr w:type="spellEnd"/>
-                      <w:r>
-                        <w:rPr>
-                          <w:rFonts w:ascii="Raleway" w:hAnsi="Raleway"/>
-                          <w:color w:val="414042"/>
-                          <w:spacing w:val="-2"/>
-                          <w:sz w:val="18"/>
-                          <w:szCs w:val="18"/>
-                          <w:lang w:val="es-MX"/>
-                        </w:rPr>
-                        <w:t>, servicios de infraestructura</w:t>
+                      <w:r>
+                        <w:rPr>
+                          <w:rFonts w:ascii="Raleway" w:hAnsi="Raleway"/>
+                          <w:color w:val="414042"/>
+                          <w:spacing w:val="-2"/>
+                          <w:sz w:val="18"/>
+                          <w:szCs w:val="18"/>
+                          <w:lang w:val="es-MX"/>
+                        </w:rPr>
+                        <w:t>Networking, servicios de infraestructura</w:t>
                       </w:r>
                       <w:r>
                         <w:rPr>
@@ -7157,55 +5821,7 @@
                           <w:szCs w:val="18"/>
                           <w:lang w:val="es-MX"/>
                         </w:rPr>
-                        <w:t xml:space="preserve">, </w:t>
-                      </w:r>
-                      <w:proofErr w:type="spellStart"/>
-                      <w:r>
-                        <w:rPr>
-                          <w:rFonts w:ascii="Raleway" w:hAnsi="Raleway"/>
-                          <w:color w:val="414042"/>
-                          <w:spacing w:val="-2"/>
-                          <w:sz w:val="18"/>
-                          <w:szCs w:val="18"/>
-                          <w:lang w:val="es-MX"/>
-                        </w:rPr>
-                        <w:t>Codeigniter</w:t>
-                      </w:r>
-                      <w:proofErr w:type="spellEnd"/>
-                      <w:r>
-                        <w:rPr>
-                          <w:rFonts w:ascii="Raleway" w:hAnsi="Raleway"/>
-                          <w:color w:val="414042"/>
-                          <w:spacing w:val="-2"/>
-                          <w:sz w:val="18"/>
-                          <w:szCs w:val="18"/>
-                          <w:lang w:val="es-MX"/>
-                        </w:rPr>
-                        <w:t>(</w:t>
-                      </w:r>
-                      <w:proofErr w:type="spellStart"/>
-                      <w:r>
-                        <w:rPr>
-                          <w:rFonts w:ascii="Raleway" w:hAnsi="Raleway"/>
-                          <w:color w:val="414042"/>
-                          <w:spacing w:val="-2"/>
-                          <w:sz w:val="18"/>
-                          <w:szCs w:val="18"/>
-                          <w:lang w:val="es-MX"/>
-                        </w:rPr>
-                        <w:t>php</w:t>
-                      </w:r>
-                      <w:proofErr w:type="spellEnd"/>
-                      <w:r>
-                        <w:rPr>
-                          <w:rFonts w:ascii="Raleway" w:hAnsi="Raleway"/>
-                          <w:color w:val="414042"/>
-                          <w:spacing w:val="-2"/>
-                          <w:sz w:val="18"/>
-                          <w:szCs w:val="18"/>
-                          <w:lang w:val="es-MX"/>
-                        </w:rPr>
-                        <w:t>), MySQL</w:t>
+                        <w:t>, Codeigniter(php), MySQL</w:t>
                       </w:r>
                       <w:r>
                         <w:rPr>
@@ -7217,20 +5833,8 @@
                           <w:lang w:val="es-MX"/>
                         </w:rPr>
                         <w:br/>
-                      </w:r>
-                      <w:proofErr w:type="spellStart"/>
-                      <w:r>
-                        <w:rPr>
-                          <w:rFonts w:ascii="Raleway" w:hAnsi="Raleway"/>
-                          <w:color w:val="414042"/>
-                          <w:spacing w:val="-2"/>
-                          <w:sz w:val="18"/>
-                          <w:szCs w:val="18"/>
-                          <w:lang w:val="es-MX"/>
-                        </w:rPr>
                         <w:t>Kubernates</w:t>
                       </w:r>
-                      <w:proofErr w:type="spellEnd"/>
                       <w:r>
                         <w:rPr>
                           <w:rFonts w:ascii="Raleway" w:hAnsi="Raleway"/>
@@ -7343,79 +5947,7 @@
                           <w:szCs w:val="18"/>
                           <w:lang w:val="es-MX"/>
                         </w:rPr>
-                        <w:t xml:space="preserve">Diseño arquitecturas de infraestructura en AWS y desarrollo soluciones automatizadas mediante </w:t>
-                      </w:r>
-                      <w:proofErr w:type="spellStart"/>
-                      <w:r>
-                        <w:rPr>
-                          <w:rFonts w:ascii="Raleway" w:hAnsi="Raleway"/>
-                          <w:color w:val="414042"/>
-                          <w:spacing w:val="-2"/>
-                          <w:sz w:val="18"/>
-                          <w:szCs w:val="18"/>
-                          <w:lang w:val="es-MX"/>
-                        </w:rPr>
-                        <w:t>Infrastructure</w:t>
-                      </w:r>
-                      <w:proofErr w:type="spellEnd"/>
-                      <w:r>
-                        <w:rPr>
-                          <w:rFonts w:ascii="Raleway" w:hAnsi="Raleway"/>
-                          <w:color w:val="414042"/>
-                          <w:spacing w:val="-2"/>
-                          <w:sz w:val="18"/>
-                          <w:szCs w:val="18"/>
-                          <w:lang w:val="es-MX"/>
-                        </w:rPr>
-                        <w:t xml:space="preserve"> as Code (</w:t>
-                      </w:r>
-                      <w:proofErr w:type="spellStart"/>
-                      <w:r>
-                        <w:rPr>
-                          <w:rFonts w:ascii="Raleway" w:hAnsi="Raleway"/>
-                          <w:color w:val="414042"/>
-                          <w:spacing w:val="-2"/>
-                          <w:sz w:val="18"/>
-                          <w:szCs w:val="18"/>
-                          <w:lang w:val="es-MX"/>
-                        </w:rPr>
-                        <w:t>IaC</w:t>
-                      </w:r>
-                      <w:proofErr w:type="spellEnd"/>
-                      <w:r>
-                        <w:rPr>
-                          <w:rFonts w:ascii="Raleway" w:hAnsi="Raleway"/>
-                          <w:color w:val="414042"/>
-                          <w:spacing w:val="-2"/>
-                          <w:sz w:val="18"/>
-                          <w:szCs w:val="18"/>
-                          <w:lang w:val="es-MX"/>
-                        </w:rPr>
-                        <w:t xml:space="preserve">), utilizando </w:t>
-                      </w:r>
-                      <w:proofErr w:type="spellStart"/>
-                      <w:r>
-                        <w:rPr>
-                          <w:rFonts w:ascii="Raleway" w:hAnsi="Raleway"/>
-                          <w:color w:val="414042"/>
-                          <w:spacing w:val="-2"/>
-                          <w:sz w:val="18"/>
-                          <w:szCs w:val="18"/>
-                          <w:lang w:val="es-MX"/>
-                        </w:rPr>
-                        <w:t>Terraform</w:t>
-                      </w:r>
-                      <w:proofErr w:type="spellEnd"/>
-                      <w:r>
-                        <w:rPr>
-                          <w:rFonts w:ascii="Raleway" w:hAnsi="Raleway"/>
-                          <w:color w:val="414042"/>
-                          <w:spacing w:val="-2"/>
-                          <w:sz w:val="18"/>
-                          <w:szCs w:val="18"/>
-                          <w:lang w:val="es-MX"/>
-                        </w:rPr>
-                        <w:t xml:space="preserve"> para la creación, despliegue y gestión de entornos en la nube de forma reproducible y escalable en el sector Financiero CMS,</w:t>
+                        <w:t>Diseño arquitecturas de infraestructura en AWS y desarrollo soluciones automatizadas mediante Infrastructure as Code (IaC), utilizando Terraform para la creación, despliegue y gestión de entornos en la nube de forma reproducible y escalable en el sector Financiero CMS,</w:t>
                       </w:r>
                       <w:r>
                         <w:rPr>
@@ -7450,29 +5982,16 @@
                         </w:rPr>
                         <w:t xml:space="preserve"> </w:t>
                       </w:r>
-                      <w:proofErr w:type="spellStart"/>
-                      <w:r>
-                        <w:rPr>
-                          <w:rFonts w:ascii="Raleway" w:hAnsi="Raleway"/>
-                          <w:color w:val="414042"/>
-                          <w:spacing w:val="-2"/>
-                          <w:sz w:val="18"/>
-                          <w:szCs w:val="18"/>
-                          <w:lang w:val="es-MX"/>
-                        </w:rPr>
-                        <w:t>Onboarding</w:t>
-                      </w:r>
-                      <w:proofErr w:type="spellEnd"/>
-                      <w:r>
-                        <w:rPr>
-                          <w:rFonts w:ascii="Raleway" w:hAnsi="Raleway"/>
-                          <w:color w:val="414042"/>
-                          <w:spacing w:val="-2"/>
-                          <w:sz w:val="18"/>
-                          <w:szCs w:val="18"/>
-                          <w:lang w:val="es-MX"/>
-                        </w:rPr>
-                        <w:t xml:space="preserve"> .</w:t>
+                      <w:r>
+                        <w:rPr>
+                          <w:rFonts w:ascii="Raleway" w:hAnsi="Raleway"/>
+                          <w:color w:val="414042"/>
+                          <w:spacing w:val="-2"/>
+                          <w:sz w:val="18"/>
+                          <w:szCs w:val="18"/>
+                          <w:lang w:val="es-MX"/>
+                        </w:rPr>
+                        <w:t>Onboarding .</w:t>
                       </w:r>
                     </w:p>
                     <w:p>
@@ -7496,31 +6015,7 @@
                           <w:szCs w:val="18"/>
                           <w:lang w:val="es-MX"/>
                         </w:rPr>
-                        <w:t xml:space="preserve">Desarrollo de aplicaciones Java y microservicios con Spring Boot, empaquetados en contenedores Docker y desplegados en </w:t>
-                      </w:r>
-                      <w:proofErr w:type="spellStart"/>
-                      <w:r>
-                        <w:rPr>
-                          <w:rFonts w:ascii="Raleway" w:hAnsi="Raleway"/>
-                          <w:color w:val="414042"/>
-                          <w:spacing w:val="-2"/>
-                          <w:sz w:val="18"/>
-                          <w:szCs w:val="18"/>
-                          <w:lang w:val="es-MX"/>
-                        </w:rPr>
-                        <w:t>Kubernetes</w:t>
-                      </w:r>
-                      <w:proofErr w:type="spellEnd"/>
-                      <w:r>
-                        <w:rPr>
-                          <w:rFonts w:ascii="Raleway" w:hAnsi="Raleway"/>
-                          <w:color w:val="414042"/>
-                          <w:spacing w:val="-2"/>
-                          <w:sz w:val="18"/>
-                          <w:szCs w:val="18"/>
-                          <w:lang w:val="es-MX"/>
-                        </w:rPr>
-                        <w:t xml:space="preserve"> (EKS).</w:t>
+                        <w:t>Desarrollo de aplicaciones Java y microservicios con Spring Boot, empaquetados en contenedores Docker y desplegados en Kubernetes (EKS).</w:t>
                       </w:r>
                     </w:p>
                     <w:p>
@@ -7587,7 +6082,7 @@
         <mc:AlternateContent>
           <mc:Choice Requires="wps">
             <w:drawing>
-              <wp:anchor distT="0" distB="0" distL="114300" distR="114300" simplePos="0" relativeHeight="251734016" behindDoc="0" locked="0" layoutInCell="1" hidden="0" allowOverlap="1" wp14:anchorId="3619E824" wp14:editId="27E280F4">
+              <wp:anchor distT="0" distB="0" distL="114300" distR="114300" simplePos="0" relativeHeight="251734016" behindDoc="0" locked="0" layoutInCell="1" hidden="0" allowOverlap="1" wp14:anchorId="3619E824" wp14:editId="3ECE4870">
                 <wp:simplePos x="0" y="0"/>
                 <wp:positionH relativeFrom="column">
                   <wp:posOffset>2859405</wp:posOffset>
@@ -7673,7 +6168,6 @@
                               </w:rPr>
                               <w:t xml:space="preserve"> </w:t>
                             </w:r>
-                            <w:proofErr w:type="spellStart"/>
                             <w:r>
                               <w:rPr>
                                 <w:rFonts w:ascii="Raleway SemiBold" w:hAnsi="Raleway SemiBold"/>
@@ -7683,7 +6177,6 @@
                               </w:rPr>
                               <w:t>Febrero</w:t>
                             </w:r>
-                            <w:proofErr w:type="spellEnd"/>
                             <w:r>
                               <w:rPr>
                                 <w:rFonts w:ascii="Raleway SemiBold" w:hAnsi="Raleway SemiBold"/>
@@ -7818,7 +6311,6 @@
                         </w:rPr>
                         <w:t xml:space="preserve"> </w:t>
                       </w:r>
-                      <w:proofErr w:type="spellStart"/>
                       <w:r>
                         <w:rPr>
                           <w:rFonts w:ascii="Raleway SemiBold" w:hAnsi="Raleway SemiBold"/>
@@ -7828,7 +6320,6 @@
                         </w:rPr>
                         <w:t>Febrero</w:t>
                       </w:r>
-                      <w:proofErr w:type="spellEnd"/>
                       <w:r>
                         <w:rPr>
                           <w:rFonts w:ascii="Raleway SemiBold" w:hAnsi="Raleway SemiBold"/>
@@ -7892,77 +6383,7 @@
           </mc:Fallback>
         </mc:AlternateContent>
       </w:r>
-      <w:r>
-        <w:rPr>
-          <w:noProof/>
-        </w:rPr>
-        <w:drawing>
-          <wp:anchor distT="0" distB="0" distL="114300" distR="114300" simplePos="0" relativeHeight="251850752" behindDoc="0" locked="0" layoutInCell="1" allowOverlap="1" wp14:anchorId="72ED061E" wp14:editId="54B72BB3">
-            <wp:simplePos x="0" y="0"/>
-            <wp:positionH relativeFrom="margin">
-              <wp:posOffset>847725</wp:posOffset>
-            </wp:positionH>
-            <wp:positionV relativeFrom="margin">
-              <wp:posOffset>6648450</wp:posOffset>
-            </wp:positionV>
-            <wp:extent cx="1257300" cy="1257300"/>
-            <wp:effectExtent l="0" t="0" r="0" b="0"/>
-            <wp:wrapSquare wrapText="bothSides"/>
-            <wp:docPr id="310865259" name="Picture 40"/>
-            <wp:cNvGraphicFramePr>
-              <a:graphicFrameLocks xmlns:a="http://schemas.openxmlformats.org/drawingml/2006/main" noChangeAspect="1"/>
-            </wp:cNvGraphicFramePr>
-            <a:graphic xmlns:a="http://schemas.openxmlformats.org/drawingml/2006/main">
-              <a:graphicData uri="http://schemas.openxmlformats.org/drawingml/2006/picture">
-                <pic:pic xmlns:pic="http://schemas.openxmlformats.org/drawingml/2006/picture">
-                  <pic:nvPicPr>
-                    <pic:cNvPr id="0" name="Picture 1"/>
-                    <pic:cNvPicPr>
-                      <a:picLocks noChangeAspect="1" noChangeArrowheads="1"/>
-                    </pic:cNvPicPr>
-                  </pic:nvPicPr>
-                  <pic:blipFill>
-                    <a:blip r:embed="rId8" cstate="print">
-                      <a:extLst>
-                        <a:ext uri="{28A0092B-C50C-407E-A947-70E740481C1C}">
-                          <a14:useLocalDpi xmlns:a14="http://schemas.microsoft.com/office/drawing/2010/main" val="0"/>
-                        </a:ext>
-                      </a:extLst>
-                    </a:blip>
-                    <a:srcRect/>
-                    <a:stretch>
-                      <a:fillRect/>
-                    </a:stretch>
-                  </pic:blipFill>
-                  <pic:spPr bwMode="auto">
-                    <a:xfrm>
-                      <a:off x="0" y="0"/>
-                      <a:ext cx="1257300" cy="1257300"/>
-                    </a:xfrm>
-                    <a:prstGeom prst="rect">
-                      <a:avLst/>
-                    </a:prstGeom>
-                    <a:noFill/>
-                    <a:ln>
-                      <a:noFill/>
-                    </a:ln>
-                  </pic:spPr>
-                </pic:pic>
-              </a:graphicData>
-            </a:graphic>
-            <wp14:sizeRelH relativeFrom="margin">
-              <wp14:pctWidth>0</wp14:pctWidth>
-            </wp14:sizeRelH>
-            <wp14:sizeRelV relativeFrom="margin">
-              <wp14:pctHeight>0</wp14:pctHeight>
-            </wp14:sizeRelV>
-          </wp:anchor>
-        </w:drawing>
-      </w:r>
     </w:p>
-    <w:p/>
-    <w:p/>
-    <w:p/>
     <w:p/>
     <w:p>
       <w:r>
@@ -7973,13 +6394,13 @@
         <mc:AlternateContent>
           <mc:Choice Requires="wps">
             <w:drawing>
-              <wp:anchor distT="0" distB="0" distL="114300" distR="114300" simplePos="0" relativeHeight="251852800" behindDoc="0" locked="0" layoutInCell="1" hidden="0" allowOverlap="1" wp14:anchorId="0245866B" wp14:editId="158072C9">
+              <wp:anchor distT="0" distB="0" distL="114300" distR="114300" simplePos="0" relativeHeight="251852800" behindDoc="0" locked="0" layoutInCell="1" hidden="0" allowOverlap="1" wp14:anchorId="0245866B" wp14:editId="1337744B">
                 <wp:simplePos x="0" y="0"/>
                 <wp:positionH relativeFrom="margin">
-                  <wp:posOffset>351790</wp:posOffset>
+                  <wp:posOffset>332740</wp:posOffset>
                 </wp:positionH>
                 <wp:positionV relativeFrom="paragraph">
-                  <wp:posOffset>162560</wp:posOffset>
+                  <wp:posOffset>10160</wp:posOffset>
                 </wp:positionV>
                 <wp:extent cx="2257425" cy="523875"/>
                 <wp:effectExtent l="0" t="0" r="9525" b="9525"/>
@@ -8061,7 +6482,7 @@
           </mc:Choice>
           <mc:Fallback>
             <w:pict>
-              <v:shape w14:anchorId="0245866B" id="_x0000_s1040" type="#_x0000_t202" style="position:absolute;margin-left:27.7pt;margin-top:12.8pt;width:177.75pt;height:41.25pt;z-index:251852800;visibility:visible;mso-wrap-style:square;mso-width-percent:0;mso-height-percent:0;mso-wrap-distance-left:9pt;mso-wrap-distance-top:0;mso-wrap-distance-right:9pt;mso-wrap-distance-bottom:0;mso-position-horizontal:absolute;mso-position-horizontal-relative:margin;mso-position-vertical:absolute;mso-position-vertical-relative:text;mso-width-percent:0;mso-height-percent:0;mso-width-relative:margin;mso-height-relative:margin;v-text-anchor:top" o:gfxdata="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" filled="f" stroked="f" strokeweight=".5pt">
+              <v:shape w14:anchorId="0245866B" id="_x0000_s1040" type="#_x0000_t202" style="position:absolute;margin-left:26.2pt;margin-top:.8pt;width:177.75pt;height:41.25pt;z-index:251852800;visibility:visible;mso-wrap-style:square;mso-width-percent:0;mso-height-percent:0;mso-wrap-distance-left:9pt;mso-wrap-distance-top:0;mso-wrap-distance-right:9pt;mso-wrap-distance-bottom:0;mso-position-horizontal:absolute;mso-position-horizontal-relative:margin;mso-position-vertical:absolute;mso-position-vertical-relative:text;mso-width-percent:0;mso-height-percent:0;mso-width-relative:margin;mso-height-relative:margin;v-text-anchor:top" o:gfxdata="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" filled="f" stroked="f" strokeweight=".5pt">
                 <v:textbox inset="0,0,0,0">
                   <w:txbxContent>
                     <w:p>
@@ -8107,6 +6528,75 @@
         </mc:AlternateContent>
       </w:r>
     </w:p>
+    <w:p/>
+    <w:p/>
+    <w:p>
+      <w:r>
+        <w:drawing>
+          <wp:anchor distT="0" distB="0" distL="114300" distR="114300" simplePos="0" relativeHeight="251856896" behindDoc="0" locked="0" layoutInCell="1" allowOverlap="1" wp14:anchorId="2FF7DC44" wp14:editId="46FAC42F">
+            <wp:simplePos x="0" y="0"/>
+            <wp:positionH relativeFrom="column">
+              <wp:posOffset>990767</wp:posOffset>
+            </wp:positionH>
+            <wp:positionV relativeFrom="paragraph">
+              <wp:posOffset>10795</wp:posOffset>
+            </wp:positionV>
+            <wp:extent cx="895350" cy="916476"/>
+            <wp:effectExtent l="0" t="0" r="0" b="0"/>
+            <wp:wrapThrough wrapText="bothSides">
+              <wp:wrapPolygon edited="0">
+                <wp:start x="0" y="0"/>
+                <wp:lineTo x="0" y="21106"/>
+                <wp:lineTo x="21140" y="21106"/>
+                <wp:lineTo x="21140" y="0"/>
+                <wp:lineTo x="0" y="0"/>
+              </wp:wrapPolygon>
+            </wp:wrapThrough>
+            <wp:docPr id="1484383459" name="Picture 1"/>
+            <wp:cNvGraphicFramePr>
+              <a:graphicFrameLocks xmlns:a="http://schemas.openxmlformats.org/drawingml/2006/main" noChangeAspect="1"/>
+            </wp:cNvGraphicFramePr>
+            <a:graphic xmlns:a="http://schemas.openxmlformats.org/drawingml/2006/main">
+              <a:graphicData uri="http://schemas.openxmlformats.org/drawingml/2006/picture">
+                <pic:pic xmlns:pic="http://schemas.openxmlformats.org/drawingml/2006/picture">
+                  <pic:nvPicPr>
+                    <pic:cNvPr id="1484383459" name=""/>
+                    <pic:cNvPicPr/>
+                  </pic:nvPicPr>
+                  <pic:blipFill>
+                    <a:blip r:embed="rId11" cstate="print">
+                      <a:extLst>
+                        <a:ext uri="{28A0092B-C50C-407E-A947-70E740481C1C}">
+                          <a14:useLocalDpi xmlns:a14="http://schemas.microsoft.com/office/drawing/2010/main" val="0"/>
+                        </a:ext>
+                      </a:extLst>
+                    </a:blip>
+                    <a:stretch>
+                      <a:fillRect/>
+                    </a:stretch>
+                  </pic:blipFill>
+                  <pic:spPr>
+                    <a:xfrm>
+                      <a:off x="0" y="0"/>
+                      <a:ext cx="895350" cy="916476"/>
+                    </a:xfrm>
+                    <a:prstGeom prst="rect">
+                      <a:avLst/>
+                    </a:prstGeom>
+                  </pic:spPr>
+                </pic:pic>
+              </a:graphicData>
+            </a:graphic>
+            <wp14:sizeRelH relativeFrom="page">
+              <wp14:pctWidth>0</wp14:pctWidth>
+            </wp14:sizeRelH>
+            <wp14:sizeRelV relativeFrom="page">
+              <wp14:pctHeight>0</wp14:pctHeight>
+            </wp14:sizeRelV>
+          </wp:anchor>
+        </w:drawing>
+      </w:r>
+    </w:p>
     <w:p>
       <w:pPr>
         <w:rPr>
@@ -8120,7 +6610,121 @@
     </w:p>
     <w:p/>
     <w:p/>
-    <w:p/>
+    <w:p>
+      <w:r>
+        <w:rPr>
+          <w:noProof/>
+          <w:lang w:val="es-MX"/>
+        </w:rPr>
+        <mc:AlternateContent>
+          <mc:Choice Requires="wps">
+            <w:drawing>
+              <wp:anchor distT="0" distB="0" distL="114300" distR="114300" simplePos="0" relativeHeight="251855872" behindDoc="0" locked="0" layoutInCell="1" hidden="0" allowOverlap="1" wp14:anchorId="4465C907" wp14:editId="45BEE241">
+                <wp:simplePos x="0" y="0"/>
+                <wp:positionH relativeFrom="margin">
+                  <wp:posOffset>314325</wp:posOffset>
+                </wp:positionH>
+                <wp:positionV relativeFrom="paragraph">
+                  <wp:posOffset>12700</wp:posOffset>
+                </wp:positionV>
+                <wp:extent cx="2257425" cy="523875"/>
+                <wp:effectExtent l="0" t="0" r="9525" b="9525"/>
+                <wp:wrapSquare wrapText="bothSides" distT="0" distB="0" distL="114300" distR="114300"/>
+                <wp:docPr id="1696803696" name="Cuadro de texto 7"/>
+                <wp:cNvGraphicFramePr/>
+                <a:graphic xmlns:a="http://schemas.openxmlformats.org/drawingml/2006/main">
+                  <a:graphicData uri="http://schemas.microsoft.com/office/word/2010/wordprocessingShape">
+                    <wps:wsp>
+                      <wps:cNvSpPr txBox="1"/>
+                      <wps:spPr>
+                        <a:xfrm>
+                          <a:off x="0" y="0"/>
+                          <a:ext cx="2257425" cy="523875"/>
+                        </a:xfrm>
+                        <a:prstGeom prst="rect">
+                          <a:avLst/>
+                        </a:prstGeom>
+                        <a:noFill/>
+                        <a:ln w="6350">
+                          <a:noFill/>
+                        </a:ln>
+                      </wps:spPr>
+                      <wps:txbx>
+                        <w:txbxContent>
+                          <w:p>
+                            <w:pPr>
+                              <w:jc w:val="center"/>
+                              <w:rPr>
+                                <w:rStyle w:val="Hyperlink"/>
+                                <w:rFonts w:ascii="Raleway" w:hAnsi="Raleway"/>
+                                <w:spacing w:val="-2"/>
+                              </w:rPr>
+                            </w:pPr>
+                            <w:r>
+                              <w:rPr>
+                                <w:rStyle w:val="Hyperlink"/>
+                                <w:rFonts w:ascii="Raleway" w:hAnsi="Raleway"/>
+                                <w:spacing w:val="-2"/>
+                                <w:sz w:val="18"/>
+                                <w:szCs w:val="18"/>
+                              </w:rPr>
+                              <w:t>https://learn.microsoft.com/es-mx/users/edgarisrael-0092/credentials/dcad6851a7915068</w:t>
+                            </w:r>
+                          </w:p>
+                        </w:txbxContent>
+                      </wps:txbx>
+                      <wps:bodyPr rot="0" spcFirstLastPara="0" vertOverflow="overflow" horzOverflow="overflow" vert="horz" wrap="square" lIns="0" tIns="0" rIns="0" bIns="0" numCol="1" spcCol="0" rtlCol="0" fromWordArt="0" anchor="t" anchorCtr="0" forceAA="0" compatLnSpc="1">
+                        <a:prstTxWarp prst="textNoShape">
+                          <a:avLst/>
+                        </a:prstTxWarp>
+                        <a:noAutofit/>
+                      </wps:bodyPr>
+                    </wps:wsp>
+                  </a:graphicData>
+                </a:graphic>
+                <wp14:sizeRelH relativeFrom="margin">
+                  <wp14:pctWidth>0</wp14:pctWidth>
+                </wp14:sizeRelH>
+                <wp14:sizeRelV relativeFrom="margin">
+                  <wp14:pctHeight>0</wp14:pctHeight>
+                </wp14:sizeRelV>
+              </wp:anchor>
+            </w:drawing>
+          </mc:Choice>
+          <mc:Fallback>
+            <w:pict>
+              <v:shape w14:anchorId="4465C907" id="_x0000_s1041" type="#_x0000_t202" style="position:absolute;margin-left:24.75pt;margin-top:1pt;width:177.75pt;height:41.25pt;z-index:251855872;visibility:visible;mso-wrap-style:square;mso-width-percent:0;mso-height-percent:0;mso-wrap-distance-left:9pt;mso-wrap-distance-top:0;mso-wrap-distance-right:9pt;mso-wrap-distance-bottom:0;mso-position-horizontal:absolute;mso-position-horizontal-relative:margin;mso-position-vertical:absolute;mso-position-vertical-relative:text;mso-width-percent:0;mso-height-percent:0;mso-width-relative:margin;mso-height-relative:margin;v-text-anchor:top" o:gfxdata="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" filled="f" stroked="f" strokeweight=".5pt">
+                <v:textbox inset="0,0,0,0">
+                  <w:txbxContent>
+                    <w:p>
+                      <w:pPr>
+                        <w:jc w:val="center"/>
+                        <w:rPr>
+                          <w:rStyle w:val="Hyperlink"/>
+                          <w:rFonts w:ascii="Raleway" w:hAnsi="Raleway"/>
+                          <w:spacing w:val="-2"/>
+                        </w:rPr>
+                      </w:pPr>
+                      <w:r>
+                        <w:rPr>
+                          <w:rStyle w:val="Hyperlink"/>
+                          <w:rFonts w:ascii="Raleway" w:hAnsi="Raleway"/>
+                          <w:spacing w:val="-2"/>
+                          <w:sz w:val="18"/>
+                          <w:szCs w:val="18"/>
+                        </w:rPr>
+                        <w:t>https://learn.microsoft.com/es-mx/users/edgarisrael-0092/credentials/dcad6851a7915068</w:t>
+                      </w:r>
+                    </w:p>
+                  </w:txbxContent>
+                </v:textbox>
+                <w10:wrap type="square" anchorx="margin"/>
+              </v:shape>
+            </w:pict>
+          </mc:Fallback>
+        </mc:AlternateContent>
+      </w:r>
+    </w:p>
     <w:p/>
     <w:p/>
     <w:p/>
@@ -8213,7 +6817,7 @@
           </mc:Choice>
           <mc:Fallback>
             <w:pict>
-              <v:shape w14:anchorId="2F4BB51B" id="_x0000_s1041" type="#_x0000_t202" style="position:absolute;margin-left:43.5pt;margin-top:.75pt;width:168.5pt;height:13pt;z-index:251845632;visibility:visible;mso-wrap-style:square;mso-width-percent:0;mso-height-percent:0;mso-wrap-distance-left:9pt;mso-wrap-distance-top:0;mso-wrap-distance-right:9pt;mso-wrap-distance-bottom:0;mso-position-horizontal:absolute;mso-position-horizontal-relative:text;mso-position-vertical:absolute;mso-position-vertical-relative:text;mso-width-percent:0;mso-height-percent:0;mso-width-relative:margin;mso-height-relative:margin;v-text-anchor:top" o:gfxdata="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" filled="f" stroked="f" strokeweight=".5pt">
+              <v:shape w14:anchorId="2F4BB51B" id="_x0000_s1042" type="#_x0000_t202" style="position:absolute;margin-left:43.5pt;margin-top:.75pt;width:168.5pt;height:13pt;z-index:251845632;visibility:visible;mso-wrap-style:square;mso-width-percent:0;mso-height-percent:0;mso-wrap-distance-left:9pt;mso-wrap-distance-top:0;mso-wrap-distance-right:9pt;mso-wrap-distance-bottom:0;mso-position-horizontal:absolute;mso-position-horizontal-relative:text;mso-position-vertical:absolute;mso-position-vertical-relative:text;mso-width-percent:0;mso-height-percent:0;mso-width-relative:margin;mso-height-relative:margin;v-text-anchor:top" o:gfxdata="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" filled="f" stroked="f" strokeweight=".5pt">
                 <v:textbox inset="0,0,0,0">
                   <w:txbxContent>
                     <w:p>
@@ -8368,7 +6972,6 @@
                               </w:rPr>
                               <w:t xml:space="preserve"> – </w:t>
                             </w:r>
-                            <w:proofErr w:type="spellStart"/>
                             <w:r>
                               <w:rPr>
                                 <w:rFonts w:ascii="Roboto Medium" w:hAnsi="Roboto Medium"/>
@@ -8378,7 +6981,6 @@
                               </w:rPr>
                               <w:t>Enero</w:t>
                             </w:r>
-                            <w:proofErr w:type="spellEnd"/>
                             <w:r>
                               <w:rPr>
                                 <w:rFonts w:ascii="Roboto Medium" w:hAnsi="Roboto Medium"/>
@@ -8420,7 +7022,7 @@
           </mc:Choice>
           <mc:Fallback>
             <w:pict>
-              <v:shape w14:anchorId="2735F537" id="_x0000_s1042" type="#_x0000_t202" style="position:absolute;margin-left:44.25pt;margin-top:11.25pt;width:195pt;height:12.65pt;z-index:251847680;visibility:visible;mso-wrap-style:square;mso-width-percent:0;mso-height-percent:0;mso-wrap-distance-left:9pt;mso-wrap-distance-top:0;mso-wrap-distance-right:9pt;mso-wrap-distance-bottom:0;mso-position-horizontal:absolute;mso-position-horizontal-relative:text;mso-position-vertical:absolute;mso-position-vertical-relative:text;mso-width-percent:0;mso-height-percent:0;mso-width-relative:margin;mso-height-relative:margin;v-text-anchor:top" o:gfxdata="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" filled="f" stroked="f" strokeweight=".5pt">
+              <v:shape w14:anchorId="2735F537" id="_x0000_s1043" type="#_x0000_t202" style="position:absolute;margin-left:44.25pt;margin-top:11.25pt;width:195pt;height:12.65pt;z-index:251847680;visibility:visible;mso-wrap-style:square;mso-width-percent:0;mso-height-percent:0;mso-wrap-distance-left:9pt;mso-wrap-distance-top:0;mso-wrap-distance-right:9pt;mso-wrap-distance-bottom:0;mso-position-horizontal:absolute;mso-position-horizontal-relative:text;mso-position-vertical:absolute;mso-position-vertical-relative:text;mso-width-percent:0;mso-height-percent:0;mso-width-relative:margin;mso-height-relative:margin;v-text-anchor:top" o:gfxdata="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" filled="f" stroked="f" strokeweight=".5pt">
                 <v:textbox inset="0,0,0,0">
                   <w:txbxContent>
                     <w:p>
@@ -8504,7 +7106,6 @@
                         </w:rPr>
                         <w:t xml:space="preserve"> – </w:t>
                       </w:r>
-                      <w:proofErr w:type="spellStart"/>
                       <w:r>
                         <w:rPr>
                           <w:rFonts w:ascii="Roboto Medium" w:hAnsi="Roboto Medium"/>
@@ -8514,7 +7115,6 @@
                         </w:rPr>
                         <w:t>Enero</w:t>
                       </w:r>
-                      <w:proofErr w:type="spellEnd"/>
                       <w:r>
                         <w:rPr>
                           <w:rFonts w:ascii="Roboto Medium" w:hAnsi="Roboto Medium"/>
@@ -8704,7 +7304,7 @@
           </mc:Choice>
           <mc:Fallback>
             <w:pict>
-              <v:shape w14:anchorId="5AD2FB99" id="_x0000_s1043" type="#_x0000_t202" style="position:absolute;margin-left:300.75pt;margin-top:11.25pt;width:195pt;height:12.65pt;z-index:251841536;visibility:visible;mso-wrap-style:square;mso-width-percent:0;mso-height-percent:0;mso-wrap-distance-left:9pt;mso-wrap-distance-top:0;mso-wrap-distance-right:9pt;mso-wrap-distance-bottom:0;mso-position-horizontal:absolute;mso-position-horizontal-relative:text;mso-position-vertical:absolute;mso-position-vertical-relative:text;mso-width-percent:0;mso-height-percent:0;mso-width-relative:margin;mso-height-relative:margin;v-text-anchor:top" o:gfxdata="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" filled="f" stroked="f" strokeweight=".5pt">
+              <v:shape w14:anchorId="5AD2FB99" id="_x0000_s1044" type="#_x0000_t202" style="position:absolute;margin-left:300.75pt;margin-top:11.25pt;width:195pt;height:12.65pt;z-index:251841536;visibility:visible;mso-wrap-style:square;mso-width-percent:0;mso-height-percent:0;mso-wrap-distance-left:9pt;mso-wrap-distance-top:0;mso-wrap-distance-right:9pt;mso-wrap-distance-bottom:0;mso-position-horizontal:absolute;mso-position-horizontal-relative:text;mso-position-vertical:absolute;mso-position-vertical-relative:text;mso-width-percent:0;mso-height-percent:0;mso-width-relative:margin;mso-height-relative:margin;v-text-anchor:top" o:gfxdata="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" filled="f" stroked="f" strokeweight=".5pt">
                 <v:textbox inset="0,0,0,0">
                   <w:txbxContent>
                     <w:p>
@@ -8900,7 +7500,7 @@
           </mc:Choice>
           <mc:Fallback>
             <w:pict>
-              <v:shape w14:anchorId="26164BAA" id="_x0000_s1044" type="#_x0000_t202" style="position:absolute;margin-left:301.5pt;margin-top:.75pt;width:168.5pt;height:13pt;z-index:251843584;visibility:visible;mso-wrap-style:square;mso-width-percent:0;mso-height-percent:0;mso-wrap-distance-left:9pt;mso-wrap-distance-top:0;mso-wrap-distance-right:9pt;mso-wrap-distance-bottom:0;mso-position-horizontal:absolute;mso-position-horizontal-relative:text;mso-position-vertical:absolute;mso-position-vertical-relative:text;mso-width-percent:0;mso-height-percent:0;mso-width-relative:margin;mso-height-relative:margin;v-text-anchor:top" o:gfxdata="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" filled="f" stroked="f" strokeweight=".5pt">
+              <v:shape w14:anchorId="26164BAA" id="_x0000_s1045" type="#_x0000_t202" style="position:absolute;margin-left:301.5pt;margin-top:.75pt;width:168.5pt;height:13pt;z-index:251843584;visibility:visible;mso-wrap-style:square;mso-width-percent:0;mso-height-percent:0;mso-wrap-distance-left:9pt;mso-wrap-distance-top:0;mso-wrap-distance-right:9pt;mso-wrap-distance-bottom:0;mso-position-horizontal:absolute;mso-position-horizontal-relative:text;mso-position-vertical:absolute;mso-position-vertical-relative:text;mso-width-percent:0;mso-height-percent:0;mso-width-relative:margin;mso-height-relative:margin;v-text-anchor:top" o:gfxdata="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" filled="f" stroked="f" strokeweight=".5pt">
                 <v:textbox inset="0,0,0,0">
                   <w:txbxContent>
                     <w:p>
@@ -9041,31 +7641,7 @@
                                 <w:szCs w:val="18"/>
                                 <w:lang w:val="es-MX"/>
                               </w:rPr>
-                              <w:t>Desarrollo de un proyecto estratégico internacional para Willis Towers Watson (WTW</w:t>
-                            </w:r>
-                            <w:proofErr w:type="gramStart"/>
-                            <w:r>
-                              <w:rPr>
-                                <w:rFonts w:ascii="Raleway" w:hAnsi="Raleway"/>
-                                <w:color w:val="414042"/>
-                                <w:spacing w:val="-2"/>
-                                <w:sz w:val="18"/>
-                                <w:szCs w:val="18"/>
-                                <w:lang w:val="es-MX"/>
-                              </w:rPr>
-                              <w:t>) ,</w:t>
-                            </w:r>
-                            <w:proofErr w:type="gramEnd"/>
-                            <w:r>
-                              <w:rPr>
-                                <w:rFonts w:ascii="Raleway" w:hAnsi="Raleway"/>
-                                <w:color w:val="414042"/>
-                                <w:spacing w:val="-2"/>
-                                <w:sz w:val="18"/>
-                                <w:szCs w:val="18"/>
-                                <w:lang w:val="es-MX"/>
-                              </w:rPr>
-                              <w:t xml:space="preserve"> con especial enfoque en el mercado colombiano y su sector financiero. Mi responsabilidad principal fue diseñar y desarrollar un módulo integral para la gestión de créditos, desde la evaluación inicial hasta la entrega final, adaptándolo a las regulaciones y prácticas locales de Colombia. Esto incluyó la aplicación de algoritmos de evaluación de prospectos, sistemas de cálculo de comisiones y la facilitación de la gestión documental acorde a los requisitos colombianos.</w:t>
+                              <w:t>Desarrollo de un proyecto estratégico internacional para Willis Towers Watson (WTW) , con especial enfoque en el mercado colombiano y su sector financiero. Mi responsabilidad principal fue diseñar y desarrollar un módulo integral para la gestión de créditos, desde la evaluación inicial hasta la entrega final, adaptándolo a las regulaciones y prácticas locales de Colombia. Esto incluyó la aplicación de algoritmos de evaluación de prospectos, sistemas de cálculo de comisiones y la facilitación de la gestión documental acorde a los requisitos colombianos.</w:t>
                             </w:r>
                           </w:p>
                           <w:p>
@@ -9289,31 +7865,7 @@
                                 <w:szCs w:val="18"/>
                                 <w:lang w:val="es-MX"/>
                               </w:rPr>
-                              <w:t>(</w:t>
-                            </w:r>
-                            <w:proofErr w:type="spellStart"/>
-                            <w:r>
-                              <w:rPr>
-                                <w:rFonts w:ascii="Raleway" w:hAnsi="Raleway"/>
-                                <w:color w:val="414042"/>
-                                <w:spacing w:val="-2"/>
-                                <w:sz w:val="18"/>
-                                <w:szCs w:val="18"/>
-                                <w:lang w:val="es-MX"/>
-                              </w:rPr>
-                              <w:t>DevExpress</w:t>
-                            </w:r>
-                            <w:proofErr w:type="spellEnd"/>
-                            <w:r>
-                              <w:rPr>
-                                <w:rFonts w:ascii="Raleway" w:hAnsi="Raleway"/>
-                                <w:color w:val="414042"/>
-                                <w:spacing w:val="-2"/>
-                                <w:sz w:val="18"/>
-                                <w:szCs w:val="18"/>
-                                <w:lang w:val="es-MX"/>
-                              </w:rPr>
-                              <w:t>)</w:t>
+                              <w:t>(DevExpress)</w:t>
                             </w:r>
                           </w:p>
                           <w:p>
@@ -9380,7 +7932,7 @@
           </mc:Choice>
           <mc:Fallback>
             <w:pict>
-              <v:shape w14:anchorId="1CD6F945" id="_x0000_s1045" type="#_x0000_t202" style="position:absolute;margin-left:300.75pt;margin-top:1.5pt;width:239.25pt;height:233.25pt;z-index:251839488;visibility:visible;mso-wrap-style:square;mso-width-percent:0;mso-height-percent:0;mso-wrap-distance-left:9pt;mso-wrap-distance-top:0;mso-wrap-distance-right:9pt;mso-wrap-distance-bottom:0;mso-position-horizontal:absolute;mso-position-horizontal-relative:margin;mso-position-vertical:absolute;mso-position-vertical-relative:text;mso-width-percent:0;mso-height-percent:0;mso-width-relative:margin;mso-height-relative:margin;v-text-anchor:top" o:gfxdata="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" filled="f" stroked="f" strokeweight=".5pt">
+              <v:shape w14:anchorId="1CD6F945" id="_x0000_s1046" type="#_x0000_t202" style="position:absolute;margin-left:300.75pt;margin-top:1.5pt;width:239.25pt;height:233.25pt;z-index:251839488;visibility:visible;mso-wrap-style:square;mso-width-percent:0;mso-height-percent:0;mso-wrap-distance-left:9pt;mso-wrap-distance-top:0;mso-wrap-distance-right:9pt;mso-wrap-distance-bottom:0;mso-position-horizontal:absolute;mso-position-horizontal-relative:margin;mso-position-vertical:absolute;mso-position-vertical-relative:text;mso-width-percent:0;mso-height-percent:0;mso-width-relative:margin;mso-height-relative:margin;v-text-anchor:top" o:gfxdata="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" filled="f" stroked="f" strokeweight=".5pt">
                 <v:textbox inset="0,0,0,0">
                   <w:txbxContent>
                     <w:p>
@@ -9448,55 +8000,7 @@
                           <w:szCs w:val="18"/>
                           <w:lang w:val="es-MX"/>
                         </w:rPr>
-                        <w:t xml:space="preserve">Desarrollo de un proyecto estratégico internacional para Willis </w:t>
-                      </w:r>
-                      <w:proofErr w:type="spellStart"/>
-                      <w:r>
-                        <w:rPr>
-                          <w:rFonts w:ascii="Raleway" w:hAnsi="Raleway"/>
-                          <w:color w:val="414042"/>
-                          <w:spacing w:val="-2"/>
-                          <w:sz w:val="18"/>
-                          <w:szCs w:val="18"/>
-                          <w:lang w:val="es-MX"/>
-                        </w:rPr>
-                        <w:t>Towers</w:t>
-                      </w:r>
-                      <w:proofErr w:type="spellEnd"/>
-                      <w:r>
-                        <w:rPr>
-                          <w:rFonts w:ascii="Raleway" w:hAnsi="Raleway"/>
-                          <w:color w:val="414042"/>
-                          <w:spacing w:val="-2"/>
-                          <w:sz w:val="18"/>
-                          <w:szCs w:val="18"/>
-                          <w:lang w:val="es-MX"/>
-                        </w:rPr>
-                        <w:t xml:space="preserve"> Watson (WTW</w:t>
-                      </w:r>
-                      <w:proofErr w:type="gramStart"/>
-                      <w:r>
-                        <w:rPr>
-                          <w:rFonts w:ascii="Raleway" w:hAnsi="Raleway"/>
-                          <w:color w:val="414042"/>
-                          <w:spacing w:val="-2"/>
-                          <w:sz w:val="18"/>
-                          <w:szCs w:val="18"/>
-                          <w:lang w:val="es-MX"/>
-                        </w:rPr>
-                        <w:t>) ,</w:t>
-                      </w:r>
-                      <w:proofErr w:type="gramEnd"/>
-                      <w:r>
-                        <w:rPr>
-                          <w:rFonts w:ascii="Raleway" w:hAnsi="Raleway"/>
-                          <w:color w:val="414042"/>
-                          <w:spacing w:val="-2"/>
-                          <w:sz w:val="18"/>
-                          <w:szCs w:val="18"/>
-                          <w:lang w:val="es-MX"/>
-                        </w:rPr>
-                        <w:t xml:space="preserve"> con especial enfoque en el mercado colombiano y su sector financiero. Mi responsabilidad principal fue diseñar y desarrollar un módulo integral para la gestión de créditos, desde la evaluación inicial hasta la entrega final, adaptándolo a las regulaciones y prácticas locales de Colombia. Esto incluyó la aplicación de algoritmos de evaluación de prospectos, sistemas de cálculo de comisiones y la facilitación de la gestión documental acorde a los requisitos colombianos.</w:t>
+                        <w:t>Desarrollo de un proyecto estratégico internacional para Willis Towers Watson (WTW) , con especial enfoque en el mercado colombiano y su sector financiero. Mi responsabilidad principal fue diseñar y desarrollar un módulo integral para la gestión de créditos, desde la evaluación inicial hasta la entrega final, adaptándolo a las regulaciones y prácticas locales de Colombia. Esto incluyó la aplicación de algoritmos de evaluación de prospectos, sistemas de cálculo de comisiones y la facilitación de la gestión documental acorde a los requisitos colombianos.</w:t>
                       </w:r>
                     </w:p>
                     <w:p>
@@ -9720,31 +8224,7 @@
                           <w:szCs w:val="18"/>
                           <w:lang w:val="es-MX"/>
                         </w:rPr>
-                        <w:t>(</w:t>
-                      </w:r>
-                      <w:proofErr w:type="spellStart"/>
-                      <w:r>
-                        <w:rPr>
-                          <w:rFonts w:ascii="Raleway" w:hAnsi="Raleway"/>
-                          <w:color w:val="414042"/>
-                          <w:spacing w:val="-2"/>
-                          <w:sz w:val="18"/>
-                          <w:szCs w:val="18"/>
-                          <w:lang w:val="es-MX"/>
-                        </w:rPr>
-                        <w:t>DevExpress</w:t>
-                      </w:r>
-                      <w:proofErr w:type="spellEnd"/>
-                      <w:r>
-                        <w:rPr>
-                          <w:rFonts w:ascii="Raleway" w:hAnsi="Raleway"/>
-                          <w:color w:val="414042"/>
-                          <w:spacing w:val="-2"/>
-                          <w:sz w:val="18"/>
-                          <w:szCs w:val="18"/>
-                          <w:lang w:val="es-MX"/>
-                        </w:rPr>
-                        <w:t>)</w:t>
+                        <w:t>(DevExpress)</w:t>
                       </w:r>
                     </w:p>
                     <w:p>
@@ -9863,35 +8343,7 @@
                                 <w:szCs w:val="18"/>
                                 <w:lang w:val="es-MX"/>
                               </w:rPr>
-                              <w:t xml:space="preserve">PROYECTO SUAP (Sistema </w:t>
-                            </w:r>
-                            <w:proofErr w:type="spellStart"/>
-                            <w:r>
-                              <w:rPr>
-                                <w:rFonts w:ascii="Raleway" w:hAnsi="Raleway"/>
-                                <w:i/>
-                                <w:iCs/>
-                                <w:color w:val="414042"/>
-                                <w:spacing w:val="-2"/>
-                                <w:sz w:val="18"/>
-                                <w:szCs w:val="18"/>
-                                <w:lang w:val="es-MX"/>
-                              </w:rPr>
-                              <w:t>unico</w:t>
-                            </w:r>
-                            <w:proofErr w:type="spellEnd"/>
-                            <w:r>
-                              <w:rPr>
-                                <w:rFonts w:ascii="Raleway" w:hAnsi="Raleway"/>
-                                <w:i/>
-                                <w:iCs/>
-                                <w:color w:val="414042"/>
-                                <w:spacing w:val="-2"/>
-                                <w:sz w:val="18"/>
-                                <w:szCs w:val="18"/>
-                                <w:lang w:val="es-MX"/>
-                              </w:rPr>
-                              <w:t xml:space="preserve"> de administración de préstamos)</w:t>
+                              <w:t>PROYECTO SUAP (Sistema unico de administración de préstamos)</w:t>
                             </w:r>
                           </w:p>
                           <w:p>
@@ -9932,31 +8384,7 @@
                                 <w:szCs w:val="18"/>
                                 <w:lang w:val="es-MX"/>
                               </w:rPr>
-                              <w:t>Durante mi participación en un proyecto para el Instituto Mexicano del Seguro Social (IMSS</w:t>
-                            </w:r>
-                            <w:proofErr w:type="gramStart"/>
-                            <w:r>
-                              <w:rPr>
-                                <w:rFonts w:ascii="Raleway" w:hAnsi="Raleway"/>
-                                <w:color w:val="414042"/>
-                                <w:spacing w:val="-2"/>
-                                <w:sz w:val="18"/>
-                                <w:szCs w:val="18"/>
-                                <w:lang w:val="es-MX"/>
-                              </w:rPr>
-                              <w:t>) ,</w:t>
-                            </w:r>
-                            <w:proofErr w:type="gramEnd"/>
-                            <w:r>
-                              <w:rPr>
-                                <w:rFonts w:ascii="Raleway" w:hAnsi="Raleway"/>
-                                <w:color w:val="414042"/>
-                                <w:spacing w:val="-2"/>
-                                <w:sz w:val="18"/>
-                                <w:szCs w:val="18"/>
-                                <w:lang w:val="es-MX"/>
-                              </w:rPr>
-                              <w:t xml:space="preserve"> contribuí al desarrollo de un módulo de reestructuración de crédito destinado a jubilados y trabajadores del personal del IMSS a nivel nacional. Este módulo permitió la transferencia de créditos entre instituciones financieras, la gestión automatizada de documentación y la generación de reportes personalizados. Mi rol incluyó la implementación de características clave, así como garantizar la eficiencia operativa y la seguridad de los datos.</w:t>
+                              <w:t>Durante mi participación en un proyecto para el Instituto Mexicano del Seguro Social (IMSS) , contribuí al desarrollo de un módulo de reestructuración de crédito destinado a jubilados y trabajadores del personal del IMSS a nivel nacional. Este módulo permitió la transferencia de créditos entre instituciones financieras, la gestión automatizada de documentación y la generación de reportes personalizados. Mi rol incluyó la implementación de características clave, así como garantizar la eficiencia operativa y la seguridad de los datos.</w:t>
                             </w:r>
                           </w:p>
                           <w:p>
@@ -10067,31 +8495,7 @@
                                 <w:szCs w:val="18"/>
                                 <w:lang w:val="es-MX"/>
                               </w:rPr>
-                              <w:t xml:space="preserve">Desarrollo de aplicaciones </w:t>
-                            </w:r>
-                            <w:proofErr w:type="spellStart"/>
-                            <w:r>
-                              <w:rPr>
-                                <w:rFonts w:ascii="Raleway" w:hAnsi="Raleway"/>
-                                <w:color w:val="414042"/>
-                                <w:spacing w:val="-2"/>
-                                <w:sz w:val="18"/>
-                                <w:szCs w:val="18"/>
-                                <w:lang w:val="es-MX"/>
-                              </w:rPr>
-                              <w:t>express</w:t>
-                            </w:r>
-                            <w:proofErr w:type="spellEnd"/>
-                            <w:r>
-                              <w:rPr>
-                                <w:rFonts w:ascii="Raleway" w:hAnsi="Raleway"/>
-                                <w:color w:val="414042"/>
-                                <w:spacing w:val="-2"/>
-                                <w:sz w:val="18"/>
-                                <w:szCs w:val="18"/>
-                                <w:lang w:val="es-MX"/>
-                              </w:rPr>
-                              <w:t>, node.js, angular.</w:t>
+                              <w:t>Desarrollo de aplicaciones express, node.js, angular.</w:t>
                             </w:r>
                           </w:p>
                           <w:p>
@@ -10120,55 +8524,7 @@
                                 <w:szCs w:val="18"/>
                                 <w:lang w:val="es-MX"/>
                               </w:rPr>
-                              <w:t>Desarrollo de aplicaciones Java WEB: microservicios REST (</w:t>
-                            </w:r>
-                            <w:proofErr w:type="spellStart"/>
-                            <w:r>
-                              <w:rPr>
-                                <w:rFonts w:ascii="Raleway" w:hAnsi="Raleway"/>
-                                <w:color w:val="414042"/>
-                                <w:spacing w:val="-2"/>
-                                <w:sz w:val="18"/>
-                                <w:szCs w:val="18"/>
-                                <w:lang w:val="es-MX"/>
-                              </w:rPr>
-                              <w:t>MicroProfile</w:t>
-                            </w:r>
-                            <w:proofErr w:type="spellEnd"/>
-                            <w:r>
-                              <w:rPr>
-                                <w:rFonts w:ascii="Raleway" w:hAnsi="Raleway"/>
-                                <w:color w:val="414042"/>
-                                <w:spacing w:val="-2"/>
-                                <w:sz w:val="18"/>
-                                <w:szCs w:val="18"/>
-                                <w:lang w:val="es-MX"/>
-                              </w:rPr>
-                              <w:t xml:space="preserve">, Maven), reportes </w:t>
-                            </w:r>
-                            <w:proofErr w:type="spellStart"/>
-                            <w:r>
-                              <w:rPr>
-                                <w:rFonts w:ascii="Raleway" w:hAnsi="Raleway"/>
-                                <w:color w:val="414042"/>
-                                <w:spacing w:val="-2"/>
-                                <w:sz w:val="18"/>
-                                <w:szCs w:val="18"/>
-                                <w:lang w:val="es-MX"/>
-                              </w:rPr>
-                              <w:t>JasperReports</w:t>
-                            </w:r>
-                            <w:proofErr w:type="spellEnd"/>
-                            <w:r>
-                              <w:rPr>
-                                <w:rFonts w:ascii="Raleway" w:hAnsi="Raleway"/>
-                                <w:color w:val="414042"/>
-                                <w:spacing w:val="-2"/>
-                                <w:sz w:val="18"/>
-                                <w:szCs w:val="18"/>
-                                <w:lang w:val="es-MX"/>
-                              </w:rPr>
-                              <w:t>.</w:t>
+                              <w:t>Desarrollo de aplicaciones Java WEB: microservicios REST (MicroProfile, Maven), reportes JasperReports.</w:t>
                             </w:r>
                           </w:p>
                           <w:p>
@@ -10197,55 +8553,7 @@
                                 <w:szCs w:val="18"/>
                                 <w:lang w:val="es-MX"/>
                               </w:rPr>
-                              <w:t xml:space="preserve">Servidores: Apache, </w:t>
-                            </w:r>
-                            <w:proofErr w:type="spellStart"/>
-                            <w:r>
-                              <w:rPr>
-                                <w:rFonts w:ascii="Raleway" w:hAnsi="Raleway"/>
-                                <w:color w:val="414042"/>
-                                <w:spacing w:val="-2"/>
-                                <w:sz w:val="18"/>
-                                <w:szCs w:val="18"/>
-                                <w:lang w:val="es-MX"/>
-                              </w:rPr>
-                              <w:t>WildFly</w:t>
-                            </w:r>
-                            <w:proofErr w:type="spellEnd"/>
-                            <w:r>
-                              <w:rPr>
-                                <w:rFonts w:ascii="Raleway" w:hAnsi="Raleway"/>
-                                <w:color w:val="414042"/>
-                                <w:spacing w:val="-2"/>
-                                <w:sz w:val="18"/>
-                                <w:szCs w:val="18"/>
-                                <w:lang w:val="es-MX"/>
-                              </w:rPr>
-                              <w:t xml:space="preserve">, Node.js, </w:t>
-                            </w:r>
-                            <w:proofErr w:type="spellStart"/>
-                            <w:r>
-                              <w:rPr>
-                                <w:rFonts w:ascii="Raleway" w:hAnsi="Raleway"/>
-                                <w:color w:val="414042"/>
-                                <w:spacing w:val="-2"/>
-                                <w:sz w:val="18"/>
-                                <w:szCs w:val="18"/>
-                                <w:lang w:val="es-MX"/>
-                              </w:rPr>
-                              <w:t>Ngenx</w:t>
-                            </w:r>
-                            <w:proofErr w:type="spellEnd"/>
-                            <w:r>
-                              <w:rPr>
-                                <w:rFonts w:ascii="Raleway" w:hAnsi="Raleway"/>
-                                <w:color w:val="414042"/>
-                                <w:spacing w:val="-2"/>
-                                <w:sz w:val="18"/>
-                                <w:szCs w:val="18"/>
-                                <w:lang w:val="es-MX"/>
-                              </w:rPr>
-                              <w:t>.</w:t>
+                              <w:t>Servidores: Apache, WildFly, Node.js, Ngenx.</w:t>
                             </w:r>
                           </w:p>
                           <w:p>
@@ -10327,7 +8635,7 @@
           </mc:Choice>
           <mc:Fallback>
             <w:pict>
-              <v:shape w14:anchorId="4B6A2321" id="_x0000_s1046" type="#_x0000_t202" style="position:absolute;margin-left:45pt;margin-top:.8pt;width:236.25pt;height:265.5pt;z-index:251849728;visibility:visible;mso-wrap-style:square;mso-width-percent:0;mso-height-percent:0;mso-wrap-distance-left:9pt;mso-wrap-distance-top:0;mso-wrap-distance-right:9pt;mso-wrap-distance-bottom:0;mso-position-horizontal:absolute;mso-position-horizontal-relative:margin;mso-position-vertical:absolute;mso-position-vertical-relative:text;mso-width-percent:0;mso-height-percent:0;mso-width-relative:margin;mso-height-relative:margin;v-text-anchor:top" o:gfxdata="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" filled="f" stroked="f" strokeweight=".5pt">
+              <v:shape w14:anchorId="4B6A2321" id="_x0000_s1047" type="#_x0000_t202" style="position:absolute;margin-left:45pt;margin-top:.8pt;width:236.25pt;height:265.5pt;z-index:251849728;visibility:visible;mso-wrap-style:square;mso-width-percent:0;mso-height-percent:0;mso-wrap-distance-left:9pt;mso-wrap-distance-top:0;mso-wrap-distance-right:9pt;mso-wrap-distance-bottom:0;mso-position-horizontal:absolute;mso-position-horizontal-relative:margin;mso-position-vertical:absolute;mso-position-vertical-relative:text;mso-width-percent:0;mso-height-percent:0;mso-width-relative:margin;mso-height-relative:margin;v-text-anchor:top" o:gfxdata="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" filled="f" stroked="f" strokeweight=".5pt">
                 <v:textbox inset="0,0,0,0">
                   <w:txbxContent>
                     <w:p>
@@ -10356,35 +8664,7 @@
                           <w:szCs w:val="18"/>
                           <w:lang w:val="es-MX"/>
                         </w:rPr>
-                        <w:t xml:space="preserve">PROYECTO SUAP (Sistema </w:t>
-                      </w:r>
-                      <w:proofErr w:type="spellStart"/>
-                      <w:r>
-                        <w:rPr>
-                          <w:rFonts w:ascii="Raleway" w:hAnsi="Raleway"/>
-                          <w:i/>
-                          <w:iCs/>
-                          <w:color w:val="414042"/>
-                          <w:spacing w:val="-2"/>
-                          <w:sz w:val="18"/>
-                          <w:szCs w:val="18"/>
-                          <w:lang w:val="es-MX"/>
-                        </w:rPr>
-                        <w:t>unico</w:t>
-                      </w:r>
-                      <w:proofErr w:type="spellEnd"/>
-                      <w:r>
-                        <w:rPr>
-                          <w:rFonts w:ascii="Raleway" w:hAnsi="Raleway"/>
-                          <w:i/>
-                          <w:iCs/>
-                          <w:color w:val="414042"/>
-                          <w:spacing w:val="-2"/>
-                          <w:sz w:val="18"/>
-                          <w:szCs w:val="18"/>
-                          <w:lang w:val="es-MX"/>
-                        </w:rPr>
-                        <w:t xml:space="preserve"> de administración de préstamos)</w:t>
+                        <w:t>PROYECTO SUAP (Sistema unico de administración de préstamos)</w:t>
                       </w:r>
                     </w:p>
                     <w:p>
@@ -10425,31 +8705,7 @@
                           <w:szCs w:val="18"/>
                           <w:lang w:val="es-MX"/>
                         </w:rPr>
-                        <w:t>Durante mi participación en un proyecto para el Instituto Mexicano del Seguro Social (IMSS</w:t>
-                      </w:r>
-                      <w:proofErr w:type="gramStart"/>
-                      <w:r>
-                        <w:rPr>
-                          <w:rFonts w:ascii="Raleway" w:hAnsi="Raleway"/>
-                          <w:color w:val="414042"/>
-                          <w:spacing w:val="-2"/>
-                          <w:sz w:val="18"/>
-                          <w:szCs w:val="18"/>
-                          <w:lang w:val="es-MX"/>
-                        </w:rPr>
-                        <w:t>) ,</w:t>
-                      </w:r>
-                      <w:proofErr w:type="gramEnd"/>
-                      <w:r>
-                        <w:rPr>
-                          <w:rFonts w:ascii="Raleway" w:hAnsi="Raleway"/>
-                          <w:color w:val="414042"/>
-                          <w:spacing w:val="-2"/>
-                          <w:sz w:val="18"/>
-                          <w:szCs w:val="18"/>
-                          <w:lang w:val="es-MX"/>
-                        </w:rPr>
-                        <w:t xml:space="preserve"> contribuí al desarrollo de un módulo de reestructuración de crédito destinado a jubilados y trabajadores del personal del IMSS a nivel nacional. Este módulo permitió la transferencia de créditos entre instituciones financieras, la gestión automatizada de documentación y la generación de reportes personalizados. Mi rol incluyó la implementación de características clave, así como garantizar la eficiencia operativa y la seguridad de los datos.</w:t>
+                        <w:t>Durante mi participación en un proyecto para el Instituto Mexicano del Seguro Social (IMSS) , contribuí al desarrollo de un módulo de reestructuración de crédito destinado a jubilados y trabajadores del personal del IMSS a nivel nacional. Este módulo permitió la transferencia de créditos entre instituciones financieras, la gestión automatizada de documentación y la generación de reportes personalizados. Mi rol incluyó la implementación de características clave, así como garantizar la eficiencia operativa y la seguridad de los datos.</w:t>
                       </w:r>
                     </w:p>
                     <w:p>
@@ -10560,31 +8816,7 @@
                           <w:szCs w:val="18"/>
                           <w:lang w:val="es-MX"/>
                         </w:rPr>
-                        <w:t xml:space="preserve">Desarrollo de aplicaciones </w:t>
-                      </w:r>
-                      <w:proofErr w:type="spellStart"/>
-                      <w:r>
-                        <w:rPr>
-                          <w:rFonts w:ascii="Raleway" w:hAnsi="Raleway"/>
-                          <w:color w:val="414042"/>
-                          <w:spacing w:val="-2"/>
-                          <w:sz w:val="18"/>
-                          <w:szCs w:val="18"/>
-                          <w:lang w:val="es-MX"/>
-                        </w:rPr>
-                        <w:t>express</w:t>
-                      </w:r>
-                      <w:proofErr w:type="spellEnd"/>
-                      <w:r>
-                        <w:rPr>
-                          <w:rFonts w:ascii="Raleway" w:hAnsi="Raleway"/>
-                          <w:color w:val="414042"/>
-                          <w:spacing w:val="-2"/>
-                          <w:sz w:val="18"/>
-                          <w:szCs w:val="18"/>
-                          <w:lang w:val="es-MX"/>
-                        </w:rPr>
-                        <w:t>, node.js, angular.</w:t>
+                        <w:t>Desarrollo de aplicaciones express, node.js, angular.</w:t>
                       </w:r>
                     </w:p>
                     <w:p>
@@ -10613,55 +8845,7 @@
                           <w:szCs w:val="18"/>
                           <w:lang w:val="es-MX"/>
                         </w:rPr>
-                        <w:t>Desarrollo de aplicaciones Java WEB: microservicios REST (</w:t>
-                      </w:r>
-                      <w:proofErr w:type="spellStart"/>
-                      <w:r>
-                        <w:rPr>
-                          <w:rFonts w:ascii="Raleway" w:hAnsi="Raleway"/>
-                          <w:color w:val="414042"/>
-                          <w:spacing w:val="-2"/>
-                          <w:sz w:val="18"/>
-                          <w:szCs w:val="18"/>
-                          <w:lang w:val="es-MX"/>
-                        </w:rPr>
-                        <w:t>MicroProfile</w:t>
-                      </w:r>
-                      <w:proofErr w:type="spellEnd"/>
-                      <w:r>
-                        <w:rPr>
-                          <w:rFonts w:ascii="Raleway" w:hAnsi="Raleway"/>
-                          <w:color w:val="414042"/>
-                          <w:spacing w:val="-2"/>
-                          <w:sz w:val="18"/>
-                          <w:szCs w:val="18"/>
-                          <w:lang w:val="es-MX"/>
-                        </w:rPr>
-                        <w:t xml:space="preserve">, Maven), reportes </w:t>
-                      </w:r>
-                      <w:proofErr w:type="spellStart"/>
-                      <w:r>
-                        <w:rPr>
-                          <w:rFonts w:ascii="Raleway" w:hAnsi="Raleway"/>
-                          <w:color w:val="414042"/>
-                          <w:spacing w:val="-2"/>
-                          <w:sz w:val="18"/>
-                          <w:szCs w:val="18"/>
-                          <w:lang w:val="es-MX"/>
-                        </w:rPr>
-                        <w:t>JasperReports</w:t>
-                      </w:r>
-                      <w:proofErr w:type="spellEnd"/>
-                      <w:r>
-                        <w:rPr>
-                          <w:rFonts w:ascii="Raleway" w:hAnsi="Raleway"/>
-                          <w:color w:val="414042"/>
-                          <w:spacing w:val="-2"/>
-                          <w:sz w:val="18"/>
-                          <w:szCs w:val="18"/>
-                          <w:lang w:val="es-MX"/>
-                        </w:rPr>
-                        <w:t>.</w:t>
+                        <w:t>Desarrollo de aplicaciones Java WEB: microservicios REST (MicroProfile, Maven), reportes JasperReports.</w:t>
                       </w:r>
                     </w:p>
                     <w:p>
@@ -10690,55 +8874,7 @@
                           <w:szCs w:val="18"/>
                           <w:lang w:val="es-MX"/>
                         </w:rPr>
-                        <w:t xml:space="preserve">Servidores: Apache, </w:t>
-                      </w:r>
-                      <w:proofErr w:type="spellStart"/>
-                      <w:r>
-                        <w:rPr>
-                          <w:rFonts w:ascii="Raleway" w:hAnsi="Raleway"/>
-                          <w:color w:val="414042"/>
-                          <w:spacing w:val="-2"/>
-                          <w:sz w:val="18"/>
-                          <w:szCs w:val="18"/>
-                          <w:lang w:val="es-MX"/>
-                        </w:rPr>
-                        <w:t>WildFly</w:t>
-                      </w:r>
-                      <w:proofErr w:type="spellEnd"/>
-                      <w:r>
-                        <w:rPr>
-                          <w:rFonts w:ascii="Raleway" w:hAnsi="Raleway"/>
-                          <w:color w:val="414042"/>
-                          <w:spacing w:val="-2"/>
-                          <w:sz w:val="18"/>
-                          <w:szCs w:val="18"/>
-                          <w:lang w:val="es-MX"/>
-                        </w:rPr>
-                        <w:t xml:space="preserve">, Node.js, </w:t>
-                      </w:r>
-                      <w:proofErr w:type="spellStart"/>
-                      <w:r>
-                        <w:rPr>
-                          <w:rFonts w:ascii="Raleway" w:hAnsi="Raleway"/>
-                          <w:color w:val="414042"/>
-                          <w:spacing w:val="-2"/>
-                          <w:sz w:val="18"/>
-                          <w:szCs w:val="18"/>
-                          <w:lang w:val="es-MX"/>
-                        </w:rPr>
-                        <w:t>Ngenx</w:t>
-                      </w:r>
-                      <w:proofErr w:type="spellEnd"/>
-                      <w:r>
-                        <w:rPr>
-                          <w:rFonts w:ascii="Raleway" w:hAnsi="Raleway"/>
-                          <w:color w:val="414042"/>
-                          <w:spacing w:val="-2"/>
-                          <w:sz w:val="18"/>
-                          <w:szCs w:val="18"/>
-                          <w:lang w:val="es-MX"/>
-                        </w:rPr>
-                        <w:t>.</w:t>
+                        <w:t>Servidores: Apache, WildFly, Node.js, Ngenx.</w:t>
                       </w:r>
                     </w:p>
                     <w:p>
@@ -11092,7 +9228,6 @@
                               </w:rPr>
                               <w:t xml:space="preserve"> </w:t>
                             </w:r>
-                            <w:proofErr w:type="spellStart"/>
                             <w:r>
                               <w:rPr>
                                 <w:rFonts w:ascii="Raleway" w:hAnsi="Raleway"/>
@@ -11104,7 +9239,6 @@
                               </w:rPr>
                               <w:t>Biossmann</w:t>
                             </w:r>
-                            <w:proofErr w:type="spellEnd"/>
                             <w:r>
                               <w:rPr>
                                 <w:rFonts w:ascii="Raleway" w:hAnsi="Raleway"/>
@@ -11116,7 +9250,6 @@
                               </w:rPr>
                               <w:t xml:space="preserve">, </w:t>
                             </w:r>
-                            <w:proofErr w:type="spellStart"/>
                             <w:r>
                               <w:rPr>
                                 <w:rFonts w:ascii="Raleway" w:hAnsi="Raleway"/>
@@ -11128,7 +9261,6 @@
                               </w:rPr>
                               <w:t>Casaplarre</w:t>
                             </w:r>
-                            <w:proofErr w:type="spellEnd"/>
                             <w:r>
                               <w:rPr>
                                 <w:rFonts w:ascii="Raleway" w:hAnsi="Raleway"/>
@@ -11162,7 +9294,6 @@
                               </w:rPr>
                               <w:t xml:space="preserve">, </w:t>
                             </w:r>
-                            <w:proofErr w:type="spellStart"/>
                             <w:r>
                               <w:rPr>
                                 <w:rFonts w:ascii="Raleway" w:hAnsi="Raleway"/>
@@ -11174,7 +9305,6 @@
                               </w:rPr>
                               <w:t>Totems</w:t>
                             </w:r>
-                            <w:proofErr w:type="spellEnd"/>
                           </w:p>
                         </w:txbxContent>
                       </wps:txbx>
@@ -11198,7 +9328,7 @@
           </mc:Choice>
           <mc:Fallback>
             <w:pict>
-              <v:shape w14:anchorId="07A1F62C" id="Cuadro de texto 10" o:spid="_x0000_s1047" type="#_x0000_t202" style="position:absolute;margin-left:42.75pt;margin-top:490.55pt;width:245.25pt;height:128.25pt;z-index:251812864;visibility:visible;mso-wrap-style:square;mso-width-percent:0;mso-height-percent:0;mso-wrap-distance-left:9pt;mso-wrap-distance-top:0;mso-wrap-distance-right:9pt;mso-wrap-distance-bottom:0;mso-position-horizontal:absolute;mso-position-horizontal-relative:text;mso-position-vertical:absolute;mso-position-vertical-relative:text;mso-width-percent:0;mso-height-percent:0;mso-width-relative:margin;mso-height-relative:margin;v-text-anchor:top" o:gfxdata="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" filled="f" stroked="f" strokeweight=".5pt">
+              <v:shape w14:anchorId="07A1F62C" id="Cuadro de texto 10" o:spid="_x0000_s1048" type="#_x0000_t202" style="position:absolute;margin-left:42.75pt;margin-top:490.55pt;width:245.25pt;height:128.25pt;z-index:251812864;visibility:visible;mso-wrap-style:square;mso-width-percent:0;mso-height-percent:0;mso-wrap-distance-left:9pt;mso-wrap-distance-top:0;mso-wrap-distance-right:9pt;mso-wrap-distance-bottom:0;mso-position-horizontal:absolute;mso-position-horizontal-relative:text;mso-position-vertical:absolute;mso-position-vertical-relative:text;mso-width-percent:0;mso-height-percent:0;mso-width-relative:margin;mso-height-relative:margin;v-text-anchor:top" o:gfxdata="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" filled="f" stroked="f" strokeweight=".5pt">
                 <v:textbox inset="0,0,0,0">
                   <w:txbxContent>
                     <w:p>
@@ -11445,7 +9575,6 @@
                         </w:rPr>
                         <w:t xml:space="preserve"> </w:t>
                       </w:r>
-                      <w:proofErr w:type="spellStart"/>
                       <w:r>
                         <w:rPr>
                           <w:rFonts w:ascii="Raleway" w:hAnsi="Raleway"/>
@@ -11457,7 +9586,6 @@
                         </w:rPr>
                         <w:t>Biossmann</w:t>
                       </w:r>
-                      <w:proofErr w:type="spellEnd"/>
                       <w:r>
                         <w:rPr>
                           <w:rFonts w:ascii="Raleway" w:hAnsi="Raleway"/>
@@ -11469,7 +9597,6 @@
                         </w:rPr>
                         <w:t xml:space="preserve">, </w:t>
                       </w:r>
-                      <w:proofErr w:type="spellStart"/>
                       <w:r>
                         <w:rPr>
                           <w:rFonts w:ascii="Raleway" w:hAnsi="Raleway"/>
@@ -11481,7 +9608,6 @@
                         </w:rPr>
                         <w:t>Casaplarre</w:t>
                       </w:r>
-                      <w:proofErr w:type="spellEnd"/>
                       <w:r>
                         <w:rPr>
                           <w:rFonts w:ascii="Raleway" w:hAnsi="Raleway"/>
@@ -11502,21 +9628,8 @@
                           <w:szCs w:val="18"/>
                           <w:lang w:val="es-MX"/>
                         </w:rPr>
-                        <w:t xml:space="preserve">Ganadera </w:t>
-                      </w:r>
-                      <w:proofErr w:type="spellStart"/>
-                      <w:r>
-                        <w:rPr>
-                          <w:rFonts w:ascii="Raleway" w:hAnsi="Raleway"/>
-                          <w:color w:val="414042"/>
-                          <w:spacing w:val="-2"/>
-                          <w:sz w:val="18"/>
-                          <w:szCs w:val="18"/>
-                          <w:lang w:val="es-MX"/>
-                        </w:rPr>
-                        <w:t>Gilio</w:t>
-                      </w:r>
-                      <w:proofErr w:type="spellEnd"/>
+                        <w:t>Ganadera Gilio</w:t>
+                      </w:r>
                       <w:r>
                         <w:rPr>
                           <w:rFonts w:ascii="Raleway" w:hAnsi="Raleway"/>
@@ -11528,7 +9641,6 @@
                         </w:rPr>
                         <w:t xml:space="preserve">, </w:t>
                       </w:r>
-                      <w:proofErr w:type="spellStart"/>
                       <w:r>
                         <w:rPr>
                           <w:rFonts w:ascii="Raleway" w:hAnsi="Raleway"/>
@@ -11540,7 +9652,6 @@
                         </w:rPr>
                         <w:t>Totems</w:t>
                       </w:r>
-                      <w:proofErr w:type="spellEnd"/>
                     </w:p>
                   </w:txbxContent>
                 </v:textbox>
@@ -11617,127 +9728,7 @@
                                 <w:szCs w:val="18"/>
                                 <w:lang w:val="es-MX"/>
                               </w:rPr>
-                              <w:t xml:space="preserve">Automatización de Procesos o Tareas en Java (Maven, </w:t>
-                            </w:r>
-                            <w:proofErr w:type="spellStart"/>
-                            <w:r>
-                              <w:rPr>
-                                <w:rFonts w:ascii="Raleway" w:hAnsi="Raleway"/>
-                                <w:color w:val="414042"/>
-                                <w:spacing w:val="-2"/>
-                                <w:sz w:val="18"/>
-                                <w:szCs w:val="18"/>
-                                <w:lang w:val="es-MX"/>
-                              </w:rPr>
-                              <w:t>commons</w:t>
-                            </w:r>
-                            <w:proofErr w:type="spellEnd"/>
-                            <w:r>
-                              <w:rPr>
-                                <w:rFonts w:ascii="Raleway" w:hAnsi="Raleway"/>
-                                <w:color w:val="414042"/>
-                                <w:spacing w:val="-2"/>
-                                <w:sz w:val="18"/>
-                                <w:szCs w:val="18"/>
-                                <w:lang w:val="es-MX"/>
-                              </w:rPr>
-                              <w:t xml:space="preserve"> </w:t>
-                            </w:r>
-                            <w:proofErr w:type="spellStart"/>
-                            <w:r>
-                              <w:rPr>
-                                <w:rFonts w:ascii="Raleway" w:hAnsi="Raleway"/>
-                                <w:color w:val="414042"/>
-                                <w:spacing w:val="-2"/>
-                                <w:sz w:val="18"/>
-                                <w:szCs w:val="18"/>
-                                <w:lang w:val="es-MX"/>
-                              </w:rPr>
-                              <w:t>cli</w:t>
-                            </w:r>
-                            <w:proofErr w:type="spellEnd"/>
-                            <w:r>
-                              <w:rPr>
-                                <w:rFonts w:ascii="Raleway" w:hAnsi="Raleway"/>
-                                <w:color w:val="414042"/>
-                                <w:spacing w:val="-2"/>
-                                <w:sz w:val="18"/>
-                                <w:szCs w:val="18"/>
-                                <w:lang w:val="es-MX"/>
-                              </w:rPr>
-                              <w:t xml:space="preserve">, Zip4j, </w:t>
-                            </w:r>
-                            <w:proofErr w:type="spellStart"/>
-                            <w:r>
-                              <w:rPr>
-                                <w:rFonts w:ascii="Raleway" w:hAnsi="Raleway"/>
-                                <w:color w:val="414042"/>
-                                <w:spacing w:val="-2"/>
-                                <w:sz w:val="18"/>
-                                <w:szCs w:val="18"/>
-                                <w:lang w:val="es-MX"/>
-                              </w:rPr>
-                              <w:t>commons</w:t>
-                            </w:r>
-                            <w:proofErr w:type="spellEnd"/>
-                            <w:r>
-                              <w:rPr>
-                                <w:rFonts w:ascii="Raleway" w:hAnsi="Raleway"/>
-                                <w:color w:val="414042"/>
-                                <w:spacing w:val="-2"/>
-                                <w:sz w:val="18"/>
-                                <w:szCs w:val="18"/>
-                                <w:lang w:val="es-MX"/>
-                              </w:rPr>
-                              <w:t xml:space="preserve"> </w:t>
-                            </w:r>
-                            <w:proofErr w:type="spellStart"/>
-                            <w:r>
-                              <w:rPr>
-                                <w:rFonts w:ascii="Raleway" w:hAnsi="Raleway"/>
-                                <w:color w:val="414042"/>
-                                <w:spacing w:val="-2"/>
-                                <w:sz w:val="18"/>
-                                <w:szCs w:val="18"/>
-                                <w:lang w:val="es-MX"/>
-                              </w:rPr>
-                              <w:t>io</w:t>
-                            </w:r>
-                            <w:proofErr w:type="spellEnd"/>
-                            <w:r>
-                              <w:rPr>
-                                <w:rFonts w:ascii="Raleway" w:hAnsi="Raleway"/>
-                                <w:color w:val="414042"/>
-                                <w:spacing w:val="-2"/>
-                                <w:sz w:val="18"/>
-                                <w:szCs w:val="18"/>
-                                <w:lang w:val="es-MX"/>
-                              </w:rPr>
-                              <w:t xml:space="preserve"> </w:t>
-                            </w:r>
-                            <w:proofErr w:type="spellStart"/>
-                            <w:r>
-                              <w:rPr>
-                                <w:rFonts w:ascii="Raleway" w:hAnsi="Raleway"/>
-                                <w:color w:val="414042"/>
-                                <w:spacing w:val="-2"/>
-                                <w:sz w:val="18"/>
-                                <w:szCs w:val="18"/>
-                                <w:lang w:val="es-MX"/>
-                              </w:rPr>
-                              <w:t>fileutils</w:t>
-                            </w:r>
-                            <w:proofErr w:type="spellEnd"/>
-                            <w:r>
-                              <w:rPr>
-                                <w:rFonts w:ascii="Raleway" w:hAnsi="Raleway"/>
-                                <w:color w:val="414042"/>
-                                <w:spacing w:val="-2"/>
-                                <w:sz w:val="18"/>
-                                <w:szCs w:val="18"/>
-                                <w:lang w:val="es-MX"/>
-                              </w:rPr>
-                              <w:t>, Joda-Time)</w:t>
+                              <w:t>Automatización de Procesos o Tareas en Java (Maven, commons cli, Zip4j, commons io fileutils, Joda-Time)</w:t>
                             </w:r>
                           </w:p>
                           <w:p>
@@ -11767,69 +9758,8 @@
                                 <w:szCs w:val="18"/>
                                 <w:lang w:val="es-MX"/>
                               </w:rPr>
-                              <w:t xml:space="preserve">Actualizaciones </w:t>
-                            </w:r>
-                            <w:proofErr w:type="spellStart"/>
-                            <w:r>
-                              <w:rPr>
-                                <w:rFonts w:ascii="Raleway" w:hAnsi="Raleway"/>
-                                <w:color w:val="414042"/>
-                                <w:spacing w:val="-2"/>
-                                <w:sz w:val="18"/>
-                                <w:szCs w:val="18"/>
-                                <w:lang w:val="es-MX"/>
-                              </w:rPr>
-                              <w:t>Frontend</w:t>
-                            </w:r>
-                            <w:proofErr w:type="spellEnd"/>
-                            <w:r>
-                              <w:rPr>
-                                <w:rFonts w:ascii="Raleway" w:hAnsi="Raleway"/>
-                                <w:color w:val="414042"/>
-                                <w:spacing w:val="-2"/>
-                                <w:sz w:val="18"/>
-                                <w:szCs w:val="18"/>
-                                <w:lang w:val="es-MX"/>
-                              </w:rPr>
-                              <w:t xml:space="preserve"> y </w:t>
-                            </w:r>
-                            <w:proofErr w:type="spellStart"/>
-                            <w:r>
-                              <w:rPr>
-                                <w:rFonts w:ascii="Raleway" w:hAnsi="Raleway"/>
-                                <w:color w:val="414042"/>
-                                <w:spacing w:val="-2"/>
-                                <w:sz w:val="18"/>
-                                <w:szCs w:val="18"/>
-                                <w:lang w:val="es-MX"/>
-                              </w:rPr>
-                              <w:t>Backend</w:t>
-                            </w:r>
-                            <w:proofErr w:type="spellEnd"/>
-                            <w:r>
-                              <w:rPr>
-                                <w:rFonts w:ascii="Raleway" w:hAnsi="Raleway"/>
-                                <w:color w:val="414042"/>
-                                <w:spacing w:val="-2"/>
-                                <w:sz w:val="18"/>
-                                <w:szCs w:val="18"/>
-                                <w:lang w:val="es-MX"/>
-                              </w:rPr>
-                              <w:t xml:space="preserve"> de sitios Web en </w:t>
-                            </w:r>
-                            <w:proofErr w:type="spellStart"/>
-                            <w:r>
-                              <w:rPr>
-                                <w:rFonts w:ascii="Raleway" w:hAnsi="Raleway"/>
-                                <w:color w:val="414042"/>
-                                <w:spacing w:val="-2"/>
-                                <w:sz w:val="18"/>
-                                <w:szCs w:val="18"/>
-                                <w:lang w:val="es-MX"/>
-                              </w:rPr>
-                              <w:t>Wordpress</w:t>
-                            </w:r>
-                            <w:proofErr w:type="spellEnd"/>
+                              <w:t>Actualizaciones Frontend y Backend de sitios Web en Wordpress</w:t>
+                            </w:r>
                           </w:p>
                           <w:p>
                             <w:pPr>
@@ -11948,31 +9878,7 @@
                                 <w:szCs w:val="18"/>
                                 <w:lang w:val="es-MX"/>
                               </w:rPr>
-                              <w:t>Programación de sistemas web en PHP (</w:t>
-                            </w:r>
-                            <w:proofErr w:type="spellStart"/>
-                            <w:r>
-                              <w:rPr>
-                                <w:rFonts w:ascii="Raleway" w:hAnsi="Raleway"/>
-                                <w:color w:val="414042"/>
-                                <w:spacing w:val="-2"/>
-                                <w:sz w:val="18"/>
-                                <w:szCs w:val="18"/>
-                                <w:lang w:val="es-MX"/>
-                              </w:rPr>
-                              <w:t>Codeigniter</w:t>
-                            </w:r>
-                            <w:proofErr w:type="spellEnd"/>
-                            <w:r>
-                              <w:rPr>
-                                <w:rFonts w:ascii="Raleway" w:hAnsi="Raleway"/>
-                                <w:color w:val="414042"/>
-                                <w:spacing w:val="-2"/>
-                                <w:sz w:val="18"/>
-                                <w:szCs w:val="18"/>
-                                <w:lang w:val="es-MX"/>
-                              </w:rPr>
-                              <w:t xml:space="preserve"> y Lara</w:t>
+                              <w:t>Programación de sistemas web en PHP (Codeigniter y Lara</w:t>
                             </w:r>
                             <w:r>
                               <w:rPr>
@@ -12159,7 +10065,6 @@
                               </w:rPr>
                               <w:t xml:space="preserve">, </w:t>
                             </w:r>
-                            <w:proofErr w:type="spellStart"/>
                             <w:r>
                               <w:rPr>
                                 <w:rFonts w:ascii="Raleway" w:hAnsi="Raleway"/>
@@ -12171,7 +10076,6 @@
                               </w:rPr>
                               <w:t>Fovissste</w:t>
                             </w:r>
-                            <w:proofErr w:type="spellEnd"/>
                             <w:r>
                               <w:rPr>
                                 <w:rFonts w:ascii="Raleway" w:hAnsi="Raleway"/>
@@ -12205,7 +10109,6 @@
                               </w:rPr>
                               <w:t xml:space="preserve">, </w:t>
                             </w:r>
-                            <w:proofErr w:type="spellStart"/>
                             <w:r>
                               <w:rPr>
                                 <w:rFonts w:ascii="Raleway" w:hAnsi="Raleway"/>
@@ -12217,7 +10120,6 @@
                               </w:rPr>
                               <w:t>Mejoravit</w:t>
                             </w:r>
-                            <w:proofErr w:type="spellEnd"/>
                             <w:r>
                               <w:rPr>
                                 <w:rFonts w:ascii="Raleway" w:hAnsi="Raleway"/>
@@ -12252,7 +10154,7 @@
           </mc:Choice>
           <mc:Fallback>
             <w:pict>
-              <v:shape w14:anchorId="6C0A50B6" id="_x0000_s1048" type="#_x0000_t202" style="position:absolute;margin-left:291pt;margin-top:488.3pt;width:255.75pt;height:217.5pt;z-index:251835392;visibility:visible;mso-wrap-style:square;mso-width-percent:0;mso-height-percent:0;mso-wrap-distance-left:9pt;mso-wrap-distance-top:0;mso-wrap-distance-right:9pt;mso-wrap-distance-bottom:0;mso-position-horizontal:absolute;mso-position-horizontal-relative:margin;mso-position-vertical:absolute;mso-position-vertical-relative:text;mso-width-percent:0;mso-height-percent:0;mso-width-relative:margin;mso-height-relative:margin;v-text-anchor:top" o:gfxdata="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" filled="f" stroked="f" strokeweight=".5pt">
+              <v:shape w14:anchorId="6C0A50B6" id="_x0000_s1049" type="#_x0000_t202" style="position:absolute;margin-left:291pt;margin-top:488.3pt;width:255.75pt;height:217.5pt;z-index:251835392;visibility:visible;mso-wrap-style:square;mso-width-percent:0;mso-height-percent:0;mso-wrap-distance-left:9pt;mso-wrap-distance-top:0;mso-wrap-distance-right:9pt;mso-wrap-distance-bottom:0;mso-position-horizontal:absolute;mso-position-horizontal-relative:margin;mso-position-vertical:absolute;mso-position-vertical-relative:text;mso-width-percent:0;mso-height-percent:0;mso-width-relative:margin;mso-height-relative:margin;v-text-anchor:top" o:gfxdata="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" filled="f" stroked="f" strokeweight=".5pt">
                 <v:textbox inset="0,0,0,0">
                   <w:txbxContent>
                     <w:p>
@@ -12282,127 +10184,7 @@
                           <w:szCs w:val="18"/>
                           <w:lang w:val="es-MX"/>
                         </w:rPr>
-                        <w:t xml:space="preserve">Automatización de Procesos o Tareas en Java (Maven, </w:t>
-                      </w:r>
-                      <w:proofErr w:type="spellStart"/>
-                      <w:r>
-                        <w:rPr>
-                          <w:rFonts w:ascii="Raleway" w:hAnsi="Raleway"/>
-                          <w:color w:val="414042"/>
-                          <w:spacing w:val="-2"/>
-                          <w:sz w:val="18"/>
-                          <w:szCs w:val="18"/>
-                          <w:lang w:val="es-MX"/>
-                        </w:rPr>
-                        <w:t>commons</w:t>
-                      </w:r>
-                      <w:proofErr w:type="spellEnd"/>
-                      <w:r>
-                        <w:rPr>
-                          <w:rFonts w:ascii="Raleway" w:hAnsi="Raleway"/>
-                          <w:color w:val="414042"/>
-                          <w:spacing w:val="-2"/>
-                          <w:sz w:val="18"/>
-                          <w:szCs w:val="18"/>
-                          <w:lang w:val="es-MX"/>
-                        </w:rPr>
-                        <w:t xml:space="preserve"> </w:t>
-                      </w:r>
-                      <w:proofErr w:type="spellStart"/>
-                      <w:r>
-                        <w:rPr>
-                          <w:rFonts w:ascii="Raleway" w:hAnsi="Raleway"/>
-                          <w:color w:val="414042"/>
-                          <w:spacing w:val="-2"/>
-                          <w:sz w:val="18"/>
-                          <w:szCs w:val="18"/>
-                          <w:lang w:val="es-MX"/>
-                        </w:rPr>
-                        <w:t>cli</w:t>
-                      </w:r>
-                      <w:proofErr w:type="spellEnd"/>
-                      <w:r>
-                        <w:rPr>
-                          <w:rFonts w:ascii="Raleway" w:hAnsi="Raleway"/>
-                          <w:color w:val="414042"/>
-                          <w:spacing w:val="-2"/>
-                          <w:sz w:val="18"/>
-                          <w:szCs w:val="18"/>
-                          <w:lang w:val="es-MX"/>
-                        </w:rPr>
-                        <w:t xml:space="preserve">, Zip4j, </w:t>
-                      </w:r>
-                      <w:proofErr w:type="spellStart"/>
-                      <w:r>
-                        <w:rPr>
-                          <w:rFonts w:ascii="Raleway" w:hAnsi="Raleway"/>
-                          <w:color w:val="414042"/>
-                          <w:spacing w:val="-2"/>
-                          <w:sz w:val="18"/>
-                          <w:szCs w:val="18"/>
-                          <w:lang w:val="es-MX"/>
-                        </w:rPr>
-                        <w:t>commons</w:t>
-                      </w:r>
-                      <w:proofErr w:type="spellEnd"/>
-                      <w:r>
-                        <w:rPr>
-                          <w:rFonts w:ascii="Raleway" w:hAnsi="Raleway"/>
-                          <w:color w:val="414042"/>
-                          <w:spacing w:val="-2"/>
-                          <w:sz w:val="18"/>
-                          <w:szCs w:val="18"/>
-                          <w:lang w:val="es-MX"/>
-                        </w:rPr>
-                        <w:t xml:space="preserve"> </w:t>
-                      </w:r>
-                      <w:proofErr w:type="spellStart"/>
-                      <w:r>
-                        <w:rPr>
-                          <w:rFonts w:ascii="Raleway" w:hAnsi="Raleway"/>
-                          <w:color w:val="414042"/>
-                          <w:spacing w:val="-2"/>
-                          <w:sz w:val="18"/>
-                          <w:szCs w:val="18"/>
-                          <w:lang w:val="es-MX"/>
-                        </w:rPr>
-                        <w:t>io</w:t>
-                      </w:r>
-                      <w:proofErr w:type="spellEnd"/>
-                      <w:r>
-                        <w:rPr>
-                          <w:rFonts w:ascii="Raleway" w:hAnsi="Raleway"/>
-                          <w:color w:val="414042"/>
-                          <w:spacing w:val="-2"/>
-                          <w:sz w:val="18"/>
-                          <w:szCs w:val="18"/>
-                          <w:lang w:val="es-MX"/>
-                        </w:rPr>
-                        <w:t xml:space="preserve"> </w:t>
-                      </w:r>
-                      <w:proofErr w:type="spellStart"/>
-                      <w:r>
-                        <w:rPr>
-                          <w:rFonts w:ascii="Raleway" w:hAnsi="Raleway"/>
-                          <w:color w:val="414042"/>
-                          <w:spacing w:val="-2"/>
-                          <w:sz w:val="18"/>
-                          <w:szCs w:val="18"/>
-                          <w:lang w:val="es-MX"/>
-                        </w:rPr>
-                        <w:t>fileutils</w:t>
-                      </w:r>
-                      <w:proofErr w:type="spellEnd"/>
-                      <w:r>
-                        <w:rPr>
-                          <w:rFonts w:ascii="Raleway" w:hAnsi="Raleway"/>
-                          <w:color w:val="414042"/>
-                          <w:spacing w:val="-2"/>
-                          <w:sz w:val="18"/>
-                          <w:szCs w:val="18"/>
-                          <w:lang w:val="es-MX"/>
-                        </w:rPr>
-                        <w:t>, Joda-Time)</w:t>
+                        <w:t>Automatización de Procesos o Tareas en Java (Maven, commons cli, Zip4j, commons io fileutils, Joda-Time)</w:t>
                       </w:r>
                     </w:p>
                     <w:p>
@@ -12432,69 +10214,8 @@
                           <w:szCs w:val="18"/>
                           <w:lang w:val="es-MX"/>
                         </w:rPr>
-                        <w:t xml:space="preserve">Actualizaciones </w:t>
-                      </w:r>
-                      <w:proofErr w:type="spellStart"/>
-                      <w:r>
-                        <w:rPr>
-                          <w:rFonts w:ascii="Raleway" w:hAnsi="Raleway"/>
-                          <w:color w:val="414042"/>
-                          <w:spacing w:val="-2"/>
-                          <w:sz w:val="18"/>
-                          <w:szCs w:val="18"/>
-                          <w:lang w:val="es-MX"/>
-                        </w:rPr>
-                        <w:t>Frontend</w:t>
-                      </w:r>
-                      <w:proofErr w:type="spellEnd"/>
-                      <w:r>
-                        <w:rPr>
-                          <w:rFonts w:ascii="Raleway" w:hAnsi="Raleway"/>
-                          <w:color w:val="414042"/>
-                          <w:spacing w:val="-2"/>
-                          <w:sz w:val="18"/>
-                          <w:szCs w:val="18"/>
-                          <w:lang w:val="es-MX"/>
-                        </w:rPr>
-                        <w:t xml:space="preserve"> y </w:t>
-                      </w:r>
-                      <w:proofErr w:type="spellStart"/>
-                      <w:r>
-                        <w:rPr>
-                          <w:rFonts w:ascii="Raleway" w:hAnsi="Raleway"/>
-                          <w:color w:val="414042"/>
-                          <w:spacing w:val="-2"/>
-                          <w:sz w:val="18"/>
-                          <w:szCs w:val="18"/>
-                          <w:lang w:val="es-MX"/>
-                        </w:rPr>
-                        <w:t>Backend</w:t>
-                      </w:r>
-                      <w:proofErr w:type="spellEnd"/>
-                      <w:r>
-                        <w:rPr>
-                          <w:rFonts w:ascii="Raleway" w:hAnsi="Raleway"/>
-                          <w:color w:val="414042"/>
-                          <w:spacing w:val="-2"/>
-                          <w:sz w:val="18"/>
-                          <w:szCs w:val="18"/>
-                          <w:lang w:val="es-MX"/>
-                        </w:rPr>
-                        <w:t xml:space="preserve"> de sitios Web en </w:t>
-                      </w:r>
-                      <w:proofErr w:type="spellStart"/>
-                      <w:r>
-                        <w:rPr>
-                          <w:rFonts w:ascii="Raleway" w:hAnsi="Raleway"/>
-                          <w:color w:val="414042"/>
-                          <w:spacing w:val="-2"/>
-                          <w:sz w:val="18"/>
-                          <w:szCs w:val="18"/>
-                          <w:lang w:val="es-MX"/>
-                        </w:rPr>
-                        <w:t>Wordpress</w:t>
-                      </w:r>
-                      <w:proofErr w:type="spellEnd"/>
+                        <w:t>Actualizaciones Frontend y Backend de sitios Web en Wordpress</w:t>
+                      </w:r>
                     </w:p>
                     <w:p>
                       <w:pPr>
@@ -12613,31 +10334,7 @@
                           <w:szCs w:val="18"/>
                           <w:lang w:val="es-MX"/>
                         </w:rPr>
-                        <w:t>Programación de sistemas web en PHP (</w:t>
-                      </w:r>
-                      <w:proofErr w:type="spellStart"/>
-                      <w:r>
-                        <w:rPr>
-                          <w:rFonts w:ascii="Raleway" w:hAnsi="Raleway"/>
-                          <w:color w:val="414042"/>
-                          <w:spacing w:val="-2"/>
-                          <w:sz w:val="18"/>
-                          <w:szCs w:val="18"/>
-                          <w:lang w:val="es-MX"/>
-                        </w:rPr>
-                        <w:t>Codeigniter</w:t>
-                      </w:r>
-                      <w:proofErr w:type="spellEnd"/>
-                      <w:r>
-                        <w:rPr>
-                          <w:rFonts w:ascii="Raleway" w:hAnsi="Raleway"/>
-                          <w:color w:val="414042"/>
-                          <w:spacing w:val="-2"/>
-                          <w:sz w:val="18"/>
-                          <w:szCs w:val="18"/>
-                          <w:lang w:val="es-MX"/>
-                        </w:rPr>
-                        <w:t xml:space="preserve"> y Lara</w:t>
+                        <w:t>Programación de sistemas web en PHP (Codeigniter y Lara</w:t>
                       </w:r>
                       <w:r>
                         <w:rPr>
@@ -12802,7 +10499,6 @@
                         </w:rPr>
                         <w:t xml:space="preserve">: </w:t>
                       </w:r>
-                      <w:proofErr w:type="spellStart"/>
                       <w:r>
                         <w:rPr>
                           <w:rFonts w:ascii="Raleway" w:hAnsi="Raleway"/>
@@ -12814,7 +10510,6 @@
                         </w:rPr>
                         <w:t>Ciberburo</w:t>
                       </w:r>
-                      <w:proofErr w:type="spellEnd"/>
                       <w:r>
                         <w:rPr>
                           <w:rFonts w:ascii="Raleway" w:hAnsi="Raleway"/>
@@ -12826,7 +10521,6 @@
                         </w:rPr>
                         <w:t xml:space="preserve">, </w:t>
                       </w:r>
-                      <w:proofErr w:type="spellStart"/>
                       <w:r>
                         <w:rPr>
                           <w:rFonts w:ascii="Raleway" w:hAnsi="Raleway"/>
@@ -12838,7 +10532,6 @@
                         </w:rPr>
                         <w:t>Fovissste</w:t>
                       </w:r>
-                      <w:proofErr w:type="spellEnd"/>
                       <w:r>
                         <w:rPr>
                           <w:rFonts w:ascii="Raleway" w:hAnsi="Raleway"/>
@@ -12872,7 +10565,6 @@
                         </w:rPr>
                         <w:t xml:space="preserve">, </w:t>
                       </w:r>
-                      <w:proofErr w:type="spellStart"/>
                       <w:r>
                         <w:rPr>
                           <w:rFonts w:ascii="Raleway" w:hAnsi="Raleway"/>
@@ -12884,7 +10576,6 @@
                         </w:rPr>
                         <w:t>Mejoravit</w:t>
                       </w:r>
-                      <w:proofErr w:type="spellEnd"/>
                       <w:r>
                         <w:rPr>
                           <w:rFonts w:ascii="Raleway" w:hAnsi="Raleway"/>
@@ -13011,7 +10702,7 @@
           </mc:Choice>
           <mc:Fallback>
             <w:pict>
-              <v:shape w14:anchorId="6B423961" id="Cuadro de texto 50" o:spid="_x0000_s1049" type="#_x0000_t202" style="position:absolute;margin-left:309.85pt;margin-top:475.35pt;width:164.05pt;height:12.05pt;z-index:251808768;visibility:visible;mso-wrap-style:square;mso-width-percent:0;mso-wrap-distance-left:9pt;mso-wrap-distance-top:0;mso-wrap-distance-right:9pt;mso-wrap-distance-bottom:0;mso-position-horizontal:absolute;mso-position-horizontal-relative:text;mso-position-vertical:absolute;mso-position-vertical-relative:text;mso-width-percent:0;mso-width-relative:margin;v-text-anchor:top" o:gfxdata="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" filled="f" stroked="f" strokeweight=".5pt">
+              <v:shape w14:anchorId="6B423961" id="Cuadro de texto 50" o:spid="_x0000_s1050" type="#_x0000_t202" style="position:absolute;margin-left:309.85pt;margin-top:475.35pt;width:164.05pt;height:12.05pt;z-index:251808768;visibility:visible;mso-wrap-style:square;mso-width-percent:0;mso-wrap-distance-left:9pt;mso-wrap-distance-top:0;mso-wrap-distance-right:9pt;mso-wrap-distance-bottom:0;mso-position-horizontal:absolute;mso-position-horizontal-relative:text;mso-position-vertical:absolute;mso-position-vertical-relative:text;mso-width-percent:0;mso-width-relative:margin;v-text-anchor:top" o:gfxdata="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" filled="f" stroked="f" strokeweight=".5pt">
                 <v:textbox inset="0,0,0,0">
                   <w:txbxContent>
                     <w:p>
@@ -13223,7 +10914,7 @@
           </mc:Choice>
           <mc:Fallback>
             <w:pict>
-              <v:shape w14:anchorId="724CF0FE" id="Cuadro de texto 19" o:spid="_x0000_s1050" type="#_x0000_t202" style="position:absolute;margin-left:46pt;margin-top:475.05pt;width:166.55pt;height:11pt;z-index:251814912;visibility:visible;mso-wrap-style:square;mso-width-percent:0;mso-height-percent:0;mso-wrap-distance-left:9pt;mso-wrap-distance-top:0;mso-wrap-distance-right:9pt;mso-wrap-distance-bottom:0;mso-position-horizontal:absolute;mso-position-horizontal-relative:text;mso-position-vertical:absolute;mso-position-vertical-relative:text;mso-width-percent:0;mso-height-percent:0;mso-width-relative:margin;mso-height-relative:margin;v-text-anchor:top" o:gfxdata="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" filled="f" stroked="f" strokeweight=".5pt">
+              <v:shape w14:anchorId="724CF0FE" id="Cuadro de texto 19" o:spid="_x0000_s1051" type="#_x0000_t202" style="position:absolute;margin-left:46pt;margin-top:475.05pt;width:166.55pt;height:11pt;z-index:251814912;visibility:visible;mso-wrap-style:square;mso-width-percent:0;mso-height-percent:0;mso-wrap-distance-left:9pt;mso-wrap-distance-top:0;mso-wrap-distance-right:9pt;mso-wrap-distance-bottom:0;mso-position-horizontal:absolute;mso-position-horizontal-relative:text;mso-position-vertical:absolute;mso-position-vertical-relative:text;mso-width-percent:0;mso-height-percent:0;mso-width-relative:margin;mso-height-relative:margin;v-text-anchor:top" o:gfxdata="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" filled="f" stroked="f" strokeweight=".5pt">
                 <v:textbox inset="0,0,0,0">
                   <w:txbxContent>
                     <w:p>
@@ -13408,7 +11099,7 @@
           </mc:Choice>
           <mc:Fallback>
             <w:pict>
-              <v:shape w14:anchorId="6BE7FC30" id="Cuadro de texto 75" o:spid="_x0000_s1051" type="#_x0000_t202" style="position:absolute;margin-left:45.8pt;margin-top:464.25pt;width:166pt;height:12pt;z-index:251816960;visibility:visible;mso-wrap-style:square;mso-width-percent:0;mso-wrap-distance-left:9pt;mso-wrap-distance-top:0;mso-wrap-distance-right:9pt;mso-wrap-distance-bottom:0;mso-position-horizontal:absolute;mso-position-horizontal-relative:text;mso-position-vertical:absolute;mso-position-vertical-relative:text;mso-width-percent:0;mso-width-relative:margin;v-text-anchor:top" o:gfxdata="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" filled="f" stroked="f" strokeweight=".5pt">
+              <v:shape w14:anchorId="6BE7FC30" id="Cuadro de texto 75" o:spid="_x0000_s1052" type="#_x0000_t202" style="position:absolute;margin-left:45.8pt;margin-top:464.25pt;width:166pt;height:12pt;z-index:251816960;visibility:visible;mso-wrap-style:square;mso-width-percent:0;mso-wrap-distance-left:9pt;mso-wrap-distance-top:0;mso-wrap-distance-right:9pt;mso-wrap-distance-bottom:0;mso-position-horizontal:absolute;mso-position-horizontal-relative:text;mso-position-vertical:absolute;mso-position-vertical-relative:text;mso-width-percent:0;mso-width-relative:margin;v-text-anchor:top" o:gfxdata="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" filled="f" stroked="f" strokeweight=".5pt">
                 <v:textbox inset="0,0,0,0">
                   <w:txbxContent>
                     <w:p>
@@ -13527,7 +11218,7 @@
           </mc:Choice>
           <mc:Fallback>
             <w:pict>
-              <v:shape w14:anchorId="39607CB3" id="Cuadro de texto 15" o:spid="_x0000_s1052" type="#_x0000_t202" style="position:absolute;margin-left:310.55pt;margin-top:465.85pt;width:160pt;height:12.5pt;z-index:251810816;visibility:visible;mso-wrap-style:square;mso-width-percent:0;mso-height-percent:0;mso-wrap-distance-left:9pt;mso-wrap-distance-top:0;mso-wrap-distance-right:9pt;mso-wrap-distance-bottom:0;mso-position-horizontal:absolute;mso-position-horizontal-relative:text;mso-position-vertical:absolute;mso-position-vertical-relative:text;mso-width-percent:0;mso-height-percent:0;mso-width-relative:margin;mso-height-relative:margin;v-text-anchor:top" o:gfxdata="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" filled="f" stroked="f" strokeweight=".5pt">
+              <v:shape w14:anchorId="39607CB3" id="Cuadro de texto 15" o:spid="_x0000_s1053" type="#_x0000_t202" style="position:absolute;margin-left:310.55pt;margin-top:465.85pt;width:160pt;height:12.5pt;z-index:251810816;visibility:visible;mso-wrap-style:square;mso-width-percent:0;mso-height-percent:0;mso-wrap-distance-left:9pt;mso-wrap-distance-top:0;mso-wrap-distance-right:9pt;mso-wrap-distance-bottom:0;mso-position-horizontal:absolute;mso-position-horizontal-relative:text;mso-position-vertical:absolute;mso-position-vertical-relative:text;mso-width-percent:0;mso-height-percent:0;mso-width-relative:margin;mso-height-relative:margin;v-text-anchor:top" o:gfxdata="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" filled="f" stroked="f" strokeweight=".5pt">
                 <v:textbox inset="0,0,0,0">
                   <w:txbxContent>
                     <w:p>
@@ -13646,7 +11337,7 @@
           </mc:Choice>
           <mc:Fallback>
             <w:pict>
-              <v:shape w14:anchorId="572A159E" id="_x0000_s1053" type="#_x0000_t202" style="position:absolute;margin-left:43.45pt;margin-top:246.75pt;width:168.5pt;height:13pt;z-index:251829248;visibility:visible;mso-wrap-style:square;mso-width-percent:0;mso-height-percent:0;mso-wrap-distance-left:9pt;mso-wrap-distance-top:0;mso-wrap-distance-right:9pt;mso-wrap-distance-bottom:0;mso-position-horizontal:absolute;mso-position-horizontal-relative:text;mso-position-vertical:absolute;mso-position-vertical-relative:text;mso-width-percent:0;mso-height-percent:0;mso-width-relative:margin;mso-height-relative:margin;v-text-anchor:top" o:gfxdata="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" filled="f" stroked="f" strokeweight=".5pt">
+              <v:shape w14:anchorId="572A159E" id="_x0000_s1054" type="#_x0000_t202" style="position:absolute;margin-left:43.45pt;margin-top:246.75pt;width:168.5pt;height:13pt;z-index:251829248;visibility:visible;mso-wrap-style:square;mso-width-percent:0;mso-height-percent:0;mso-wrap-distance-left:9pt;mso-wrap-distance-top:0;mso-wrap-distance-right:9pt;mso-wrap-distance-bottom:0;mso-position-horizontal:absolute;mso-position-horizontal-relative:text;mso-position-vertical:absolute;mso-position-vertical-relative:text;mso-width-percent:0;mso-height-percent:0;mso-width-relative:margin;mso-height-relative:margin;v-text-anchor:top" o:gfxdata="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" filled="f" stroked="f" strokeweight=".5pt">
                 <v:textbox inset="0,0,0,0">
                   <w:txbxContent>
                     <w:p>
@@ -13821,31 +11512,7 @@
                                 <w:szCs w:val="18"/>
                                 <w:lang w:val="es-MX"/>
                               </w:rPr>
-                              <w:t>(SQL server, MySQL), no relacionales (</w:t>
-                            </w:r>
-                            <w:proofErr w:type="spellStart"/>
-                            <w:r>
-                              <w:rPr>
-                                <w:rFonts w:ascii="Raleway" w:hAnsi="Raleway"/>
-                                <w:color w:val="414042"/>
-                                <w:spacing w:val="-2"/>
-                                <w:sz w:val="18"/>
-                                <w:szCs w:val="18"/>
-                                <w:lang w:val="es-MX"/>
-                              </w:rPr>
-                              <w:t>Firebase</w:t>
-                            </w:r>
-                            <w:proofErr w:type="spellEnd"/>
-                            <w:r>
-                              <w:rPr>
-                                <w:rFonts w:ascii="Raleway" w:hAnsi="Raleway"/>
-                                <w:color w:val="414042"/>
-                                <w:spacing w:val="-2"/>
-                                <w:sz w:val="18"/>
-                                <w:szCs w:val="18"/>
-                                <w:lang w:val="es-MX"/>
-                              </w:rPr>
-                              <w:t>).</w:t>
+                              <w:t>(SQL server, MySQL), no relacionales (Firebase).</w:t>
                             </w:r>
                           </w:p>
                           <w:p>
@@ -13875,31 +11542,7 @@
                                 <w:szCs w:val="18"/>
                                 <w:lang w:val="es-MX"/>
                               </w:rPr>
-                              <w:t xml:space="preserve">Desarrollo de aplicaciones </w:t>
-                            </w:r>
-                            <w:proofErr w:type="spellStart"/>
-                            <w:r>
-                              <w:rPr>
-                                <w:rFonts w:ascii="Raleway" w:hAnsi="Raleway"/>
-                                <w:color w:val="414042"/>
-                                <w:spacing w:val="-2"/>
-                                <w:sz w:val="18"/>
-                                <w:szCs w:val="18"/>
-                                <w:lang w:val="es-MX"/>
-                              </w:rPr>
-                              <w:t>express</w:t>
-                            </w:r>
-                            <w:proofErr w:type="spellEnd"/>
-                            <w:r>
-                              <w:rPr>
-                                <w:rFonts w:ascii="Raleway" w:hAnsi="Raleway"/>
-                                <w:color w:val="414042"/>
-                                <w:spacing w:val="-2"/>
-                                <w:sz w:val="18"/>
-                                <w:szCs w:val="18"/>
-                                <w:lang w:val="es-MX"/>
-                              </w:rPr>
-                              <w:t>, node.js, angular.</w:t>
+                              <w:t>Desarrollo de aplicaciones express, node.js, angular.</w:t>
                             </w:r>
                           </w:p>
                           <w:p>
@@ -13929,31 +11572,7 @@
                                 <w:szCs w:val="18"/>
                                 <w:lang w:val="es-MX"/>
                               </w:rPr>
-                              <w:t>Desarrollo de aplicaciones y servicios web (REST, SOAP) en Java Spring Boot, (</w:t>
-                            </w:r>
-                            <w:proofErr w:type="spellStart"/>
-                            <w:r>
-                              <w:rPr>
-                                <w:rFonts w:ascii="Raleway" w:hAnsi="Raleway"/>
-                                <w:color w:val="414042"/>
-                                <w:spacing w:val="-2"/>
-                                <w:sz w:val="18"/>
-                                <w:szCs w:val="18"/>
-                                <w:lang w:val="es-MX"/>
-                              </w:rPr>
-                              <w:t>Hibernate</w:t>
-                            </w:r>
-                            <w:proofErr w:type="spellEnd"/>
-                            <w:r>
-                              <w:rPr>
-                                <w:rFonts w:ascii="Raleway" w:hAnsi="Raleway"/>
-                                <w:color w:val="414042"/>
-                                <w:spacing w:val="-2"/>
-                                <w:sz w:val="18"/>
-                                <w:szCs w:val="18"/>
-                                <w:lang w:val="es-MX"/>
-                              </w:rPr>
-                              <w:t>, JPA, Maven, Spring Security)</w:t>
+                              <w:t>Desarrollo de aplicaciones y servicios web (REST, SOAP) en Java Spring Boot, (Hibernate, JPA, Maven, Spring Security)</w:t>
                             </w:r>
                           </w:p>
                           <w:p>
@@ -14013,21 +11632,8 @@
                                 <w:szCs w:val="18"/>
                                 <w:lang w:val="es-MX"/>
                               </w:rPr>
-                              <w:t xml:space="preserve">Procesos SSIS </w:t>
-                            </w:r>
-                            <w:proofErr w:type="spellStart"/>
-                            <w:r>
-                              <w:rPr>
-                                <w:rFonts w:ascii="Raleway" w:hAnsi="Raleway"/>
-                                <w:color w:val="414042"/>
-                                <w:spacing w:val="-2"/>
-                                <w:sz w:val="18"/>
-                                <w:szCs w:val="18"/>
-                                <w:lang w:val="es-MX"/>
-                              </w:rPr>
-                              <w:t>ETLs</w:t>
-                            </w:r>
-                            <w:proofErr w:type="spellEnd"/>
+                              <w:t>Procesos SSIS ETLs</w:t>
+                            </w:r>
                           </w:p>
                           <w:p>
                             <w:pPr>
@@ -14056,55 +11662,7 @@
                                 <w:szCs w:val="18"/>
                                 <w:lang w:val="es-MX"/>
                               </w:rPr>
-                              <w:t xml:space="preserve">Programación de servicios y aplicaciones web PHP, Código nativo o </w:t>
-                            </w:r>
-                            <w:proofErr w:type="spellStart"/>
-                            <w:r>
-                              <w:rPr>
-                                <w:rFonts w:ascii="Raleway" w:hAnsi="Raleway"/>
-                                <w:color w:val="414042"/>
-                                <w:spacing w:val="-2"/>
-                                <w:sz w:val="18"/>
-                                <w:szCs w:val="18"/>
-                                <w:lang w:val="es-MX"/>
-                              </w:rPr>
-                              <w:t>frameworks</w:t>
-                            </w:r>
-                            <w:proofErr w:type="spellEnd"/>
-                            <w:r>
-                              <w:rPr>
-                                <w:rFonts w:ascii="Raleway" w:hAnsi="Raleway"/>
-                                <w:color w:val="414042"/>
-                                <w:spacing w:val="-2"/>
-                                <w:sz w:val="18"/>
-                                <w:szCs w:val="18"/>
-                                <w:lang w:val="es-MX"/>
-                              </w:rPr>
-                              <w:t xml:space="preserve"> (</w:t>
-                            </w:r>
-                            <w:proofErr w:type="spellStart"/>
-                            <w:r>
-                              <w:rPr>
-                                <w:rFonts w:ascii="Raleway" w:hAnsi="Raleway"/>
-                                <w:color w:val="414042"/>
-                                <w:spacing w:val="-2"/>
-                                <w:sz w:val="18"/>
-                                <w:szCs w:val="18"/>
-                                <w:lang w:val="es-MX"/>
-                              </w:rPr>
-                              <w:t>codeigniter</w:t>
-                            </w:r>
-                            <w:proofErr w:type="spellEnd"/>
-                            <w:r>
-                              <w:rPr>
-                                <w:rFonts w:ascii="Raleway" w:hAnsi="Raleway"/>
-                                <w:color w:val="414042"/>
-                                <w:spacing w:val="-2"/>
-                                <w:sz w:val="18"/>
-                                <w:szCs w:val="18"/>
-                                <w:lang w:val="es-MX"/>
-                              </w:rPr>
-                              <w:t>)</w:t>
+                              <w:t>Programación de servicios y aplicaciones web PHP, Código nativo o frameworks (codeigniter)</w:t>
                             </w:r>
                           </w:p>
                           <w:p>
@@ -14164,55 +11722,7 @@
                                 <w:szCs w:val="18"/>
                                 <w:lang w:val="es-MX"/>
                               </w:rPr>
-                              <w:t xml:space="preserve">Uso de control de versiones GIT (Manejo de </w:t>
-                            </w:r>
-                            <w:proofErr w:type="spellStart"/>
-                            <w:r>
-                              <w:rPr>
-                                <w:rFonts w:ascii="Raleway" w:hAnsi="Raleway"/>
-                                <w:color w:val="414042"/>
-                                <w:spacing w:val="-2"/>
-                                <w:sz w:val="18"/>
-                                <w:szCs w:val="18"/>
-                                <w:lang w:val="es-MX"/>
-                              </w:rPr>
-                              <w:t>GitLab</w:t>
-                            </w:r>
-                            <w:proofErr w:type="spellEnd"/>
-                            <w:r>
-                              <w:rPr>
-                                <w:rFonts w:ascii="Raleway" w:hAnsi="Raleway"/>
-                                <w:color w:val="414042"/>
-                                <w:spacing w:val="-2"/>
-                                <w:sz w:val="18"/>
-                                <w:szCs w:val="18"/>
-                                <w:lang w:val="es-MX"/>
-                              </w:rPr>
-                              <w:t xml:space="preserve">, </w:t>
-                            </w:r>
-                            <w:proofErr w:type="spellStart"/>
-                            <w:r>
-                              <w:rPr>
-                                <w:rFonts w:ascii="Raleway" w:hAnsi="Raleway"/>
-                                <w:color w:val="414042"/>
-                                <w:spacing w:val="-2"/>
-                                <w:sz w:val="18"/>
-                                <w:szCs w:val="18"/>
-                                <w:lang w:val="es-MX"/>
-                              </w:rPr>
-                              <w:t>GitKraken</w:t>
-                            </w:r>
-                            <w:proofErr w:type="spellEnd"/>
-                            <w:r>
-                              <w:rPr>
-                                <w:rFonts w:ascii="Raleway" w:hAnsi="Raleway"/>
-                                <w:color w:val="414042"/>
-                                <w:spacing w:val="-2"/>
-                                <w:sz w:val="18"/>
-                                <w:szCs w:val="18"/>
-                                <w:lang w:val="es-MX"/>
-                              </w:rPr>
-                              <w:t>).</w:t>
+                              <w:t>Uso de control de versiones GIT (Manejo de GitLab, GitKraken).</w:t>
                             </w:r>
                           </w:p>
                         </w:txbxContent>
@@ -14237,7 +11747,7 @@
           </mc:Choice>
           <mc:Fallback>
             <w:pict>
-              <v:shape w14:anchorId="3A6E7519" id="_x0000_s1050" type="#_x0000_t202" style="position:absolute;margin-left:42.75pt;margin-top:273.05pt;width:238.5pt;height:180.75pt;z-index:251825152;visibility:visible;mso-wrap-style:square;mso-width-percent:0;mso-height-percent:0;mso-wrap-distance-left:9pt;mso-wrap-distance-top:0;mso-wrap-distance-right:9pt;mso-wrap-distance-bottom:0;mso-position-horizontal:absolute;mso-position-horizontal-relative:margin;mso-position-vertical:absolute;mso-position-vertical-relative:text;mso-width-percent:0;mso-height-percent:0;mso-width-relative:margin;mso-height-relative:margin;v-text-anchor:top" o:gfxdata="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" filled="f" stroked="f" strokeweight=".5pt">
+              <v:shape w14:anchorId="3A6E7519" id="_x0000_s1055" type="#_x0000_t202" style="position:absolute;margin-left:42.75pt;margin-top:273.05pt;width:238.5pt;height:180.75pt;z-index:251825152;visibility:visible;mso-wrap-style:square;mso-width-percent:0;mso-height-percent:0;mso-wrap-distance-left:9pt;mso-wrap-distance-top:0;mso-wrap-distance-right:9pt;mso-wrap-distance-bottom:0;mso-position-horizontal:absolute;mso-position-horizontal-relative:margin;mso-position-vertical:absolute;mso-position-vertical-relative:text;mso-width-percent:0;mso-height-percent:0;mso-width-relative:margin;mso-height-relative:margin;v-text-anchor:top" o:gfxdata="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" filled="f" stroked="f" strokeweight=".5pt">
                 <v:textbox inset="0,0,0,0">
                   <w:txbxContent>
                     <w:p>
@@ -14341,31 +11851,7 @@
                           <w:szCs w:val="18"/>
                           <w:lang w:val="es-MX"/>
                         </w:rPr>
-                        <w:t>(SQL server, MySQL), no relacionales (</w:t>
-                      </w:r>
-                      <w:proofErr w:type="spellStart"/>
-                      <w:r>
-                        <w:rPr>
-                          <w:rFonts w:ascii="Raleway" w:hAnsi="Raleway"/>
-                          <w:color w:val="414042"/>
-                          <w:spacing w:val="-2"/>
-                          <w:sz w:val="18"/>
-                          <w:szCs w:val="18"/>
-                          <w:lang w:val="es-MX"/>
-                        </w:rPr>
-                        <w:t>Firebase</w:t>
-                      </w:r>
-                      <w:proofErr w:type="spellEnd"/>
-                      <w:r>
-                        <w:rPr>
-                          <w:rFonts w:ascii="Raleway" w:hAnsi="Raleway"/>
-                          <w:color w:val="414042"/>
-                          <w:spacing w:val="-2"/>
-                          <w:sz w:val="18"/>
-                          <w:szCs w:val="18"/>
-                          <w:lang w:val="es-MX"/>
-                        </w:rPr>
-                        <w:t>).</w:t>
+                        <w:t>(SQL server, MySQL), no relacionales (Firebase).</w:t>
                       </w:r>
                     </w:p>
                     <w:p>
@@ -14395,31 +11881,7 @@
                           <w:szCs w:val="18"/>
                           <w:lang w:val="es-MX"/>
                         </w:rPr>
-                        <w:t xml:space="preserve">Desarrollo de aplicaciones </w:t>
-                      </w:r>
-                      <w:proofErr w:type="spellStart"/>
-                      <w:r>
-                        <w:rPr>
-                          <w:rFonts w:ascii="Raleway" w:hAnsi="Raleway"/>
-                          <w:color w:val="414042"/>
-                          <w:spacing w:val="-2"/>
-                          <w:sz w:val="18"/>
-                          <w:szCs w:val="18"/>
-                          <w:lang w:val="es-MX"/>
-                        </w:rPr>
-                        <w:t>express</w:t>
-                      </w:r>
-                      <w:proofErr w:type="spellEnd"/>
-                      <w:r>
-                        <w:rPr>
-                          <w:rFonts w:ascii="Raleway" w:hAnsi="Raleway"/>
-                          <w:color w:val="414042"/>
-                          <w:spacing w:val="-2"/>
-                          <w:sz w:val="18"/>
-                          <w:szCs w:val="18"/>
-                          <w:lang w:val="es-MX"/>
-                        </w:rPr>
-                        <w:t>, node.js, angular.</w:t>
+                        <w:t>Desarrollo de aplicaciones express, node.js, angular.</w:t>
                       </w:r>
                     </w:p>
                     <w:p>
@@ -14449,55 +11911,7 @@
                           <w:szCs w:val="18"/>
                           <w:lang w:val="es-MX"/>
                         </w:rPr>
-                        <w:t xml:space="preserve">Desarrollo de aplicaciones y servicios web (REST, SOAP) en Java Spring </w:t>
-                      </w:r>
-                      <w:proofErr w:type="spellStart"/>
-                      <w:r>
-                        <w:rPr>
-                          <w:rFonts w:ascii="Raleway" w:hAnsi="Raleway"/>
-                          <w:color w:val="414042"/>
-                          <w:spacing w:val="-2"/>
-                          <w:sz w:val="18"/>
-                          <w:szCs w:val="18"/>
-                          <w:lang w:val="es-MX"/>
-                        </w:rPr>
-                        <w:t>Boot</w:t>
-                      </w:r>
-                      <w:proofErr w:type="spellEnd"/>
-                      <w:r>
-                        <w:rPr>
-                          <w:rFonts w:ascii="Raleway" w:hAnsi="Raleway"/>
-                          <w:color w:val="414042"/>
-                          <w:spacing w:val="-2"/>
-                          <w:sz w:val="18"/>
-                          <w:szCs w:val="18"/>
-                          <w:lang w:val="es-MX"/>
-                        </w:rPr>
-                        <w:t>, (</w:t>
-                      </w:r>
-                      <w:proofErr w:type="spellStart"/>
-                      <w:r>
-                        <w:rPr>
-                          <w:rFonts w:ascii="Raleway" w:hAnsi="Raleway"/>
-                          <w:color w:val="414042"/>
-                          <w:spacing w:val="-2"/>
-                          <w:sz w:val="18"/>
-                          <w:szCs w:val="18"/>
-                          <w:lang w:val="es-MX"/>
-                        </w:rPr>
-                        <w:t>Hibernate</w:t>
-                      </w:r>
-                      <w:proofErr w:type="spellEnd"/>
-                      <w:r>
-                        <w:rPr>
-                          <w:rFonts w:ascii="Raleway" w:hAnsi="Raleway"/>
-                          <w:color w:val="414042"/>
-                          <w:spacing w:val="-2"/>
-                          <w:sz w:val="18"/>
-                          <w:szCs w:val="18"/>
-                          <w:lang w:val="es-MX"/>
-                        </w:rPr>
-                        <w:t>, JPA, Maven, Spring Security)</w:t>
+                        <w:t>Desarrollo de aplicaciones y servicios web (REST, SOAP) en Java Spring Boot, (Hibernate, JPA, Maven, Spring Security)</w:t>
                       </w:r>
                     </w:p>
                     <w:p>
@@ -14557,21 +11971,8 @@
                           <w:szCs w:val="18"/>
                           <w:lang w:val="es-MX"/>
                         </w:rPr>
-                        <w:t xml:space="preserve">Procesos SSIS </w:t>
-                      </w:r>
-                      <w:proofErr w:type="spellStart"/>
-                      <w:r>
-                        <w:rPr>
-                          <w:rFonts w:ascii="Raleway" w:hAnsi="Raleway"/>
-                          <w:color w:val="414042"/>
-                          <w:spacing w:val="-2"/>
-                          <w:sz w:val="18"/>
-                          <w:szCs w:val="18"/>
-                          <w:lang w:val="es-MX"/>
-                        </w:rPr>
-                        <w:t>ETLs</w:t>
-                      </w:r>
-                      <w:proofErr w:type="spellEnd"/>
+                        <w:t>Procesos SSIS ETLs</w:t>
+                      </w:r>
                     </w:p>
                     <w:p>
                       <w:pPr>
@@ -14600,55 +12001,7 @@
                           <w:szCs w:val="18"/>
                           <w:lang w:val="es-MX"/>
                         </w:rPr>
-                        <w:t xml:space="preserve">Programación de servicios y aplicaciones web PHP, Código nativo o </w:t>
-                      </w:r>
-                      <w:proofErr w:type="spellStart"/>
-                      <w:r>
-                        <w:rPr>
-                          <w:rFonts w:ascii="Raleway" w:hAnsi="Raleway"/>
-                          <w:color w:val="414042"/>
-                          <w:spacing w:val="-2"/>
-                          <w:sz w:val="18"/>
-                          <w:szCs w:val="18"/>
-                          <w:lang w:val="es-MX"/>
-                        </w:rPr>
-                        <w:t>frameworks</w:t>
-                      </w:r>
-                      <w:proofErr w:type="spellEnd"/>
-                      <w:r>
-                        <w:rPr>
-                          <w:rFonts w:ascii="Raleway" w:hAnsi="Raleway"/>
-                          <w:color w:val="414042"/>
-                          <w:spacing w:val="-2"/>
-                          <w:sz w:val="18"/>
-                          <w:szCs w:val="18"/>
-                          <w:lang w:val="es-MX"/>
-                        </w:rPr>
-                        <w:t xml:space="preserve"> (</w:t>
-                      </w:r>
-                      <w:proofErr w:type="spellStart"/>
-                      <w:r>
-                        <w:rPr>
-                          <w:rFonts w:ascii="Raleway" w:hAnsi="Raleway"/>
-                          <w:color w:val="414042"/>
-                          <w:spacing w:val="-2"/>
-                          <w:sz w:val="18"/>
-                          <w:szCs w:val="18"/>
-                          <w:lang w:val="es-MX"/>
-                        </w:rPr>
-                        <w:t>codeigniter</w:t>
-                      </w:r>
-                      <w:proofErr w:type="spellEnd"/>
-                      <w:r>
-                        <w:rPr>
-                          <w:rFonts w:ascii="Raleway" w:hAnsi="Raleway"/>
-                          <w:color w:val="414042"/>
-                          <w:spacing w:val="-2"/>
-                          <w:sz w:val="18"/>
-                          <w:szCs w:val="18"/>
-                          <w:lang w:val="es-MX"/>
-                        </w:rPr>
-                        <w:t>)</w:t>
+                        <w:t>Programación de servicios y aplicaciones web PHP, Código nativo o frameworks (codeigniter)</w:t>
                       </w:r>
                     </w:p>
                     <w:p>
@@ -14708,55 +12061,7 @@
                           <w:szCs w:val="18"/>
                           <w:lang w:val="es-MX"/>
                         </w:rPr>
-                        <w:t xml:space="preserve">Uso de control de versiones GIT (Manejo de </w:t>
-                      </w:r>
-                      <w:proofErr w:type="spellStart"/>
-                      <w:r>
-                        <w:rPr>
-                          <w:rFonts w:ascii="Raleway" w:hAnsi="Raleway"/>
-                          <w:color w:val="414042"/>
-                          <w:spacing w:val="-2"/>
-                          <w:sz w:val="18"/>
-                          <w:szCs w:val="18"/>
-                          <w:lang w:val="es-MX"/>
-                        </w:rPr>
-                        <w:t>GitLab</w:t>
-                      </w:r>
-                      <w:proofErr w:type="spellEnd"/>
-                      <w:r>
-                        <w:rPr>
-                          <w:rFonts w:ascii="Raleway" w:hAnsi="Raleway"/>
-                          <w:color w:val="414042"/>
-                          <w:spacing w:val="-2"/>
-                          <w:sz w:val="18"/>
-                          <w:szCs w:val="18"/>
-                          <w:lang w:val="es-MX"/>
-                        </w:rPr>
-                        <w:t xml:space="preserve">, </w:t>
-                      </w:r>
-                      <w:proofErr w:type="spellStart"/>
-                      <w:r>
-                        <w:rPr>
-                          <w:rFonts w:ascii="Raleway" w:hAnsi="Raleway"/>
-                          <w:color w:val="414042"/>
-                          <w:spacing w:val="-2"/>
-                          <w:sz w:val="18"/>
-                          <w:szCs w:val="18"/>
-                          <w:lang w:val="es-MX"/>
-                        </w:rPr>
-                        <w:t>GitKraken</w:t>
-                      </w:r>
-                      <w:proofErr w:type="spellEnd"/>
-                      <w:r>
-                        <w:rPr>
-                          <w:rFonts w:ascii="Raleway" w:hAnsi="Raleway"/>
-                          <w:color w:val="414042"/>
-                          <w:spacing w:val="-2"/>
-                          <w:sz w:val="18"/>
-                          <w:szCs w:val="18"/>
-                          <w:lang w:val="es-MX"/>
-                        </w:rPr>
-                        <w:t>).</w:t>
+                        <w:t>Uso de control de versiones GIT (Manejo de GitLab, GitKraken).</w:t>
                       </w:r>
                     </w:p>
                   </w:txbxContent>
@@ -14843,7 +12148,6 @@
                               </w:rPr>
                               <w:t xml:space="preserve"> </w:t>
                             </w:r>
-                            <w:proofErr w:type="spellStart"/>
                             <w:r>
                               <w:rPr>
                                 <w:rFonts w:ascii="Raleway SemiBold" w:hAnsi="Raleway SemiBold"/>
@@ -14851,17 +12155,7 @@
                                 <w:sz w:val="18"/>
                                 <w:szCs w:val="18"/>
                               </w:rPr>
-                              <w:t>Septiembre</w:t>
-                            </w:r>
-                            <w:proofErr w:type="spellEnd"/>
-                            <w:r>
-                              <w:rPr>
-                                <w:rFonts w:ascii="Raleway SemiBold" w:hAnsi="Raleway SemiBold"/>
-                                <w:color w:val="414042"/>
-                                <w:sz w:val="18"/>
-                                <w:szCs w:val="18"/>
-                              </w:rPr>
-                              <w:t xml:space="preserve"> </w:t>
+                              <w:t xml:space="preserve">Septiembre </w:t>
                             </w:r>
                             <w:r>
                               <w:rPr>
@@ -14890,7 +12184,6 @@
                               </w:rPr>
                               <w:t xml:space="preserve"> </w:t>
                             </w:r>
-                            <w:proofErr w:type="spellStart"/>
                             <w:r>
                               <w:rPr>
                                 <w:rFonts w:ascii="Roboto Medium" w:hAnsi="Roboto Medium"/>
@@ -14898,17 +12191,7 @@
                                 <w:sz w:val="17"/>
                                 <w:szCs w:val="17"/>
                               </w:rPr>
-                              <w:t>Febrero</w:t>
-                            </w:r>
-                            <w:proofErr w:type="spellEnd"/>
-                            <w:r>
-                              <w:rPr>
-                                <w:rFonts w:ascii="Roboto Medium" w:hAnsi="Roboto Medium"/>
-                                <w:color w:val="414042"/>
-                                <w:sz w:val="17"/>
-                                <w:szCs w:val="17"/>
-                              </w:rPr>
-                              <w:t xml:space="preserve"> </w:t>
+                              <w:t xml:space="preserve">Febrero </w:t>
                             </w:r>
                             <w:r>
                               <w:rPr>
@@ -14942,7 +12225,7 @@
           </mc:Choice>
           <mc:Fallback>
             <w:pict>
-              <v:shape w14:anchorId="50B2482F" id="_x0000_s1055" type="#_x0000_t202" style="position:absolute;margin-left:42.15pt;margin-top:257.15pt;width:195pt;height:12.65pt;z-index:251827200;visibility:visible;mso-wrap-style:square;mso-width-percent:0;mso-height-percent:0;mso-wrap-distance-left:9pt;mso-wrap-distance-top:0;mso-wrap-distance-right:9pt;mso-wrap-distance-bottom:0;mso-position-horizontal:absolute;mso-position-horizontal-relative:text;mso-position-vertical:absolute;mso-position-vertical-relative:text;mso-width-percent:0;mso-height-percent:0;mso-width-relative:margin;mso-height-relative:margin;v-text-anchor:top" o:gfxdata="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" filled="f" stroked="f" strokeweight=".5pt">
+              <v:shape w14:anchorId="50B2482F" id="_x0000_s1056" type="#_x0000_t202" style="position:absolute;margin-left:42.15pt;margin-top:257.15pt;width:195pt;height:12.65pt;z-index:251827200;visibility:visible;mso-wrap-style:square;mso-width-percent:0;mso-height-percent:0;mso-wrap-distance-left:9pt;mso-wrap-distance-top:0;mso-wrap-distance-right:9pt;mso-wrap-distance-bottom:0;mso-position-horizontal:absolute;mso-position-horizontal-relative:text;mso-position-vertical:absolute;mso-position-vertical-relative:text;mso-width-percent:0;mso-height-percent:0;mso-width-relative:margin;mso-height-relative:margin;v-text-anchor:top" o:gfxdata="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" filled="f" stroked="f" strokeweight=".5pt">
                 <v:textbox inset="0,0,0,0">
                   <w:txbxContent>
                     <w:p>
@@ -14981,7 +12264,6 @@
                         </w:rPr>
                         <w:t xml:space="preserve"> </w:t>
                       </w:r>
-                      <w:proofErr w:type="spellStart"/>
                       <w:r>
                         <w:rPr>
                           <w:rFonts w:ascii="Raleway SemiBold" w:hAnsi="Raleway SemiBold"/>
@@ -14989,17 +12271,7 @@
                           <w:sz w:val="18"/>
                           <w:szCs w:val="18"/>
                         </w:rPr>
-                        <w:t>Septiembre</w:t>
-                      </w:r>
-                      <w:proofErr w:type="spellEnd"/>
-                      <w:r>
-                        <w:rPr>
-                          <w:rFonts w:ascii="Raleway SemiBold" w:hAnsi="Raleway SemiBold"/>
-                          <w:color w:val="414042"/>
-                          <w:sz w:val="18"/>
-                          <w:szCs w:val="18"/>
-                        </w:rPr>
-                        <w:t xml:space="preserve"> </w:t>
+                        <w:t xml:space="preserve">Septiembre </w:t>
                       </w:r>
                       <w:r>
                         <w:rPr>
@@ -15028,7 +12300,6 @@
                         </w:rPr>
                         <w:t xml:space="preserve"> </w:t>
                       </w:r>
-                      <w:proofErr w:type="spellStart"/>
                       <w:r>
                         <w:rPr>
                           <w:rFonts w:ascii="Roboto Medium" w:hAnsi="Roboto Medium"/>
@@ -15036,17 +12307,7 @@
                           <w:sz w:val="17"/>
                           <w:szCs w:val="17"/>
                         </w:rPr>
-                        <w:t>Febrero</w:t>
-                      </w:r>
-                      <w:proofErr w:type="spellEnd"/>
-                      <w:r>
-                        <w:rPr>
-                          <w:rFonts w:ascii="Roboto Medium" w:hAnsi="Roboto Medium"/>
-                          <w:color w:val="414042"/>
-                          <w:sz w:val="17"/>
-                          <w:szCs w:val="17"/>
-                        </w:rPr>
-                        <w:t xml:space="preserve"> </w:t>
+                        <w:t xml:space="preserve">Febrero </w:t>
                       </w:r>
                       <w:r>
                         <w:rPr>
@@ -15194,42 +12455,8 @@
                                 <w:szCs w:val="18"/>
                                 <w:lang w:val="es-MX"/>
                               </w:rPr>
-                              <w:t xml:space="preserve">Aplicaciones móviles </w:t>
-                            </w:r>
-                            <w:proofErr w:type="spellStart"/>
-                            <w:r>
-                              <w:rPr>
-                                <w:rFonts w:ascii="Raleway" w:hAnsi="Raleway"/>
-                                <w:color w:val="414042"/>
-                                <w:sz w:val="18"/>
-                                <w:szCs w:val="18"/>
-                                <w:lang w:val="es-MX"/>
-                              </w:rPr>
-                              <w:t>Xamarin</w:t>
-                            </w:r>
-                            <w:proofErr w:type="spellEnd"/>
-                            <w:r>
-                              <w:rPr>
-                                <w:rFonts w:ascii="Raleway" w:hAnsi="Raleway"/>
-                                <w:color w:val="414042"/>
-                                <w:sz w:val="18"/>
-                                <w:szCs w:val="18"/>
-                                <w:lang w:val="es-MX"/>
-                              </w:rPr>
-                              <w:t xml:space="preserve"> </w:t>
-                            </w:r>
-                            <w:proofErr w:type="spellStart"/>
-                            <w:r>
-                              <w:rPr>
-                                <w:rFonts w:ascii="Raleway" w:hAnsi="Raleway"/>
-                                <w:color w:val="414042"/>
-                                <w:sz w:val="18"/>
-                                <w:szCs w:val="18"/>
-                                <w:lang w:val="es-MX"/>
-                              </w:rPr>
-                              <w:t>Forms</w:t>
-                            </w:r>
-                            <w:proofErr w:type="spellEnd"/>
+                              <w:t>Aplicaciones móviles Xamarin Forms</w:t>
+                            </w:r>
                           </w:p>
                           <w:p>
                             <w:pPr>
@@ -15309,42 +12536,8 @@
                                 <w:szCs w:val="18"/>
                                 <w:lang w:val="es-MX"/>
                               </w:rPr>
-                              <w:t xml:space="preserve">Reportes SQL </w:t>
-                            </w:r>
-                            <w:proofErr w:type="spellStart"/>
-                            <w:r>
-                              <w:rPr>
-                                <w:rFonts w:ascii="Raleway" w:hAnsi="Raleway"/>
-                                <w:color w:val="414042"/>
-                                <w:sz w:val="18"/>
-                                <w:szCs w:val="18"/>
-                                <w:lang w:val="es-MX"/>
-                              </w:rPr>
-                              <w:t>Reporting</w:t>
-                            </w:r>
-                            <w:proofErr w:type="spellEnd"/>
-                            <w:r>
-                              <w:rPr>
-                                <w:rFonts w:ascii="Raleway" w:hAnsi="Raleway"/>
-                                <w:color w:val="414042"/>
-                                <w:sz w:val="18"/>
-                                <w:szCs w:val="18"/>
-                                <w:lang w:val="es-MX"/>
-                              </w:rPr>
-                              <w:t xml:space="preserve"> </w:t>
-                            </w:r>
-                            <w:proofErr w:type="spellStart"/>
-                            <w:r>
-                              <w:rPr>
-                                <w:rFonts w:ascii="Raleway" w:hAnsi="Raleway"/>
-                                <w:color w:val="414042"/>
-                                <w:sz w:val="18"/>
-                                <w:szCs w:val="18"/>
-                                <w:lang w:val="es-MX"/>
-                              </w:rPr>
-                              <w:t>Services</w:t>
-                            </w:r>
-                            <w:proofErr w:type="spellEnd"/>
+                              <w:t>Reportes SQL Reporting Services</w:t>
+                            </w:r>
                           </w:p>
                           <w:p>
                             <w:pPr>
@@ -15370,51 +12563,7 @@
                                 <w:szCs w:val="18"/>
                                 <w:lang w:val="es-MX"/>
                               </w:rPr>
-                              <w:t xml:space="preserve">Sistemas Web a la medida ASP.NET (MVC, </w:t>
-                            </w:r>
-                            <w:proofErr w:type="spellStart"/>
-                            <w:r>
-                              <w:rPr>
-                                <w:rFonts w:ascii="Raleway" w:hAnsi="Raleway"/>
-                                <w:color w:val="414042"/>
-                                <w:sz w:val="18"/>
-                                <w:szCs w:val="18"/>
-                                <w:lang w:val="es-MX"/>
-                              </w:rPr>
-                              <w:t>Entity</w:t>
-                            </w:r>
-                            <w:proofErr w:type="spellEnd"/>
-                            <w:r>
-                              <w:rPr>
-                                <w:rFonts w:ascii="Raleway" w:hAnsi="Raleway"/>
-                                <w:color w:val="414042"/>
-                                <w:sz w:val="18"/>
-                                <w:szCs w:val="18"/>
-                                <w:lang w:val="es-MX"/>
-                              </w:rPr>
-                              <w:t xml:space="preserve"> </w:t>
-                            </w:r>
-                            <w:proofErr w:type="spellStart"/>
-                            <w:r>
-                              <w:rPr>
-                                <w:rFonts w:ascii="Raleway" w:hAnsi="Raleway"/>
-                                <w:color w:val="414042"/>
-                                <w:sz w:val="18"/>
-                                <w:szCs w:val="18"/>
-                                <w:lang w:val="es-MX"/>
-                              </w:rPr>
-                              <w:t>framework</w:t>
-                            </w:r>
-                            <w:proofErr w:type="spellEnd"/>
-                            <w:r>
-                              <w:rPr>
-                                <w:rFonts w:ascii="Raleway" w:hAnsi="Raleway"/>
-                                <w:color w:val="414042"/>
-                                <w:sz w:val="18"/>
-                                <w:szCs w:val="18"/>
-                                <w:lang w:val="es-MX"/>
-                              </w:rPr>
-                              <w:t>)</w:t>
+                              <w:t>Sistemas Web a la medida ASP.NET (MVC, Entity framework)</w:t>
                             </w:r>
                           </w:p>
                           <w:p>
@@ -15495,63 +12644,7 @@
                                 <w:szCs w:val="18"/>
                                 <w:lang w:val="es-MX"/>
                               </w:rPr>
-                              <w:t xml:space="preserve">PHP: </w:t>
-                            </w:r>
-                            <w:proofErr w:type="spellStart"/>
-                            <w:proofErr w:type="gramStart"/>
-                            <w:r>
-                              <w:rPr>
-                                <w:rFonts w:ascii="Raleway" w:hAnsi="Raleway"/>
-                                <w:color w:val="414042"/>
-                                <w:sz w:val="18"/>
-                                <w:szCs w:val="18"/>
-                                <w:lang w:val="es-MX"/>
-                              </w:rPr>
-                              <w:t>Wordpress</w:t>
-                            </w:r>
-                            <w:proofErr w:type="spellEnd"/>
-                            <w:r>
-                              <w:rPr>
-                                <w:rFonts w:ascii="Raleway" w:hAnsi="Raleway"/>
-                                <w:color w:val="414042"/>
-                                <w:sz w:val="18"/>
-                                <w:szCs w:val="18"/>
-                                <w:lang w:val="es-MX"/>
-                              </w:rPr>
-                              <w:t>(</w:t>
-                            </w:r>
-                            <w:proofErr w:type="gramEnd"/>
-                            <w:r>
-                              <w:rPr>
-                                <w:rFonts w:ascii="Raleway" w:hAnsi="Raleway"/>
-                                <w:color w:val="414042"/>
-                                <w:sz w:val="18"/>
-                                <w:szCs w:val="18"/>
-                                <w:lang w:val="es-MX"/>
-                              </w:rPr>
-                              <w:t xml:space="preserve">Desarrollo de </w:t>
-                            </w:r>
-                            <w:proofErr w:type="spellStart"/>
-                            <w:r>
-                              <w:rPr>
-                                <w:rFonts w:ascii="Raleway" w:hAnsi="Raleway"/>
-                                <w:color w:val="414042"/>
-                                <w:sz w:val="18"/>
-                                <w:szCs w:val="18"/>
-                                <w:lang w:val="es-MX"/>
-                              </w:rPr>
-                              <w:t>plugins</w:t>
-                            </w:r>
-                            <w:proofErr w:type="spellEnd"/>
-                            <w:r>
-                              <w:rPr>
-                                <w:rFonts w:ascii="Raleway" w:hAnsi="Raleway"/>
-                                <w:color w:val="414042"/>
-                                <w:sz w:val="18"/>
-                                <w:szCs w:val="18"/>
-                                <w:lang w:val="es-MX"/>
-                              </w:rPr>
-                              <w:t>), Servicios REST</w:t>
+                              <w:t>PHP: Wordpress(Desarrollo de plugins), Servicios REST</w:t>
                             </w:r>
                           </w:p>
                           <w:p>
@@ -15569,25 +12662,14 @@
                                 <w:szCs w:val="18"/>
                               </w:rPr>
                             </w:pPr>
-                            <w:proofErr w:type="spellStart"/>
-                            <w:r>
-                              <w:rPr>
-                                <w:rFonts w:ascii="Raleway" w:hAnsi="Raleway"/>
-                                <w:color w:val="414042"/>
-                                <w:sz w:val="18"/>
-                                <w:szCs w:val="18"/>
-                              </w:rPr>
-                              <w:t>Actividades</w:t>
-                            </w:r>
-                            <w:proofErr w:type="spellEnd"/>
-                            <w:r>
-                              <w:rPr>
-                                <w:rFonts w:ascii="Raleway" w:hAnsi="Raleway"/>
-                                <w:color w:val="414042"/>
-                                <w:sz w:val="18"/>
-                                <w:szCs w:val="18"/>
-                              </w:rPr>
-                              <w:t xml:space="preserve"> ERP SAP Business One, S/4 HANA</w:t>
+                            <w:r>
+                              <w:rPr>
+                                <w:rFonts w:ascii="Raleway" w:hAnsi="Raleway"/>
+                                <w:color w:val="414042"/>
+                                <w:sz w:val="18"/>
+                                <w:szCs w:val="18"/>
+                              </w:rPr>
+                              <w:t>Actividades ERP SAP Business One, S/4 HANA</w:t>
                             </w:r>
                           </w:p>
                         </w:txbxContent>
@@ -15612,7 +12694,7 @@
           </mc:Choice>
           <mc:Fallback>
             <w:pict>
-              <v:shape w14:anchorId="02416206" id="Cuadro de texto 16" o:spid="_x0000_s1054" type="#_x0000_t202" style="position:absolute;margin-left:302.25pt;margin-top:272.3pt;width:238.5pt;height:189.75pt;z-index:251819008;visibility:visible;mso-wrap-style:square;mso-width-percent:0;mso-height-percent:0;mso-wrap-distance-left:9pt;mso-wrap-distance-top:0;mso-wrap-distance-right:9pt;mso-wrap-distance-bottom:0;mso-position-horizontal:absolute;mso-position-horizontal-relative:text;mso-position-vertical:absolute;mso-position-vertical-relative:text;mso-width-percent:0;mso-height-percent:0;mso-width-relative:margin;mso-height-relative:margin;v-text-anchor:top" o:gfxdata="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" filled="f" stroked="f" strokeweight=".5pt">
+              <v:shape w14:anchorId="02416206" id="Cuadro de texto 16" o:spid="_x0000_s1057" type="#_x0000_t202" style="position:absolute;margin-left:302.25pt;margin-top:272.3pt;width:238.5pt;height:189.75pt;z-index:251819008;visibility:visible;mso-wrap-style:square;mso-width-percent:0;mso-height-percent:0;mso-wrap-distance-left:9pt;mso-wrap-distance-top:0;mso-wrap-distance-right:9pt;mso-wrap-distance-bottom:0;mso-position-horizontal:absolute;mso-position-horizontal-relative:text;mso-position-vertical:absolute;mso-position-vertical-relative:text;mso-width-percent:0;mso-height-percent:0;mso-width-relative:margin;mso-height-relative:margin;v-text-anchor:top" o:gfxdata="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" filled="f" stroked="f" strokeweight=".5pt">
                 <v:textbox inset="0,0,0,0">
                   <w:txbxContent>
                     <w:p>
@@ -15703,42 +12785,8 @@
                           <w:szCs w:val="18"/>
                           <w:lang w:val="es-MX"/>
                         </w:rPr>
-                        <w:t xml:space="preserve">Aplicaciones móviles </w:t>
-                      </w:r>
-                      <w:proofErr w:type="spellStart"/>
-                      <w:r>
-                        <w:rPr>
-                          <w:rFonts w:ascii="Raleway" w:hAnsi="Raleway"/>
-                          <w:color w:val="414042"/>
-                          <w:sz w:val="18"/>
-                          <w:szCs w:val="18"/>
-                          <w:lang w:val="es-MX"/>
-                        </w:rPr>
-                        <w:t>Xamarin</w:t>
-                      </w:r>
-                      <w:proofErr w:type="spellEnd"/>
-                      <w:r>
-                        <w:rPr>
-                          <w:rFonts w:ascii="Raleway" w:hAnsi="Raleway"/>
-                          <w:color w:val="414042"/>
-                          <w:sz w:val="18"/>
-                          <w:szCs w:val="18"/>
-                          <w:lang w:val="es-MX"/>
-                        </w:rPr>
-                        <w:t xml:space="preserve"> </w:t>
-                      </w:r>
-                      <w:proofErr w:type="spellStart"/>
-                      <w:r>
-                        <w:rPr>
-                          <w:rFonts w:ascii="Raleway" w:hAnsi="Raleway"/>
-                          <w:color w:val="414042"/>
-                          <w:sz w:val="18"/>
-                          <w:szCs w:val="18"/>
-                          <w:lang w:val="es-MX"/>
-                        </w:rPr>
-                        <w:t>Forms</w:t>
-                      </w:r>
-                      <w:proofErr w:type="spellEnd"/>
+                        <w:t>Aplicaciones móviles Xamarin Forms</w:t>
+                      </w:r>
                     </w:p>
                     <w:p>
                       <w:pPr>
@@ -15818,42 +12866,8 @@
                           <w:szCs w:val="18"/>
                           <w:lang w:val="es-MX"/>
                         </w:rPr>
-                        <w:t xml:space="preserve">Reportes SQL </w:t>
-                      </w:r>
-                      <w:proofErr w:type="spellStart"/>
-                      <w:r>
-                        <w:rPr>
-                          <w:rFonts w:ascii="Raleway" w:hAnsi="Raleway"/>
-                          <w:color w:val="414042"/>
-                          <w:sz w:val="18"/>
-                          <w:szCs w:val="18"/>
-                          <w:lang w:val="es-MX"/>
-                        </w:rPr>
-                        <w:t>Reporting</w:t>
-                      </w:r>
-                      <w:proofErr w:type="spellEnd"/>
-                      <w:r>
-                        <w:rPr>
-                          <w:rFonts w:ascii="Raleway" w:hAnsi="Raleway"/>
-                          <w:color w:val="414042"/>
-                          <w:sz w:val="18"/>
-                          <w:szCs w:val="18"/>
-                          <w:lang w:val="es-MX"/>
-                        </w:rPr>
-                        <w:t xml:space="preserve"> </w:t>
-                      </w:r>
-                      <w:proofErr w:type="spellStart"/>
-                      <w:r>
-                        <w:rPr>
-                          <w:rFonts w:ascii="Raleway" w:hAnsi="Raleway"/>
-                          <w:color w:val="414042"/>
-                          <w:sz w:val="18"/>
-                          <w:szCs w:val="18"/>
-                          <w:lang w:val="es-MX"/>
-                        </w:rPr>
-                        <w:t>Services</w:t>
-                      </w:r>
-                      <w:proofErr w:type="spellEnd"/>
+                        <w:t>Reportes SQL Reporting Services</w:t>
+                      </w:r>
                     </w:p>
                     <w:p>
                       <w:pPr>
@@ -15879,51 +12893,7 @@
                           <w:szCs w:val="18"/>
                           <w:lang w:val="es-MX"/>
                         </w:rPr>
-                        <w:t xml:space="preserve">Sistemas Web a la medida ASP.NET (MVC, </w:t>
-                      </w:r>
-                      <w:proofErr w:type="spellStart"/>
-                      <w:r>
-                        <w:rPr>
-                          <w:rFonts w:ascii="Raleway" w:hAnsi="Raleway"/>
-                          <w:color w:val="414042"/>
-                          <w:sz w:val="18"/>
-                          <w:szCs w:val="18"/>
-                          <w:lang w:val="es-MX"/>
-                        </w:rPr>
-                        <w:t>Entity</w:t>
-                      </w:r>
-                      <w:proofErr w:type="spellEnd"/>
-                      <w:r>
-                        <w:rPr>
-                          <w:rFonts w:ascii="Raleway" w:hAnsi="Raleway"/>
-                          <w:color w:val="414042"/>
-                          <w:sz w:val="18"/>
-                          <w:szCs w:val="18"/>
-                          <w:lang w:val="es-MX"/>
-                        </w:rPr>
-                        <w:t xml:space="preserve"> </w:t>
-                      </w:r>
-                      <w:proofErr w:type="spellStart"/>
-                      <w:r>
-                        <w:rPr>
-                          <w:rFonts w:ascii="Raleway" w:hAnsi="Raleway"/>
-                          <w:color w:val="414042"/>
-                          <w:sz w:val="18"/>
-                          <w:szCs w:val="18"/>
-                          <w:lang w:val="es-MX"/>
-                        </w:rPr>
-                        <w:t>framework</w:t>
-                      </w:r>
-                      <w:proofErr w:type="spellEnd"/>
-                      <w:r>
-                        <w:rPr>
-                          <w:rFonts w:ascii="Raleway" w:hAnsi="Raleway"/>
-                          <w:color w:val="414042"/>
-                          <w:sz w:val="18"/>
-                          <w:szCs w:val="18"/>
-                          <w:lang w:val="es-MX"/>
-                        </w:rPr>
-                        <w:t>)</w:t>
+                        <w:t>Sistemas Web a la medida ASP.NET (MVC, Entity framework)</w:t>
                       </w:r>
                     </w:p>
                     <w:p>
@@ -16004,63 +12974,7 @@
                           <w:szCs w:val="18"/>
                           <w:lang w:val="es-MX"/>
                         </w:rPr>
-                        <w:t xml:space="preserve">PHP: </w:t>
-                      </w:r>
-                      <w:proofErr w:type="spellStart"/>
-                      <w:proofErr w:type="gramStart"/>
-                      <w:r>
-                        <w:rPr>
-                          <w:rFonts w:ascii="Raleway" w:hAnsi="Raleway"/>
-                          <w:color w:val="414042"/>
-                          <w:sz w:val="18"/>
-                          <w:szCs w:val="18"/>
-                          <w:lang w:val="es-MX"/>
-                        </w:rPr>
-                        <w:t>Wordpress</w:t>
-                      </w:r>
-                      <w:proofErr w:type="spellEnd"/>
-                      <w:r>
-                        <w:rPr>
-                          <w:rFonts w:ascii="Raleway" w:hAnsi="Raleway"/>
-                          <w:color w:val="414042"/>
-                          <w:sz w:val="18"/>
-                          <w:szCs w:val="18"/>
-                          <w:lang w:val="es-MX"/>
-                        </w:rPr>
-                        <w:t>(</w:t>
-                      </w:r>
-                      <w:proofErr w:type="gramEnd"/>
-                      <w:r>
-                        <w:rPr>
-                          <w:rFonts w:ascii="Raleway" w:hAnsi="Raleway"/>
-                          <w:color w:val="414042"/>
-                          <w:sz w:val="18"/>
-                          <w:szCs w:val="18"/>
-                          <w:lang w:val="es-MX"/>
-                        </w:rPr>
-                        <w:t xml:space="preserve">Desarrollo de </w:t>
-                      </w:r>
-                      <w:proofErr w:type="spellStart"/>
-                      <w:r>
-                        <w:rPr>
-                          <w:rFonts w:ascii="Raleway" w:hAnsi="Raleway"/>
-                          <w:color w:val="414042"/>
-                          <w:sz w:val="18"/>
-                          <w:szCs w:val="18"/>
-                          <w:lang w:val="es-MX"/>
-                        </w:rPr>
-                        <w:t>plugins</w:t>
-                      </w:r>
-                      <w:proofErr w:type="spellEnd"/>
-                      <w:r>
-                        <w:rPr>
-                          <w:rFonts w:ascii="Raleway" w:hAnsi="Raleway"/>
-                          <w:color w:val="414042"/>
-                          <w:sz w:val="18"/>
-                          <w:szCs w:val="18"/>
-                          <w:lang w:val="es-MX"/>
-                        </w:rPr>
-                        <w:t>), Servicios REST</w:t>
+                        <w:t>PHP: Wordpress(Desarrollo de plugins), Servicios REST</w:t>
                       </w:r>
                     </w:p>
                     <w:p>
@@ -16078,25 +12992,14 @@
                           <w:szCs w:val="18"/>
                         </w:rPr>
                       </w:pPr>
-                      <w:proofErr w:type="spellStart"/>
-                      <w:r>
-                        <w:rPr>
-                          <w:rFonts w:ascii="Raleway" w:hAnsi="Raleway"/>
-                          <w:color w:val="414042"/>
-                          <w:sz w:val="18"/>
-                          <w:szCs w:val="18"/>
-                        </w:rPr>
-                        <w:t>Actividades</w:t>
-                      </w:r>
-                      <w:proofErr w:type="spellEnd"/>
-                      <w:r>
-                        <w:rPr>
-                          <w:rFonts w:ascii="Raleway" w:hAnsi="Raleway"/>
-                          <w:color w:val="414042"/>
-                          <w:sz w:val="18"/>
-                          <w:szCs w:val="18"/>
-                        </w:rPr>
-                        <w:t xml:space="preserve"> ERP SAP Business One, S/4 HANA</w:t>
+                      <w:r>
+                        <w:rPr>
+                          <w:rFonts w:ascii="Raleway" w:hAnsi="Raleway"/>
+                          <w:color w:val="414042"/>
+                          <w:sz w:val="18"/>
+                          <w:szCs w:val="18"/>
+                        </w:rPr>
+                        <w:t>Actividades ERP SAP Business One, S/4 HANA</w:t>
                       </w:r>
                     </w:p>
                   </w:txbxContent>
@@ -16300,7 +13203,7 @@
           </mc:Choice>
           <mc:Fallback>
             <w:pict>
-              <v:shape w14:anchorId="1AD8F6FA" id="Cuadro de texto 25" o:spid="_x0000_s1057" type="#_x0000_t202" style="position:absolute;margin-left:302.25pt;margin-top:257.6pt;width:231.6pt;height:12.6pt;z-index:251821056;visibility:visible;mso-wrap-style:square;mso-width-percent:0;mso-height-percent:0;mso-wrap-distance-left:9pt;mso-wrap-distance-top:0;mso-wrap-distance-right:9pt;mso-wrap-distance-bottom:0;mso-position-horizontal:absolute;mso-position-horizontal-relative:text;mso-position-vertical:absolute;mso-position-vertical-relative:text;mso-width-percent:0;mso-height-percent:0;mso-width-relative:margin;mso-height-relative:margin;v-text-anchor:top" o:gfxdata="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" filled="f" stroked="f" strokeweight=".5pt">
+              <v:shape w14:anchorId="1AD8F6FA" id="Cuadro de texto 25" o:spid="_x0000_s1058" type="#_x0000_t202" style="position:absolute;margin-left:302.25pt;margin-top:257.6pt;width:231.6pt;height:12.6pt;z-index:251821056;visibility:visible;mso-wrap-style:square;mso-width-percent:0;mso-height-percent:0;mso-wrap-distance-left:9pt;mso-wrap-distance-top:0;mso-wrap-distance-right:9pt;mso-wrap-distance-bottom:0;mso-position-horizontal:absolute;mso-position-horizontal-relative:text;mso-position-vertical:absolute;mso-position-vertical-relative:text;mso-width-percent:0;mso-height-percent:0;mso-width-relative:margin;mso-height-relative:margin;v-text-anchor:top" o:gfxdata="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" filled="f" stroked="f" strokeweight=".5pt">
                 <v:textbox inset="0,0,0,0">
                   <w:txbxContent>
                     <w:p>
@@ -16527,7 +13430,7 @@
           </mc:Choice>
           <mc:Fallback>
             <w:pict>
-              <v:shape w14:anchorId="68318B7D" id="Cuadro de texto 58" o:spid="_x0000_s1058" type="#_x0000_t202" style="position:absolute;margin-left:302.5pt;margin-top:246.45pt;width:139.1pt;height:12.05pt;z-index:251823104;visibility:visible;mso-wrap-style:square;mso-width-percent:0;mso-height-percent:0;mso-wrap-distance-left:9pt;mso-wrap-distance-top:0;mso-wrap-distance-right:9pt;mso-wrap-distance-bottom:0;mso-position-horizontal:absolute;mso-position-horizontal-relative:text;mso-position-vertical:absolute;mso-position-vertical-relative:text;mso-width-percent:0;mso-height-percent:0;mso-width-relative:margin;mso-height-relative:margin;v-text-anchor:top" o:gfxdata="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" filled="f" stroked="f" strokeweight=".5pt">
+              <v:shape w14:anchorId="68318B7D" id="Cuadro de texto 58" o:spid="_x0000_s1059" type="#_x0000_t202" style="position:absolute;margin-left:302.5pt;margin-top:246.45pt;width:139.1pt;height:12.05pt;z-index:251823104;visibility:visible;mso-wrap-style:square;mso-width-percent:0;mso-height-percent:0;mso-wrap-distance-left:9pt;mso-wrap-distance-top:0;mso-wrap-distance-right:9pt;mso-wrap-distance-bottom:0;mso-position-horizontal:absolute;mso-position-horizontal-relative:text;mso-position-vertical:absolute;mso-position-vertical-relative:text;mso-width-percent:0;mso-height-percent:0;mso-width-relative:margin;mso-height-relative:margin;v-text-anchor:top" o:gfxdata="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" filled="f" stroked="f" strokeweight=".5pt">
                 <v:textbox inset="0,0,0,0">
                   <w:txbxContent>
                     <w:p>

--- a/Edgar_Israel_Gonzalez_Salgado.docx
+++ b/Edgar_Israel_Gonzalez_Salgado.docx
@@ -854,6 +854,7 @@
                                 <w:szCs w:val="24"/>
                               </w:rPr>
                             </w:pPr>
+                            <w:proofErr w:type="spellStart"/>
                             <w:r>
                               <w:rPr>
                                 <w:rFonts w:ascii="Raleway SemiBold" w:hAnsi="Raleway SemiBold"/>
@@ -862,8 +863,53 @@
                                 <w:sz w:val="24"/>
                                 <w:szCs w:val="24"/>
                               </w:rPr>
-                              <w:t>Desarrollador / Arquitecto de soluciones</w:t>
-                            </w:r>
+                              <w:t>Desarrollador</w:t>
+                            </w:r>
+                            <w:proofErr w:type="spellEnd"/>
+                            <w:r>
+                              <w:rPr>
+                                <w:rFonts w:ascii="Raleway SemiBold" w:hAnsi="Raleway SemiBold"/>
+                                <w:color w:val="414042"/>
+                                <w:spacing w:val="38"/>
+                                <w:sz w:val="24"/>
+                                <w:szCs w:val="24"/>
+                              </w:rPr>
+                              <w:t xml:space="preserve"> / </w:t>
+                            </w:r>
+                            <w:proofErr w:type="spellStart"/>
+                            <w:r>
+                              <w:rPr>
+                                <w:rFonts w:ascii="Raleway SemiBold" w:hAnsi="Raleway SemiBold"/>
+                                <w:color w:val="414042"/>
+                                <w:spacing w:val="38"/>
+                                <w:sz w:val="24"/>
+                                <w:szCs w:val="24"/>
+                              </w:rPr>
+                              <w:t>Arquitecto</w:t>
+                            </w:r>
+                            <w:proofErr w:type="spellEnd"/>
+                            <w:r>
+                              <w:rPr>
+                                <w:rFonts w:ascii="Raleway SemiBold" w:hAnsi="Raleway SemiBold"/>
+                                <w:color w:val="414042"/>
+                                <w:spacing w:val="38"/>
+                                <w:sz w:val="24"/>
+                                <w:szCs w:val="24"/>
+                              </w:rPr>
+                              <w:t xml:space="preserve"> de </w:t>
+                            </w:r>
+                            <w:proofErr w:type="spellStart"/>
+                            <w:r>
+                              <w:rPr>
+                                <w:rFonts w:ascii="Raleway SemiBold" w:hAnsi="Raleway SemiBold"/>
+                                <w:color w:val="414042"/>
+                                <w:spacing w:val="38"/>
+                                <w:sz w:val="24"/>
+                                <w:szCs w:val="24"/>
+                              </w:rPr>
+                              <w:t>soluciones</w:t>
+                            </w:r>
+                            <w:proofErr w:type="spellEnd"/>
                           </w:p>
                         </w:txbxContent>
                       </wps:txbx>
@@ -897,6 +943,7 @@
                           <w:szCs w:val="24"/>
                         </w:rPr>
                       </w:pPr>
+                      <w:proofErr w:type="spellStart"/>
                       <w:r>
                         <w:rPr>
                           <w:rFonts w:ascii="Raleway SemiBold" w:hAnsi="Raleway SemiBold"/>
@@ -905,8 +952,53 @@
                           <w:sz w:val="24"/>
                           <w:szCs w:val="24"/>
                         </w:rPr>
-                        <w:t>Desarrollador / Arquitecto de soluciones</w:t>
-                      </w:r>
+                        <w:t>Desarrollador</w:t>
+                      </w:r>
+                      <w:proofErr w:type="spellEnd"/>
+                      <w:r>
+                        <w:rPr>
+                          <w:rFonts w:ascii="Raleway SemiBold" w:hAnsi="Raleway SemiBold"/>
+                          <w:color w:val="414042"/>
+                          <w:spacing w:val="38"/>
+                          <w:sz w:val="24"/>
+                          <w:szCs w:val="24"/>
+                        </w:rPr>
+                        <w:t xml:space="preserve"> / </w:t>
+                      </w:r>
+                      <w:proofErr w:type="spellStart"/>
+                      <w:r>
+                        <w:rPr>
+                          <w:rFonts w:ascii="Raleway SemiBold" w:hAnsi="Raleway SemiBold"/>
+                          <w:color w:val="414042"/>
+                          <w:spacing w:val="38"/>
+                          <w:sz w:val="24"/>
+                          <w:szCs w:val="24"/>
+                        </w:rPr>
+                        <w:t>Arquitecto</w:t>
+                      </w:r>
+                      <w:proofErr w:type="spellEnd"/>
+                      <w:r>
+                        <w:rPr>
+                          <w:rFonts w:ascii="Raleway SemiBold" w:hAnsi="Raleway SemiBold"/>
+                          <w:color w:val="414042"/>
+                          <w:spacing w:val="38"/>
+                          <w:sz w:val="24"/>
+                          <w:szCs w:val="24"/>
+                        </w:rPr>
+                        <w:t xml:space="preserve"> de </w:t>
+                      </w:r>
+                      <w:proofErr w:type="spellStart"/>
+                      <w:r>
+                        <w:rPr>
+                          <w:rFonts w:ascii="Raleway SemiBold" w:hAnsi="Raleway SemiBold"/>
+                          <w:color w:val="414042"/>
+                          <w:spacing w:val="38"/>
+                          <w:sz w:val="24"/>
+                          <w:szCs w:val="24"/>
+                        </w:rPr>
+                        <w:t>soluciones</w:t>
+                      </w:r>
+                      <w:proofErr w:type="spellEnd"/>
                     </w:p>
                   </w:txbxContent>
                 </v:textbox>
@@ -1505,17 +1597,7 @@
                                 <w:szCs w:val="20"/>
                                 <w:lang w:val="es-MX"/>
                               </w:rPr>
-                              <w:t xml:space="preserve">Desarrollador / Arquitecto de </w:t>
-                            </w:r>
-                            <w:r>
-                              <w:rPr>
-                                <w:rFonts w:ascii="Raleway" w:hAnsi="Raleway"/>
-                                <w:color w:val="414042"/>
-                                <w:sz w:val="20"/>
-                                <w:szCs w:val="20"/>
-                                <w:lang w:val="es-MX"/>
-                              </w:rPr>
-                              <w:t>soluciones,</w:t>
+                              <w:t>Desarrollador / Arquitecto de soluciones,</w:t>
                             </w:r>
                             <w:r>
                               <w:rPr>
@@ -1625,6 +1707,7 @@
                                 <w:lang w:val="es-MX"/>
                               </w:rPr>
                             </w:pPr>
+                            <w:proofErr w:type="spellStart"/>
                             <w:r>
                               <w:rPr>
                                 <w:rFonts w:ascii="Raleway" w:hAnsi="Raleway"/>
@@ -1634,18 +1717,102 @@
                                 <w:szCs w:val="20"/>
                                 <w:lang w:val="es-MX"/>
                               </w:rPr>
-                              <w:t>Frontend:</w:t>
-                            </w:r>
-                            <w:r>
-                              <w:rPr>
-                                <w:rFonts w:ascii="Raleway" w:hAnsi="Raleway"/>
-                                <w:bCs/>
+                              <w:t>Frontend</w:t>
+                            </w:r>
+                            <w:proofErr w:type="spellEnd"/>
+                            <w:r>
+                              <w:rPr>
+                                <w:rFonts w:ascii="Raleway" w:hAnsi="Raleway"/>
+                                <w:b/>
                                 <w:color w:val="414042"/>
                                 <w:sz w:val="20"/>
                                 <w:szCs w:val="20"/>
                                 <w:lang w:val="es-MX"/>
                               </w:rPr>
-                              <w:t xml:space="preserve"> Frontend: HTML5, CSS3: Maquetación, Responsive Web Design, Javascript (Diferentes librerías), Angular 8, Angular 12</w:t>
+                              <w:t>:</w:t>
+                            </w:r>
+                            <w:r>
+                              <w:rPr>
+                                <w:rFonts w:ascii="Raleway" w:hAnsi="Raleway"/>
+                                <w:bCs/>
+                                <w:color w:val="414042"/>
+                                <w:sz w:val="20"/>
+                                <w:szCs w:val="20"/>
+                                <w:lang w:val="es-MX"/>
+                              </w:rPr>
+                              <w:t xml:space="preserve"> </w:t>
+                            </w:r>
+                            <w:proofErr w:type="spellStart"/>
+                            <w:r>
+                              <w:rPr>
+                                <w:rFonts w:ascii="Raleway" w:hAnsi="Raleway"/>
+                                <w:bCs/>
+                                <w:color w:val="414042"/>
+                                <w:sz w:val="20"/>
+                                <w:szCs w:val="20"/>
+                                <w:lang w:val="es-MX"/>
+                              </w:rPr>
+                              <w:t>Frontend</w:t>
+                            </w:r>
+                            <w:proofErr w:type="spellEnd"/>
+                            <w:r>
+                              <w:rPr>
+                                <w:rFonts w:ascii="Raleway" w:hAnsi="Raleway"/>
+                                <w:bCs/>
+                                <w:color w:val="414042"/>
+                                <w:sz w:val="20"/>
+                                <w:szCs w:val="20"/>
+                                <w:lang w:val="es-MX"/>
+                              </w:rPr>
+                              <w:t xml:space="preserve">: HTML5, CSS3: Maquetación, Responsive Web </w:t>
+                            </w:r>
+                            <w:proofErr w:type="spellStart"/>
+                            <w:r>
+                              <w:rPr>
+                                <w:rFonts w:ascii="Raleway" w:hAnsi="Raleway"/>
+                                <w:bCs/>
+                                <w:color w:val="414042"/>
+                                <w:sz w:val="20"/>
+                                <w:szCs w:val="20"/>
+                                <w:lang w:val="es-MX"/>
+                              </w:rPr>
+                              <w:t>Design</w:t>
+                            </w:r>
+                            <w:proofErr w:type="spellEnd"/>
+                            <w:r>
+                              <w:rPr>
+                                <w:rFonts w:ascii="Raleway" w:hAnsi="Raleway"/>
+                                <w:bCs/>
+                                <w:color w:val="414042"/>
+                                <w:sz w:val="20"/>
+                                <w:szCs w:val="20"/>
+                                <w:lang w:val="es-MX"/>
+                              </w:rPr>
+                              <w:t xml:space="preserve">, </w:t>
+                            </w:r>
+                            <w:proofErr w:type="spellStart"/>
+                            <w:r>
+                              <w:rPr>
+                                <w:rFonts w:ascii="Raleway" w:hAnsi="Raleway"/>
+                                <w:bCs/>
+                                <w:color w:val="414042"/>
+                                <w:sz w:val="20"/>
+                                <w:szCs w:val="20"/>
+                                <w:lang w:val="es-MX"/>
+                              </w:rPr>
+                              <w:t>Javascript</w:t>
+                            </w:r>
+                            <w:proofErr w:type="spellEnd"/>
+                            <w:r>
+                              <w:rPr>
+                                <w:rFonts w:ascii="Raleway" w:hAnsi="Raleway"/>
+                                <w:bCs/>
+                                <w:color w:val="414042"/>
+                                <w:sz w:val="20"/>
+                                <w:szCs w:val="20"/>
+                                <w:lang w:val="es-MX"/>
+                              </w:rPr>
+                              <w:t xml:space="preserve"> (Diferentes librerías), Angular 8, Angular 12</w:t>
                             </w:r>
                           </w:p>
                           <w:p>
@@ -1681,7 +1848,55 @@
                                 <w:szCs w:val="20"/>
                                 <w:lang w:val="es-MX"/>
                               </w:rPr>
-                              <w:t xml:space="preserve"> JFlex, Cup, JasperReports, Automatización de procesos, desarrollo móvil Android.</w:t>
+                              <w:t xml:space="preserve"> </w:t>
+                            </w:r>
+                            <w:proofErr w:type="spellStart"/>
+                            <w:r>
+                              <w:rPr>
+                                <w:rFonts w:ascii="Raleway" w:hAnsi="Raleway"/>
+                                <w:bCs/>
+                                <w:color w:val="414042"/>
+                                <w:sz w:val="20"/>
+                                <w:szCs w:val="20"/>
+                                <w:lang w:val="es-MX"/>
+                              </w:rPr>
+                              <w:t>JFlex</w:t>
+                            </w:r>
+                            <w:proofErr w:type="spellEnd"/>
+                            <w:r>
+                              <w:rPr>
+                                <w:rFonts w:ascii="Raleway" w:hAnsi="Raleway"/>
+                                <w:bCs/>
+                                <w:color w:val="414042"/>
+                                <w:sz w:val="20"/>
+                                <w:szCs w:val="20"/>
+                                <w:lang w:val="es-MX"/>
+                              </w:rPr>
+                              <w:t xml:space="preserve">, Cup, </w:t>
+                            </w:r>
+                            <w:proofErr w:type="spellStart"/>
+                            <w:r>
+                              <w:rPr>
+                                <w:rFonts w:ascii="Raleway" w:hAnsi="Raleway"/>
+                                <w:bCs/>
+                                <w:color w:val="414042"/>
+                                <w:sz w:val="20"/>
+                                <w:szCs w:val="20"/>
+                                <w:lang w:val="es-MX"/>
+                              </w:rPr>
+                              <w:t>JasperReports</w:t>
+                            </w:r>
+                            <w:proofErr w:type="spellEnd"/>
+                            <w:r>
+                              <w:rPr>
+                                <w:rFonts w:ascii="Raleway" w:hAnsi="Raleway"/>
+                                <w:bCs/>
+                                <w:color w:val="414042"/>
+                                <w:sz w:val="20"/>
+                                <w:szCs w:val="20"/>
+                                <w:lang w:val="es-MX"/>
+                              </w:rPr>
+                              <w:t>, Automatización de procesos, desarrollo móvil Android.</w:t>
                             </w:r>
                           </w:p>
                           <w:p>
@@ -1714,7 +1929,73 @@
                                 <w:sz w:val="20"/>
                                 <w:szCs w:val="20"/>
                               </w:rPr>
-                              <w:t xml:space="preserve"> Spring boot (Hibernate, JPA, Maven, Spring Security), servicios web (REST, SOAP), microservicios (MicroProfile).</w:t>
+                              <w:t xml:space="preserve"> Spring boot (Hibernate, JPA, Maven, Spring Security), </w:t>
+                            </w:r>
+                            <w:proofErr w:type="spellStart"/>
+                            <w:r>
+                              <w:rPr>
+                                <w:rFonts w:ascii="Raleway" w:hAnsi="Raleway"/>
+                                <w:bCs/>
+                                <w:color w:val="414042"/>
+                                <w:sz w:val="20"/>
+                                <w:szCs w:val="20"/>
+                              </w:rPr>
+                              <w:t>servicios</w:t>
+                            </w:r>
+                            <w:proofErr w:type="spellEnd"/>
+                            <w:r>
+                              <w:rPr>
+                                <w:rFonts w:ascii="Raleway" w:hAnsi="Raleway"/>
+                                <w:bCs/>
+                                <w:color w:val="414042"/>
+                                <w:sz w:val="20"/>
+                                <w:szCs w:val="20"/>
+                              </w:rPr>
+                              <w:t xml:space="preserve"> web (REST, SOAP), </w:t>
+                            </w:r>
+                            <w:proofErr w:type="spellStart"/>
+                            <w:r>
+                              <w:rPr>
+                                <w:rFonts w:ascii="Raleway" w:hAnsi="Raleway"/>
+                                <w:bCs/>
+                                <w:color w:val="414042"/>
+                                <w:sz w:val="20"/>
+                                <w:szCs w:val="20"/>
+                              </w:rPr>
+                              <w:t>microservicios</w:t>
+                            </w:r>
+                            <w:proofErr w:type="spellEnd"/>
+                            <w:r>
+                              <w:rPr>
+                                <w:rFonts w:ascii="Raleway" w:hAnsi="Raleway"/>
+                                <w:bCs/>
+                                <w:color w:val="414042"/>
+                                <w:sz w:val="20"/>
+                                <w:szCs w:val="20"/>
+                              </w:rPr>
+                              <w:t xml:space="preserve"> (</w:t>
+                            </w:r>
+                            <w:proofErr w:type="spellStart"/>
+                            <w:r>
+                              <w:rPr>
+                                <w:rFonts w:ascii="Raleway" w:hAnsi="Raleway"/>
+                                <w:bCs/>
+                                <w:color w:val="414042"/>
+                                <w:sz w:val="20"/>
+                                <w:szCs w:val="20"/>
+                              </w:rPr>
+                              <w:t>MicroProfile</w:t>
+                            </w:r>
+                            <w:proofErr w:type="spellEnd"/>
+                            <w:r>
+                              <w:rPr>
+                                <w:rFonts w:ascii="Raleway" w:hAnsi="Raleway"/>
+                                <w:bCs/>
+                                <w:color w:val="414042"/>
+                                <w:sz w:val="20"/>
+                                <w:szCs w:val="20"/>
+                              </w:rPr>
+                              <w:t>).</w:t>
                             </w:r>
                           </w:p>
                           <w:p>
@@ -1761,7 +2042,175 @@
                                 <w:szCs w:val="20"/>
                                 <w:lang w:val="es-MX"/>
                               </w:rPr>
-                              <w:t>ASP.NET MVC, Entity Framework, web services, SQL Reporting Services, Aplicaciones de escritorio C#, VB, Automatización de procesos o tareas, Procesos SSIS ETLs, desarrollo móvil Xamarin Forms.</w:t>
+                              <w:t xml:space="preserve">ASP.NET MVC, </w:t>
+                            </w:r>
+                            <w:proofErr w:type="spellStart"/>
+                            <w:r>
+                              <w:rPr>
+                                <w:rFonts w:ascii="Raleway" w:hAnsi="Raleway"/>
+                                <w:bCs/>
+                                <w:color w:val="414042"/>
+                                <w:sz w:val="20"/>
+                                <w:szCs w:val="20"/>
+                                <w:lang w:val="es-MX"/>
+                              </w:rPr>
+                              <w:t>Entity</w:t>
+                            </w:r>
+                            <w:proofErr w:type="spellEnd"/>
+                            <w:r>
+                              <w:rPr>
+                                <w:rFonts w:ascii="Raleway" w:hAnsi="Raleway"/>
+                                <w:bCs/>
+                                <w:color w:val="414042"/>
+                                <w:sz w:val="20"/>
+                                <w:szCs w:val="20"/>
+                                <w:lang w:val="es-MX"/>
+                              </w:rPr>
+                              <w:t xml:space="preserve"> Framework, web </w:t>
+                            </w:r>
+                            <w:proofErr w:type="spellStart"/>
+                            <w:r>
+                              <w:rPr>
+                                <w:rFonts w:ascii="Raleway" w:hAnsi="Raleway"/>
+                                <w:bCs/>
+                                <w:color w:val="414042"/>
+                                <w:sz w:val="20"/>
+                                <w:szCs w:val="20"/>
+                                <w:lang w:val="es-MX"/>
+                              </w:rPr>
+                              <w:t>services</w:t>
+                            </w:r>
+                            <w:proofErr w:type="spellEnd"/>
+                            <w:r>
+                              <w:rPr>
+                                <w:rFonts w:ascii="Raleway" w:hAnsi="Raleway"/>
+                                <w:bCs/>
+                                <w:color w:val="414042"/>
+                                <w:sz w:val="20"/>
+                                <w:szCs w:val="20"/>
+                                <w:lang w:val="es-MX"/>
+                              </w:rPr>
+                              <w:t xml:space="preserve">, SQL </w:t>
+                            </w:r>
+                            <w:proofErr w:type="spellStart"/>
+                            <w:r>
+                              <w:rPr>
+                                <w:rFonts w:ascii="Raleway" w:hAnsi="Raleway"/>
+                                <w:bCs/>
+                                <w:color w:val="414042"/>
+                                <w:sz w:val="20"/>
+                                <w:szCs w:val="20"/>
+                                <w:lang w:val="es-MX"/>
+                              </w:rPr>
+                              <w:t>Reporting</w:t>
+                            </w:r>
+                            <w:proofErr w:type="spellEnd"/>
+                            <w:r>
+                              <w:rPr>
+                                <w:rFonts w:ascii="Raleway" w:hAnsi="Raleway"/>
+                                <w:bCs/>
+                                <w:color w:val="414042"/>
+                                <w:sz w:val="20"/>
+                                <w:szCs w:val="20"/>
+                                <w:lang w:val="es-MX"/>
+                              </w:rPr>
+                              <w:t xml:space="preserve"> </w:t>
+                            </w:r>
+                            <w:proofErr w:type="spellStart"/>
+                            <w:r>
+                              <w:rPr>
+                                <w:rFonts w:ascii="Raleway" w:hAnsi="Raleway"/>
+                                <w:bCs/>
+                                <w:color w:val="414042"/>
+                                <w:sz w:val="20"/>
+                                <w:szCs w:val="20"/>
+                                <w:lang w:val="es-MX"/>
+                              </w:rPr>
+                              <w:t>Services</w:t>
+                            </w:r>
+                            <w:proofErr w:type="spellEnd"/>
+                            <w:r>
+                              <w:rPr>
+                                <w:rFonts w:ascii="Raleway" w:hAnsi="Raleway"/>
+                                <w:bCs/>
+                                <w:color w:val="414042"/>
+                                <w:sz w:val="20"/>
+                                <w:szCs w:val="20"/>
+                                <w:lang w:val="es-MX"/>
+                              </w:rPr>
+                              <w:t xml:space="preserve">, Aplicaciones de escritorio C#, VB, Automatización de procesos o tareas, Procesos SSIS </w:t>
+                            </w:r>
+                            <w:proofErr w:type="spellStart"/>
+                            <w:r>
+                              <w:rPr>
+                                <w:rFonts w:ascii="Raleway" w:hAnsi="Raleway"/>
+                                <w:bCs/>
+                                <w:color w:val="414042"/>
+                                <w:sz w:val="20"/>
+                                <w:szCs w:val="20"/>
+                                <w:lang w:val="es-MX"/>
+                              </w:rPr>
+                              <w:t>ETLs</w:t>
+                            </w:r>
+                            <w:proofErr w:type="spellEnd"/>
+                            <w:r>
+                              <w:rPr>
+                                <w:rFonts w:ascii="Raleway" w:hAnsi="Raleway"/>
+                                <w:bCs/>
+                                <w:color w:val="414042"/>
+                                <w:sz w:val="20"/>
+                                <w:szCs w:val="20"/>
+                                <w:lang w:val="es-MX"/>
+                              </w:rPr>
+                              <w:t xml:space="preserve">, desarrollo móvil </w:t>
+                            </w:r>
+                            <w:proofErr w:type="spellStart"/>
+                            <w:r>
+                              <w:rPr>
+                                <w:rFonts w:ascii="Raleway" w:hAnsi="Raleway"/>
+                                <w:bCs/>
+                                <w:color w:val="414042"/>
+                                <w:sz w:val="20"/>
+                                <w:szCs w:val="20"/>
+                                <w:lang w:val="es-MX"/>
+                              </w:rPr>
+                              <w:t>Xamarin</w:t>
+                            </w:r>
+                            <w:proofErr w:type="spellEnd"/>
+                            <w:r>
+                              <w:rPr>
+                                <w:rFonts w:ascii="Raleway" w:hAnsi="Raleway"/>
+                                <w:bCs/>
+                                <w:color w:val="414042"/>
+                                <w:sz w:val="20"/>
+                                <w:szCs w:val="20"/>
+                                <w:lang w:val="es-MX"/>
+                              </w:rPr>
+                              <w:t xml:space="preserve"> </w:t>
+                            </w:r>
+                            <w:proofErr w:type="spellStart"/>
+                            <w:r>
+                              <w:rPr>
+                                <w:rFonts w:ascii="Raleway" w:hAnsi="Raleway"/>
+                                <w:bCs/>
+                                <w:color w:val="414042"/>
+                                <w:sz w:val="20"/>
+                                <w:szCs w:val="20"/>
+                                <w:lang w:val="es-MX"/>
+                              </w:rPr>
+                              <w:t>Forms</w:t>
+                            </w:r>
+                            <w:proofErr w:type="spellEnd"/>
+                            <w:r>
+                              <w:rPr>
+                                <w:rFonts w:ascii="Raleway" w:hAnsi="Raleway"/>
+                                <w:bCs/>
+                                <w:color w:val="414042"/>
+                                <w:sz w:val="20"/>
+                                <w:szCs w:val="20"/>
+                                <w:lang w:val="es-MX"/>
+                              </w:rPr>
+                              <w:t>.</w:t>
                             </w:r>
                           </w:p>
                           <w:p>
@@ -1796,8 +2245,9 @@
                                 <w:szCs w:val="20"/>
                                 <w:lang w:val="es-MX"/>
                               </w:rPr>
-                              <w:t xml:space="preserve"> Uso de diferentes framework. </w:t>
-                            </w:r>
+                              <w:t xml:space="preserve"> Uso de diferentes </w:t>
+                            </w:r>
+                            <w:proofErr w:type="spellStart"/>
                             <w:r>
                               <w:rPr>
                                 <w:rFonts w:ascii="Raleway" w:hAnsi="Raleway"/>
@@ -1805,8 +2255,75 @@
                                 <w:color w:val="414042"/>
                                 <w:sz w:val="20"/>
                                 <w:szCs w:val="20"/>
-                              </w:rPr>
-                              <w:t>Web services(SOAP, REST), CMS: Wordpress.</w:t>
+                                <w:lang w:val="es-MX"/>
+                              </w:rPr>
+                              <w:t>framework</w:t>
+                            </w:r>
+                            <w:proofErr w:type="spellEnd"/>
+                            <w:r>
+                              <w:rPr>
+                                <w:rFonts w:ascii="Raleway" w:hAnsi="Raleway"/>
+                                <w:bCs/>
+                                <w:color w:val="414042"/>
+                                <w:sz w:val="20"/>
+                                <w:szCs w:val="20"/>
+                                <w:lang w:val="es-MX"/>
+                              </w:rPr>
+                              <w:t xml:space="preserve">. </w:t>
+                            </w:r>
+                            <w:r>
+                              <w:rPr>
+                                <w:rFonts w:ascii="Raleway" w:hAnsi="Raleway"/>
+                                <w:bCs/>
+                                <w:color w:val="414042"/>
+                                <w:sz w:val="20"/>
+                                <w:szCs w:val="20"/>
+                              </w:rPr>
+                              <w:t xml:space="preserve">Web </w:t>
+                            </w:r>
+                            <w:proofErr w:type="gramStart"/>
+                            <w:r>
+                              <w:rPr>
+                                <w:rFonts w:ascii="Raleway" w:hAnsi="Raleway"/>
+                                <w:bCs/>
+                                <w:color w:val="414042"/>
+                                <w:sz w:val="20"/>
+                                <w:szCs w:val="20"/>
+                              </w:rPr>
+                              <w:t>services(</w:t>
+                            </w:r>
+                            <w:proofErr w:type="gramEnd"/>
+                            <w:r>
+                              <w:rPr>
+                                <w:rFonts w:ascii="Raleway" w:hAnsi="Raleway"/>
+                                <w:bCs/>
+                                <w:color w:val="414042"/>
+                                <w:sz w:val="20"/>
+                                <w:szCs w:val="20"/>
+                              </w:rPr>
+                              <w:t xml:space="preserve">SOAP, REST), CMS: </w:t>
+                            </w:r>
+                            <w:proofErr w:type="spellStart"/>
+                            <w:r>
+                              <w:rPr>
+                                <w:rFonts w:ascii="Raleway" w:hAnsi="Raleway"/>
+                                <w:bCs/>
+                                <w:color w:val="414042"/>
+                                <w:sz w:val="20"/>
+                                <w:szCs w:val="20"/>
+                              </w:rPr>
+                              <w:t>Wordpress</w:t>
+                            </w:r>
+                            <w:proofErr w:type="spellEnd"/>
+                            <w:r>
+                              <w:rPr>
+                                <w:rFonts w:ascii="Raleway" w:hAnsi="Raleway"/>
+                                <w:bCs/>
+                                <w:color w:val="414042"/>
+                                <w:sz w:val="20"/>
+                                <w:szCs w:val="20"/>
+                              </w:rPr>
+                              <w:t>.</w:t>
                             </w:r>
                           </w:p>
                           <w:p>
@@ -1821,6 +2338,7 @@
                                 <w:szCs w:val="20"/>
                               </w:rPr>
                             </w:pPr>
+                            <w:proofErr w:type="spellStart"/>
                             <w:r>
                               <w:rPr>
                                 <w:rFonts w:ascii="Raleway" w:hAnsi="Raleway"/>
@@ -1829,17 +2347,50 @@
                                 <w:sz w:val="20"/>
                                 <w:szCs w:val="20"/>
                               </w:rPr>
-                              <w:t>Servidores:</w:t>
-                            </w:r>
-                            <w:r>
-                              <w:rPr>
-                                <w:rFonts w:ascii="Raleway" w:hAnsi="Raleway"/>
-                                <w:bCs/>
+                              <w:t>Servidores</w:t>
+                            </w:r>
+                            <w:proofErr w:type="spellEnd"/>
+                            <w:r>
+                              <w:rPr>
+                                <w:rFonts w:ascii="Raleway" w:hAnsi="Raleway"/>
+                                <w:b/>
                                 <w:color w:val="414042"/>
                                 <w:sz w:val="20"/>
                                 <w:szCs w:val="20"/>
                               </w:rPr>
-                              <w:t xml:space="preserve"> IIS, Apache, WildFly, Node.js, Ngenx, Shell-script Linux</w:t>
+                              <w:t>:</w:t>
+                            </w:r>
+                            <w:r>
+                              <w:rPr>
+                                <w:rFonts w:ascii="Raleway" w:hAnsi="Raleway"/>
+                                <w:bCs/>
+                                <w:color w:val="414042"/>
+                                <w:sz w:val="20"/>
+                                <w:szCs w:val="20"/>
+                              </w:rPr>
+                              <w:t xml:space="preserve"> IIS, Apache, </w:t>
+                            </w:r>
+                            <w:proofErr w:type="spellStart"/>
+                            <w:r>
+                              <w:rPr>
+                                <w:rFonts w:ascii="Raleway" w:hAnsi="Raleway"/>
+                                <w:bCs/>
+                                <w:color w:val="414042"/>
+                                <w:sz w:val="20"/>
+                                <w:szCs w:val="20"/>
+                              </w:rPr>
+                              <w:t>WildFly</w:t>
+                            </w:r>
+                            <w:proofErr w:type="spellEnd"/>
+                            <w:r>
+                              <w:rPr>
+                                <w:rFonts w:ascii="Raleway" w:hAnsi="Raleway"/>
+                                <w:bCs/>
+                                <w:color w:val="414042"/>
+                                <w:sz w:val="20"/>
+                                <w:szCs w:val="20"/>
+                              </w:rPr>
+                              <w:t>, Node.js, Ngenx, Shell-script Linux</w:t>
                             </w:r>
                           </w:p>
                           <w:p>
@@ -1852,6 +2403,7 @@
                                 <w:color w:val="414042"/>
                                 <w:sz w:val="20"/>
                                 <w:szCs w:val="20"/>
+                                <w:lang w:val="es-MX"/>
                               </w:rPr>
                             </w:pPr>
                             <w:r>
@@ -1861,6 +2413,7 @@
                                 <w:color w:val="414042"/>
                                 <w:sz w:val="20"/>
                                 <w:szCs w:val="20"/>
+                                <w:lang w:val="es-MX"/>
                               </w:rPr>
                               <w:t>Infraestructura</w:t>
                             </w:r>
@@ -1871,9 +2424,11 @@
                                 <w:color w:val="414042"/>
                                 <w:sz w:val="20"/>
                                 <w:szCs w:val="20"/>
-                              </w:rPr>
-                              <w:t xml:space="preserve"> cloud</w:t>
-                            </w:r>
+                                <w:lang w:val="es-MX"/>
+                              </w:rPr>
+                              <w:t xml:space="preserve"> </w:t>
+                            </w:r>
+                            <w:proofErr w:type="spellStart"/>
                             <w:r>
                               <w:rPr>
                                 <w:rFonts w:ascii="Raleway" w:hAnsi="Raleway"/>
@@ -1881,18 +2436,21 @@
                                 <w:color w:val="414042"/>
                                 <w:sz w:val="20"/>
                                 <w:szCs w:val="20"/>
-                              </w:rPr>
-                              <w:t>:</w:t>
-                            </w:r>
-                            <w:r>
-                              <w:rPr>
-                                <w:rFonts w:ascii="Raleway" w:hAnsi="Raleway"/>
-                                <w:bCs/>
+                                <w:lang w:val="es-MX"/>
+                              </w:rPr>
+                              <w:t>cloud</w:t>
+                            </w:r>
+                            <w:proofErr w:type="spellEnd"/>
+                            <w:r>
+                              <w:rPr>
+                                <w:rFonts w:ascii="Raleway" w:hAnsi="Raleway"/>
+                                <w:b/>
                                 <w:color w:val="414042"/>
                                 <w:sz w:val="20"/>
                                 <w:szCs w:val="20"/>
-                              </w:rPr>
-                              <w:t xml:space="preserve"> </w:t>
+                                <w:lang w:val="es-MX"/>
+                              </w:rPr>
+                              <w:t>:</w:t>
                             </w:r>
                             <w:r>
                               <w:rPr>
@@ -1901,8 +2459,9 @@
                                 <w:color w:val="414042"/>
                                 <w:sz w:val="20"/>
                                 <w:szCs w:val="20"/>
-                              </w:rPr>
-                              <w:t>(Networking, servicios de infraestructura)</w:t>
+                                <w:lang w:val="es-MX"/>
+                              </w:rPr>
+                              <w:t xml:space="preserve"> </w:t>
                             </w:r>
                             <w:r>
                               <w:rPr>
@@ -1911,9 +2470,11 @@
                                 <w:color w:val="414042"/>
                                 <w:sz w:val="20"/>
                                 <w:szCs w:val="20"/>
-                              </w:rPr>
-                              <w:t xml:space="preserve">, </w:t>
-                            </w:r>
+                                <w:lang w:val="es-MX"/>
+                              </w:rPr>
+                              <w:t>(</w:t>
+                            </w:r>
+                            <w:proofErr w:type="spellStart"/>
                             <w:r>
                               <w:rPr>
                                 <w:rFonts w:ascii="Raleway" w:hAnsi="Raleway"/>
@@ -1921,9 +2482,94 @@
                                 <w:color w:val="414042"/>
                                 <w:sz w:val="20"/>
                                 <w:szCs w:val="20"/>
-                              </w:rPr>
-                              <w:t>Kubernates, Terraform, docker</w:t>
-                            </w:r>
+                                <w:lang w:val="es-MX"/>
+                              </w:rPr>
+                              <w:t>Networking</w:t>
+                            </w:r>
+                            <w:proofErr w:type="spellEnd"/>
+                            <w:r>
+                              <w:rPr>
+                                <w:rFonts w:ascii="Raleway" w:hAnsi="Raleway"/>
+                                <w:bCs/>
+                                <w:color w:val="414042"/>
+                                <w:sz w:val="20"/>
+                                <w:szCs w:val="20"/>
+                                <w:lang w:val="es-MX"/>
+                              </w:rPr>
+                              <w:t>, servicios de infraestructura)</w:t>
+                            </w:r>
+                            <w:r>
+                              <w:rPr>
+                                <w:rFonts w:ascii="Raleway" w:hAnsi="Raleway"/>
+                                <w:bCs/>
+                                <w:color w:val="414042"/>
+                                <w:sz w:val="20"/>
+                                <w:szCs w:val="20"/>
+                                <w:lang w:val="es-MX"/>
+                              </w:rPr>
+                              <w:t xml:space="preserve">, </w:t>
+                            </w:r>
+                            <w:proofErr w:type="spellStart"/>
+                            <w:r>
+                              <w:rPr>
+                                <w:rFonts w:ascii="Raleway" w:hAnsi="Raleway"/>
+                                <w:bCs/>
+                                <w:color w:val="414042"/>
+                                <w:sz w:val="20"/>
+                                <w:szCs w:val="20"/>
+                                <w:lang w:val="es-MX"/>
+                              </w:rPr>
+                              <w:t>Kubernates</w:t>
+                            </w:r>
+                            <w:proofErr w:type="spellEnd"/>
+                            <w:r>
+                              <w:rPr>
+                                <w:rFonts w:ascii="Raleway" w:hAnsi="Raleway"/>
+                                <w:bCs/>
+                                <w:color w:val="414042"/>
+                                <w:sz w:val="20"/>
+                                <w:szCs w:val="20"/>
+                                <w:lang w:val="es-MX"/>
+                              </w:rPr>
+                              <w:t xml:space="preserve">, </w:t>
+                            </w:r>
+                            <w:proofErr w:type="spellStart"/>
+                            <w:r>
+                              <w:rPr>
+                                <w:rFonts w:ascii="Raleway" w:hAnsi="Raleway"/>
+                                <w:bCs/>
+                                <w:color w:val="414042"/>
+                                <w:sz w:val="20"/>
+                                <w:szCs w:val="20"/>
+                                <w:lang w:val="es-MX"/>
+                              </w:rPr>
+                              <w:t>Terraform</w:t>
+                            </w:r>
+                            <w:proofErr w:type="spellEnd"/>
+                            <w:r>
+                              <w:rPr>
+                                <w:rFonts w:ascii="Raleway" w:hAnsi="Raleway"/>
+                                <w:bCs/>
+                                <w:color w:val="414042"/>
+                                <w:sz w:val="20"/>
+                                <w:szCs w:val="20"/>
+                                <w:lang w:val="es-MX"/>
+                              </w:rPr>
+                              <w:t xml:space="preserve">, </w:t>
+                            </w:r>
+                            <w:proofErr w:type="spellStart"/>
+                            <w:r>
+                              <w:rPr>
+                                <w:rFonts w:ascii="Raleway" w:hAnsi="Raleway"/>
+                                <w:bCs/>
+                                <w:color w:val="414042"/>
+                                <w:sz w:val="20"/>
+                                <w:szCs w:val="20"/>
+                                <w:lang w:val="es-MX"/>
+                              </w:rPr>
+                              <w:t>docker</w:t>
+                            </w:r>
+                            <w:proofErr w:type="spellEnd"/>
                           </w:p>
                           <w:p>
                             <w:pPr>
@@ -1958,7 +2604,79 @@
                                 <w:szCs w:val="20"/>
                                 <w:lang w:val="es-MX"/>
                               </w:rPr>
-                              <w:t xml:space="preserve"> Git.(Manejo de GitLab, GitKraken)</w:t>
+                              <w:t xml:space="preserve"> </w:t>
+                            </w:r>
+                            <w:proofErr w:type="gramStart"/>
+                            <w:r>
+                              <w:rPr>
+                                <w:rFonts w:ascii="Raleway" w:hAnsi="Raleway"/>
+                                <w:bCs/>
+                                <w:color w:val="414042"/>
+                                <w:sz w:val="20"/>
+                                <w:szCs w:val="20"/>
+                                <w:lang w:val="es-MX"/>
+                              </w:rPr>
+                              <w:t>Git.(</w:t>
+                            </w:r>
+                            <w:proofErr w:type="gramEnd"/>
+                            <w:r>
+                              <w:rPr>
+                                <w:rFonts w:ascii="Raleway" w:hAnsi="Raleway"/>
+                                <w:bCs/>
+                                <w:color w:val="414042"/>
+                                <w:sz w:val="20"/>
+                                <w:szCs w:val="20"/>
+                                <w:lang w:val="es-MX"/>
+                              </w:rPr>
+                              <w:t xml:space="preserve">Manejo de </w:t>
+                            </w:r>
+                            <w:proofErr w:type="spellStart"/>
+                            <w:r>
+                              <w:rPr>
+                                <w:rFonts w:ascii="Raleway" w:hAnsi="Raleway"/>
+                                <w:bCs/>
+                                <w:color w:val="414042"/>
+                                <w:sz w:val="20"/>
+                                <w:szCs w:val="20"/>
+                                <w:lang w:val="es-MX"/>
+                              </w:rPr>
+                              <w:t>GitLab</w:t>
+                            </w:r>
+                            <w:proofErr w:type="spellEnd"/>
+                            <w:r>
+                              <w:rPr>
+                                <w:rFonts w:ascii="Raleway" w:hAnsi="Raleway"/>
+                                <w:bCs/>
+                                <w:color w:val="414042"/>
+                                <w:sz w:val="20"/>
+                                <w:szCs w:val="20"/>
+                                <w:lang w:val="es-MX"/>
+                              </w:rPr>
+                              <w:t xml:space="preserve">, </w:t>
+                            </w:r>
+                            <w:proofErr w:type="spellStart"/>
+                            <w:r>
+                              <w:rPr>
+                                <w:rFonts w:ascii="Raleway" w:hAnsi="Raleway"/>
+                                <w:bCs/>
+                                <w:color w:val="414042"/>
+                                <w:sz w:val="20"/>
+                                <w:szCs w:val="20"/>
+                                <w:lang w:val="es-MX"/>
+                              </w:rPr>
+                              <w:t>GitKraken</w:t>
+                            </w:r>
+                            <w:proofErr w:type="spellEnd"/>
+                            <w:r>
+                              <w:rPr>
+                                <w:rFonts w:ascii="Raleway" w:hAnsi="Raleway"/>
+                                <w:bCs/>
+                                <w:color w:val="414042"/>
+                                <w:sz w:val="20"/>
+                                <w:szCs w:val="20"/>
+                                <w:lang w:val="es-MX"/>
+                              </w:rPr>
+                              <w:t>)</w:t>
                             </w:r>
                           </w:p>
                           <w:p>
@@ -2054,17 +2772,7 @@
                           <w:szCs w:val="20"/>
                           <w:lang w:val="es-MX"/>
                         </w:rPr>
-                        <w:t xml:space="preserve">Desarrollador / Arquitecto de </w:t>
-                      </w:r>
-                      <w:r>
-                        <w:rPr>
-                          <w:rFonts w:ascii="Raleway" w:hAnsi="Raleway"/>
-                          <w:color w:val="414042"/>
-                          <w:sz w:val="20"/>
-                          <w:szCs w:val="20"/>
-                          <w:lang w:val="es-MX"/>
-                        </w:rPr>
-                        <w:t>soluciones,</w:t>
+                        <w:t>Desarrollador / Arquitecto de soluciones,</w:t>
                       </w:r>
                       <w:r>
                         <w:rPr>
@@ -2174,6 +2882,7 @@
                           <w:lang w:val="es-MX"/>
                         </w:rPr>
                       </w:pPr>
+                      <w:proofErr w:type="spellStart"/>
                       <w:r>
                         <w:rPr>
                           <w:rFonts w:ascii="Raleway" w:hAnsi="Raleway"/>
@@ -2183,18 +2892,102 @@
                           <w:szCs w:val="20"/>
                           <w:lang w:val="es-MX"/>
                         </w:rPr>
-                        <w:t>Frontend:</w:t>
-                      </w:r>
-                      <w:r>
-                        <w:rPr>
-                          <w:rFonts w:ascii="Raleway" w:hAnsi="Raleway"/>
-                          <w:bCs/>
+                        <w:t>Frontend</w:t>
+                      </w:r>
+                      <w:proofErr w:type="spellEnd"/>
+                      <w:r>
+                        <w:rPr>
+                          <w:rFonts w:ascii="Raleway" w:hAnsi="Raleway"/>
+                          <w:b/>
                           <w:color w:val="414042"/>
                           <w:sz w:val="20"/>
                           <w:szCs w:val="20"/>
                           <w:lang w:val="es-MX"/>
                         </w:rPr>
-                        <w:t xml:space="preserve"> Frontend: HTML5, CSS3: Maquetación, Responsive Web Design, Javascript (Diferentes librerías), Angular 8, Angular 12</w:t>
+                        <w:t>:</w:t>
+                      </w:r>
+                      <w:r>
+                        <w:rPr>
+                          <w:rFonts w:ascii="Raleway" w:hAnsi="Raleway"/>
+                          <w:bCs/>
+                          <w:color w:val="414042"/>
+                          <w:sz w:val="20"/>
+                          <w:szCs w:val="20"/>
+                          <w:lang w:val="es-MX"/>
+                        </w:rPr>
+                        <w:t xml:space="preserve"> </w:t>
+                      </w:r>
+                      <w:proofErr w:type="spellStart"/>
+                      <w:r>
+                        <w:rPr>
+                          <w:rFonts w:ascii="Raleway" w:hAnsi="Raleway"/>
+                          <w:bCs/>
+                          <w:color w:val="414042"/>
+                          <w:sz w:val="20"/>
+                          <w:szCs w:val="20"/>
+                          <w:lang w:val="es-MX"/>
+                        </w:rPr>
+                        <w:t>Frontend</w:t>
+                      </w:r>
+                      <w:proofErr w:type="spellEnd"/>
+                      <w:r>
+                        <w:rPr>
+                          <w:rFonts w:ascii="Raleway" w:hAnsi="Raleway"/>
+                          <w:bCs/>
+                          <w:color w:val="414042"/>
+                          <w:sz w:val="20"/>
+                          <w:szCs w:val="20"/>
+                          <w:lang w:val="es-MX"/>
+                        </w:rPr>
+                        <w:t xml:space="preserve">: HTML5, CSS3: Maquetación, Responsive Web </w:t>
+                      </w:r>
+                      <w:proofErr w:type="spellStart"/>
+                      <w:r>
+                        <w:rPr>
+                          <w:rFonts w:ascii="Raleway" w:hAnsi="Raleway"/>
+                          <w:bCs/>
+                          <w:color w:val="414042"/>
+                          <w:sz w:val="20"/>
+                          <w:szCs w:val="20"/>
+                          <w:lang w:val="es-MX"/>
+                        </w:rPr>
+                        <w:t>Design</w:t>
+                      </w:r>
+                      <w:proofErr w:type="spellEnd"/>
+                      <w:r>
+                        <w:rPr>
+                          <w:rFonts w:ascii="Raleway" w:hAnsi="Raleway"/>
+                          <w:bCs/>
+                          <w:color w:val="414042"/>
+                          <w:sz w:val="20"/>
+                          <w:szCs w:val="20"/>
+                          <w:lang w:val="es-MX"/>
+                        </w:rPr>
+                        <w:t xml:space="preserve">, </w:t>
+                      </w:r>
+                      <w:proofErr w:type="spellStart"/>
+                      <w:r>
+                        <w:rPr>
+                          <w:rFonts w:ascii="Raleway" w:hAnsi="Raleway"/>
+                          <w:bCs/>
+                          <w:color w:val="414042"/>
+                          <w:sz w:val="20"/>
+                          <w:szCs w:val="20"/>
+                          <w:lang w:val="es-MX"/>
+                        </w:rPr>
+                        <w:t>Javascript</w:t>
+                      </w:r>
+                      <w:proofErr w:type="spellEnd"/>
+                      <w:r>
+                        <w:rPr>
+                          <w:rFonts w:ascii="Raleway" w:hAnsi="Raleway"/>
+                          <w:bCs/>
+                          <w:color w:val="414042"/>
+                          <w:sz w:val="20"/>
+                          <w:szCs w:val="20"/>
+                          <w:lang w:val="es-MX"/>
+                        </w:rPr>
+                        <w:t xml:space="preserve"> (Diferentes librerías), Angular 8, Angular 12</w:t>
                       </w:r>
                     </w:p>
                     <w:p>
@@ -2230,7 +3023,55 @@
                           <w:szCs w:val="20"/>
                           <w:lang w:val="es-MX"/>
                         </w:rPr>
-                        <w:t xml:space="preserve"> JFlex, Cup, JasperReports, Automatización de procesos, desarrollo móvil Android.</w:t>
+                        <w:t xml:space="preserve"> </w:t>
+                      </w:r>
+                      <w:proofErr w:type="spellStart"/>
+                      <w:r>
+                        <w:rPr>
+                          <w:rFonts w:ascii="Raleway" w:hAnsi="Raleway"/>
+                          <w:bCs/>
+                          <w:color w:val="414042"/>
+                          <w:sz w:val="20"/>
+                          <w:szCs w:val="20"/>
+                          <w:lang w:val="es-MX"/>
+                        </w:rPr>
+                        <w:t>JFlex</w:t>
+                      </w:r>
+                      <w:proofErr w:type="spellEnd"/>
+                      <w:r>
+                        <w:rPr>
+                          <w:rFonts w:ascii="Raleway" w:hAnsi="Raleway"/>
+                          <w:bCs/>
+                          <w:color w:val="414042"/>
+                          <w:sz w:val="20"/>
+                          <w:szCs w:val="20"/>
+                          <w:lang w:val="es-MX"/>
+                        </w:rPr>
+                        <w:t xml:space="preserve">, Cup, </w:t>
+                      </w:r>
+                      <w:proofErr w:type="spellStart"/>
+                      <w:r>
+                        <w:rPr>
+                          <w:rFonts w:ascii="Raleway" w:hAnsi="Raleway"/>
+                          <w:bCs/>
+                          <w:color w:val="414042"/>
+                          <w:sz w:val="20"/>
+                          <w:szCs w:val="20"/>
+                          <w:lang w:val="es-MX"/>
+                        </w:rPr>
+                        <w:t>JasperReports</w:t>
+                      </w:r>
+                      <w:proofErr w:type="spellEnd"/>
+                      <w:r>
+                        <w:rPr>
+                          <w:rFonts w:ascii="Raleway" w:hAnsi="Raleway"/>
+                          <w:bCs/>
+                          <w:color w:val="414042"/>
+                          <w:sz w:val="20"/>
+                          <w:szCs w:val="20"/>
+                          <w:lang w:val="es-MX"/>
+                        </w:rPr>
+                        <w:t>, Automatización de procesos, desarrollo móvil Android.</w:t>
                       </w:r>
                     </w:p>
                     <w:p>
@@ -2263,7 +3104,73 @@
                           <w:sz w:val="20"/>
                           <w:szCs w:val="20"/>
                         </w:rPr>
-                        <w:t xml:space="preserve"> Spring boot (Hibernate, JPA, Maven, Spring Security), servicios web (REST, SOAP), microservicios (MicroProfile).</w:t>
+                        <w:t xml:space="preserve"> Spring boot (Hibernate, JPA, Maven, Spring Security), </w:t>
+                      </w:r>
+                      <w:proofErr w:type="spellStart"/>
+                      <w:r>
+                        <w:rPr>
+                          <w:rFonts w:ascii="Raleway" w:hAnsi="Raleway"/>
+                          <w:bCs/>
+                          <w:color w:val="414042"/>
+                          <w:sz w:val="20"/>
+                          <w:szCs w:val="20"/>
+                        </w:rPr>
+                        <w:t>servicios</w:t>
+                      </w:r>
+                      <w:proofErr w:type="spellEnd"/>
+                      <w:r>
+                        <w:rPr>
+                          <w:rFonts w:ascii="Raleway" w:hAnsi="Raleway"/>
+                          <w:bCs/>
+                          <w:color w:val="414042"/>
+                          <w:sz w:val="20"/>
+                          <w:szCs w:val="20"/>
+                        </w:rPr>
+                        <w:t xml:space="preserve"> web (REST, SOAP), </w:t>
+                      </w:r>
+                      <w:proofErr w:type="spellStart"/>
+                      <w:r>
+                        <w:rPr>
+                          <w:rFonts w:ascii="Raleway" w:hAnsi="Raleway"/>
+                          <w:bCs/>
+                          <w:color w:val="414042"/>
+                          <w:sz w:val="20"/>
+                          <w:szCs w:val="20"/>
+                        </w:rPr>
+                        <w:t>microservicios</w:t>
+                      </w:r>
+                      <w:proofErr w:type="spellEnd"/>
+                      <w:r>
+                        <w:rPr>
+                          <w:rFonts w:ascii="Raleway" w:hAnsi="Raleway"/>
+                          <w:bCs/>
+                          <w:color w:val="414042"/>
+                          <w:sz w:val="20"/>
+                          <w:szCs w:val="20"/>
+                        </w:rPr>
+                        <w:t xml:space="preserve"> (</w:t>
+                      </w:r>
+                      <w:proofErr w:type="spellStart"/>
+                      <w:r>
+                        <w:rPr>
+                          <w:rFonts w:ascii="Raleway" w:hAnsi="Raleway"/>
+                          <w:bCs/>
+                          <w:color w:val="414042"/>
+                          <w:sz w:val="20"/>
+                          <w:szCs w:val="20"/>
+                        </w:rPr>
+                        <w:t>MicroProfile</w:t>
+                      </w:r>
+                      <w:proofErr w:type="spellEnd"/>
+                      <w:r>
+                        <w:rPr>
+                          <w:rFonts w:ascii="Raleway" w:hAnsi="Raleway"/>
+                          <w:bCs/>
+                          <w:color w:val="414042"/>
+                          <w:sz w:val="20"/>
+                          <w:szCs w:val="20"/>
+                        </w:rPr>
+                        <w:t>).</w:t>
                       </w:r>
                     </w:p>
                     <w:p>
@@ -2310,7 +3217,175 @@
                           <w:szCs w:val="20"/>
                           <w:lang w:val="es-MX"/>
                         </w:rPr>
-                        <w:t>ASP.NET MVC, Entity Framework, web services, SQL Reporting Services, Aplicaciones de escritorio C#, VB, Automatización de procesos o tareas, Procesos SSIS ETLs, desarrollo móvil Xamarin Forms.</w:t>
+                        <w:t xml:space="preserve">ASP.NET MVC, </w:t>
+                      </w:r>
+                      <w:proofErr w:type="spellStart"/>
+                      <w:r>
+                        <w:rPr>
+                          <w:rFonts w:ascii="Raleway" w:hAnsi="Raleway"/>
+                          <w:bCs/>
+                          <w:color w:val="414042"/>
+                          <w:sz w:val="20"/>
+                          <w:szCs w:val="20"/>
+                          <w:lang w:val="es-MX"/>
+                        </w:rPr>
+                        <w:t>Entity</w:t>
+                      </w:r>
+                      <w:proofErr w:type="spellEnd"/>
+                      <w:r>
+                        <w:rPr>
+                          <w:rFonts w:ascii="Raleway" w:hAnsi="Raleway"/>
+                          <w:bCs/>
+                          <w:color w:val="414042"/>
+                          <w:sz w:val="20"/>
+                          <w:szCs w:val="20"/>
+                          <w:lang w:val="es-MX"/>
+                        </w:rPr>
+                        <w:t xml:space="preserve"> Framework, web </w:t>
+                      </w:r>
+                      <w:proofErr w:type="spellStart"/>
+                      <w:r>
+                        <w:rPr>
+                          <w:rFonts w:ascii="Raleway" w:hAnsi="Raleway"/>
+                          <w:bCs/>
+                          <w:color w:val="414042"/>
+                          <w:sz w:val="20"/>
+                          <w:szCs w:val="20"/>
+                          <w:lang w:val="es-MX"/>
+                        </w:rPr>
+                        <w:t>services</w:t>
+                      </w:r>
+                      <w:proofErr w:type="spellEnd"/>
+                      <w:r>
+                        <w:rPr>
+                          <w:rFonts w:ascii="Raleway" w:hAnsi="Raleway"/>
+                          <w:bCs/>
+                          <w:color w:val="414042"/>
+                          <w:sz w:val="20"/>
+                          <w:szCs w:val="20"/>
+                          <w:lang w:val="es-MX"/>
+                        </w:rPr>
+                        <w:t xml:space="preserve">, SQL </w:t>
+                      </w:r>
+                      <w:proofErr w:type="spellStart"/>
+                      <w:r>
+                        <w:rPr>
+                          <w:rFonts w:ascii="Raleway" w:hAnsi="Raleway"/>
+                          <w:bCs/>
+                          <w:color w:val="414042"/>
+                          <w:sz w:val="20"/>
+                          <w:szCs w:val="20"/>
+                          <w:lang w:val="es-MX"/>
+                        </w:rPr>
+                        <w:t>Reporting</w:t>
+                      </w:r>
+                      <w:proofErr w:type="spellEnd"/>
+                      <w:r>
+                        <w:rPr>
+                          <w:rFonts w:ascii="Raleway" w:hAnsi="Raleway"/>
+                          <w:bCs/>
+                          <w:color w:val="414042"/>
+                          <w:sz w:val="20"/>
+                          <w:szCs w:val="20"/>
+                          <w:lang w:val="es-MX"/>
+                        </w:rPr>
+                        <w:t xml:space="preserve"> </w:t>
+                      </w:r>
+                      <w:proofErr w:type="spellStart"/>
+                      <w:r>
+                        <w:rPr>
+                          <w:rFonts w:ascii="Raleway" w:hAnsi="Raleway"/>
+                          <w:bCs/>
+                          <w:color w:val="414042"/>
+                          <w:sz w:val="20"/>
+                          <w:szCs w:val="20"/>
+                          <w:lang w:val="es-MX"/>
+                        </w:rPr>
+                        <w:t>Services</w:t>
+                      </w:r>
+                      <w:proofErr w:type="spellEnd"/>
+                      <w:r>
+                        <w:rPr>
+                          <w:rFonts w:ascii="Raleway" w:hAnsi="Raleway"/>
+                          <w:bCs/>
+                          <w:color w:val="414042"/>
+                          <w:sz w:val="20"/>
+                          <w:szCs w:val="20"/>
+                          <w:lang w:val="es-MX"/>
+                        </w:rPr>
+                        <w:t xml:space="preserve">, Aplicaciones de escritorio C#, VB, Automatización de procesos o tareas, Procesos SSIS </w:t>
+                      </w:r>
+                      <w:proofErr w:type="spellStart"/>
+                      <w:r>
+                        <w:rPr>
+                          <w:rFonts w:ascii="Raleway" w:hAnsi="Raleway"/>
+                          <w:bCs/>
+                          <w:color w:val="414042"/>
+                          <w:sz w:val="20"/>
+                          <w:szCs w:val="20"/>
+                          <w:lang w:val="es-MX"/>
+                        </w:rPr>
+                        <w:t>ETLs</w:t>
+                      </w:r>
+                      <w:proofErr w:type="spellEnd"/>
+                      <w:r>
+                        <w:rPr>
+                          <w:rFonts w:ascii="Raleway" w:hAnsi="Raleway"/>
+                          <w:bCs/>
+                          <w:color w:val="414042"/>
+                          <w:sz w:val="20"/>
+                          <w:szCs w:val="20"/>
+                          <w:lang w:val="es-MX"/>
+                        </w:rPr>
+                        <w:t xml:space="preserve">, desarrollo móvil </w:t>
+                      </w:r>
+                      <w:proofErr w:type="spellStart"/>
+                      <w:r>
+                        <w:rPr>
+                          <w:rFonts w:ascii="Raleway" w:hAnsi="Raleway"/>
+                          <w:bCs/>
+                          <w:color w:val="414042"/>
+                          <w:sz w:val="20"/>
+                          <w:szCs w:val="20"/>
+                          <w:lang w:val="es-MX"/>
+                        </w:rPr>
+                        <w:t>Xamarin</w:t>
+                      </w:r>
+                      <w:proofErr w:type="spellEnd"/>
+                      <w:r>
+                        <w:rPr>
+                          <w:rFonts w:ascii="Raleway" w:hAnsi="Raleway"/>
+                          <w:bCs/>
+                          <w:color w:val="414042"/>
+                          <w:sz w:val="20"/>
+                          <w:szCs w:val="20"/>
+                          <w:lang w:val="es-MX"/>
+                        </w:rPr>
+                        <w:t xml:space="preserve"> </w:t>
+                      </w:r>
+                      <w:proofErr w:type="spellStart"/>
+                      <w:r>
+                        <w:rPr>
+                          <w:rFonts w:ascii="Raleway" w:hAnsi="Raleway"/>
+                          <w:bCs/>
+                          <w:color w:val="414042"/>
+                          <w:sz w:val="20"/>
+                          <w:szCs w:val="20"/>
+                          <w:lang w:val="es-MX"/>
+                        </w:rPr>
+                        <w:t>Forms</w:t>
+                      </w:r>
+                      <w:proofErr w:type="spellEnd"/>
+                      <w:r>
+                        <w:rPr>
+                          <w:rFonts w:ascii="Raleway" w:hAnsi="Raleway"/>
+                          <w:bCs/>
+                          <w:color w:val="414042"/>
+                          <w:sz w:val="20"/>
+                          <w:szCs w:val="20"/>
+                          <w:lang w:val="es-MX"/>
+                        </w:rPr>
+                        <w:t>.</w:t>
                       </w:r>
                     </w:p>
                     <w:p>
@@ -2345,8 +3420,9 @@
                           <w:szCs w:val="20"/>
                           <w:lang w:val="es-MX"/>
                         </w:rPr>
-                        <w:t xml:space="preserve"> Uso de diferentes framework. </w:t>
-                      </w:r>
+                        <w:t xml:space="preserve"> Uso de diferentes </w:t>
+                      </w:r>
+                      <w:proofErr w:type="spellStart"/>
                       <w:r>
                         <w:rPr>
                           <w:rFonts w:ascii="Raleway" w:hAnsi="Raleway"/>
@@ -2354,8 +3430,75 @@
                           <w:color w:val="414042"/>
                           <w:sz w:val="20"/>
                           <w:szCs w:val="20"/>
-                        </w:rPr>
-                        <w:t>Web services(SOAP, REST), CMS: Wordpress.</w:t>
+                          <w:lang w:val="es-MX"/>
+                        </w:rPr>
+                        <w:t>framework</w:t>
+                      </w:r>
+                      <w:proofErr w:type="spellEnd"/>
+                      <w:r>
+                        <w:rPr>
+                          <w:rFonts w:ascii="Raleway" w:hAnsi="Raleway"/>
+                          <w:bCs/>
+                          <w:color w:val="414042"/>
+                          <w:sz w:val="20"/>
+                          <w:szCs w:val="20"/>
+                          <w:lang w:val="es-MX"/>
+                        </w:rPr>
+                        <w:t xml:space="preserve">. </w:t>
+                      </w:r>
+                      <w:r>
+                        <w:rPr>
+                          <w:rFonts w:ascii="Raleway" w:hAnsi="Raleway"/>
+                          <w:bCs/>
+                          <w:color w:val="414042"/>
+                          <w:sz w:val="20"/>
+                          <w:szCs w:val="20"/>
+                        </w:rPr>
+                        <w:t xml:space="preserve">Web </w:t>
+                      </w:r>
+                      <w:proofErr w:type="gramStart"/>
+                      <w:r>
+                        <w:rPr>
+                          <w:rFonts w:ascii="Raleway" w:hAnsi="Raleway"/>
+                          <w:bCs/>
+                          <w:color w:val="414042"/>
+                          <w:sz w:val="20"/>
+                          <w:szCs w:val="20"/>
+                        </w:rPr>
+                        <w:t>services(</w:t>
+                      </w:r>
+                      <w:proofErr w:type="gramEnd"/>
+                      <w:r>
+                        <w:rPr>
+                          <w:rFonts w:ascii="Raleway" w:hAnsi="Raleway"/>
+                          <w:bCs/>
+                          <w:color w:val="414042"/>
+                          <w:sz w:val="20"/>
+                          <w:szCs w:val="20"/>
+                        </w:rPr>
+                        <w:t xml:space="preserve">SOAP, REST), CMS: </w:t>
+                      </w:r>
+                      <w:proofErr w:type="spellStart"/>
+                      <w:r>
+                        <w:rPr>
+                          <w:rFonts w:ascii="Raleway" w:hAnsi="Raleway"/>
+                          <w:bCs/>
+                          <w:color w:val="414042"/>
+                          <w:sz w:val="20"/>
+                          <w:szCs w:val="20"/>
+                        </w:rPr>
+                        <w:t>Wordpress</w:t>
+                      </w:r>
+                      <w:proofErr w:type="spellEnd"/>
+                      <w:r>
+                        <w:rPr>
+                          <w:rFonts w:ascii="Raleway" w:hAnsi="Raleway"/>
+                          <w:bCs/>
+                          <w:color w:val="414042"/>
+                          <w:sz w:val="20"/>
+                          <w:szCs w:val="20"/>
+                        </w:rPr>
+                        <w:t>.</w:t>
                       </w:r>
                     </w:p>
                     <w:p>
@@ -2370,6 +3513,7 @@
                           <w:szCs w:val="20"/>
                         </w:rPr>
                       </w:pPr>
+                      <w:proofErr w:type="spellStart"/>
                       <w:r>
                         <w:rPr>
                           <w:rFonts w:ascii="Raleway" w:hAnsi="Raleway"/>
@@ -2378,17 +3522,50 @@
                           <w:sz w:val="20"/>
                           <w:szCs w:val="20"/>
                         </w:rPr>
-                        <w:t>Servidores:</w:t>
-                      </w:r>
-                      <w:r>
-                        <w:rPr>
-                          <w:rFonts w:ascii="Raleway" w:hAnsi="Raleway"/>
-                          <w:bCs/>
+                        <w:t>Servidores</w:t>
+                      </w:r>
+                      <w:proofErr w:type="spellEnd"/>
+                      <w:r>
+                        <w:rPr>
+                          <w:rFonts w:ascii="Raleway" w:hAnsi="Raleway"/>
+                          <w:b/>
                           <w:color w:val="414042"/>
                           <w:sz w:val="20"/>
                           <w:szCs w:val="20"/>
                         </w:rPr>
-                        <w:t xml:space="preserve"> IIS, Apache, WildFly, Node.js, Ngenx, Shell-script Linux</w:t>
+                        <w:t>:</w:t>
+                      </w:r>
+                      <w:r>
+                        <w:rPr>
+                          <w:rFonts w:ascii="Raleway" w:hAnsi="Raleway"/>
+                          <w:bCs/>
+                          <w:color w:val="414042"/>
+                          <w:sz w:val="20"/>
+                          <w:szCs w:val="20"/>
+                        </w:rPr>
+                        <w:t xml:space="preserve"> IIS, Apache, </w:t>
+                      </w:r>
+                      <w:proofErr w:type="spellStart"/>
+                      <w:r>
+                        <w:rPr>
+                          <w:rFonts w:ascii="Raleway" w:hAnsi="Raleway"/>
+                          <w:bCs/>
+                          <w:color w:val="414042"/>
+                          <w:sz w:val="20"/>
+                          <w:szCs w:val="20"/>
+                        </w:rPr>
+                        <w:t>WildFly</w:t>
+                      </w:r>
+                      <w:proofErr w:type="spellEnd"/>
+                      <w:r>
+                        <w:rPr>
+                          <w:rFonts w:ascii="Raleway" w:hAnsi="Raleway"/>
+                          <w:bCs/>
+                          <w:color w:val="414042"/>
+                          <w:sz w:val="20"/>
+                          <w:szCs w:val="20"/>
+                        </w:rPr>
+                        <w:t>, Node.js, Ngenx, Shell-script Linux</w:t>
                       </w:r>
                     </w:p>
                     <w:p>
@@ -2401,6 +3578,7 @@
                           <w:color w:val="414042"/>
                           <w:sz w:val="20"/>
                           <w:szCs w:val="20"/>
+                          <w:lang w:val="es-MX"/>
                         </w:rPr>
                       </w:pPr>
                       <w:r>
@@ -2410,6 +3588,7 @@
                           <w:color w:val="414042"/>
                           <w:sz w:val="20"/>
                           <w:szCs w:val="20"/>
+                          <w:lang w:val="es-MX"/>
                         </w:rPr>
                         <w:t>Infraestructura</w:t>
                       </w:r>
@@ -2420,9 +3599,11 @@
                           <w:color w:val="414042"/>
                           <w:sz w:val="20"/>
                           <w:szCs w:val="20"/>
-                        </w:rPr>
-                        <w:t xml:space="preserve"> cloud</w:t>
-                      </w:r>
+                          <w:lang w:val="es-MX"/>
+                        </w:rPr>
+                        <w:t xml:space="preserve"> </w:t>
+                      </w:r>
+                      <w:proofErr w:type="spellStart"/>
                       <w:r>
                         <w:rPr>
                           <w:rFonts w:ascii="Raleway" w:hAnsi="Raleway"/>
@@ -2430,18 +3611,21 @@
                           <w:color w:val="414042"/>
                           <w:sz w:val="20"/>
                           <w:szCs w:val="20"/>
-                        </w:rPr>
-                        <w:t>:</w:t>
-                      </w:r>
-                      <w:r>
-                        <w:rPr>
-                          <w:rFonts w:ascii="Raleway" w:hAnsi="Raleway"/>
-                          <w:bCs/>
+                          <w:lang w:val="es-MX"/>
+                        </w:rPr>
+                        <w:t>cloud</w:t>
+                      </w:r>
+                      <w:proofErr w:type="spellEnd"/>
+                      <w:r>
+                        <w:rPr>
+                          <w:rFonts w:ascii="Raleway" w:hAnsi="Raleway"/>
+                          <w:b/>
                           <w:color w:val="414042"/>
                           <w:sz w:val="20"/>
                           <w:szCs w:val="20"/>
-                        </w:rPr>
-                        <w:t xml:space="preserve"> </w:t>
+                          <w:lang w:val="es-MX"/>
+                        </w:rPr>
+                        <w:t>:</w:t>
                       </w:r>
                       <w:r>
                         <w:rPr>
@@ -2450,8 +3634,9 @@
                           <w:color w:val="414042"/>
                           <w:sz w:val="20"/>
                           <w:szCs w:val="20"/>
-                        </w:rPr>
-                        <w:t>(Networking, servicios de infraestructura)</w:t>
+                          <w:lang w:val="es-MX"/>
+                        </w:rPr>
+                        <w:t xml:space="preserve"> </w:t>
                       </w:r>
                       <w:r>
                         <w:rPr>
@@ -2460,9 +3645,11 @@
                           <w:color w:val="414042"/>
                           <w:sz w:val="20"/>
                           <w:szCs w:val="20"/>
-                        </w:rPr>
-                        <w:t xml:space="preserve">, </w:t>
-                      </w:r>
+                          <w:lang w:val="es-MX"/>
+                        </w:rPr>
+                        <w:t>(</w:t>
+                      </w:r>
+                      <w:proofErr w:type="spellStart"/>
                       <w:r>
                         <w:rPr>
                           <w:rFonts w:ascii="Raleway" w:hAnsi="Raleway"/>
@@ -2470,9 +3657,94 @@
                           <w:color w:val="414042"/>
                           <w:sz w:val="20"/>
                           <w:szCs w:val="20"/>
-                        </w:rPr>
-                        <w:t>Kubernates, Terraform, docker</w:t>
-                      </w:r>
+                          <w:lang w:val="es-MX"/>
+                        </w:rPr>
+                        <w:t>Networking</w:t>
+                      </w:r>
+                      <w:proofErr w:type="spellEnd"/>
+                      <w:r>
+                        <w:rPr>
+                          <w:rFonts w:ascii="Raleway" w:hAnsi="Raleway"/>
+                          <w:bCs/>
+                          <w:color w:val="414042"/>
+                          <w:sz w:val="20"/>
+                          <w:szCs w:val="20"/>
+                          <w:lang w:val="es-MX"/>
+                        </w:rPr>
+                        <w:t>, servicios de infraestructura)</w:t>
+                      </w:r>
+                      <w:r>
+                        <w:rPr>
+                          <w:rFonts w:ascii="Raleway" w:hAnsi="Raleway"/>
+                          <w:bCs/>
+                          <w:color w:val="414042"/>
+                          <w:sz w:val="20"/>
+                          <w:szCs w:val="20"/>
+                          <w:lang w:val="es-MX"/>
+                        </w:rPr>
+                        <w:t xml:space="preserve">, </w:t>
+                      </w:r>
+                      <w:proofErr w:type="spellStart"/>
+                      <w:r>
+                        <w:rPr>
+                          <w:rFonts w:ascii="Raleway" w:hAnsi="Raleway"/>
+                          <w:bCs/>
+                          <w:color w:val="414042"/>
+                          <w:sz w:val="20"/>
+                          <w:szCs w:val="20"/>
+                          <w:lang w:val="es-MX"/>
+                        </w:rPr>
+                        <w:t>Kubernates</w:t>
+                      </w:r>
+                      <w:proofErr w:type="spellEnd"/>
+                      <w:r>
+                        <w:rPr>
+                          <w:rFonts w:ascii="Raleway" w:hAnsi="Raleway"/>
+                          <w:bCs/>
+                          <w:color w:val="414042"/>
+                          <w:sz w:val="20"/>
+                          <w:szCs w:val="20"/>
+                          <w:lang w:val="es-MX"/>
+                        </w:rPr>
+                        <w:t xml:space="preserve">, </w:t>
+                      </w:r>
+                      <w:proofErr w:type="spellStart"/>
+                      <w:r>
+                        <w:rPr>
+                          <w:rFonts w:ascii="Raleway" w:hAnsi="Raleway"/>
+                          <w:bCs/>
+                          <w:color w:val="414042"/>
+                          <w:sz w:val="20"/>
+                          <w:szCs w:val="20"/>
+                          <w:lang w:val="es-MX"/>
+                        </w:rPr>
+                        <w:t>Terraform</w:t>
+                      </w:r>
+                      <w:proofErr w:type="spellEnd"/>
+                      <w:r>
+                        <w:rPr>
+                          <w:rFonts w:ascii="Raleway" w:hAnsi="Raleway"/>
+                          <w:bCs/>
+                          <w:color w:val="414042"/>
+                          <w:sz w:val="20"/>
+                          <w:szCs w:val="20"/>
+                          <w:lang w:val="es-MX"/>
+                        </w:rPr>
+                        <w:t xml:space="preserve">, </w:t>
+                      </w:r>
+                      <w:proofErr w:type="spellStart"/>
+                      <w:r>
+                        <w:rPr>
+                          <w:rFonts w:ascii="Raleway" w:hAnsi="Raleway"/>
+                          <w:bCs/>
+                          <w:color w:val="414042"/>
+                          <w:sz w:val="20"/>
+                          <w:szCs w:val="20"/>
+                          <w:lang w:val="es-MX"/>
+                        </w:rPr>
+                        <w:t>docker</w:t>
+                      </w:r>
+                      <w:proofErr w:type="spellEnd"/>
                     </w:p>
                     <w:p>
                       <w:pPr>
@@ -2507,7 +3779,79 @@
                           <w:szCs w:val="20"/>
                           <w:lang w:val="es-MX"/>
                         </w:rPr>
-                        <w:t xml:space="preserve"> Git.(Manejo de GitLab, GitKraken)</w:t>
+                        <w:t xml:space="preserve"> </w:t>
+                      </w:r>
+                      <w:proofErr w:type="gramStart"/>
+                      <w:r>
+                        <w:rPr>
+                          <w:rFonts w:ascii="Raleway" w:hAnsi="Raleway"/>
+                          <w:bCs/>
+                          <w:color w:val="414042"/>
+                          <w:sz w:val="20"/>
+                          <w:szCs w:val="20"/>
+                          <w:lang w:val="es-MX"/>
+                        </w:rPr>
+                        <w:t>Git.(</w:t>
+                      </w:r>
+                      <w:proofErr w:type="gramEnd"/>
+                      <w:r>
+                        <w:rPr>
+                          <w:rFonts w:ascii="Raleway" w:hAnsi="Raleway"/>
+                          <w:bCs/>
+                          <w:color w:val="414042"/>
+                          <w:sz w:val="20"/>
+                          <w:szCs w:val="20"/>
+                          <w:lang w:val="es-MX"/>
+                        </w:rPr>
+                        <w:t xml:space="preserve">Manejo de </w:t>
+                      </w:r>
+                      <w:proofErr w:type="spellStart"/>
+                      <w:r>
+                        <w:rPr>
+                          <w:rFonts w:ascii="Raleway" w:hAnsi="Raleway"/>
+                          <w:bCs/>
+                          <w:color w:val="414042"/>
+                          <w:sz w:val="20"/>
+                          <w:szCs w:val="20"/>
+                          <w:lang w:val="es-MX"/>
+                        </w:rPr>
+                        <w:t>GitLab</w:t>
+                      </w:r>
+                      <w:proofErr w:type="spellEnd"/>
+                      <w:r>
+                        <w:rPr>
+                          <w:rFonts w:ascii="Raleway" w:hAnsi="Raleway"/>
+                          <w:bCs/>
+                          <w:color w:val="414042"/>
+                          <w:sz w:val="20"/>
+                          <w:szCs w:val="20"/>
+                          <w:lang w:val="es-MX"/>
+                        </w:rPr>
+                        <w:t xml:space="preserve">, </w:t>
+                      </w:r>
+                      <w:proofErr w:type="spellStart"/>
+                      <w:r>
+                        <w:rPr>
+                          <w:rFonts w:ascii="Raleway" w:hAnsi="Raleway"/>
+                          <w:bCs/>
+                          <w:color w:val="414042"/>
+                          <w:sz w:val="20"/>
+                          <w:szCs w:val="20"/>
+                          <w:lang w:val="es-MX"/>
+                        </w:rPr>
+                        <w:t>GitKraken</w:t>
+                      </w:r>
+                      <w:proofErr w:type="spellEnd"/>
+                      <w:r>
+                        <w:rPr>
+                          <w:rFonts w:ascii="Raleway" w:hAnsi="Raleway"/>
+                          <w:bCs/>
+                          <w:color w:val="414042"/>
+                          <w:sz w:val="20"/>
+                          <w:szCs w:val="20"/>
+                          <w:lang w:val="es-MX"/>
+                        </w:rPr>
+                        <w:t>)</w:t>
                       </w:r>
                     </w:p>
                     <w:p>
@@ -2742,7 +4086,7 @@
                                 <w:sz w:val="18"/>
                                 <w:szCs w:val="18"/>
                               </w:rPr>
-                              <w:t>https://cv-liard-one.vercel.app</w:t>
+                              <w:t>https://edgarisrael.vercel.app/</w:t>
                             </w:r>
                           </w:p>
                         </w:txbxContent>
@@ -2782,7 +4126,7 @@
                           <w:sz w:val="18"/>
                           <w:szCs w:val="18"/>
                         </w:rPr>
-                        <w:t>https://cv-liard-one.vercel.app</w:t>
+                        <w:t>https://edgarisrael.vercel.app/</w:t>
                       </w:r>
                     </w:p>
                   </w:txbxContent>
@@ -5348,8 +6692,21 @@
                                 <w:szCs w:val="18"/>
                                 <w:lang w:val="es-MX"/>
                               </w:rPr>
-                              <w:t xml:space="preserve"> – Bancoppel</w:t>
-                            </w:r>
+                              <w:t xml:space="preserve"> – </w:t>
+                            </w:r>
+                            <w:proofErr w:type="spellStart"/>
+                            <w:r>
+                              <w:rPr>
+                                <w:rFonts w:ascii="Raleway" w:hAnsi="Raleway"/>
+                                <w:color w:val="414042"/>
+                                <w:spacing w:val="-2"/>
+                                <w:sz w:val="18"/>
+                                <w:szCs w:val="18"/>
+                                <w:lang w:val="es-MX"/>
+                              </w:rPr>
+                              <w:t>Bancoppel</w:t>
+                            </w:r>
+                            <w:proofErr w:type="spellEnd"/>
                             <w:r>
                               <w:rPr>
                                 <w:rFonts w:ascii="Raleway" w:hAnsi="Raleway"/>
@@ -5373,16 +6730,29 @@
                               <w:br/>
                               <w:t>AWS (</w:t>
                             </w:r>
-                            <w:r>
-                              <w:rPr>
-                                <w:rFonts w:ascii="Raleway" w:hAnsi="Raleway"/>
-                                <w:color w:val="414042"/>
-                                <w:spacing w:val="-2"/>
-                                <w:sz w:val="18"/>
-                                <w:szCs w:val="18"/>
-                                <w:lang w:val="es-MX"/>
-                              </w:rPr>
-                              <w:t>Networking, servicios de infraestructura</w:t>
+                            <w:proofErr w:type="spellStart"/>
+                            <w:r>
+                              <w:rPr>
+                                <w:rFonts w:ascii="Raleway" w:hAnsi="Raleway"/>
+                                <w:color w:val="414042"/>
+                                <w:spacing w:val="-2"/>
+                                <w:sz w:val="18"/>
+                                <w:szCs w:val="18"/>
+                                <w:lang w:val="es-MX"/>
+                              </w:rPr>
+                              <w:t>Networking</w:t>
+                            </w:r>
+                            <w:proofErr w:type="spellEnd"/>
+                            <w:r>
+                              <w:rPr>
+                                <w:rFonts w:ascii="Raleway" w:hAnsi="Raleway"/>
+                                <w:color w:val="414042"/>
+                                <w:spacing w:val="-2"/>
+                                <w:sz w:val="18"/>
+                                <w:szCs w:val="18"/>
+                                <w:lang w:val="es-MX"/>
+                              </w:rPr>
+                              <w:t>, servicios de infraestructura</w:t>
                             </w:r>
                             <w:r>
                               <w:rPr>
@@ -5428,7 +6798,55 @@
                                 <w:szCs w:val="18"/>
                                 <w:lang w:val="es-MX"/>
                               </w:rPr>
-                              <w:t>, Codeigniter(php), MySQL</w:t>
+                              <w:t xml:space="preserve">, </w:t>
+                            </w:r>
+                            <w:proofErr w:type="spellStart"/>
+                            <w:r>
+                              <w:rPr>
+                                <w:rFonts w:ascii="Raleway" w:hAnsi="Raleway"/>
+                                <w:color w:val="414042"/>
+                                <w:spacing w:val="-2"/>
+                                <w:sz w:val="18"/>
+                                <w:szCs w:val="18"/>
+                                <w:lang w:val="es-MX"/>
+                              </w:rPr>
+                              <w:t>Codeigniter</w:t>
+                            </w:r>
+                            <w:proofErr w:type="spellEnd"/>
+                            <w:r>
+                              <w:rPr>
+                                <w:rFonts w:ascii="Raleway" w:hAnsi="Raleway"/>
+                                <w:color w:val="414042"/>
+                                <w:spacing w:val="-2"/>
+                                <w:sz w:val="18"/>
+                                <w:szCs w:val="18"/>
+                                <w:lang w:val="es-MX"/>
+                              </w:rPr>
+                              <w:t>(</w:t>
+                            </w:r>
+                            <w:proofErr w:type="spellStart"/>
+                            <w:r>
+                              <w:rPr>
+                                <w:rFonts w:ascii="Raleway" w:hAnsi="Raleway"/>
+                                <w:color w:val="414042"/>
+                                <w:spacing w:val="-2"/>
+                                <w:sz w:val="18"/>
+                                <w:szCs w:val="18"/>
+                                <w:lang w:val="es-MX"/>
+                              </w:rPr>
+                              <w:t>php</w:t>
+                            </w:r>
+                            <w:proofErr w:type="spellEnd"/>
+                            <w:r>
+                              <w:rPr>
+                                <w:rFonts w:ascii="Raleway" w:hAnsi="Raleway"/>
+                                <w:color w:val="414042"/>
+                                <w:spacing w:val="-2"/>
+                                <w:sz w:val="18"/>
+                                <w:szCs w:val="18"/>
+                                <w:lang w:val="es-MX"/>
+                              </w:rPr>
+                              <w:t>), MySQL</w:t>
                             </w:r>
                             <w:r>
                               <w:rPr>
@@ -5440,8 +6858,20 @@
                                 <w:lang w:val="es-MX"/>
                               </w:rPr>
                               <w:br/>
+                            </w:r>
+                            <w:proofErr w:type="spellStart"/>
+                            <w:r>
+                              <w:rPr>
+                                <w:rFonts w:ascii="Raleway" w:hAnsi="Raleway"/>
+                                <w:color w:val="414042"/>
+                                <w:spacing w:val="-2"/>
+                                <w:sz w:val="18"/>
+                                <w:szCs w:val="18"/>
+                                <w:lang w:val="es-MX"/>
+                              </w:rPr>
                               <w:t>Kubernates</w:t>
                             </w:r>
+                            <w:proofErr w:type="spellEnd"/>
                             <w:r>
                               <w:rPr>
                                 <w:rFonts w:ascii="Raleway" w:hAnsi="Raleway"/>
@@ -5554,7 +6984,79 @@
                                 <w:szCs w:val="18"/>
                                 <w:lang w:val="es-MX"/>
                               </w:rPr>
-                              <w:t>Diseño arquitecturas de infraestructura en AWS y desarrollo soluciones automatizadas mediante Infrastructure as Code (IaC), utilizando Terraform para la creación, despliegue y gestión de entornos en la nube de forma reproducible y escalable en el sector Financiero CMS,</w:t>
+                              <w:t xml:space="preserve">Diseño arquitecturas de infraestructura en AWS y desarrollo soluciones automatizadas mediante </w:t>
+                            </w:r>
+                            <w:proofErr w:type="spellStart"/>
+                            <w:r>
+                              <w:rPr>
+                                <w:rFonts w:ascii="Raleway" w:hAnsi="Raleway"/>
+                                <w:color w:val="414042"/>
+                                <w:spacing w:val="-2"/>
+                                <w:sz w:val="18"/>
+                                <w:szCs w:val="18"/>
+                                <w:lang w:val="es-MX"/>
+                              </w:rPr>
+                              <w:t>Infrastructure</w:t>
+                            </w:r>
+                            <w:proofErr w:type="spellEnd"/>
+                            <w:r>
+                              <w:rPr>
+                                <w:rFonts w:ascii="Raleway" w:hAnsi="Raleway"/>
+                                <w:color w:val="414042"/>
+                                <w:spacing w:val="-2"/>
+                                <w:sz w:val="18"/>
+                                <w:szCs w:val="18"/>
+                                <w:lang w:val="es-MX"/>
+                              </w:rPr>
+                              <w:t xml:space="preserve"> as Code (</w:t>
+                            </w:r>
+                            <w:proofErr w:type="spellStart"/>
+                            <w:r>
+                              <w:rPr>
+                                <w:rFonts w:ascii="Raleway" w:hAnsi="Raleway"/>
+                                <w:color w:val="414042"/>
+                                <w:spacing w:val="-2"/>
+                                <w:sz w:val="18"/>
+                                <w:szCs w:val="18"/>
+                                <w:lang w:val="es-MX"/>
+                              </w:rPr>
+                              <w:t>IaC</w:t>
+                            </w:r>
+                            <w:proofErr w:type="spellEnd"/>
+                            <w:r>
+                              <w:rPr>
+                                <w:rFonts w:ascii="Raleway" w:hAnsi="Raleway"/>
+                                <w:color w:val="414042"/>
+                                <w:spacing w:val="-2"/>
+                                <w:sz w:val="18"/>
+                                <w:szCs w:val="18"/>
+                                <w:lang w:val="es-MX"/>
+                              </w:rPr>
+                              <w:t xml:space="preserve">), utilizando </w:t>
+                            </w:r>
+                            <w:proofErr w:type="spellStart"/>
+                            <w:r>
+                              <w:rPr>
+                                <w:rFonts w:ascii="Raleway" w:hAnsi="Raleway"/>
+                                <w:color w:val="414042"/>
+                                <w:spacing w:val="-2"/>
+                                <w:sz w:val="18"/>
+                                <w:szCs w:val="18"/>
+                                <w:lang w:val="es-MX"/>
+                              </w:rPr>
+                              <w:t>Terraform</w:t>
+                            </w:r>
+                            <w:proofErr w:type="spellEnd"/>
+                            <w:r>
+                              <w:rPr>
+                                <w:rFonts w:ascii="Raleway" w:hAnsi="Raleway"/>
+                                <w:color w:val="414042"/>
+                                <w:spacing w:val="-2"/>
+                                <w:sz w:val="18"/>
+                                <w:szCs w:val="18"/>
+                                <w:lang w:val="es-MX"/>
+                              </w:rPr>
+                              <w:t xml:space="preserve"> para la creación, despliegue y gestión de entornos en la nube de forma reproducible y escalable en el sector Financiero CMS,</w:t>
                             </w:r>
                             <w:r>
                               <w:rPr>
@@ -5589,16 +7091,29 @@
                               </w:rPr>
                               <w:t xml:space="preserve"> </w:t>
                             </w:r>
-                            <w:r>
-                              <w:rPr>
-                                <w:rFonts w:ascii="Raleway" w:hAnsi="Raleway"/>
-                                <w:color w:val="414042"/>
-                                <w:spacing w:val="-2"/>
-                                <w:sz w:val="18"/>
-                                <w:szCs w:val="18"/>
-                                <w:lang w:val="es-MX"/>
-                              </w:rPr>
-                              <w:t>Onboarding .</w:t>
+                            <w:proofErr w:type="spellStart"/>
+                            <w:r>
+                              <w:rPr>
+                                <w:rFonts w:ascii="Raleway" w:hAnsi="Raleway"/>
+                                <w:color w:val="414042"/>
+                                <w:spacing w:val="-2"/>
+                                <w:sz w:val="18"/>
+                                <w:szCs w:val="18"/>
+                                <w:lang w:val="es-MX"/>
+                              </w:rPr>
+                              <w:t>Onboarding</w:t>
+                            </w:r>
+                            <w:proofErr w:type="spellEnd"/>
+                            <w:r>
+                              <w:rPr>
+                                <w:rFonts w:ascii="Raleway" w:hAnsi="Raleway"/>
+                                <w:color w:val="414042"/>
+                                <w:spacing w:val="-2"/>
+                                <w:sz w:val="18"/>
+                                <w:szCs w:val="18"/>
+                                <w:lang w:val="es-MX"/>
+                              </w:rPr>
+                              <w:t xml:space="preserve"> .</w:t>
                             </w:r>
                           </w:p>
                           <w:p>
@@ -5622,7 +7137,31 @@
                                 <w:szCs w:val="18"/>
                                 <w:lang w:val="es-MX"/>
                               </w:rPr>
-                              <w:t>Desarrollo de aplicaciones Java y microservicios con Spring Boot, empaquetados en contenedores Docker y desplegados en Kubernetes (EKS).</w:t>
+                              <w:t xml:space="preserve">Desarrollo de aplicaciones Java y microservicios con Spring Boot, empaquetados en contenedores Docker y desplegados en </w:t>
+                            </w:r>
+                            <w:proofErr w:type="spellStart"/>
+                            <w:r>
+                              <w:rPr>
+                                <w:rFonts w:ascii="Raleway" w:hAnsi="Raleway"/>
+                                <w:color w:val="414042"/>
+                                <w:spacing w:val="-2"/>
+                                <w:sz w:val="18"/>
+                                <w:szCs w:val="18"/>
+                                <w:lang w:val="es-MX"/>
+                              </w:rPr>
+                              <w:t>Kubernetes</w:t>
+                            </w:r>
+                            <w:proofErr w:type="spellEnd"/>
+                            <w:r>
+                              <w:rPr>
+                                <w:rFonts w:ascii="Raleway" w:hAnsi="Raleway"/>
+                                <w:color w:val="414042"/>
+                                <w:spacing w:val="-2"/>
+                                <w:sz w:val="18"/>
+                                <w:szCs w:val="18"/>
+                                <w:lang w:val="es-MX"/>
+                              </w:rPr>
+                              <w:t xml:space="preserve"> (EKS).</w:t>
                             </w:r>
                           </w:p>
                           <w:p>
@@ -5741,8 +7280,21 @@
                           <w:szCs w:val="18"/>
                           <w:lang w:val="es-MX"/>
                         </w:rPr>
-                        <w:t xml:space="preserve"> – Bancoppel</w:t>
-                      </w:r>
+                        <w:t xml:space="preserve"> – </w:t>
+                      </w:r>
+                      <w:proofErr w:type="spellStart"/>
+                      <w:r>
+                        <w:rPr>
+                          <w:rFonts w:ascii="Raleway" w:hAnsi="Raleway"/>
+                          <w:color w:val="414042"/>
+                          <w:spacing w:val="-2"/>
+                          <w:sz w:val="18"/>
+                          <w:szCs w:val="18"/>
+                          <w:lang w:val="es-MX"/>
+                        </w:rPr>
+                        <w:t>Bancoppel</w:t>
+                      </w:r>
+                      <w:proofErr w:type="spellEnd"/>
                       <w:r>
                         <w:rPr>
                           <w:rFonts w:ascii="Raleway" w:hAnsi="Raleway"/>
@@ -5766,16 +7318,29 @@
                         <w:br/>
                         <w:t>AWS (</w:t>
                       </w:r>
-                      <w:r>
-                        <w:rPr>
-                          <w:rFonts w:ascii="Raleway" w:hAnsi="Raleway"/>
-                          <w:color w:val="414042"/>
-                          <w:spacing w:val="-2"/>
-                          <w:sz w:val="18"/>
-                          <w:szCs w:val="18"/>
-                          <w:lang w:val="es-MX"/>
-                        </w:rPr>
-                        <w:t>Networking, servicios de infraestructura</w:t>
+                      <w:proofErr w:type="spellStart"/>
+                      <w:r>
+                        <w:rPr>
+                          <w:rFonts w:ascii="Raleway" w:hAnsi="Raleway"/>
+                          <w:color w:val="414042"/>
+                          <w:spacing w:val="-2"/>
+                          <w:sz w:val="18"/>
+                          <w:szCs w:val="18"/>
+                          <w:lang w:val="es-MX"/>
+                        </w:rPr>
+                        <w:t>Networking</w:t>
+                      </w:r>
+                      <w:proofErr w:type="spellEnd"/>
+                      <w:r>
+                        <w:rPr>
+                          <w:rFonts w:ascii="Raleway" w:hAnsi="Raleway"/>
+                          <w:color w:val="414042"/>
+                          <w:spacing w:val="-2"/>
+                          <w:sz w:val="18"/>
+                          <w:szCs w:val="18"/>
+                          <w:lang w:val="es-MX"/>
+                        </w:rPr>
+                        <w:t>, servicios de infraestructura</w:t>
                       </w:r>
                       <w:r>
                         <w:rPr>
@@ -5821,7 +7386,55 @@
                           <w:szCs w:val="18"/>
                           <w:lang w:val="es-MX"/>
                         </w:rPr>
-                        <w:t>, Codeigniter(php), MySQL</w:t>
+                        <w:t xml:space="preserve">, </w:t>
+                      </w:r>
+                      <w:proofErr w:type="spellStart"/>
+                      <w:r>
+                        <w:rPr>
+                          <w:rFonts w:ascii="Raleway" w:hAnsi="Raleway"/>
+                          <w:color w:val="414042"/>
+                          <w:spacing w:val="-2"/>
+                          <w:sz w:val="18"/>
+                          <w:szCs w:val="18"/>
+                          <w:lang w:val="es-MX"/>
+                        </w:rPr>
+                        <w:t>Codeigniter</w:t>
+                      </w:r>
+                      <w:proofErr w:type="spellEnd"/>
+                      <w:r>
+                        <w:rPr>
+                          <w:rFonts w:ascii="Raleway" w:hAnsi="Raleway"/>
+                          <w:color w:val="414042"/>
+                          <w:spacing w:val="-2"/>
+                          <w:sz w:val="18"/>
+                          <w:szCs w:val="18"/>
+                          <w:lang w:val="es-MX"/>
+                        </w:rPr>
+                        <w:t>(</w:t>
+                      </w:r>
+                      <w:proofErr w:type="spellStart"/>
+                      <w:r>
+                        <w:rPr>
+                          <w:rFonts w:ascii="Raleway" w:hAnsi="Raleway"/>
+                          <w:color w:val="414042"/>
+                          <w:spacing w:val="-2"/>
+                          <w:sz w:val="18"/>
+                          <w:szCs w:val="18"/>
+                          <w:lang w:val="es-MX"/>
+                        </w:rPr>
+                        <w:t>php</w:t>
+                      </w:r>
+                      <w:proofErr w:type="spellEnd"/>
+                      <w:r>
+                        <w:rPr>
+                          <w:rFonts w:ascii="Raleway" w:hAnsi="Raleway"/>
+                          <w:color w:val="414042"/>
+                          <w:spacing w:val="-2"/>
+                          <w:sz w:val="18"/>
+                          <w:szCs w:val="18"/>
+                          <w:lang w:val="es-MX"/>
+                        </w:rPr>
+                        <w:t>), MySQL</w:t>
                       </w:r>
                       <w:r>
                         <w:rPr>
@@ -5833,8 +7446,20 @@
                           <w:lang w:val="es-MX"/>
                         </w:rPr>
                         <w:br/>
+                      </w:r>
+                      <w:proofErr w:type="spellStart"/>
+                      <w:r>
+                        <w:rPr>
+                          <w:rFonts w:ascii="Raleway" w:hAnsi="Raleway"/>
+                          <w:color w:val="414042"/>
+                          <w:spacing w:val="-2"/>
+                          <w:sz w:val="18"/>
+                          <w:szCs w:val="18"/>
+                          <w:lang w:val="es-MX"/>
+                        </w:rPr>
                         <w:t>Kubernates</w:t>
                       </w:r>
+                      <w:proofErr w:type="spellEnd"/>
                       <w:r>
                         <w:rPr>
                           <w:rFonts w:ascii="Raleway" w:hAnsi="Raleway"/>
@@ -5947,7 +7572,79 @@
                           <w:szCs w:val="18"/>
                           <w:lang w:val="es-MX"/>
                         </w:rPr>
-                        <w:t>Diseño arquitecturas de infraestructura en AWS y desarrollo soluciones automatizadas mediante Infrastructure as Code (IaC), utilizando Terraform para la creación, despliegue y gestión de entornos en la nube de forma reproducible y escalable en el sector Financiero CMS,</w:t>
+                        <w:t xml:space="preserve">Diseño arquitecturas de infraestructura en AWS y desarrollo soluciones automatizadas mediante </w:t>
+                      </w:r>
+                      <w:proofErr w:type="spellStart"/>
+                      <w:r>
+                        <w:rPr>
+                          <w:rFonts w:ascii="Raleway" w:hAnsi="Raleway"/>
+                          <w:color w:val="414042"/>
+                          <w:spacing w:val="-2"/>
+                          <w:sz w:val="18"/>
+                          <w:szCs w:val="18"/>
+                          <w:lang w:val="es-MX"/>
+                        </w:rPr>
+                        <w:t>Infrastructure</w:t>
+                      </w:r>
+                      <w:proofErr w:type="spellEnd"/>
+                      <w:r>
+                        <w:rPr>
+                          <w:rFonts w:ascii="Raleway" w:hAnsi="Raleway"/>
+                          <w:color w:val="414042"/>
+                          <w:spacing w:val="-2"/>
+                          <w:sz w:val="18"/>
+                          <w:szCs w:val="18"/>
+                          <w:lang w:val="es-MX"/>
+                        </w:rPr>
+                        <w:t xml:space="preserve"> as Code (</w:t>
+                      </w:r>
+                      <w:proofErr w:type="spellStart"/>
+                      <w:r>
+                        <w:rPr>
+                          <w:rFonts w:ascii="Raleway" w:hAnsi="Raleway"/>
+                          <w:color w:val="414042"/>
+                          <w:spacing w:val="-2"/>
+                          <w:sz w:val="18"/>
+                          <w:szCs w:val="18"/>
+                          <w:lang w:val="es-MX"/>
+                        </w:rPr>
+                        <w:t>IaC</w:t>
+                      </w:r>
+                      <w:proofErr w:type="spellEnd"/>
+                      <w:r>
+                        <w:rPr>
+                          <w:rFonts w:ascii="Raleway" w:hAnsi="Raleway"/>
+                          <w:color w:val="414042"/>
+                          <w:spacing w:val="-2"/>
+                          <w:sz w:val="18"/>
+                          <w:szCs w:val="18"/>
+                          <w:lang w:val="es-MX"/>
+                        </w:rPr>
+                        <w:t xml:space="preserve">), utilizando </w:t>
+                      </w:r>
+                      <w:proofErr w:type="spellStart"/>
+                      <w:r>
+                        <w:rPr>
+                          <w:rFonts w:ascii="Raleway" w:hAnsi="Raleway"/>
+                          <w:color w:val="414042"/>
+                          <w:spacing w:val="-2"/>
+                          <w:sz w:val="18"/>
+                          <w:szCs w:val="18"/>
+                          <w:lang w:val="es-MX"/>
+                        </w:rPr>
+                        <w:t>Terraform</w:t>
+                      </w:r>
+                      <w:proofErr w:type="spellEnd"/>
+                      <w:r>
+                        <w:rPr>
+                          <w:rFonts w:ascii="Raleway" w:hAnsi="Raleway"/>
+                          <w:color w:val="414042"/>
+                          <w:spacing w:val="-2"/>
+                          <w:sz w:val="18"/>
+                          <w:szCs w:val="18"/>
+                          <w:lang w:val="es-MX"/>
+                        </w:rPr>
+                        <w:t xml:space="preserve"> para la creación, despliegue y gestión de entornos en la nube de forma reproducible y escalable en el sector Financiero CMS,</w:t>
                       </w:r>
                       <w:r>
                         <w:rPr>
@@ -5982,16 +7679,29 @@
                         </w:rPr>
                         <w:t xml:space="preserve"> </w:t>
                       </w:r>
-                      <w:r>
-                        <w:rPr>
-                          <w:rFonts w:ascii="Raleway" w:hAnsi="Raleway"/>
-                          <w:color w:val="414042"/>
-                          <w:spacing w:val="-2"/>
-                          <w:sz w:val="18"/>
-                          <w:szCs w:val="18"/>
-                          <w:lang w:val="es-MX"/>
-                        </w:rPr>
-                        <w:t>Onboarding .</w:t>
+                      <w:proofErr w:type="spellStart"/>
+                      <w:r>
+                        <w:rPr>
+                          <w:rFonts w:ascii="Raleway" w:hAnsi="Raleway"/>
+                          <w:color w:val="414042"/>
+                          <w:spacing w:val="-2"/>
+                          <w:sz w:val="18"/>
+                          <w:szCs w:val="18"/>
+                          <w:lang w:val="es-MX"/>
+                        </w:rPr>
+                        <w:t>Onboarding</w:t>
+                      </w:r>
+                      <w:proofErr w:type="spellEnd"/>
+                      <w:r>
+                        <w:rPr>
+                          <w:rFonts w:ascii="Raleway" w:hAnsi="Raleway"/>
+                          <w:color w:val="414042"/>
+                          <w:spacing w:val="-2"/>
+                          <w:sz w:val="18"/>
+                          <w:szCs w:val="18"/>
+                          <w:lang w:val="es-MX"/>
+                        </w:rPr>
+                        <w:t xml:space="preserve"> .</w:t>
                       </w:r>
                     </w:p>
                     <w:p>
@@ -6015,7 +7725,31 @@
                           <w:szCs w:val="18"/>
                           <w:lang w:val="es-MX"/>
                         </w:rPr>
-                        <w:t>Desarrollo de aplicaciones Java y microservicios con Spring Boot, empaquetados en contenedores Docker y desplegados en Kubernetes (EKS).</w:t>
+                        <w:t xml:space="preserve">Desarrollo de aplicaciones Java y microservicios con Spring Boot, empaquetados en contenedores Docker y desplegados en </w:t>
+                      </w:r>
+                      <w:proofErr w:type="spellStart"/>
+                      <w:r>
+                        <w:rPr>
+                          <w:rFonts w:ascii="Raleway" w:hAnsi="Raleway"/>
+                          <w:color w:val="414042"/>
+                          <w:spacing w:val="-2"/>
+                          <w:sz w:val="18"/>
+                          <w:szCs w:val="18"/>
+                          <w:lang w:val="es-MX"/>
+                        </w:rPr>
+                        <w:t>Kubernetes</w:t>
+                      </w:r>
+                      <w:proofErr w:type="spellEnd"/>
+                      <w:r>
+                        <w:rPr>
+                          <w:rFonts w:ascii="Raleway" w:hAnsi="Raleway"/>
+                          <w:color w:val="414042"/>
+                          <w:spacing w:val="-2"/>
+                          <w:sz w:val="18"/>
+                          <w:szCs w:val="18"/>
+                          <w:lang w:val="es-MX"/>
+                        </w:rPr>
+                        <w:t xml:space="preserve"> (EKS).</w:t>
                       </w:r>
                     </w:p>
                     <w:p>
@@ -6168,6 +7902,7 @@
                               </w:rPr>
                               <w:t xml:space="preserve"> </w:t>
                             </w:r>
+                            <w:proofErr w:type="spellStart"/>
                             <w:r>
                               <w:rPr>
                                 <w:rFonts w:ascii="Raleway SemiBold" w:hAnsi="Raleway SemiBold"/>
@@ -6177,6 +7912,7 @@
                               </w:rPr>
                               <w:t>Febrero</w:t>
                             </w:r>
+                            <w:proofErr w:type="spellEnd"/>
                             <w:r>
                               <w:rPr>
                                 <w:rFonts w:ascii="Raleway SemiBold" w:hAnsi="Raleway SemiBold"/>
@@ -6311,6 +8047,7 @@
                         </w:rPr>
                         <w:t xml:space="preserve"> </w:t>
                       </w:r>
+                      <w:proofErr w:type="spellStart"/>
                       <w:r>
                         <w:rPr>
                           <w:rFonts w:ascii="Raleway SemiBold" w:hAnsi="Raleway SemiBold"/>
@@ -6320,6 +8057,7 @@
                         </w:rPr>
                         <w:t>Febrero</w:t>
                       </w:r>
+                      <w:proofErr w:type="spellEnd"/>
                       <w:r>
                         <w:rPr>
                           <w:rFonts w:ascii="Raleway SemiBold" w:hAnsi="Raleway SemiBold"/>
@@ -6532,6 +8270,9 @@
     <w:p/>
     <w:p>
       <w:r>
+        <w:rPr>
+          <w:noProof/>
+        </w:rPr>
         <w:drawing>
           <wp:anchor distT="0" distB="0" distL="114300" distR="114300" simplePos="0" relativeHeight="251856896" behindDoc="0" locked="0" layoutInCell="1" allowOverlap="1" wp14:anchorId="2FF7DC44" wp14:editId="46FAC42F">
             <wp:simplePos x="0" y="0"/>
@@ -6972,6 +8713,7 @@
                               </w:rPr>
                               <w:t xml:space="preserve"> – </w:t>
                             </w:r>
+                            <w:proofErr w:type="spellStart"/>
                             <w:r>
                               <w:rPr>
                                 <w:rFonts w:ascii="Roboto Medium" w:hAnsi="Roboto Medium"/>
@@ -6981,6 +8723,7 @@
                               </w:rPr>
                               <w:t>Enero</w:t>
                             </w:r>
+                            <w:proofErr w:type="spellEnd"/>
                             <w:r>
                               <w:rPr>
                                 <w:rFonts w:ascii="Roboto Medium" w:hAnsi="Roboto Medium"/>
@@ -7106,6 +8849,7 @@
                         </w:rPr>
                         <w:t xml:space="preserve"> – </w:t>
                       </w:r>
+                      <w:proofErr w:type="spellStart"/>
                       <w:r>
                         <w:rPr>
                           <w:rFonts w:ascii="Roboto Medium" w:hAnsi="Roboto Medium"/>
@@ -7115,6 +8859,7 @@
                         </w:rPr>
                         <w:t>Enero</w:t>
                       </w:r>
+                      <w:proofErr w:type="spellEnd"/>
                       <w:r>
                         <w:rPr>
                           <w:rFonts w:ascii="Roboto Medium" w:hAnsi="Roboto Medium"/>
@@ -7641,7 +9386,31 @@
                                 <w:szCs w:val="18"/>
                                 <w:lang w:val="es-MX"/>
                               </w:rPr>
-                              <w:t>Desarrollo de un proyecto estratégico internacional para Willis Towers Watson (WTW) , con especial enfoque en el mercado colombiano y su sector financiero. Mi responsabilidad principal fue diseñar y desarrollar un módulo integral para la gestión de créditos, desde la evaluación inicial hasta la entrega final, adaptándolo a las regulaciones y prácticas locales de Colombia. Esto incluyó la aplicación de algoritmos de evaluación de prospectos, sistemas de cálculo de comisiones y la facilitación de la gestión documental acorde a los requisitos colombianos.</w:t>
+                              <w:t>Desarrollo de un proyecto estratégico internacional para Willis Towers Watson (WTW</w:t>
+                            </w:r>
+                            <w:proofErr w:type="gramStart"/>
+                            <w:r>
+                              <w:rPr>
+                                <w:rFonts w:ascii="Raleway" w:hAnsi="Raleway"/>
+                                <w:color w:val="414042"/>
+                                <w:spacing w:val="-2"/>
+                                <w:sz w:val="18"/>
+                                <w:szCs w:val="18"/>
+                                <w:lang w:val="es-MX"/>
+                              </w:rPr>
+                              <w:t>) ,</w:t>
+                            </w:r>
+                            <w:proofErr w:type="gramEnd"/>
+                            <w:r>
+                              <w:rPr>
+                                <w:rFonts w:ascii="Raleway" w:hAnsi="Raleway"/>
+                                <w:color w:val="414042"/>
+                                <w:spacing w:val="-2"/>
+                                <w:sz w:val="18"/>
+                                <w:szCs w:val="18"/>
+                                <w:lang w:val="es-MX"/>
+                              </w:rPr>
+                              <w:t xml:space="preserve"> con especial enfoque en el mercado colombiano y su sector financiero. Mi responsabilidad principal fue diseñar y desarrollar un módulo integral para la gestión de créditos, desde la evaluación inicial hasta la entrega final, adaptándolo a las regulaciones y prácticas locales de Colombia. Esto incluyó la aplicación de algoritmos de evaluación de prospectos, sistemas de cálculo de comisiones y la facilitación de la gestión documental acorde a los requisitos colombianos.</w:t>
                             </w:r>
                           </w:p>
                           <w:p>
@@ -7865,7 +9634,31 @@
                                 <w:szCs w:val="18"/>
                                 <w:lang w:val="es-MX"/>
                               </w:rPr>
-                              <w:t>(DevExpress)</w:t>
+                              <w:t>(</w:t>
+                            </w:r>
+                            <w:proofErr w:type="spellStart"/>
+                            <w:r>
+                              <w:rPr>
+                                <w:rFonts w:ascii="Raleway" w:hAnsi="Raleway"/>
+                                <w:color w:val="414042"/>
+                                <w:spacing w:val="-2"/>
+                                <w:sz w:val="18"/>
+                                <w:szCs w:val="18"/>
+                                <w:lang w:val="es-MX"/>
+                              </w:rPr>
+                              <w:t>DevExpress</w:t>
+                            </w:r>
+                            <w:proofErr w:type="spellEnd"/>
+                            <w:r>
+                              <w:rPr>
+                                <w:rFonts w:ascii="Raleway" w:hAnsi="Raleway"/>
+                                <w:color w:val="414042"/>
+                                <w:spacing w:val="-2"/>
+                                <w:sz w:val="18"/>
+                                <w:szCs w:val="18"/>
+                                <w:lang w:val="es-MX"/>
+                              </w:rPr>
+                              <w:t>)</w:t>
                             </w:r>
                           </w:p>
                           <w:p>
@@ -8000,7 +9793,31 @@
                           <w:szCs w:val="18"/>
                           <w:lang w:val="es-MX"/>
                         </w:rPr>
-                        <w:t>Desarrollo de un proyecto estratégico internacional para Willis Towers Watson (WTW) , con especial enfoque en el mercado colombiano y su sector financiero. Mi responsabilidad principal fue diseñar y desarrollar un módulo integral para la gestión de créditos, desde la evaluación inicial hasta la entrega final, adaptándolo a las regulaciones y prácticas locales de Colombia. Esto incluyó la aplicación de algoritmos de evaluación de prospectos, sistemas de cálculo de comisiones y la facilitación de la gestión documental acorde a los requisitos colombianos.</w:t>
+                        <w:t>Desarrollo de un proyecto estratégico internacional para Willis Towers Watson (WTW</w:t>
+                      </w:r>
+                      <w:proofErr w:type="gramStart"/>
+                      <w:r>
+                        <w:rPr>
+                          <w:rFonts w:ascii="Raleway" w:hAnsi="Raleway"/>
+                          <w:color w:val="414042"/>
+                          <w:spacing w:val="-2"/>
+                          <w:sz w:val="18"/>
+                          <w:szCs w:val="18"/>
+                          <w:lang w:val="es-MX"/>
+                        </w:rPr>
+                        <w:t>) ,</w:t>
+                      </w:r>
+                      <w:proofErr w:type="gramEnd"/>
+                      <w:r>
+                        <w:rPr>
+                          <w:rFonts w:ascii="Raleway" w:hAnsi="Raleway"/>
+                          <w:color w:val="414042"/>
+                          <w:spacing w:val="-2"/>
+                          <w:sz w:val="18"/>
+                          <w:szCs w:val="18"/>
+                          <w:lang w:val="es-MX"/>
+                        </w:rPr>
+                        <w:t xml:space="preserve"> con especial enfoque en el mercado colombiano y su sector financiero. Mi responsabilidad principal fue diseñar y desarrollar un módulo integral para la gestión de créditos, desde la evaluación inicial hasta la entrega final, adaptándolo a las regulaciones y prácticas locales de Colombia. Esto incluyó la aplicación de algoritmos de evaluación de prospectos, sistemas de cálculo de comisiones y la facilitación de la gestión documental acorde a los requisitos colombianos.</w:t>
                       </w:r>
                     </w:p>
                     <w:p>
@@ -8224,7 +10041,31 @@
                           <w:szCs w:val="18"/>
                           <w:lang w:val="es-MX"/>
                         </w:rPr>
-                        <w:t>(DevExpress)</w:t>
+                        <w:t>(</w:t>
+                      </w:r>
+                      <w:proofErr w:type="spellStart"/>
+                      <w:r>
+                        <w:rPr>
+                          <w:rFonts w:ascii="Raleway" w:hAnsi="Raleway"/>
+                          <w:color w:val="414042"/>
+                          <w:spacing w:val="-2"/>
+                          <w:sz w:val="18"/>
+                          <w:szCs w:val="18"/>
+                          <w:lang w:val="es-MX"/>
+                        </w:rPr>
+                        <w:t>DevExpress</w:t>
+                      </w:r>
+                      <w:proofErr w:type="spellEnd"/>
+                      <w:r>
+                        <w:rPr>
+                          <w:rFonts w:ascii="Raleway" w:hAnsi="Raleway"/>
+                          <w:color w:val="414042"/>
+                          <w:spacing w:val="-2"/>
+                          <w:sz w:val="18"/>
+                          <w:szCs w:val="18"/>
+                          <w:lang w:val="es-MX"/>
+                        </w:rPr>
+                        <w:t>)</w:t>
                       </w:r>
                     </w:p>
                     <w:p>
@@ -8343,7 +10184,35 @@
                                 <w:szCs w:val="18"/>
                                 <w:lang w:val="es-MX"/>
                               </w:rPr>
-                              <w:t>PROYECTO SUAP (Sistema unico de administración de préstamos)</w:t>
+                              <w:t xml:space="preserve">PROYECTO SUAP (Sistema </w:t>
+                            </w:r>
+                            <w:proofErr w:type="spellStart"/>
+                            <w:r>
+                              <w:rPr>
+                                <w:rFonts w:ascii="Raleway" w:hAnsi="Raleway"/>
+                                <w:i/>
+                                <w:iCs/>
+                                <w:color w:val="414042"/>
+                                <w:spacing w:val="-2"/>
+                                <w:sz w:val="18"/>
+                                <w:szCs w:val="18"/>
+                                <w:lang w:val="es-MX"/>
+                              </w:rPr>
+                              <w:t>unico</w:t>
+                            </w:r>
+                            <w:proofErr w:type="spellEnd"/>
+                            <w:r>
+                              <w:rPr>
+                                <w:rFonts w:ascii="Raleway" w:hAnsi="Raleway"/>
+                                <w:i/>
+                                <w:iCs/>
+                                <w:color w:val="414042"/>
+                                <w:spacing w:val="-2"/>
+                                <w:sz w:val="18"/>
+                                <w:szCs w:val="18"/>
+                                <w:lang w:val="es-MX"/>
+                              </w:rPr>
+                              <w:t xml:space="preserve"> de administración de préstamos)</w:t>
                             </w:r>
                           </w:p>
                           <w:p>
@@ -8384,7 +10253,31 @@
                                 <w:szCs w:val="18"/>
                                 <w:lang w:val="es-MX"/>
                               </w:rPr>
-                              <w:t>Durante mi participación en un proyecto para el Instituto Mexicano del Seguro Social (IMSS) , contribuí al desarrollo de un módulo de reestructuración de crédito destinado a jubilados y trabajadores del personal del IMSS a nivel nacional. Este módulo permitió la transferencia de créditos entre instituciones financieras, la gestión automatizada de documentación y la generación de reportes personalizados. Mi rol incluyó la implementación de características clave, así como garantizar la eficiencia operativa y la seguridad de los datos.</w:t>
+                              <w:t>Durante mi participación en un proyecto para el Instituto Mexicano del Seguro Social (IMSS</w:t>
+                            </w:r>
+                            <w:proofErr w:type="gramStart"/>
+                            <w:r>
+                              <w:rPr>
+                                <w:rFonts w:ascii="Raleway" w:hAnsi="Raleway"/>
+                                <w:color w:val="414042"/>
+                                <w:spacing w:val="-2"/>
+                                <w:sz w:val="18"/>
+                                <w:szCs w:val="18"/>
+                                <w:lang w:val="es-MX"/>
+                              </w:rPr>
+                              <w:t>) ,</w:t>
+                            </w:r>
+                            <w:proofErr w:type="gramEnd"/>
+                            <w:r>
+                              <w:rPr>
+                                <w:rFonts w:ascii="Raleway" w:hAnsi="Raleway"/>
+                                <w:color w:val="414042"/>
+                                <w:spacing w:val="-2"/>
+                                <w:sz w:val="18"/>
+                                <w:szCs w:val="18"/>
+                                <w:lang w:val="es-MX"/>
+                              </w:rPr>
+                              <w:t xml:space="preserve"> contribuí al desarrollo de un módulo de reestructuración de crédito destinado a jubilados y trabajadores del personal del IMSS a nivel nacional. Este módulo permitió la transferencia de créditos entre instituciones financieras, la gestión automatizada de documentación y la generación de reportes personalizados. Mi rol incluyó la implementación de características clave, así como garantizar la eficiencia operativa y la seguridad de los datos.</w:t>
                             </w:r>
                           </w:p>
                           <w:p>
@@ -8495,7 +10388,31 @@
                                 <w:szCs w:val="18"/>
                                 <w:lang w:val="es-MX"/>
                               </w:rPr>
-                              <w:t>Desarrollo de aplicaciones express, node.js, angular.</w:t>
+                              <w:t xml:space="preserve">Desarrollo de aplicaciones </w:t>
+                            </w:r>
+                            <w:proofErr w:type="spellStart"/>
+                            <w:r>
+                              <w:rPr>
+                                <w:rFonts w:ascii="Raleway" w:hAnsi="Raleway"/>
+                                <w:color w:val="414042"/>
+                                <w:spacing w:val="-2"/>
+                                <w:sz w:val="18"/>
+                                <w:szCs w:val="18"/>
+                                <w:lang w:val="es-MX"/>
+                              </w:rPr>
+                              <w:t>express</w:t>
+                            </w:r>
+                            <w:proofErr w:type="spellEnd"/>
+                            <w:r>
+                              <w:rPr>
+                                <w:rFonts w:ascii="Raleway" w:hAnsi="Raleway"/>
+                                <w:color w:val="414042"/>
+                                <w:spacing w:val="-2"/>
+                                <w:sz w:val="18"/>
+                                <w:szCs w:val="18"/>
+                                <w:lang w:val="es-MX"/>
+                              </w:rPr>
+                              <w:t>, node.js, angular.</w:t>
                             </w:r>
                           </w:p>
                           <w:p>
@@ -8524,7 +10441,55 @@
                                 <w:szCs w:val="18"/>
                                 <w:lang w:val="es-MX"/>
                               </w:rPr>
-                              <w:t>Desarrollo de aplicaciones Java WEB: microservicios REST (MicroProfile, Maven), reportes JasperReports.</w:t>
+                              <w:t>Desarrollo de aplicaciones Java WEB: microservicios REST (</w:t>
+                            </w:r>
+                            <w:proofErr w:type="spellStart"/>
+                            <w:r>
+                              <w:rPr>
+                                <w:rFonts w:ascii="Raleway" w:hAnsi="Raleway"/>
+                                <w:color w:val="414042"/>
+                                <w:spacing w:val="-2"/>
+                                <w:sz w:val="18"/>
+                                <w:szCs w:val="18"/>
+                                <w:lang w:val="es-MX"/>
+                              </w:rPr>
+                              <w:t>MicroProfile</w:t>
+                            </w:r>
+                            <w:proofErr w:type="spellEnd"/>
+                            <w:r>
+                              <w:rPr>
+                                <w:rFonts w:ascii="Raleway" w:hAnsi="Raleway"/>
+                                <w:color w:val="414042"/>
+                                <w:spacing w:val="-2"/>
+                                <w:sz w:val="18"/>
+                                <w:szCs w:val="18"/>
+                                <w:lang w:val="es-MX"/>
+                              </w:rPr>
+                              <w:t xml:space="preserve">, Maven), reportes </w:t>
+                            </w:r>
+                            <w:proofErr w:type="spellStart"/>
+                            <w:r>
+                              <w:rPr>
+                                <w:rFonts w:ascii="Raleway" w:hAnsi="Raleway"/>
+                                <w:color w:val="414042"/>
+                                <w:spacing w:val="-2"/>
+                                <w:sz w:val="18"/>
+                                <w:szCs w:val="18"/>
+                                <w:lang w:val="es-MX"/>
+                              </w:rPr>
+                              <w:t>JasperReports</w:t>
+                            </w:r>
+                            <w:proofErr w:type="spellEnd"/>
+                            <w:r>
+                              <w:rPr>
+                                <w:rFonts w:ascii="Raleway" w:hAnsi="Raleway"/>
+                                <w:color w:val="414042"/>
+                                <w:spacing w:val="-2"/>
+                                <w:sz w:val="18"/>
+                                <w:szCs w:val="18"/>
+                                <w:lang w:val="es-MX"/>
+                              </w:rPr>
+                              <w:t>.</w:t>
                             </w:r>
                           </w:p>
                           <w:p>
@@ -8553,7 +10518,55 @@
                                 <w:szCs w:val="18"/>
                                 <w:lang w:val="es-MX"/>
                               </w:rPr>
-                              <w:t>Servidores: Apache, WildFly, Node.js, Ngenx.</w:t>
+                              <w:t xml:space="preserve">Servidores: Apache, </w:t>
+                            </w:r>
+                            <w:proofErr w:type="spellStart"/>
+                            <w:r>
+                              <w:rPr>
+                                <w:rFonts w:ascii="Raleway" w:hAnsi="Raleway"/>
+                                <w:color w:val="414042"/>
+                                <w:spacing w:val="-2"/>
+                                <w:sz w:val="18"/>
+                                <w:szCs w:val="18"/>
+                                <w:lang w:val="es-MX"/>
+                              </w:rPr>
+                              <w:t>WildFly</w:t>
+                            </w:r>
+                            <w:proofErr w:type="spellEnd"/>
+                            <w:r>
+                              <w:rPr>
+                                <w:rFonts w:ascii="Raleway" w:hAnsi="Raleway"/>
+                                <w:color w:val="414042"/>
+                                <w:spacing w:val="-2"/>
+                                <w:sz w:val="18"/>
+                                <w:szCs w:val="18"/>
+                                <w:lang w:val="es-MX"/>
+                              </w:rPr>
+                              <w:t xml:space="preserve">, Node.js, </w:t>
+                            </w:r>
+                            <w:proofErr w:type="spellStart"/>
+                            <w:r>
+                              <w:rPr>
+                                <w:rFonts w:ascii="Raleway" w:hAnsi="Raleway"/>
+                                <w:color w:val="414042"/>
+                                <w:spacing w:val="-2"/>
+                                <w:sz w:val="18"/>
+                                <w:szCs w:val="18"/>
+                                <w:lang w:val="es-MX"/>
+                              </w:rPr>
+                              <w:t>Ngenx</w:t>
+                            </w:r>
+                            <w:proofErr w:type="spellEnd"/>
+                            <w:r>
+                              <w:rPr>
+                                <w:rFonts w:ascii="Raleway" w:hAnsi="Raleway"/>
+                                <w:color w:val="414042"/>
+                                <w:spacing w:val="-2"/>
+                                <w:sz w:val="18"/>
+                                <w:szCs w:val="18"/>
+                                <w:lang w:val="es-MX"/>
+                              </w:rPr>
+                              <w:t>.</w:t>
                             </w:r>
                           </w:p>
                           <w:p>
@@ -8664,7 +10677,35 @@
                           <w:szCs w:val="18"/>
                           <w:lang w:val="es-MX"/>
                         </w:rPr>
-                        <w:t>PROYECTO SUAP (Sistema unico de administración de préstamos)</w:t>
+                        <w:t xml:space="preserve">PROYECTO SUAP (Sistema </w:t>
+                      </w:r>
+                      <w:proofErr w:type="spellStart"/>
+                      <w:r>
+                        <w:rPr>
+                          <w:rFonts w:ascii="Raleway" w:hAnsi="Raleway"/>
+                          <w:i/>
+                          <w:iCs/>
+                          <w:color w:val="414042"/>
+                          <w:spacing w:val="-2"/>
+                          <w:sz w:val="18"/>
+                          <w:szCs w:val="18"/>
+                          <w:lang w:val="es-MX"/>
+                        </w:rPr>
+                        <w:t>unico</w:t>
+                      </w:r>
+                      <w:proofErr w:type="spellEnd"/>
+                      <w:r>
+                        <w:rPr>
+                          <w:rFonts w:ascii="Raleway" w:hAnsi="Raleway"/>
+                          <w:i/>
+                          <w:iCs/>
+                          <w:color w:val="414042"/>
+                          <w:spacing w:val="-2"/>
+                          <w:sz w:val="18"/>
+                          <w:szCs w:val="18"/>
+                          <w:lang w:val="es-MX"/>
+                        </w:rPr>
+                        <w:t xml:space="preserve"> de administración de préstamos)</w:t>
                       </w:r>
                     </w:p>
                     <w:p>
@@ -8705,7 +10746,31 @@
                           <w:szCs w:val="18"/>
                           <w:lang w:val="es-MX"/>
                         </w:rPr>
-                        <w:t>Durante mi participación en un proyecto para el Instituto Mexicano del Seguro Social (IMSS) , contribuí al desarrollo de un módulo de reestructuración de crédito destinado a jubilados y trabajadores del personal del IMSS a nivel nacional. Este módulo permitió la transferencia de créditos entre instituciones financieras, la gestión automatizada de documentación y la generación de reportes personalizados. Mi rol incluyó la implementación de características clave, así como garantizar la eficiencia operativa y la seguridad de los datos.</w:t>
+                        <w:t>Durante mi participación en un proyecto para el Instituto Mexicano del Seguro Social (IMSS</w:t>
+                      </w:r>
+                      <w:proofErr w:type="gramStart"/>
+                      <w:r>
+                        <w:rPr>
+                          <w:rFonts w:ascii="Raleway" w:hAnsi="Raleway"/>
+                          <w:color w:val="414042"/>
+                          <w:spacing w:val="-2"/>
+                          <w:sz w:val="18"/>
+                          <w:szCs w:val="18"/>
+                          <w:lang w:val="es-MX"/>
+                        </w:rPr>
+                        <w:t>) ,</w:t>
+                      </w:r>
+                      <w:proofErr w:type="gramEnd"/>
+                      <w:r>
+                        <w:rPr>
+                          <w:rFonts w:ascii="Raleway" w:hAnsi="Raleway"/>
+                          <w:color w:val="414042"/>
+                          <w:spacing w:val="-2"/>
+                          <w:sz w:val="18"/>
+                          <w:szCs w:val="18"/>
+                          <w:lang w:val="es-MX"/>
+                        </w:rPr>
+                        <w:t xml:space="preserve"> contribuí al desarrollo de un módulo de reestructuración de crédito destinado a jubilados y trabajadores del personal del IMSS a nivel nacional. Este módulo permitió la transferencia de créditos entre instituciones financieras, la gestión automatizada de documentación y la generación de reportes personalizados. Mi rol incluyó la implementación de características clave, así como garantizar la eficiencia operativa y la seguridad de los datos.</w:t>
                       </w:r>
                     </w:p>
                     <w:p>
@@ -8816,7 +10881,31 @@
                           <w:szCs w:val="18"/>
                           <w:lang w:val="es-MX"/>
                         </w:rPr>
-                        <w:t>Desarrollo de aplicaciones express, node.js, angular.</w:t>
+                        <w:t xml:space="preserve">Desarrollo de aplicaciones </w:t>
+                      </w:r>
+                      <w:proofErr w:type="spellStart"/>
+                      <w:r>
+                        <w:rPr>
+                          <w:rFonts w:ascii="Raleway" w:hAnsi="Raleway"/>
+                          <w:color w:val="414042"/>
+                          <w:spacing w:val="-2"/>
+                          <w:sz w:val="18"/>
+                          <w:szCs w:val="18"/>
+                          <w:lang w:val="es-MX"/>
+                        </w:rPr>
+                        <w:t>express</w:t>
+                      </w:r>
+                      <w:proofErr w:type="spellEnd"/>
+                      <w:r>
+                        <w:rPr>
+                          <w:rFonts w:ascii="Raleway" w:hAnsi="Raleway"/>
+                          <w:color w:val="414042"/>
+                          <w:spacing w:val="-2"/>
+                          <w:sz w:val="18"/>
+                          <w:szCs w:val="18"/>
+                          <w:lang w:val="es-MX"/>
+                        </w:rPr>
+                        <w:t>, node.js, angular.</w:t>
                       </w:r>
                     </w:p>
                     <w:p>
@@ -8845,7 +10934,55 @@
                           <w:szCs w:val="18"/>
                           <w:lang w:val="es-MX"/>
                         </w:rPr>
-                        <w:t>Desarrollo de aplicaciones Java WEB: microservicios REST (MicroProfile, Maven), reportes JasperReports.</w:t>
+                        <w:t>Desarrollo de aplicaciones Java WEB: microservicios REST (</w:t>
+                      </w:r>
+                      <w:proofErr w:type="spellStart"/>
+                      <w:r>
+                        <w:rPr>
+                          <w:rFonts w:ascii="Raleway" w:hAnsi="Raleway"/>
+                          <w:color w:val="414042"/>
+                          <w:spacing w:val="-2"/>
+                          <w:sz w:val="18"/>
+                          <w:szCs w:val="18"/>
+                          <w:lang w:val="es-MX"/>
+                        </w:rPr>
+                        <w:t>MicroProfile</w:t>
+                      </w:r>
+                      <w:proofErr w:type="spellEnd"/>
+                      <w:r>
+                        <w:rPr>
+                          <w:rFonts w:ascii="Raleway" w:hAnsi="Raleway"/>
+                          <w:color w:val="414042"/>
+                          <w:spacing w:val="-2"/>
+                          <w:sz w:val="18"/>
+                          <w:szCs w:val="18"/>
+                          <w:lang w:val="es-MX"/>
+                        </w:rPr>
+                        <w:t xml:space="preserve">, Maven), reportes </w:t>
+                      </w:r>
+                      <w:proofErr w:type="spellStart"/>
+                      <w:r>
+                        <w:rPr>
+                          <w:rFonts w:ascii="Raleway" w:hAnsi="Raleway"/>
+                          <w:color w:val="414042"/>
+                          <w:spacing w:val="-2"/>
+                          <w:sz w:val="18"/>
+                          <w:szCs w:val="18"/>
+                          <w:lang w:val="es-MX"/>
+                        </w:rPr>
+                        <w:t>JasperReports</w:t>
+                      </w:r>
+                      <w:proofErr w:type="spellEnd"/>
+                      <w:r>
+                        <w:rPr>
+                          <w:rFonts w:ascii="Raleway" w:hAnsi="Raleway"/>
+                          <w:color w:val="414042"/>
+                          <w:spacing w:val="-2"/>
+                          <w:sz w:val="18"/>
+                          <w:szCs w:val="18"/>
+                          <w:lang w:val="es-MX"/>
+                        </w:rPr>
+                        <w:t>.</w:t>
                       </w:r>
                     </w:p>
                     <w:p>
@@ -8874,7 +11011,55 @@
                           <w:szCs w:val="18"/>
                           <w:lang w:val="es-MX"/>
                         </w:rPr>
-                        <w:t>Servidores: Apache, WildFly, Node.js, Ngenx.</w:t>
+                        <w:t xml:space="preserve">Servidores: Apache, </w:t>
+                      </w:r>
+                      <w:proofErr w:type="spellStart"/>
+                      <w:r>
+                        <w:rPr>
+                          <w:rFonts w:ascii="Raleway" w:hAnsi="Raleway"/>
+                          <w:color w:val="414042"/>
+                          <w:spacing w:val="-2"/>
+                          <w:sz w:val="18"/>
+                          <w:szCs w:val="18"/>
+                          <w:lang w:val="es-MX"/>
+                        </w:rPr>
+                        <w:t>WildFly</w:t>
+                      </w:r>
+                      <w:proofErr w:type="spellEnd"/>
+                      <w:r>
+                        <w:rPr>
+                          <w:rFonts w:ascii="Raleway" w:hAnsi="Raleway"/>
+                          <w:color w:val="414042"/>
+                          <w:spacing w:val="-2"/>
+                          <w:sz w:val="18"/>
+                          <w:szCs w:val="18"/>
+                          <w:lang w:val="es-MX"/>
+                        </w:rPr>
+                        <w:t xml:space="preserve">, Node.js, </w:t>
+                      </w:r>
+                      <w:proofErr w:type="spellStart"/>
+                      <w:r>
+                        <w:rPr>
+                          <w:rFonts w:ascii="Raleway" w:hAnsi="Raleway"/>
+                          <w:color w:val="414042"/>
+                          <w:spacing w:val="-2"/>
+                          <w:sz w:val="18"/>
+                          <w:szCs w:val="18"/>
+                          <w:lang w:val="es-MX"/>
+                        </w:rPr>
+                        <w:t>Ngenx</w:t>
+                      </w:r>
+                      <w:proofErr w:type="spellEnd"/>
+                      <w:r>
+                        <w:rPr>
+                          <w:rFonts w:ascii="Raleway" w:hAnsi="Raleway"/>
+                          <w:color w:val="414042"/>
+                          <w:spacing w:val="-2"/>
+                          <w:sz w:val="18"/>
+                          <w:szCs w:val="18"/>
+                          <w:lang w:val="es-MX"/>
+                        </w:rPr>
+                        <w:t>.</w:t>
                       </w:r>
                     </w:p>
                     <w:p>
@@ -9228,6 +11413,7 @@
                               </w:rPr>
                               <w:t xml:space="preserve"> </w:t>
                             </w:r>
+                            <w:proofErr w:type="spellStart"/>
                             <w:r>
                               <w:rPr>
                                 <w:rFonts w:ascii="Raleway" w:hAnsi="Raleway"/>
@@ -9239,6 +11425,7 @@
                               </w:rPr>
                               <w:t>Biossmann</w:t>
                             </w:r>
+                            <w:proofErr w:type="spellEnd"/>
                             <w:r>
                               <w:rPr>
                                 <w:rFonts w:ascii="Raleway" w:hAnsi="Raleway"/>
@@ -9250,6 +11437,7 @@
                               </w:rPr>
                               <w:t xml:space="preserve">, </w:t>
                             </w:r>
+                            <w:proofErr w:type="spellStart"/>
                             <w:r>
                               <w:rPr>
                                 <w:rFonts w:ascii="Raleway" w:hAnsi="Raleway"/>
@@ -9261,6 +11449,7 @@
                               </w:rPr>
                               <w:t>Casaplarre</w:t>
                             </w:r>
+                            <w:proofErr w:type="spellEnd"/>
                             <w:r>
                               <w:rPr>
                                 <w:rFonts w:ascii="Raleway" w:hAnsi="Raleway"/>
@@ -9294,6 +11483,7 @@
                               </w:rPr>
                               <w:t xml:space="preserve">, </w:t>
                             </w:r>
+                            <w:proofErr w:type="spellStart"/>
                             <w:r>
                               <w:rPr>
                                 <w:rFonts w:ascii="Raleway" w:hAnsi="Raleway"/>
@@ -9305,6 +11495,7 @@
                               </w:rPr>
                               <w:t>Totems</w:t>
                             </w:r>
+                            <w:proofErr w:type="spellEnd"/>
                           </w:p>
                         </w:txbxContent>
                       </wps:txbx>
@@ -9575,6 +11766,7 @@
                         </w:rPr>
                         <w:t xml:space="preserve"> </w:t>
                       </w:r>
+                      <w:proofErr w:type="spellStart"/>
                       <w:r>
                         <w:rPr>
                           <w:rFonts w:ascii="Raleway" w:hAnsi="Raleway"/>
@@ -9586,6 +11778,7 @@
                         </w:rPr>
                         <w:t>Biossmann</w:t>
                       </w:r>
+                      <w:proofErr w:type="spellEnd"/>
                       <w:r>
                         <w:rPr>
                           <w:rFonts w:ascii="Raleway" w:hAnsi="Raleway"/>
@@ -9597,6 +11790,7 @@
                         </w:rPr>
                         <w:t xml:space="preserve">, </w:t>
                       </w:r>
+                      <w:proofErr w:type="spellStart"/>
                       <w:r>
                         <w:rPr>
                           <w:rFonts w:ascii="Raleway" w:hAnsi="Raleway"/>
@@ -9608,6 +11802,7 @@
                         </w:rPr>
                         <w:t>Casaplarre</w:t>
                       </w:r>
+                      <w:proofErr w:type="spellEnd"/>
                       <w:r>
                         <w:rPr>
                           <w:rFonts w:ascii="Raleway" w:hAnsi="Raleway"/>
@@ -9641,6 +11836,7 @@
                         </w:rPr>
                         <w:t xml:space="preserve">, </w:t>
                       </w:r>
+                      <w:proofErr w:type="spellStart"/>
                       <w:r>
                         <w:rPr>
                           <w:rFonts w:ascii="Raleway" w:hAnsi="Raleway"/>
@@ -9652,6 +11848,7 @@
                         </w:rPr>
                         <w:t>Totems</w:t>
                       </w:r>
+                      <w:proofErr w:type="spellEnd"/>
                     </w:p>
                   </w:txbxContent>
                 </v:textbox>
@@ -9728,7 +11925,127 @@
                                 <w:szCs w:val="18"/>
                                 <w:lang w:val="es-MX"/>
                               </w:rPr>
-                              <w:t>Automatización de Procesos o Tareas en Java (Maven, commons cli, Zip4j, commons io fileutils, Joda-Time)</w:t>
+                              <w:t xml:space="preserve">Automatización de Procesos o Tareas en Java (Maven, </w:t>
+                            </w:r>
+                            <w:proofErr w:type="spellStart"/>
+                            <w:r>
+                              <w:rPr>
+                                <w:rFonts w:ascii="Raleway" w:hAnsi="Raleway"/>
+                                <w:color w:val="414042"/>
+                                <w:spacing w:val="-2"/>
+                                <w:sz w:val="18"/>
+                                <w:szCs w:val="18"/>
+                                <w:lang w:val="es-MX"/>
+                              </w:rPr>
+                              <w:t>commons</w:t>
+                            </w:r>
+                            <w:proofErr w:type="spellEnd"/>
+                            <w:r>
+                              <w:rPr>
+                                <w:rFonts w:ascii="Raleway" w:hAnsi="Raleway"/>
+                                <w:color w:val="414042"/>
+                                <w:spacing w:val="-2"/>
+                                <w:sz w:val="18"/>
+                                <w:szCs w:val="18"/>
+                                <w:lang w:val="es-MX"/>
+                              </w:rPr>
+                              <w:t xml:space="preserve"> </w:t>
+                            </w:r>
+                            <w:proofErr w:type="spellStart"/>
+                            <w:r>
+                              <w:rPr>
+                                <w:rFonts w:ascii="Raleway" w:hAnsi="Raleway"/>
+                                <w:color w:val="414042"/>
+                                <w:spacing w:val="-2"/>
+                                <w:sz w:val="18"/>
+                                <w:szCs w:val="18"/>
+                                <w:lang w:val="es-MX"/>
+                              </w:rPr>
+                              <w:t>cli</w:t>
+                            </w:r>
+                            <w:proofErr w:type="spellEnd"/>
+                            <w:r>
+                              <w:rPr>
+                                <w:rFonts w:ascii="Raleway" w:hAnsi="Raleway"/>
+                                <w:color w:val="414042"/>
+                                <w:spacing w:val="-2"/>
+                                <w:sz w:val="18"/>
+                                <w:szCs w:val="18"/>
+                                <w:lang w:val="es-MX"/>
+                              </w:rPr>
+                              <w:t xml:space="preserve">, Zip4j, </w:t>
+                            </w:r>
+                            <w:proofErr w:type="spellStart"/>
+                            <w:r>
+                              <w:rPr>
+                                <w:rFonts w:ascii="Raleway" w:hAnsi="Raleway"/>
+                                <w:color w:val="414042"/>
+                                <w:spacing w:val="-2"/>
+                                <w:sz w:val="18"/>
+                                <w:szCs w:val="18"/>
+                                <w:lang w:val="es-MX"/>
+                              </w:rPr>
+                              <w:t>commons</w:t>
+                            </w:r>
+                            <w:proofErr w:type="spellEnd"/>
+                            <w:r>
+                              <w:rPr>
+                                <w:rFonts w:ascii="Raleway" w:hAnsi="Raleway"/>
+                                <w:color w:val="414042"/>
+                                <w:spacing w:val="-2"/>
+                                <w:sz w:val="18"/>
+                                <w:szCs w:val="18"/>
+                                <w:lang w:val="es-MX"/>
+                              </w:rPr>
+                              <w:t xml:space="preserve"> </w:t>
+                            </w:r>
+                            <w:proofErr w:type="spellStart"/>
+                            <w:r>
+                              <w:rPr>
+                                <w:rFonts w:ascii="Raleway" w:hAnsi="Raleway"/>
+                                <w:color w:val="414042"/>
+                                <w:spacing w:val="-2"/>
+                                <w:sz w:val="18"/>
+                                <w:szCs w:val="18"/>
+                                <w:lang w:val="es-MX"/>
+                              </w:rPr>
+                              <w:t>io</w:t>
+                            </w:r>
+                            <w:proofErr w:type="spellEnd"/>
+                            <w:r>
+                              <w:rPr>
+                                <w:rFonts w:ascii="Raleway" w:hAnsi="Raleway"/>
+                                <w:color w:val="414042"/>
+                                <w:spacing w:val="-2"/>
+                                <w:sz w:val="18"/>
+                                <w:szCs w:val="18"/>
+                                <w:lang w:val="es-MX"/>
+                              </w:rPr>
+                              <w:t xml:space="preserve"> </w:t>
+                            </w:r>
+                            <w:proofErr w:type="spellStart"/>
+                            <w:r>
+                              <w:rPr>
+                                <w:rFonts w:ascii="Raleway" w:hAnsi="Raleway"/>
+                                <w:color w:val="414042"/>
+                                <w:spacing w:val="-2"/>
+                                <w:sz w:val="18"/>
+                                <w:szCs w:val="18"/>
+                                <w:lang w:val="es-MX"/>
+                              </w:rPr>
+                              <w:t>fileutils</w:t>
+                            </w:r>
+                            <w:proofErr w:type="spellEnd"/>
+                            <w:r>
+                              <w:rPr>
+                                <w:rFonts w:ascii="Raleway" w:hAnsi="Raleway"/>
+                                <w:color w:val="414042"/>
+                                <w:spacing w:val="-2"/>
+                                <w:sz w:val="18"/>
+                                <w:szCs w:val="18"/>
+                                <w:lang w:val="es-MX"/>
+                              </w:rPr>
+                              <w:t>, Joda-Time)</w:t>
                             </w:r>
                           </w:p>
                           <w:p>
@@ -9758,8 +12075,69 @@
                                 <w:szCs w:val="18"/>
                                 <w:lang w:val="es-MX"/>
                               </w:rPr>
-                              <w:t>Actualizaciones Frontend y Backend de sitios Web en Wordpress</w:t>
-                            </w:r>
+                              <w:t xml:space="preserve">Actualizaciones </w:t>
+                            </w:r>
+                            <w:proofErr w:type="spellStart"/>
+                            <w:r>
+                              <w:rPr>
+                                <w:rFonts w:ascii="Raleway" w:hAnsi="Raleway"/>
+                                <w:color w:val="414042"/>
+                                <w:spacing w:val="-2"/>
+                                <w:sz w:val="18"/>
+                                <w:szCs w:val="18"/>
+                                <w:lang w:val="es-MX"/>
+                              </w:rPr>
+                              <w:t>Frontend</w:t>
+                            </w:r>
+                            <w:proofErr w:type="spellEnd"/>
+                            <w:r>
+                              <w:rPr>
+                                <w:rFonts w:ascii="Raleway" w:hAnsi="Raleway"/>
+                                <w:color w:val="414042"/>
+                                <w:spacing w:val="-2"/>
+                                <w:sz w:val="18"/>
+                                <w:szCs w:val="18"/>
+                                <w:lang w:val="es-MX"/>
+                              </w:rPr>
+                              <w:t xml:space="preserve"> y </w:t>
+                            </w:r>
+                            <w:proofErr w:type="spellStart"/>
+                            <w:r>
+                              <w:rPr>
+                                <w:rFonts w:ascii="Raleway" w:hAnsi="Raleway"/>
+                                <w:color w:val="414042"/>
+                                <w:spacing w:val="-2"/>
+                                <w:sz w:val="18"/>
+                                <w:szCs w:val="18"/>
+                                <w:lang w:val="es-MX"/>
+                              </w:rPr>
+                              <w:t>Backend</w:t>
+                            </w:r>
+                            <w:proofErr w:type="spellEnd"/>
+                            <w:r>
+                              <w:rPr>
+                                <w:rFonts w:ascii="Raleway" w:hAnsi="Raleway"/>
+                                <w:color w:val="414042"/>
+                                <w:spacing w:val="-2"/>
+                                <w:sz w:val="18"/>
+                                <w:szCs w:val="18"/>
+                                <w:lang w:val="es-MX"/>
+                              </w:rPr>
+                              <w:t xml:space="preserve"> de sitios Web en </w:t>
+                            </w:r>
+                            <w:proofErr w:type="spellStart"/>
+                            <w:r>
+                              <w:rPr>
+                                <w:rFonts w:ascii="Raleway" w:hAnsi="Raleway"/>
+                                <w:color w:val="414042"/>
+                                <w:spacing w:val="-2"/>
+                                <w:sz w:val="18"/>
+                                <w:szCs w:val="18"/>
+                                <w:lang w:val="es-MX"/>
+                              </w:rPr>
+                              <w:t>Wordpress</w:t>
+                            </w:r>
+                            <w:proofErr w:type="spellEnd"/>
                           </w:p>
                           <w:p>
                             <w:pPr>
@@ -9878,7 +12256,31 @@
                                 <w:szCs w:val="18"/>
                                 <w:lang w:val="es-MX"/>
                               </w:rPr>
-                              <w:t>Programación de sistemas web en PHP (Codeigniter y Lara</w:t>
+                              <w:t>Programación de sistemas web en PHP (</w:t>
+                            </w:r>
+                            <w:proofErr w:type="spellStart"/>
+                            <w:r>
+                              <w:rPr>
+                                <w:rFonts w:ascii="Raleway" w:hAnsi="Raleway"/>
+                                <w:color w:val="414042"/>
+                                <w:spacing w:val="-2"/>
+                                <w:sz w:val="18"/>
+                                <w:szCs w:val="18"/>
+                                <w:lang w:val="es-MX"/>
+                              </w:rPr>
+                              <w:t>Codeigniter</w:t>
+                            </w:r>
+                            <w:proofErr w:type="spellEnd"/>
+                            <w:r>
+                              <w:rPr>
+                                <w:rFonts w:ascii="Raleway" w:hAnsi="Raleway"/>
+                                <w:color w:val="414042"/>
+                                <w:spacing w:val="-2"/>
+                                <w:sz w:val="18"/>
+                                <w:szCs w:val="18"/>
+                                <w:lang w:val="es-MX"/>
+                              </w:rPr>
+                              <w:t xml:space="preserve"> y Lara</w:t>
                             </w:r>
                             <w:r>
                               <w:rPr>
@@ -10065,6 +12467,7 @@
                               </w:rPr>
                               <w:t xml:space="preserve">, </w:t>
                             </w:r>
+                            <w:proofErr w:type="spellStart"/>
                             <w:r>
                               <w:rPr>
                                 <w:rFonts w:ascii="Raleway" w:hAnsi="Raleway"/>
@@ -10076,6 +12479,7 @@
                               </w:rPr>
                               <w:t>Fovissste</w:t>
                             </w:r>
+                            <w:proofErr w:type="spellEnd"/>
                             <w:r>
                               <w:rPr>
                                 <w:rFonts w:ascii="Raleway" w:hAnsi="Raleway"/>
@@ -10109,6 +12513,7 @@
                               </w:rPr>
                               <w:t xml:space="preserve">, </w:t>
                             </w:r>
+                            <w:proofErr w:type="spellStart"/>
                             <w:r>
                               <w:rPr>
                                 <w:rFonts w:ascii="Raleway" w:hAnsi="Raleway"/>
@@ -10120,6 +12525,7 @@
                               </w:rPr>
                               <w:t>Mejoravit</w:t>
                             </w:r>
+                            <w:proofErr w:type="spellEnd"/>
                             <w:r>
                               <w:rPr>
                                 <w:rFonts w:ascii="Raleway" w:hAnsi="Raleway"/>
@@ -10184,7 +12590,127 @@
                           <w:szCs w:val="18"/>
                           <w:lang w:val="es-MX"/>
                         </w:rPr>
-                        <w:t>Automatización de Procesos o Tareas en Java (Maven, commons cli, Zip4j, commons io fileutils, Joda-Time)</w:t>
+                        <w:t xml:space="preserve">Automatización de Procesos o Tareas en Java (Maven, </w:t>
+                      </w:r>
+                      <w:proofErr w:type="spellStart"/>
+                      <w:r>
+                        <w:rPr>
+                          <w:rFonts w:ascii="Raleway" w:hAnsi="Raleway"/>
+                          <w:color w:val="414042"/>
+                          <w:spacing w:val="-2"/>
+                          <w:sz w:val="18"/>
+                          <w:szCs w:val="18"/>
+                          <w:lang w:val="es-MX"/>
+                        </w:rPr>
+                        <w:t>commons</w:t>
+                      </w:r>
+                      <w:proofErr w:type="spellEnd"/>
+                      <w:r>
+                        <w:rPr>
+                          <w:rFonts w:ascii="Raleway" w:hAnsi="Raleway"/>
+                          <w:color w:val="414042"/>
+                          <w:spacing w:val="-2"/>
+                          <w:sz w:val="18"/>
+                          <w:szCs w:val="18"/>
+                          <w:lang w:val="es-MX"/>
+                        </w:rPr>
+                        <w:t xml:space="preserve"> </w:t>
+                      </w:r>
+                      <w:proofErr w:type="spellStart"/>
+                      <w:r>
+                        <w:rPr>
+                          <w:rFonts w:ascii="Raleway" w:hAnsi="Raleway"/>
+                          <w:color w:val="414042"/>
+                          <w:spacing w:val="-2"/>
+                          <w:sz w:val="18"/>
+                          <w:szCs w:val="18"/>
+                          <w:lang w:val="es-MX"/>
+                        </w:rPr>
+                        <w:t>cli</w:t>
+                      </w:r>
+                      <w:proofErr w:type="spellEnd"/>
+                      <w:r>
+                        <w:rPr>
+                          <w:rFonts w:ascii="Raleway" w:hAnsi="Raleway"/>
+                          <w:color w:val="414042"/>
+                          <w:spacing w:val="-2"/>
+                          <w:sz w:val="18"/>
+                          <w:szCs w:val="18"/>
+                          <w:lang w:val="es-MX"/>
+                        </w:rPr>
+                        <w:t xml:space="preserve">, Zip4j, </w:t>
+                      </w:r>
+                      <w:proofErr w:type="spellStart"/>
+                      <w:r>
+                        <w:rPr>
+                          <w:rFonts w:ascii="Raleway" w:hAnsi="Raleway"/>
+                          <w:color w:val="414042"/>
+                          <w:spacing w:val="-2"/>
+                          <w:sz w:val="18"/>
+                          <w:szCs w:val="18"/>
+                          <w:lang w:val="es-MX"/>
+                        </w:rPr>
+                        <w:t>commons</w:t>
+                      </w:r>
+                      <w:proofErr w:type="spellEnd"/>
+                      <w:r>
+                        <w:rPr>
+                          <w:rFonts w:ascii="Raleway" w:hAnsi="Raleway"/>
+                          <w:color w:val="414042"/>
+                          <w:spacing w:val="-2"/>
+                          <w:sz w:val="18"/>
+                          <w:szCs w:val="18"/>
+                          <w:lang w:val="es-MX"/>
+                        </w:rPr>
+                        <w:t xml:space="preserve"> </w:t>
+                      </w:r>
+                      <w:proofErr w:type="spellStart"/>
+                      <w:r>
+                        <w:rPr>
+                          <w:rFonts w:ascii="Raleway" w:hAnsi="Raleway"/>
+                          <w:color w:val="414042"/>
+                          <w:spacing w:val="-2"/>
+                          <w:sz w:val="18"/>
+                          <w:szCs w:val="18"/>
+                          <w:lang w:val="es-MX"/>
+                        </w:rPr>
+                        <w:t>io</w:t>
+                      </w:r>
+                      <w:proofErr w:type="spellEnd"/>
+                      <w:r>
+                        <w:rPr>
+                          <w:rFonts w:ascii="Raleway" w:hAnsi="Raleway"/>
+                          <w:color w:val="414042"/>
+                          <w:spacing w:val="-2"/>
+                          <w:sz w:val="18"/>
+                          <w:szCs w:val="18"/>
+                          <w:lang w:val="es-MX"/>
+                        </w:rPr>
+                        <w:t xml:space="preserve"> </w:t>
+                      </w:r>
+                      <w:proofErr w:type="spellStart"/>
+                      <w:r>
+                        <w:rPr>
+                          <w:rFonts w:ascii="Raleway" w:hAnsi="Raleway"/>
+                          <w:color w:val="414042"/>
+                          <w:spacing w:val="-2"/>
+                          <w:sz w:val="18"/>
+                          <w:szCs w:val="18"/>
+                          <w:lang w:val="es-MX"/>
+                        </w:rPr>
+                        <w:t>fileutils</w:t>
+                      </w:r>
+                      <w:proofErr w:type="spellEnd"/>
+                      <w:r>
+                        <w:rPr>
+                          <w:rFonts w:ascii="Raleway" w:hAnsi="Raleway"/>
+                          <w:color w:val="414042"/>
+                          <w:spacing w:val="-2"/>
+                          <w:sz w:val="18"/>
+                          <w:szCs w:val="18"/>
+                          <w:lang w:val="es-MX"/>
+                        </w:rPr>
+                        <w:t>, Joda-Time)</w:t>
                       </w:r>
                     </w:p>
                     <w:p>
@@ -10214,8 +12740,69 @@
                           <w:szCs w:val="18"/>
                           <w:lang w:val="es-MX"/>
                         </w:rPr>
-                        <w:t>Actualizaciones Frontend y Backend de sitios Web en Wordpress</w:t>
-                      </w:r>
+                        <w:t xml:space="preserve">Actualizaciones </w:t>
+                      </w:r>
+                      <w:proofErr w:type="spellStart"/>
+                      <w:r>
+                        <w:rPr>
+                          <w:rFonts w:ascii="Raleway" w:hAnsi="Raleway"/>
+                          <w:color w:val="414042"/>
+                          <w:spacing w:val="-2"/>
+                          <w:sz w:val="18"/>
+                          <w:szCs w:val="18"/>
+                          <w:lang w:val="es-MX"/>
+                        </w:rPr>
+                        <w:t>Frontend</w:t>
+                      </w:r>
+                      <w:proofErr w:type="spellEnd"/>
+                      <w:r>
+                        <w:rPr>
+                          <w:rFonts w:ascii="Raleway" w:hAnsi="Raleway"/>
+                          <w:color w:val="414042"/>
+                          <w:spacing w:val="-2"/>
+                          <w:sz w:val="18"/>
+                          <w:szCs w:val="18"/>
+                          <w:lang w:val="es-MX"/>
+                        </w:rPr>
+                        <w:t xml:space="preserve"> y </w:t>
+                      </w:r>
+                      <w:proofErr w:type="spellStart"/>
+                      <w:r>
+                        <w:rPr>
+                          <w:rFonts w:ascii="Raleway" w:hAnsi="Raleway"/>
+                          <w:color w:val="414042"/>
+                          <w:spacing w:val="-2"/>
+                          <w:sz w:val="18"/>
+                          <w:szCs w:val="18"/>
+                          <w:lang w:val="es-MX"/>
+                        </w:rPr>
+                        <w:t>Backend</w:t>
+                      </w:r>
+                      <w:proofErr w:type="spellEnd"/>
+                      <w:r>
+                        <w:rPr>
+                          <w:rFonts w:ascii="Raleway" w:hAnsi="Raleway"/>
+                          <w:color w:val="414042"/>
+                          <w:spacing w:val="-2"/>
+                          <w:sz w:val="18"/>
+                          <w:szCs w:val="18"/>
+                          <w:lang w:val="es-MX"/>
+                        </w:rPr>
+                        <w:t xml:space="preserve"> de sitios Web en </w:t>
+                      </w:r>
+                      <w:proofErr w:type="spellStart"/>
+                      <w:r>
+                        <w:rPr>
+                          <w:rFonts w:ascii="Raleway" w:hAnsi="Raleway"/>
+                          <w:color w:val="414042"/>
+                          <w:spacing w:val="-2"/>
+                          <w:sz w:val="18"/>
+                          <w:szCs w:val="18"/>
+                          <w:lang w:val="es-MX"/>
+                        </w:rPr>
+                        <w:t>Wordpress</w:t>
+                      </w:r>
+                      <w:proofErr w:type="spellEnd"/>
                     </w:p>
                     <w:p>
                       <w:pPr>
@@ -10334,7 +12921,31 @@
                           <w:szCs w:val="18"/>
                           <w:lang w:val="es-MX"/>
                         </w:rPr>
-                        <w:t>Programación de sistemas web en PHP (Codeigniter y Lara</w:t>
+                        <w:t>Programación de sistemas web en PHP (</w:t>
+                      </w:r>
+                      <w:proofErr w:type="spellStart"/>
+                      <w:r>
+                        <w:rPr>
+                          <w:rFonts w:ascii="Raleway" w:hAnsi="Raleway"/>
+                          <w:color w:val="414042"/>
+                          <w:spacing w:val="-2"/>
+                          <w:sz w:val="18"/>
+                          <w:szCs w:val="18"/>
+                          <w:lang w:val="es-MX"/>
+                        </w:rPr>
+                        <w:t>Codeigniter</w:t>
+                      </w:r>
+                      <w:proofErr w:type="spellEnd"/>
+                      <w:r>
+                        <w:rPr>
+                          <w:rFonts w:ascii="Raleway" w:hAnsi="Raleway"/>
+                          <w:color w:val="414042"/>
+                          <w:spacing w:val="-2"/>
+                          <w:sz w:val="18"/>
+                          <w:szCs w:val="18"/>
+                          <w:lang w:val="es-MX"/>
+                        </w:rPr>
+                        <w:t xml:space="preserve"> y Lara</w:t>
                       </w:r>
                       <w:r>
                         <w:rPr>
@@ -10521,6 +13132,7 @@
                         </w:rPr>
                         <w:t xml:space="preserve">, </w:t>
                       </w:r>
+                      <w:proofErr w:type="spellStart"/>
                       <w:r>
                         <w:rPr>
                           <w:rFonts w:ascii="Raleway" w:hAnsi="Raleway"/>
@@ -10532,6 +13144,7 @@
                         </w:rPr>
                         <w:t>Fovissste</w:t>
                       </w:r>
+                      <w:proofErr w:type="spellEnd"/>
                       <w:r>
                         <w:rPr>
                           <w:rFonts w:ascii="Raleway" w:hAnsi="Raleway"/>
@@ -10565,6 +13178,7 @@
                         </w:rPr>
                         <w:t xml:space="preserve">, </w:t>
                       </w:r>
+                      <w:proofErr w:type="spellStart"/>
                       <w:r>
                         <w:rPr>
                           <w:rFonts w:ascii="Raleway" w:hAnsi="Raleway"/>
@@ -10576,6 +13190,7 @@
                         </w:rPr>
                         <w:t>Mejoravit</w:t>
                       </w:r>
+                      <w:proofErr w:type="spellEnd"/>
                       <w:r>
                         <w:rPr>
                           <w:rFonts w:ascii="Raleway" w:hAnsi="Raleway"/>
@@ -11512,7 +14127,31 @@
                                 <w:szCs w:val="18"/>
                                 <w:lang w:val="es-MX"/>
                               </w:rPr>
-                              <w:t>(SQL server, MySQL), no relacionales (Firebase).</w:t>
+                              <w:t>(SQL server, MySQL), no relacionales (</w:t>
+                            </w:r>
+                            <w:proofErr w:type="spellStart"/>
+                            <w:r>
+                              <w:rPr>
+                                <w:rFonts w:ascii="Raleway" w:hAnsi="Raleway"/>
+                                <w:color w:val="414042"/>
+                                <w:spacing w:val="-2"/>
+                                <w:sz w:val="18"/>
+                                <w:szCs w:val="18"/>
+                                <w:lang w:val="es-MX"/>
+                              </w:rPr>
+                              <w:t>Firebase</w:t>
+                            </w:r>
+                            <w:proofErr w:type="spellEnd"/>
+                            <w:r>
+                              <w:rPr>
+                                <w:rFonts w:ascii="Raleway" w:hAnsi="Raleway"/>
+                                <w:color w:val="414042"/>
+                                <w:spacing w:val="-2"/>
+                                <w:sz w:val="18"/>
+                                <w:szCs w:val="18"/>
+                                <w:lang w:val="es-MX"/>
+                              </w:rPr>
+                              <w:t>).</w:t>
                             </w:r>
                           </w:p>
                           <w:p>
@@ -11542,7 +14181,31 @@
                                 <w:szCs w:val="18"/>
                                 <w:lang w:val="es-MX"/>
                               </w:rPr>
-                              <w:t>Desarrollo de aplicaciones express, node.js, angular.</w:t>
+                              <w:t xml:space="preserve">Desarrollo de aplicaciones </w:t>
+                            </w:r>
+                            <w:proofErr w:type="spellStart"/>
+                            <w:r>
+                              <w:rPr>
+                                <w:rFonts w:ascii="Raleway" w:hAnsi="Raleway"/>
+                                <w:color w:val="414042"/>
+                                <w:spacing w:val="-2"/>
+                                <w:sz w:val="18"/>
+                                <w:szCs w:val="18"/>
+                                <w:lang w:val="es-MX"/>
+                              </w:rPr>
+                              <w:t>express</w:t>
+                            </w:r>
+                            <w:proofErr w:type="spellEnd"/>
+                            <w:r>
+                              <w:rPr>
+                                <w:rFonts w:ascii="Raleway" w:hAnsi="Raleway"/>
+                                <w:color w:val="414042"/>
+                                <w:spacing w:val="-2"/>
+                                <w:sz w:val="18"/>
+                                <w:szCs w:val="18"/>
+                                <w:lang w:val="es-MX"/>
+                              </w:rPr>
+                              <w:t>, node.js, angular.</w:t>
                             </w:r>
                           </w:p>
                           <w:p>
@@ -11572,7 +14235,31 @@
                                 <w:szCs w:val="18"/>
                                 <w:lang w:val="es-MX"/>
                               </w:rPr>
-                              <w:t>Desarrollo de aplicaciones y servicios web (REST, SOAP) en Java Spring Boot, (Hibernate, JPA, Maven, Spring Security)</w:t>
+                              <w:t>Desarrollo de aplicaciones y servicios web (REST, SOAP) en Java Spring Boot, (</w:t>
+                            </w:r>
+                            <w:proofErr w:type="spellStart"/>
+                            <w:r>
+                              <w:rPr>
+                                <w:rFonts w:ascii="Raleway" w:hAnsi="Raleway"/>
+                                <w:color w:val="414042"/>
+                                <w:spacing w:val="-2"/>
+                                <w:sz w:val="18"/>
+                                <w:szCs w:val="18"/>
+                                <w:lang w:val="es-MX"/>
+                              </w:rPr>
+                              <w:t>Hibernate</w:t>
+                            </w:r>
+                            <w:proofErr w:type="spellEnd"/>
+                            <w:r>
+                              <w:rPr>
+                                <w:rFonts w:ascii="Raleway" w:hAnsi="Raleway"/>
+                                <w:color w:val="414042"/>
+                                <w:spacing w:val="-2"/>
+                                <w:sz w:val="18"/>
+                                <w:szCs w:val="18"/>
+                                <w:lang w:val="es-MX"/>
+                              </w:rPr>
+                              <w:t>, JPA, Maven, Spring Security)</w:t>
                             </w:r>
                           </w:p>
                           <w:p>
@@ -11632,8 +14319,21 @@
                                 <w:szCs w:val="18"/>
                                 <w:lang w:val="es-MX"/>
                               </w:rPr>
-                              <w:t>Procesos SSIS ETLs</w:t>
-                            </w:r>
+                              <w:t xml:space="preserve">Procesos SSIS </w:t>
+                            </w:r>
+                            <w:proofErr w:type="spellStart"/>
+                            <w:r>
+                              <w:rPr>
+                                <w:rFonts w:ascii="Raleway" w:hAnsi="Raleway"/>
+                                <w:color w:val="414042"/>
+                                <w:spacing w:val="-2"/>
+                                <w:sz w:val="18"/>
+                                <w:szCs w:val="18"/>
+                                <w:lang w:val="es-MX"/>
+                              </w:rPr>
+                              <w:t>ETLs</w:t>
+                            </w:r>
+                            <w:proofErr w:type="spellEnd"/>
                           </w:p>
                           <w:p>
                             <w:pPr>
@@ -11662,7 +14362,55 @@
                                 <w:szCs w:val="18"/>
                                 <w:lang w:val="es-MX"/>
                               </w:rPr>
-                              <w:t>Programación de servicios y aplicaciones web PHP, Código nativo o frameworks (codeigniter)</w:t>
+                              <w:t xml:space="preserve">Programación de servicios y aplicaciones web PHP, Código nativo o </w:t>
+                            </w:r>
+                            <w:proofErr w:type="spellStart"/>
+                            <w:r>
+                              <w:rPr>
+                                <w:rFonts w:ascii="Raleway" w:hAnsi="Raleway"/>
+                                <w:color w:val="414042"/>
+                                <w:spacing w:val="-2"/>
+                                <w:sz w:val="18"/>
+                                <w:szCs w:val="18"/>
+                                <w:lang w:val="es-MX"/>
+                              </w:rPr>
+                              <w:t>frameworks</w:t>
+                            </w:r>
+                            <w:proofErr w:type="spellEnd"/>
+                            <w:r>
+                              <w:rPr>
+                                <w:rFonts w:ascii="Raleway" w:hAnsi="Raleway"/>
+                                <w:color w:val="414042"/>
+                                <w:spacing w:val="-2"/>
+                                <w:sz w:val="18"/>
+                                <w:szCs w:val="18"/>
+                                <w:lang w:val="es-MX"/>
+                              </w:rPr>
+                              <w:t xml:space="preserve"> (</w:t>
+                            </w:r>
+                            <w:proofErr w:type="spellStart"/>
+                            <w:r>
+                              <w:rPr>
+                                <w:rFonts w:ascii="Raleway" w:hAnsi="Raleway"/>
+                                <w:color w:val="414042"/>
+                                <w:spacing w:val="-2"/>
+                                <w:sz w:val="18"/>
+                                <w:szCs w:val="18"/>
+                                <w:lang w:val="es-MX"/>
+                              </w:rPr>
+                              <w:t>codeigniter</w:t>
+                            </w:r>
+                            <w:proofErr w:type="spellEnd"/>
+                            <w:r>
+                              <w:rPr>
+                                <w:rFonts w:ascii="Raleway" w:hAnsi="Raleway"/>
+                                <w:color w:val="414042"/>
+                                <w:spacing w:val="-2"/>
+                                <w:sz w:val="18"/>
+                                <w:szCs w:val="18"/>
+                                <w:lang w:val="es-MX"/>
+                              </w:rPr>
+                              <w:t>)</w:t>
                             </w:r>
                           </w:p>
                           <w:p>
@@ -11722,7 +14470,55 @@
                                 <w:szCs w:val="18"/>
                                 <w:lang w:val="es-MX"/>
                               </w:rPr>
-                              <w:t>Uso de control de versiones GIT (Manejo de GitLab, GitKraken).</w:t>
+                              <w:t xml:space="preserve">Uso de control de versiones GIT (Manejo de </w:t>
+                            </w:r>
+                            <w:proofErr w:type="spellStart"/>
+                            <w:r>
+                              <w:rPr>
+                                <w:rFonts w:ascii="Raleway" w:hAnsi="Raleway"/>
+                                <w:color w:val="414042"/>
+                                <w:spacing w:val="-2"/>
+                                <w:sz w:val="18"/>
+                                <w:szCs w:val="18"/>
+                                <w:lang w:val="es-MX"/>
+                              </w:rPr>
+                              <w:t>GitLab</w:t>
+                            </w:r>
+                            <w:proofErr w:type="spellEnd"/>
+                            <w:r>
+                              <w:rPr>
+                                <w:rFonts w:ascii="Raleway" w:hAnsi="Raleway"/>
+                                <w:color w:val="414042"/>
+                                <w:spacing w:val="-2"/>
+                                <w:sz w:val="18"/>
+                                <w:szCs w:val="18"/>
+                                <w:lang w:val="es-MX"/>
+                              </w:rPr>
+                              <w:t xml:space="preserve">, </w:t>
+                            </w:r>
+                            <w:proofErr w:type="spellStart"/>
+                            <w:r>
+                              <w:rPr>
+                                <w:rFonts w:ascii="Raleway" w:hAnsi="Raleway"/>
+                                <w:color w:val="414042"/>
+                                <w:spacing w:val="-2"/>
+                                <w:sz w:val="18"/>
+                                <w:szCs w:val="18"/>
+                                <w:lang w:val="es-MX"/>
+                              </w:rPr>
+                              <w:t>GitKraken</w:t>
+                            </w:r>
+                            <w:proofErr w:type="spellEnd"/>
+                            <w:r>
+                              <w:rPr>
+                                <w:rFonts w:ascii="Raleway" w:hAnsi="Raleway"/>
+                                <w:color w:val="414042"/>
+                                <w:spacing w:val="-2"/>
+                                <w:sz w:val="18"/>
+                                <w:szCs w:val="18"/>
+                                <w:lang w:val="es-MX"/>
+                              </w:rPr>
+                              <w:t>).</w:t>
                             </w:r>
                           </w:p>
                         </w:txbxContent>
@@ -11851,7 +14647,31 @@
                           <w:szCs w:val="18"/>
                           <w:lang w:val="es-MX"/>
                         </w:rPr>
-                        <w:t>(SQL server, MySQL), no relacionales (Firebase).</w:t>
+                        <w:t>(SQL server, MySQL), no relacionales (</w:t>
+                      </w:r>
+                      <w:proofErr w:type="spellStart"/>
+                      <w:r>
+                        <w:rPr>
+                          <w:rFonts w:ascii="Raleway" w:hAnsi="Raleway"/>
+                          <w:color w:val="414042"/>
+                          <w:spacing w:val="-2"/>
+                          <w:sz w:val="18"/>
+                          <w:szCs w:val="18"/>
+                          <w:lang w:val="es-MX"/>
+                        </w:rPr>
+                        <w:t>Firebase</w:t>
+                      </w:r>
+                      <w:proofErr w:type="spellEnd"/>
+                      <w:r>
+                        <w:rPr>
+                          <w:rFonts w:ascii="Raleway" w:hAnsi="Raleway"/>
+                          <w:color w:val="414042"/>
+                          <w:spacing w:val="-2"/>
+                          <w:sz w:val="18"/>
+                          <w:szCs w:val="18"/>
+                          <w:lang w:val="es-MX"/>
+                        </w:rPr>
+                        <w:t>).</w:t>
                       </w:r>
                     </w:p>
                     <w:p>
@@ -11881,7 +14701,31 @@
                           <w:szCs w:val="18"/>
                           <w:lang w:val="es-MX"/>
                         </w:rPr>
-                        <w:t>Desarrollo de aplicaciones express, node.js, angular.</w:t>
+                        <w:t xml:space="preserve">Desarrollo de aplicaciones </w:t>
+                      </w:r>
+                      <w:proofErr w:type="spellStart"/>
+                      <w:r>
+                        <w:rPr>
+                          <w:rFonts w:ascii="Raleway" w:hAnsi="Raleway"/>
+                          <w:color w:val="414042"/>
+                          <w:spacing w:val="-2"/>
+                          <w:sz w:val="18"/>
+                          <w:szCs w:val="18"/>
+                          <w:lang w:val="es-MX"/>
+                        </w:rPr>
+                        <w:t>express</w:t>
+                      </w:r>
+                      <w:proofErr w:type="spellEnd"/>
+                      <w:r>
+                        <w:rPr>
+                          <w:rFonts w:ascii="Raleway" w:hAnsi="Raleway"/>
+                          <w:color w:val="414042"/>
+                          <w:spacing w:val="-2"/>
+                          <w:sz w:val="18"/>
+                          <w:szCs w:val="18"/>
+                          <w:lang w:val="es-MX"/>
+                        </w:rPr>
+                        <w:t>, node.js, angular.</w:t>
                       </w:r>
                     </w:p>
                     <w:p>
@@ -11911,7 +14755,31 @@
                           <w:szCs w:val="18"/>
                           <w:lang w:val="es-MX"/>
                         </w:rPr>
-                        <w:t>Desarrollo de aplicaciones y servicios web (REST, SOAP) en Java Spring Boot, (Hibernate, JPA, Maven, Spring Security)</w:t>
+                        <w:t>Desarrollo de aplicaciones y servicios web (REST, SOAP) en Java Spring Boot, (</w:t>
+                      </w:r>
+                      <w:proofErr w:type="spellStart"/>
+                      <w:r>
+                        <w:rPr>
+                          <w:rFonts w:ascii="Raleway" w:hAnsi="Raleway"/>
+                          <w:color w:val="414042"/>
+                          <w:spacing w:val="-2"/>
+                          <w:sz w:val="18"/>
+                          <w:szCs w:val="18"/>
+                          <w:lang w:val="es-MX"/>
+                        </w:rPr>
+                        <w:t>Hibernate</w:t>
+                      </w:r>
+                      <w:proofErr w:type="spellEnd"/>
+                      <w:r>
+                        <w:rPr>
+                          <w:rFonts w:ascii="Raleway" w:hAnsi="Raleway"/>
+                          <w:color w:val="414042"/>
+                          <w:spacing w:val="-2"/>
+                          <w:sz w:val="18"/>
+                          <w:szCs w:val="18"/>
+                          <w:lang w:val="es-MX"/>
+                        </w:rPr>
+                        <w:t>, JPA, Maven, Spring Security)</w:t>
                       </w:r>
                     </w:p>
                     <w:p>
@@ -11971,8 +14839,21 @@
                           <w:szCs w:val="18"/>
                           <w:lang w:val="es-MX"/>
                         </w:rPr>
-                        <w:t>Procesos SSIS ETLs</w:t>
-                      </w:r>
+                        <w:t xml:space="preserve">Procesos SSIS </w:t>
+                      </w:r>
+                      <w:proofErr w:type="spellStart"/>
+                      <w:r>
+                        <w:rPr>
+                          <w:rFonts w:ascii="Raleway" w:hAnsi="Raleway"/>
+                          <w:color w:val="414042"/>
+                          <w:spacing w:val="-2"/>
+                          <w:sz w:val="18"/>
+                          <w:szCs w:val="18"/>
+                          <w:lang w:val="es-MX"/>
+                        </w:rPr>
+                        <w:t>ETLs</w:t>
+                      </w:r>
+                      <w:proofErr w:type="spellEnd"/>
                     </w:p>
                     <w:p>
                       <w:pPr>
@@ -12001,7 +14882,55 @@
                           <w:szCs w:val="18"/>
                           <w:lang w:val="es-MX"/>
                         </w:rPr>
-                        <w:t>Programación de servicios y aplicaciones web PHP, Código nativo o frameworks (codeigniter)</w:t>
+                        <w:t xml:space="preserve">Programación de servicios y aplicaciones web PHP, Código nativo o </w:t>
+                      </w:r>
+                      <w:proofErr w:type="spellStart"/>
+                      <w:r>
+                        <w:rPr>
+                          <w:rFonts w:ascii="Raleway" w:hAnsi="Raleway"/>
+                          <w:color w:val="414042"/>
+                          <w:spacing w:val="-2"/>
+                          <w:sz w:val="18"/>
+                          <w:szCs w:val="18"/>
+                          <w:lang w:val="es-MX"/>
+                        </w:rPr>
+                        <w:t>frameworks</w:t>
+                      </w:r>
+                      <w:proofErr w:type="spellEnd"/>
+                      <w:r>
+                        <w:rPr>
+                          <w:rFonts w:ascii="Raleway" w:hAnsi="Raleway"/>
+                          <w:color w:val="414042"/>
+                          <w:spacing w:val="-2"/>
+                          <w:sz w:val="18"/>
+                          <w:szCs w:val="18"/>
+                          <w:lang w:val="es-MX"/>
+                        </w:rPr>
+                        <w:t xml:space="preserve"> (</w:t>
+                      </w:r>
+                      <w:proofErr w:type="spellStart"/>
+                      <w:r>
+                        <w:rPr>
+                          <w:rFonts w:ascii="Raleway" w:hAnsi="Raleway"/>
+                          <w:color w:val="414042"/>
+                          <w:spacing w:val="-2"/>
+                          <w:sz w:val="18"/>
+                          <w:szCs w:val="18"/>
+                          <w:lang w:val="es-MX"/>
+                        </w:rPr>
+                        <w:t>codeigniter</w:t>
+                      </w:r>
+                      <w:proofErr w:type="spellEnd"/>
+                      <w:r>
+                        <w:rPr>
+                          <w:rFonts w:ascii="Raleway" w:hAnsi="Raleway"/>
+                          <w:color w:val="414042"/>
+                          <w:spacing w:val="-2"/>
+                          <w:sz w:val="18"/>
+                          <w:szCs w:val="18"/>
+                          <w:lang w:val="es-MX"/>
+                        </w:rPr>
+                        <w:t>)</w:t>
                       </w:r>
                     </w:p>
                     <w:p>
@@ -12061,7 +14990,55 @@
                           <w:szCs w:val="18"/>
                           <w:lang w:val="es-MX"/>
                         </w:rPr>
-                        <w:t>Uso de control de versiones GIT (Manejo de GitLab, GitKraken).</w:t>
+                        <w:t xml:space="preserve">Uso de control de versiones GIT (Manejo de </w:t>
+                      </w:r>
+                      <w:proofErr w:type="spellStart"/>
+                      <w:r>
+                        <w:rPr>
+                          <w:rFonts w:ascii="Raleway" w:hAnsi="Raleway"/>
+                          <w:color w:val="414042"/>
+                          <w:spacing w:val="-2"/>
+                          <w:sz w:val="18"/>
+                          <w:szCs w:val="18"/>
+                          <w:lang w:val="es-MX"/>
+                        </w:rPr>
+                        <w:t>GitLab</w:t>
+                      </w:r>
+                      <w:proofErr w:type="spellEnd"/>
+                      <w:r>
+                        <w:rPr>
+                          <w:rFonts w:ascii="Raleway" w:hAnsi="Raleway"/>
+                          <w:color w:val="414042"/>
+                          <w:spacing w:val="-2"/>
+                          <w:sz w:val="18"/>
+                          <w:szCs w:val="18"/>
+                          <w:lang w:val="es-MX"/>
+                        </w:rPr>
+                        <w:t xml:space="preserve">, </w:t>
+                      </w:r>
+                      <w:proofErr w:type="spellStart"/>
+                      <w:r>
+                        <w:rPr>
+                          <w:rFonts w:ascii="Raleway" w:hAnsi="Raleway"/>
+                          <w:color w:val="414042"/>
+                          <w:spacing w:val="-2"/>
+                          <w:sz w:val="18"/>
+                          <w:szCs w:val="18"/>
+                          <w:lang w:val="es-MX"/>
+                        </w:rPr>
+                        <w:t>GitKraken</w:t>
+                      </w:r>
+                      <w:proofErr w:type="spellEnd"/>
+                      <w:r>
+                        <w:rPr>
+                          <w:rFonts w:ascii="Raleway" w:hAnsi="Raleway"/>
+                          <w:color w:val="414042"/>
+                          <w:spacing w:val="-2"/>
+                          <w:sz w:val="18"/>
+                          <w:szCs w:val="18"/>
+                          <w:lang w:val="es-MX"/>
+                        </w:rPr>
+                        <w:t>).</w:t>
                       </w:r>
                     </w:p>
                   </w:txbxContent>
@@ -12148,6 +15125,7 @@
                               </w:rPr>
                               <w:t xml:space="preserve"> </w:t>
                             </w:r>
+                            <w:proofErr w:type="spellStart"/>
                             <w:r>
                               <w:rPr>
                                 <w:rFonts w:ascii="Raleway SemiBold" w:hAnsi="Raleway SemiBold"/>
@@ -12155,7 +15133,17 @@
                                 <w:sz w:val="18"/>
                                 <w:szCs w:val="18"/>
                               </w:rPr>
-                              <w:t xml:space="preserve">Septiembre </w:t>
+                              <w:t>Septiembre</w:t>
+                            </w:r>
+                            <w:proofErr w:type="spellEnd"/>
+                            <w:r>
+                              <w:rPr>
+                                <w:rFonts w:ascii="Raleway SemiBold" w:hAnsi="Raleway SemiBold"/>
+                                <w:color w:val="414042"/>
+                                <w:sz w:val="18"/>
+                                <w:szCs w:val="18"/>
+                              </w:rPr>
+                              <w:t xml:space="preserve"> </w:t>
                             </w:r>
                             <w:r>
                               <w:rPr>
@@ -12184,6 +15172,7 @@
                               </w:rPr>
                               <w:t xml:space="preserve"> </w:t>
                             </w:r>
+                            <w:proofErr w:type="spellStart"/>
                             <w:r>
                               <w:rPr>
                                 <w:rFonts w:ascii="Roboto Medium" w:hAnsi="Roboto Medium"/>
@@ -12191,7 +15180,17 @@
                                 <w:sz w:val="17"/>
                                 <w:szCs w:val="17"/>
                               </w:rPr>
-                              <w:t xml:space="preserve">Febrero </w:t>
+                              <w:t>Febrero</w:t>
+                            </w:r>
+                            <w:proofErr w:type="spellEnd"/>
+                            <w:r>
+                              <w:rPr>
+                                <w:rFonts w:ascii="Roboto Medium" w:hAnsi="Roboto Medium"/>
+                                <w:color w:val="414042"/>
+                                <w:sz w:val="17"/>
+                                <w:szCs w:val="17"/>
+                              </w:rPr>
+                              <w:t xml:space="preserve"> </w:t>
                             </w:r>
                             <w:r>
                               <w:rPr>
@@ -12264,6 +15263,7 @@
                         </w:rPr>
                         <w:t xml:space="preserve"> </w:t>
                       </w:r>
+                      <w:proofErr w:type="spellStart"/>
                       <w:r>
                         <w:rPr>
                           <w:rFonts w:ascii="Raleway SemiBold" w:hAnsi="Raleway SemiBold"/>
@@ -12271,7 +15271,17 @@
                           <w:sz w:val="18"/>
                           <w:szCs w:val="18"/>
                         </w:rPr>
-                        <w:t xml:space="preserve">Septiembre </w:t>
+                        <w:t>Septiembre</w:t>
+                      </w:r>
+                      <w:proofErr w:type="spellEnd"/>
+                      <w:r>
+                        <w:rPr>
+                          <w:rFonts w:ascii="Raleway SemiBold" w:hAnsi="Raleway SemiBold"/>
+                          <w:color w:val="414042"/>
+                          <w:sz w:val="18"/>
+                          <w:szCs w:val="18"/>
+                        </w:rPr>
+                        <w:t xml:space="preserve"> </w:t>
                       </w:r>
                       <w:r>
                         <w:rPr>
@@ -12300,6 +15310,7 @@
                         </w:rPr>
                         <w:t xml:space="preserve"> </w:t>
                       </w:r>
+                      <w:proofErr w:type="spellStart"/>
                       <w:r>
                         <w:rPr>
                           <w:rFonts w:ascii="Roboto Medium" w:hAnsi="Roboto Medium"/>
@@ -12307,7 +15318,17 @@
                           <w:sz w:val="17"/>
                           <w:szCs w:val="17"/>
                         </w:rPr>
-                        <w:t xml:space="preserve">Febrero </w:t>
+                        <w:t>Febrero</w:t>
+                      </w:r>
+                      <w:proofErr w:type="spellEnd"/>
+                      <w:r>
+                        <w:rPr>
+                          <w:rFonts w:ascii="Roboto Medium" w:hAnsi="Roboto Medium"/>
+                          <w:color w:val="414042"/>
+                          <w:sz w:val="17"/>
+                          <w:szCs w:val="17"/>
+                        </w:rPr>
+                        <w:t xml:space="preserve"> </w:t>
                       </w:r>
                       <w:r>
                         <w:rPr>
@@ -12455,8 +15476,42 @@
                                 <w:szCs w:val="18"/>
                                 <w:lang w:val="es-MX"/>
                               </w:rPr>
-                              <w:t>Aplicaciones móviles Xamarin Forms</w:t>
-                            </w:r>
+                              <w:t xml:space="preserve">Aplicaciones móviles </w:t>
+                            </w:r>
+                            <w:proofErr w:type="spellStart"/>
+                            <w:r>
+                              <w:rPr>
+                                <w:rFonts w:ascii="Raleway" w:hAnsi="Raleway"/>
+                                <w:color w:val="414042"/>
+                                <w:sz w:val="18"/>
+                                <w:szCs w:val="18"/>
+                                <w:lang w:val="es-MX"/>
+                              </w:rPr>
+                              <w:t>Xamarin</w:t>
+                            </w:r>
+                            <w:proofErr w:type="spellEnd"/>
+                            <w:r>
+                              <w:rPr>
+                                <w:rFonts w:ascii="Raleway" w:hAnsi="Raleway"/>
+                                <w:color w:val="414042"/>
+                                <w:sz w:val="18"/>
+                                <w:szCs w:val="18"/>
+                                <w:lang w:val="es-MX"/>
+                              </w:rPr>
+                              <w:t xml:space="preserve"> </w:t>
+                            </w:r>
+                            <w:proofErr w:type="spellStart"/>
+                            <w:r>
+                              <w:rPr>
+                                <w:rFonts w:ascii="Raleway" w:hAnsi="Raleway"/>
+                                <w:color w:val="414042"/>
+                                <w:sz w:val="18"/>
+                                <w:szCs w:val="18"/>
+                                <w:lang w:val="es-MX"/>
+                              </w:rPr>
+                              <w:t>Forms</w:t>
+                            </w:r>
+                            <w:proofErr w:type="spellEnd"/>
                           </w:p>
                           <w:p>
                             <w:pPr>
@@ -12536,8 +15591,42 @@
                                 <w:szCs w:val="18"/>
                                 <w:lang w:val="es-MX"/>
                               </w:rPr>
-                              <w:t>Reportes SQL Reporting Services</w:t>
-                            </w:r>
+                              <w:t xml:space="preserve">Reportes SQL </w:t>
+                            </w:r>
+                            <w:proofErr w:type="spellStart"/>
+                            <w:r>
+                              <w:rPr>
+                                <w:rFonts w:ascii="Raleway" w:hAnsi="Raleway"/>
+                                <w:color w:val="414042"/>
+                                <w:sz w:val="18"/>
+                                <w:szCs w:val="18"/>
+                                <w:lang w:val="es-MX"/>
+                              </w:rPr>
+                              <w:t>Reporting</w:t>
+                            </w:r>
+                            <w:proofErr w:type="spellEnd"/>
+                            <w:r>
+                              <w:rPr>
+                                <w:rFonts w:ascii="Raleway" w:hAnsi="Raleway"/>
+                                <w:color w:val="414042"/>
+                                <w:sz w:val="18"/>
+                                <w:szCs w:val="18"/>
+                                <w:lang w:val="es-MX"/>
+                              </w:rPr>
+                              <w:t xml:space="preserve"> </w:t>
+                            </w:r>
+                            <w:proofErr w:type="spellStart"/>
+                            <w:r>
+                              <w:rPr>
+                                <w:rFonts w:ascii="Raleway" w:hAnsi="Raleway"/>
+                                <w:color w:val="414042"/>
+                                <w:sz w:val="18"/>
+                                <w:szCs w:val="18"/>
+                                <w:lang w:val="es-MX"/>
+                              </w:rPr>
+                              <w:t>Services</w:t>
+                            </w:r>
+                            <w:proofErr w:type="spellEnd"/>
                           </w:p>
                           <w:p>
                             <w:pPr>
@@ -12563,7 +15652,51 @@
                                 <w:szCs w:val="18"/>
                                 <w:lang w:val="es-MX"/>
                               </w:rPr>
-                              <w:t>Sistemas Web a la medida ASP.NET (MVC, Entity framework)</w:t>
+                              <w:t xml:space="preserve">Sistemas Web a la medida ASP.NET (MVC, </w:t>
+                            </w:r>
+                            <w:proofErr w:type="spellStart"/>
+                            <w:r>
+                              <w:rPr>
+                                <w:rFonts w:ascii="Raleway" w:hAnsi="Raleway"/>
+                                <w:color w:val="414042"/>
+                                <w:sz w:val="18"/>
+                                <w:szCs w:val="18"/>
+                                <w:lang w:val="es-MX"/>
+                              </w:rPr>
+                              <w:t>Entity</w:t>
+                            </w:r>
+                            <w:proofErr w:type="spellEnd"/>
+                            <w:r>
+                              <w:rPr>
+                                <w:rFonts w:ascii="Raleway" w:hAnsi="Raleway"/>
+                                <w:color w:val="414042"/>
+                                <w:sz w:val="18"/>
+                                <w:szCs w:val="18"/>
+                                <w:lang w:val="es-MX"/>
+                              </w:rPr>
+                              <w:t xml:space="preserve"> </w:t>
+                            </w:r>
+                            <w:proofErr w:type="spellStart"/>
+                            <w:r>
+                              <w:rPr>
+                                <w:rFonts w:ascii="Raleway" w:hAnsi="Raleway"/>
+                                <w:color w:val="414042"/>
+                                <w:sz w:val="18"/>
+                                <w:szCs w:val="18"/>
+                                <w:lang w:val="es-MX"/>
+                              </w:rPr>
+                              <w:t>framework</w:t>
+                            </w:r>
+                            <w:proofErr w:type="spellEnd"/>
+                            <w:r>
+                              <w:rPr>
+                                <w:rFonts w:ascii="Raleway" w:hAnsi="Raleway"/>
+                                <w:color w:val="414042"/>
+                                <w:sz w:val="18"/>
+                                <w:szCs w:val="18"/>
+                                <w:lang w:val="es-MX"/>
+                              </w:rPr>
+                              <w:t>)</w:t>
                             </w:r>
                           </w:p>
                           <w:p>
@@ -12644,7 +15777,63 @@
                                 <w:szCs w:val="18"/>
                                 <w:lang w:val="es-MX"/>
                               </w:rPr>
-                              <w:t>PHP: Wordpress(Desarrollo de plugins), Servicios REST</w:t>
+                              <w:t xml:space="preserve">PHP: </w:t>
+                            </w:r>
+                            <w:proofErr w:type="spellStart"/>
+                            <w:proofErr w:type="gramStart"/>
+                            <w:r>
+                              <w:rPr>
+                                <w:rFonts w:ascii="Raleway" w:hAnsi="Raleway"/>
+                                <w:color w:val="414042"/>
+                                <w:sz w:val="18"/>
+                                <w:szCs w:val="18"/>
+                                <w:lang w:val="es-MX"/>
+                              </w:rPr>
+                              <w:t>Wordpress</w:t>
+                            </w:r>
+                            <w:proofErr w:type="spellEnd"/>
+                            <w:r>
+                              <w:rPr>
+                                <w:rFonts w:ascii="Raleway" w:hAnsi="Raleway"/>
+                                <w:color w:val="414042"/>
+                                <w:sz w:val="18"/>
+                                <w:szCs w:val="18"/>
+                                <w:lang w:val="es-MX"/>
+                              </w:rPr>
+                              <w:t>(</w:t>
+                            </w:r>
+                            <w:proofErr w:type="gramEnd"/>
+                            <w:r>
+                              <w:rPr>
+                                <w:rFonts w:ascii="Raleway" w:hAnsi="Raleway"/>
+                                <w:color w:val="414042"/>
+                                <w:sz w:val="18"/>
+                                <w:szCs w:val="18"/>
+                                <w:lang w:val="es-MX"/>
+                              </w:rPr>
+                              <w:t xml:space="preserve">Desarrollo de </w:t>
+                            </w:r>
+                            <w:proofErr w:type="spellStart"/>
+                            <w:r>
+                              <w:rPr>
+                                <w:rFonts w:ascii="Raleway" w:hAnsi="Raleway"/>
+                                <w:color w:val="414042"/>
+                                <w:sz w:val="18"/>
+                                <w:szCs w:val="18"/>
+                                <w:lang w:val="es-MX"/>
+                              </w:rPr>
+                              <w:t>plugins</w:t>
+                            </w:r>
+                            <w:proofErr w:type="spellEnd"/>
+                            <w:r>
+                              <w:rPr>
+                                <w:rFonts w:ascii="Raleway" w:hAnsi="Raleway"/>
+                                <w:color w:val="414042"/>
+                                <w:sz w:val="18"/>
+                                <w:szCs w:val="18"/>
+                                <w:lang w:val="es-MX"/>
+                              </w:rPr>
+                              <w:t>), Servicios REST</w:t>
                             </w:r>
                           </w:p>
                           <w:p>
@@ -12662,14 +15851,25 @@
                                 <w:szCs w:val="18"/>
                               </w:rPr>
                             </w:pPr>
-                            <w:r>
-                              <w:rPr>
-                                <w:rFonts w:ascii="Raleway" w:hAnsi="Raleway"/>
-                                <w:color w:val="414042"/>
-                                <w:sz w:val="18"/>
-                                <w:szCs w:val="18"/>
-                              </w:rPr>
-                              <w:t>Actividades ERP SAP Business One, S/4 HANA</w:t>
+                            <w:proofErr w:type="spellStart"/>
+                            <w:r>
+                              <w:rPr>
+                                <w:rFonts w:ascii="Raleway" w:hAnsi="Raleway"/>
+                                <w:color w:val="414042"/>
+                                <w:sz w:val="18"/>
+                                <w:szCs w:val="18"/>
+                              </w:rPr>
+                              <w:t>Actividades</w:t>
+                            </w:r>
+                            <w:proofErr w:type="spellEnd"/>
+                            <w:r>
+                              <w:rPr>
+                                <w:rFonts w:ascii="Raleway" w:hAnsi="Raleway"/>
+                                <w:color w:val="414042"/>
+                                <w:sz w:val="18"/>
+                                <w:szCs w:val="18"/>
+                              </w:rPr>
+                              <w:t xml:space="preserve"> ERP SAP Business One, S/4 HANA</w:t>
                             </w:r>
                           </w:p>
                         </w:txbxContent>
@@ -12785,8 +15985,42 @@
                           <w:szCs w:val="18"/>
                           <w:lang w:val="es-MX"/>
                         </w:rPr>
-                        <w:t>Aplicaciones móviles Xamarin Forms</w:t>
-                      </w:r>
+                        <w:t xml:space="preserve">Aplicaciones móviles </w:t>
+                      </w:r>
+                      <w:proofErr w:type="spellStart"/>
+                      <w:r>
+                        <w:rPr>
+                          <w:rFonts w:ascii="Raleway" w:hAnsi="Raleway"/>
+                          <w:color w:val="414042"/>
+                          <w:sz w:val="18"/>
+                          <w:szCs w:val="18"/>
+                          <w:lang w:val="es-MX"/>
+                        </w:rPr>
+                        <w:t>Xamarin</w:t>
+                      </w:r>
+                      <w:proofErr w:type="spellEnd"/>
+                      <w:r>
+                        <w:rPr>
+                          <w:rFonts w:ascii="Raleway" w:hAnsi="Raleway"/>
+                          <w:color w:val="414042"/>
+                          <w:sz w:val="18"/>
+                          <w:szCs w:val="18"/>
+                          <w:lang w:val="es-MX"/>
+                        </w:rPr>
+                        <w:t xml:space="preserve"> </w:t>
+                      </w:r>
+                      <w:proofErr w:type="spellStart"/>
+                      <w:r>
+                        <w:rPr>
+                          <w:rFonts w:ascii="Raleway" w:hAnsi="Raleway"/>
+                          <w:color w:val="414042"/>
+                          <w:sz w:val="18"/>
+                          <w:szCs w:val="18"/>
+                          <w:lang w:val="es-MX"/>
+                        </w:rPr>
+                        <w:t>Forms</w:t>
+                      </w:r>
+                      <w:proofErr w:type="spellEnd"/>
                     </w:p>
                     <w:p>
                       <w:pPr>
@@ -12866,8 +16100,42 @@
                           <w:szCs w:val="18"/>
                           <w:lang w:val="es-MX"/>
                         </w:rPr>
-                        <w:t>Reportes SQL Reporting Services</w:t>
-                      </w:r>
+                        <w:t xml:space="preserve">Reportes SQL </w:t>
+                      </w:r>
+                      <w:proofErr w:type="spellStart"/>
+                      <w:r>
+                        <w:rPr>
+                          <w:rFonts w:ascii="Raleway" w:hAnsi="Raleway"/>
+                          <w:color w:val="414042"/>
+                          <w:sz w:val="18"/>
+                          <w:szCs w:val="18"/>
+                          <w:lang w:val="es-MX"/>
+                        </w:rPr>
+                        <w:t>Reporting</w:t>
+                      </w:r>
+                      <w:proofErr w:type="spellEnd"/>
+                      <w:r>
+                        <w:rPr>
+                          <w:rFonts w:ascii="Raleway" w:hAnsi="Raleway"/>
+                          <w:color w:val="414042"/>
+                          <w:sz w:val="18"/>
+                          <w:szCs w:val="18"/>
+                          <w:lang w:val="es-MX"/>
+                        </w:rPr>
+                        <w:t xml:space="preserve"> </w:t>
+                      </w:r>
+                      <w:proofErr w:type="spellStart"/>
+                      <w:r>
+                        <w:rPr>
+                          <w:rFonts w:ascii="Raleway" w:hAnsi="Raleway"/>
+                          <w:color w:val="414042"/>
+                          <w:sz w:val="18"/>
+                          <w:szCs w:val="18"/>
+                          <w:lang w:val="es-MX"/>
+                        </w:rPr>
+                        <w:t>Services</w:t>
+                      </w:r>
+                      <w:proofErr w:type="spellEnd"/>
                     </w:p>
                     <w:p>
                       <w:pPr>
@@ -12893,7 +16161,51 @@
                           <w:szCs w:val="18"/>
                           <w:lang w:val="es-MX"/>
                         </w:rPr>
-                        <w:t>Sistemas Web a la medida ASP.NET (MVC, Entity framework)</w:t>
+                        <w:t xml:space="preserve">Sistemas Web a la medida ASP.NET (MVC, </w:t>
+                      </w:r>
+                      <w:proofErr w:type="spellStart"/>
+                      <w:r>
+                        <w:rPr>
+                          <w:rFonts w:ascii="Raleway" w:hAnsi="Raleway"/>
+                          <w:color w:val="414042"/>
+                          <w:sz w:val="18"/>
+                          <w:szCs w:val="18"/>
+                          <w:lang w:val="es-MX"/>
+                        </w:rPr>
+                        <w:t>Entity</w:t>
+                      </w:r>
+                      <w:proofErr w:type="spellEnd"/>
+                      <w:r>
+                        <w:rPr>
+                          <w:rFonts w:ascii="Raleway" w:hAnsi="Raleway"/>
+                          <w:color w:val="414042"/>
+                          <w:sz w:val="18"/>
+                          <w:szCs w:val="18"/>
+                          <w:lang w:val="es-MX"/>
+                        </w:rPr>
+                        <w:t xml:space="preserve"> </w:t>
+                      </w:r>
+                      <w:proofErr w:type="spellStart"/>
+                      <w:r>
+                        <w:rPr>
+                          <w:rFonts w:ascii="Raleway" w:hAnsi="Raleway"/>
+                          <w:color w:val="414042"/>
+                          <w:sz w:val="18"/>
+                          <w:szCs w:val="18"/>
+                          <w:lang w:val="es-MX"/>
+                        </w:rPr>
+                        <w:t>framework</w:t>
+                      </w:r>
+                      <w:proofErr w:type="spellEnd"/>
+                      <w:r>
+                        <w:rPr>
+                          <w:rFonts w:ascii="Raleway" w:hAnsi="Raleway"/>
+                          <w:color w:val="414042"/>
+                          <w:sz w:val="18"/>
+                          <w:szCs w:val="18"/>
+                          <w:lang w:val="es-MX"/>
+                        </w:rPr>
+                        <w:t>)</w:t>
                       </w:r>
                     </w:p>
                     <w:p>
@@ -12974,7 +16286,63 @@
                           <w:szCs w:val="18"/>
                           <w:lang w:val="es-MX"/>
                         </w:rPr>
-                        <w:t>PHP: Wordpress(Desarrollo de plugins), Servicios REST</w:t>
+                        <w:t xml:space="preserve">PHP: </w:t>
+                      </w:r>
+                      <w:proofErr w:type="spellStart"/>
+                      <w:proofErr w:type="gramStart"/>
+                      <w:r>
+                        <w:rPr>
+                          <w:rFonts w:ascii="Raleway" w:hAnsi="Raleway"/>
+                          <w:color w:val="414042"/>
+                          <w:sz w:val="18"/>
+                          <w:szCs w:val="18"/>
+                          <w:lang w:val="es-MX"/>
+                        </w:rPr>
+                        <w:t>Wordpress</w:t>
+                      </w:r>
+                      <w:proofErr w:type="spellEnd"/>
+                      <w:r>
+                        <w:rPr>
+                          <w:rFonts w:ascii="Raleway" w:hAnsi="Raleway"/>
+                          <w:color w:val="414042"/>
+                          <w:sz w:val="18"/>
+                          <w:szCs w:val="18"/>
+                          <w:lang w:val="es-MX"/>
+                        </w:rPr>
+                        <w:t>(</w:t>
+                      </w:r>
+                      <w:proofErr w:type="gramEnd"/>
+                      <w:r>
+                        <w:rPr>
+                          <w:rFonts w:ascii="Raleway" w:hAnsi="Raleway"/>
+                          <w:color w:val="414042"/>
+                          <w:sz w:val="18"/>
+                          <w:szCs w:val="18"/>
+                          <w:lang w:val="es-MX"/>
+                        </w:rPr>
+                        <w:t xml:space="preserve">Desarrollo de </w:t>
+                      </w:r>
+                      <w:proofErr w:type="spellStart"/>
+                      <w:r>
+                        <w:rPr>
+                          <w:rFonts w:ascii="Raleway" w:hAnsi="Raleway"/>
+                          <w:color w:val="414042"/>
+                          <w:sz w:val="18"/>
+                          <w:szCs w:val="18"/>
+                          <w:lang w:val="es-MX"/>
+                        </w:rPr>
+                        <w:t>plugins</w:t>
+                      </w:r>
+                      <w:proofErr w:type="spellEnd"/>
+                      <w:r>
+                        <w:rPr>
+                          <w:rFonts w:ascii="Raleway" w:hAnsi="Raleway"/>
+                          <w:color w:val="414042"/>
+                          <w:sz w:val="18"/>
+                          <w:szCs w:val="18"/>
+                          <w:lang w:val="es-MX"/>
+                        </w:rPr>
+                        <w:t>), Servicios REST</w:t>
                       </w:r>
                     </w:p>
                     <w:p>
@@ -12992,14 +16360,25 @@
                           <w:szCs w:val="18"/>
                         </w:rPr>
                       </w:pPr>
-                      <w:r>
-                        <w:rPr>
-                          <w:rFonts w:ascii="Raleway" w:hAnsi="Raleway"/>
-                          <w:color w:val="414042"/>
-                          <w:sz w:val="18"/>
-                          <w:szCs w:val="18"/>
-                        </w:rPr>
-                        <w:t>Actividades ERP SAP Business One, S/4 HANA</w:t>
+                      <w:proofErr w:type="spellStart"/>
+                      <w:r>
+                        <w:rPr>
+                          <w:rFonts w:ascii="Raleway" w:hAnsi="Raleway"/>
+                          <w:color w:val="414042"/>
+                          <w:sz w:val="18"/>
+                          <w:szCs w:val="18"/>
+                        </w:rPr>
+                        <w:t>Actividades</w:t>
+                      </w:r>
+                      <w:proofErr w:type="spellEnd"/>
+                      <w:r>
+                        <w:rPr>
+                          <w:rFonts w:ascii="Raleway" w:hAnsi="Raleway"/>
+                          <w:color w:val="414042"/>
+                          <w:sz w:val="18"/>
+                          <w:szCs w:val="18"/>
+                        </w:rPr>
+                        <w:t xml:space="preserve"> ERP SAP Business One, S/4 HANA</w:t>
                       </w:r>
                     </w:p>
                   </w:txbxContent>
